--- a/D21 eStation开发人员手册.docx
+++ b/D21 eStation开发人员手册.docx
@@ -70,7 +70,7 @@
                 <w:sz w:val="22"/>
                 <w:szCs w:val="24"/>
               </w:rPr>
-              <w:t>5</w:t>
+              <w:t>6</w:t>
             </w:r>
           </w:p>
         </w:tc>
@@ -120,11 +120,11 @@
             </w:r>
             <w:r>
               <w:rPr>
-                <w:rFonts w:eastAsiaTheme="minorHAnsi" w:cs="Calibri" w:hint="eastAsia"/>
+                <w:rFonts w:eastAsiaTheme="minorHAnsi" w:cs="Calibri"/>
                 <w:sz w:val="22"/>
                 <w:szCs w:val="24"/>
               </w:rPr>
-              <w:t>5</w:t>
+              <w:t>6</w:t>
             </w:r>
             <w:r>
               <w:rPr>
@@ -144,11 +144,11 @@
             </w:r>
             <w:r>
               <w:rPr>
-                <w:rFonts w:eastAsiaTheme="minorHAnsi" w:cs="Calibri" w:hint="eastAsia"/>
+                <w:rFonts w:eastAsiaTheme="minorHAnsi" w:cs="Calibri"/>
                 <w:sz w:val="22"/>
                 <w:szCs w:val="24"/>
               </w:rPr>
-              <w:t>8</w:t>
+              <w:t>4</w:t>
             </w:r>
             <w:r>
               <w:rPr>
@@ -160,19 +160,11 @@
             </w:r>
             <w:r>
               <w:rPr>
-                <w:rFonts w:eastAsiaTheme="minorHAnsi" w:cs="Calibri" w:hint="eastAsia"/>
+                <w:rFonts w:eastAsiaTheme="minorHAnsi" w:cs="Calibri"/>
                 <w:sz w:val="22"/>
                 <w:szCs w:val="24"/>
               </w:rPr>
-              <w:t>1</w:t>
-            </w:r>
-            <w:r>
-              <w:rPr>
-                <w:rFonts w:eastAsiaTheme="minorHAnsi" w:cs="Calibri" w:hint="eastAsia"/>
-                <w:sz w:val="22"/>
-                <w:szCs w:val="24"/>
-              </w:rPr>
-              <w:t>9</w:t>
+              <w:t>13</w:t>
             </w:r>
           </w:p>
         </w:tc>
@@ -242,15 +234,7 @@
                 <w:sz w:val="22"/>
                 <w:szCs w:val="24"/>
               </w:rPr>
-              <w:t>3</w:t>
-            </w:r>
-            <w:r>
-              <w:rPr>
-                <w:rFonts w:eastAsiaTheme="minorHAnsi" w:cs="Calibri" w:hint="eastAsia"/>
-                <w:sz w:val="22"/>
-                <w:szCs w:val="24"/>
-              </w:rPr>
-              <w:t>6</w:t>
+              <w:t>44</w:t>
             </w:r>
           </w:p>
         </w:tc>
@@ -2289,21 +2273,7 @@
               <w:rPr>
                 <w:rFonts w:eastAsiaTheme="minorHAnsi" w:cs="Calibri" w:hint="eastAsia"/>
               </w:rPr>
-              <w:t>移除了DSL的</w:t>
-            </w:r>
-            <w:proofErr w:type="spellStart"/>
-            <w:r>
-              <w:rPr>
-                <w:rFonts w:eastAsiaTheme="minorHAnsi" w:cs="Calibri" w:hint="eastAsia"/>
-              </w:rPr>
-              <w:t>Pattern.UpdateImage</w:t>
-            </w:r>
-            <w:proofErr w:type="spellEnd"/>
-            <w:r>
-              <w:rPr>
-                <w:rFonts w:eastAsiaTheme="minorHAnsi" w:cs="Calibri" w:hint="eastAsia"/>
-              </w:rPr>
-              <w:t>指令</w:t>
+              <w:t>移除了DSL的Pattern.UpdateImage指令</w:t>
             </w:r>
           </w:p>
         </w:tc>
@@ -2355,6 +2325,12 @@
                 <w:rFonts w:eastAsiaTheme="minorHAnsi" w:cs="Calibri"/>
               </w:rPr>
             </w:pPr>
+            <w:r>
+              <w:rPr>
+                <w:rFonts w:eastAsiaTheme="minorHAnsi" w:cs="Calibri"/>
+              </w:rPr>
+              <w:t>0.16</w:t>
+            </w:r>
           </w:p>
         </w:tc>
         <w:tc>
@@ -2367,6 +2343,18 @@
                 <w:rFonts w:eastAsiaTheme="minorHAnsi" w:cs="Calibri"/>
               </w:rPr>
             </w:pPr>
+            <w:r>
+              <w:rPr>
+                <w:rFonts w:eastAsiaTheme="minorHAnsi" w:cs="Calibri"/>
+              </w:rPr>
+              <w:t>2026-04-</w:t>
+            </w:r>
+            <w:r>
+              <w:rPr>
+                <w:rFonts w:eastAsiaTheme="minorHAnsi" w:cs="Calibri"/>
+              </w:rPr>
+              <w:t>13</w:t>
+            </w:r>
           </w:p>
         </w:tc>
         <w:tc>
@@ -2379,6 +2367,25 @@
                 <w:rFonts w:eastAsiaTheme="minorHAnsi" w:cs="Calibri"/>
               </w:rPr>
             </w:pPr>
+            <w:r>
+              <w:rPr>
+                <w:rFonts w:eastAsiaTheme="minorHAnsi" w:cs="Calibri" w:hint="eastAsia"/>
+              </w:rPr>
+              <w:t>增加了6色、7色类型的价签支持</w:t>
+            </w:r>
+          </w:p>
+          <w:p>
+            <w:pPr>
+              <w:rPr>
+                <w:rFonts w:eastAsiaTheme="minorHAnsi" w:cs="Calibri"/>
+              </w:rPr>
+            </w:pPr>
+            <w:r>
+              <w:rPr>
+                <w:rFonts w:eastAsiaTheme="minorHAnsi" w:cs="Calibri" w:hint="eastAsia"/>
+              </w:rPr>
+              <w:t>增加了主流图像格式的支持</w:t>
+            </w:r>
           </w:p>
         </w:tc>
         <w:tc>
@@ -2391,6 +2398,12 @@
                 <w:rFonts w:eastAsiaTheme="minorHAnsi" w:cs="Calibri"/>
               </w:rPr>
             </w:pPr>
+            <w:r>
+              <w:rPr>
+                <w:rFonts w:eastAsiaTheme="minorHAnsi" w:cs="Calibri" w:hint="eastAsia"/>
+              </w:rPr>
+              <w:t>黄海鹏</w:t>
+            </w:r>
           </w:p>
         </w:tc>
         <w:tc>
@@ -2403,6 +2416,12 @@
                 <w:rFonts w:eastAsiaTheme="minorHAnsi" w:cs="Calibri"/>
               </w:rPr>
             </w:pPr>
+            <w:r>
+              <w:rPr>
+                <w:rFonts w:eastAsiaTheme="minorHAnsi" w:cs="Calibri" w:hint="eastAsia"/>
+              </w:rPr>
+              <w:t>黄海鹏</w:t>
+            </w:r>
           </w:p>
         </w:tc>
       </w:tr>
@@ -7184,7 +7203,7 @@
                 <w:lang w:val="en-CA"/>
               </w:rPr>
               <w:drawing>
-                <wp:inline distT="0" distB="0" distL="0" distR="0" wp14:anchorId="427E533C" wp14:editId="509D0998">
+                <wp:inline distT="0" distB="0" distL="0" distR="0" wp14:anchorId="427E533C" wp14:editId="0F742274">
                   <wp:extent cx="2592000" cy="1616400"/>
                   <wp:effectExtent l="19050" t="19050" r="18415" b="22225"/>
                   <wp:docPr id="272512217" name="图片 1"/>
@@ -8179,7 +8198,7 @@
           <w:noProof/>
           <w:sz w:val="22"/>
         </w:rPr>
-        <w:object w:dxaOrig="8209" w:dyaOrig="3311" w14:anchorId="5771CC8D">
+        <w:object w:dxaOrig="8209" w:dyaOrig="3311" w14:anchorId="695DB642">
           <v:shapetype id="_x0000_t75" coordsize="21600,21600" o:spt="75" o:preferrelative="t" path="m@4@5l@4@11@9@11@9@5xe" filled="f" stroked="f">
             <v:stroke joinstyle="miter"/>
             <v:formulas>
@@ -8199,10 +8218,10 @@
             <v:path o:extrusionok="f" gradientshapeok="t" o:connecttype="rect"/>
             <o:lock v:ext="edit" aspectratio="t"/>
           </v:shapetype>
-          <v:shape id="_x0000_i1027" type="#_x0000_t75" alt="" style="width:412.1pt;height:164.7pt;mso-width-percent:0;mso-height-percent:0;mso-width-percent:0;mso-height-percent:0" o:ole="">
+          <v:shape id="_x0000_i1027" type="#_x0000_t75" alt="" style="width:411.95pt;height:165.25pt;mso-width-percent:0;mso-height-percent:0;mso-width-percent:0;mso-height-percent:0" o:ole="">
             <v:imagedata r:id="rId15" o:title=""/>
           </v:shape>
-          <o:OLEObject Type="Embed" ProgID="Visio.Drawing.15" ShapeID="_x0000_i1027" DrawAspect="Content" ObjectID="_1818137592" r:id="rId16"/>
+          <o:OLEObject Type="Embed" ProgID="Visio.Drawing.15" ShapeID="_x0000_i1027" DrawAspect="Content" ObjectID="_1837598215" r:id="rId16"/>
         </w:object>
       </w:r>
     </w:p>
@@ -9169,11 +9188,11 @@
           <w:noProof/>
           <w:sz w:val="22"/>
         </w:rPr>
-        <w:object w:dxaOrig="7310" w:dyaOrig="900" w14:anchorId="66A1081A">
-          <v:shape id="_x0000_i1026" type="#_x0000_t75" alt="" style="width:365.35pt;height:45.95pt;mso-width-percent:0;mso-height-percent:0;mso-width-percent:0;mso-height-percent:0" o:ole="">
+        <w:object w:dxaOrig="7310" w:dyaOrig="900" w14:anchorId="7070E2E5">
+          <v:shape id="_x0000_i1026" type="#_x0000_t75" alt="" style="width:365.9pt;height:46.05pt;mso-width-percent:0;mso-height-percent:0;mso-width-percent:0;mso-height-percent:0" o:ole="">
             <v:imagedata r:id="rId17" o:title=""/>
           </v:shape>
-          <o:OLEObject Type="Embed" ProgID="Visio.Drawing.15" ShapeID="_x0000_i1026" DrawAspect="Content" ObjectID="_1818137593" r:id="rId18"/>
+          <o:OLEObject Type="Embed" ProgID="Visio.Drawing.15" ShapeID="_x0000_i1026" DrawAspect="Content" ObjectID="_1837598216" r:id="rId18"/>
         </w:object>
       </w:r>
     </w:p>
@@ -9808,17 +9827,8 @@
             <w:rStyle w:val="Hyperlink"/>
             <w:rFonts w:eastAsiaTheme="minorHAnsi"/>
           </w:rPr>
-          <w:t xml:space="preserve">s • </w:t>
+          <w:t>s • Cyotek</w:t>
         </w:r>
-        <w:proofErr w:type="spellStart"/>
-        <w:r>
-          <w:rPr>
-            <w:rStyle w:val="Hyperlink"/>
-            <w:rFonts w:eastAsiaTheme="minorHAnsi"/>
-          </w:rPr>
-          <w:t>Cyotek</w:t>
-        </w:r>
-        <w:proofErr w:type="spellEnd"/>
       </w:hyperlink>
     </w:p>
     <w:p>
@@ -10300,23 +10310,7 @@
           <w:rFonts w:eastAsiaTheme="minorHAnsi" w:cs="Calibri" w:hint="eastAsia"/>
           <w:sz w:val="22"/>
         </w:rPr>
-        <w:t>Topic（</w:t>
-      </w:r>
-      <w:proofErr w:type="spellStart"/>
-      <w:r>
-        <w:rPr>
-          <w:rFonts w:eastAsiaTheme="minorHAnsi" w:cs="Calibri" w:hint="eastAsia"/>
-          <w:sz w:val="22"/>
-        </w:rPr>
-        <w:t>Topic</w:t>
-      </w:r>
-      <w:proofErr w:type="spellEnd"/>
-      <w:r>
-        <w:rPr>
-          <w:rFonts w:eastAsiaTheme="minorHAnsi" w:cs="Calibri" w:hint="eastAsia"/>
-          <w:sz w:val="22"/>
-        </w:rPr>
-        <w:t xml:space="preserve"> Alias）：</w:t>
+        <w:t>Topic（Topic Alias）：</w:t>
       </w:r>
     </w:p>
     <w:p>
@@ -10881,23 +10875,7 @@
           <w:rFonts w:eastAsiaTheme="minorHAnsi" w:cs="Calibri" w:hint="eastAsia"/>
           <w:sz w:val="22"/>
         </w:rPr>
-        <w:t>（</w:t>
-      </w:r>
-      <w:proofErr w:type="spellStart"/>
-      <w:r>
-        <w:rPr>
-          <w:rFonts w:eastAsiaTheme="minorHAnsi" w:cs="Calibri" w:hint="eastAsia"/>
-          <w:sz w:val="22"/>
-        </w:rPr>
-        <w:t>Topic</w:t>
-      </w:r>
-      <w:proofErr w:type="spellEnd"/>
-      <w:r>
-        <w:rPr>
-          <w:rFonts w:eastAsiaTheme="minorHAnsi" w:cs="Calibri" w:hint="eastAsia"/>
-          <w:sz w:val="22"/>
-        </w:rPr>
-        <w:t xml:space="preserve"> Alias）</w:t>
+        <w:t>（Topic Alias）</w:t>
       </w:r>
       <w:r>
         <w:rPr>
@@ -11304,11 +11282,11 @@
         <w:rPr>
           <w:noProof/>
         </w:rPr>
-        <w:object w:dxaOrig="6880" w:dyaOrig="7151" w14:anchorId="05234394">
-          <v:shape id="_x0000_i1025" type="#_x0000_t75" alt="" style="width:343.9pt;height:5in;mso-width-percent:0;mso-height-percent:0;mso-width-percent:0;mso-height-percent:0" o:ole="">
+        <w:object w:dxaOrig="6880" w:dyaOrig="7151" w14:anchorId="58293901">
+          <v:shape id="_x0000_i1025" type="#_x0000_t75" alt="" style="width:344.05pt;height:5in;mso-width-percent:0;mso-height-percent:0;mso-width-percent:0;mso-height-percent:0" o:ole="">
             <v:imagedata r:id="rId25" o:title=""/>
           </v:shape>
-          <o:OLEObject Type="Embed" ProgID="Visio.Drawing.15" ShapeID="_x0000_i1025" DrawAspect="Content" ObjectID="_1818137594" r:id="rId26"/>
+          <o:OLEObject Type="Embed" ProgID="Visio.Drawing.15" ShapeID="_x0000_i1025" DrawAspect="Content" ObjectID="_1837598217" r:id="rId26"/>
         </w:object>
       </w:r>
     </w:p>
@@ -12378,7 +12356,6 @@
                 <w:sz w:val="22"/>
               </w:rPr>
             </w:pPr>
-            <w:proofErr w:type="spellStart"/>
             <w:r>
               <w:rPr>
                 <w:rFonts w:eastAsiaTheme="minorHAnsi" w:cs="Calibri" w:hint="eastAsia"/>
@@ -12386,7 +12363,6 @@
               </w:rPr>
               <w:t>ExatclyOnce</w:t>
             </w:r>
-            <w:proofErr w:type="spellEnd"/>
           </w:p>
         </w:tc>
       </w:tr>
@@ -12984,7 +12960,6 @@
                 <w:sz w:val="22"/>
               </w:rPr>
             </w:pPr>
-            <w:proofErr w:type="spellStart"/>
             <w:r>
               <w:rPr>
                 <w:rFonts w:eastAsiaTheme="minorHAnsi" w:cs="Calibri" w:hint="eastAsia"/>
@@ -12992,7 +12967,6 @@
               </w:rPr>
               <w:t>ApType</w:t>
             </w:r>
-            <w:proofErr w:type="spellEnd"/>
           </w:p>
         </w:tc>
         <w:tc>
@@ -13079,7 +13053,6 @@
                 <w:sz w:val="22"/>
               </w:rPr>
             </w:pPr>
-            <w:proofErr w:type="spellStart"/>
             <w:r>
               <w:rPr>
                 <w:rFonts w:eastAsiaTheme="minorHAnsi" w:cs="Calibri" w:hint="eastAsia"/>
@@ -13087,7 +13060,6 @@
               </w:rPr>
               <w:t>ApVersion</w:t>
             </w:r>
-            <w:proofErr w:type="spellEnd"/>
           </w:p>
         </w:tc>
         <w:tc>
@@ -13167,7 +13139,6 @@
                 <w:sz w:val="22"/>
               </w:rPr>
             </w:pPr>
-            <w:proofErr w:type="spellStart"/>
             <w:r>
               <w:rPr>
                 <w:rFonts w:eastAsiaTheme="minorHAnsi" w:cs="Calibri" w:hint="eastAsia"/>
@@ -13175,7 +13146,6 @@
               </w:rPr>
               <w:t>ModVersion</w:t>
             </w:r>
-            <w:proofErr w:type="spellEnd"/>
           </w:p>
         </w:tc>
         <w:tc>
@@ -13255,7 +13225,6 @@
                 <w:sz w:val="22"/>
               </w:rPr>
             </w:pPr>
-            <w:proofErr w:type="spellStart"/>
             <w:r>
               <w:rPr>
                 <w:rFonts w:eastAsiaTheme="minorHAnsi" w:cs="Calibri" w:hint="eastAsia"/>
@@ -13263,7 +13232,6 @@
               </w:rPr>
               <w:t>DiskSize</w:t>
             </w:r>
-            <w:proofErr w:type="spellEnd"/>
           </w:p>
         </w:tc>
         <w:tc>
@@ -13343,7 +13311,6 @@
                 <w:sz w:val="22"/>
               </w:rPr>
             </w:pPr>
-            <w:proofErr w:type="spellStart"/>
             <w:r>
               <w:rPr>
                 <w:rFonts w:eastAsiaTheme="minorHAnsi" w:cs="Calibri" w:hint="eastAsia"/>
@@ -13351,7 +13318,6 @@
               </w:rPr>
               <w:t>FreeSpace</w:t>
             </w:r>
-            <w:proofErr w:type="spellEnd"/>
           </w:p>
         </w:tc>
         <w:tc>
@@ -13524,7 +13490,6 @@
                 <w:sz w:val="22"/>
               </w:rPr>
             </w:pPr>
-            <w:proofErr w:type="spellStart"/>
             <w:r>
               <w:rPr>
                 <w:rFonts w:eastAsiaTheme="minorHAnsi" w:cs="Calibri" w:hint="eastAsia"/>
@@ -13532,7 +13497,6 @@
               </w:rPr>
               <w:t>ConnParam</w:t>
             </w:r>
-            <w:proofErr w:type="spellEnd"/>
           </w:p>
         </w:tc>
         <w:tc>
@@ -13724,7 +13688,6 @@
                 <w:sz w:val="22"/>
               </w:rPr>
             </w:pPr>
-            <w:proofErr w:type="spellStart"/>
             <w:r>
               <w:rPr>
                 <w:rFonts w:eastAsiaTheme="minorHAnsi" w:cs="Calibri" w:hint="eastAsia"/>
@@ -13732,7 +13695,6 @@
               </w:rPr>
               <w:t>AutoIP</w:t>
             </w:r>
-            <w:proofErr w:type="spellEnd"/>
           </w:p>
         </w:tc>
         <w:tc>
@@ -13796,7 +13758,6 @@
                 <w:rFonts w:eastAsiaTheme="minorHAnsi" w:cs="Calibri" w:hint="eastAsia"/>
                 <w:sz w:val="22"/>
               </w:rPr>
-              <w:lastRenderedPageBreak/>
               <w:t>13</w:t>
             </w:r>
           </w:p>
@@ -13883,6 +13844,7 @@
                 <w:rFonts w:eastAsiaTheme="minorHAnsi" w:cs="Calibri" w:hint="eastAsia"/>
                 <w:sz w:val="22"/>
               </w:rPr>
+              <w:lastRenderedPageBreak/>
               <w:t>14</w:t>
             </w:r>
           </w:p>
@@ -14427,7 +14389,6 @@
                 <w:sz w:val="22"/>
               </w:rPr>
             </w:pPr>
-            <w:proofErr w:type="spellStart"/>
             <w:r>
               <w:rPr>
                 <w:rFonts w:eastAsiaTheme="minorHAnsi" w:cs="Calibri"/>
@@ -14435,7 +14396,6 @@
               </w:rPr>
               <w:t>AtMostOnce</w:t>
             </w:r>
-            <w:proofErr w:type="spellEnd"/>
           </w:p>
         </w:tc>
       </w:tr>
@@ -14473,7 +14433,6 @@
                 <w:sz w:val="22"/>
               </w:rPr>
             </w:pPr>
-            <w:proofErr w:type="spellStart"/>
             <w:r>
               <w:rPr>
                 <w:rFonts w:eastAsiaTheme="minorHAnsi" w:cs="Calibri"/>
@@ -14488,7 +14447,6 @@
               </w:rPr>
               <w:t>Message</w:t>
             </w:r>
-            <w:proofErr w:type="spellEnd"/>
             <w:r>
               <w:rPr>
                 <w:rFonts w:eastAsiaTheme="minorHAnsi" w:cs="Calibri"/>
@@ -14510,7 +14468,6 @@
           <w:sz w:val="22"/>
         </w:rPr>
       </w:pPr>
-      <w:proofErr w:type="spellStart"/>
       <w:r>
         <w:rPr>
           <w:rFonts w:eastAsiaTheme="minorHAnsi" w:cs="Calibri"/>
@@ -14529,7 +14486,6 @@
         </w:rPr>
         <w:t>Message</w:t>
       </w:r>
-      <w:proofErr w:type="spellEnd"/>
       <w:r>
         <w:rPr>
           <w:rFonts w:eastAsiaTheme="minorHAnsi" w:cs="Calibri"/>
@@ -14691,7 +14647,6 @@
                 <w:sz w:val="22"/>
               </w:rPr>
             </w:pPr>
-            <w:proofErr w:type="spellStart"/>
             <w:r>
               <w:rPr>
                 <w:rFonts w:eastAsiaTheme="minorHAnsi" w:cs="Calibri" w:hint="eastAsia"/>
@@ -14699,7 +14654,6 @@
               </w:rPr>
               <w:t>MessageCode</w:t>
             </w:r>
-            <w:proofErr w:type="spellEnd"/>
           </w:p>
         </w:tc>
         <w:tc>
@@ -14735,7 +14689,6 @@
           <w:szCs w:val="24"/>
         </w:rPr>
       </w:pPr>
-      <w:proofErr w:type="spellStart"/>
       <w:r>
         <w:rPr>
           <w:rFonts w:eastAsiaTheme="minorHAnsi" w:cs="Calibri" w:hint="eastAsia"/>
@@ -14746,7 +14699,6 @@
         </w:rPr>
         <w:t>MessageCode</w:t>
       </w:r>
-      <w:proofErr w:type="spellEnd"/>
       <w:r>
         <w:rPr>
           <w:rFonts w:eastAsiaTheme="minorHAnsi" w:cs="Calibri" w:hint="eastAsia"/>
@@ -14899,7 +14851,6 @@
           <w:szCs w:val="24"/>
         </w:rPr>
       </w:pPr>
-      <w:proofErr w:type="spellStart"/>
       <w:r>
         <w:rPr>
           <w:rFonts w:asciiTheme="minorEastAsia" w:hAnsiTheme="minorEastAsia" w:hint="eastAsia"/>
@@ -14914,16 +14865,7 @@
           <w:sz w:val="22"/>
           <w:szCs w:val="24"/>
         </w:rPr>
-        <w:t>Error</w:t>
-      </w:r>
-      <w:proofErr w:type="spellEnd"/>
-      <w:r>
-        <w:rPr>
-          <w:rFonts w:asciiTheme="minorEastAsia" w:hAnsiTheme="minorEastAsia" w:hint="eastAsia"/>
-          <w:sz w:val="22"/>
-          <w:szCs w:val="24"/>
-        </w:rPr>
-        <w:t xml:space="preserve"> 通信模块异常</w:t>
+        <w:t>Error 通信模块异常</w:t>
       </w:r>
     </w:p>
     <w:p>
@@ -14941,23 +14883,13 @@
           <w:szCs w:val="24"/>
         </w:rPr>
       </w:pPr>
-      <w:proofErr w:type="spellStart"/>
       <w:r>
         <w:rPr>
           <w:rFonts w:asciiTheme="minorEastAsia" w:hAnsiTheme="minorEastAsia" w:hint="eastAsia"/>
           <w:sz w:val="22"/>
           <w:szCs w:val="24"/>
         </w:rPr>
-        <w:t>AppError</w:t>
-      </w:r>
-      <w:proofErr w:type="spellEnd"/>
-      <w:r>
-        <w:rPr>
-          <w:rFonts w:asciiTheme="minorEastAsia" w:hAnsiTheme="minorEastAsia" w:hint="eastAsia"/>
-          <w:sz w:val="22"/>
-          <w:szCs w:val="24"/>
-        </w:rPr>
-        <w:t xml:space="preserve"> 主程序异常</w:t>
+        <w:t>AppError 主程序异常</w:t>
       </w:r>
     </w:p>
     <w:p>
@@ -15015,23 +14947,13 @@
           <w:szCs w:val="24"/>
         </w:rPr>
       </w:pPr>
-      <w:proofErr w:type="spellStart"/>
       <w:r>
         <w:rPr>
           <w:rFonts w:asciiTheme="minorEastAsia" w:hAnsiTheme="minorEastAsia" w:hint="eastAsia"/>
           <w:sz w:val="22"/>
           <w:szCs w:val="24"/>
         </w:rPr>
-        <w:t>MaxLimit</w:t>
-      </w:r>
-      <w:proofErr w:type="spellEnd"/>
-      <w:r>
-        <w:rPr>
-          <w:rFonts w:asciiTheme="minorEastAsia" w:hAnsiTheme="minorEastAsia" w:hint="eastAsia"/>
-          <w:sz w:val="22"/>
-          <w:szCs w:val="24"/>
-        </w:rPr>
-        <w:t xml:space="preserve"> 当前数据队列已经达到</w:t>
+        <w:t>MaxLimit 当前数据队列已经达到</w:t>
       </w:r>
       <w:r>
         <w:rPr>
@@ -15065,7 +14987,6 @@
           <w:szCs w:val="24"/>
         </w:rPr>
       </w:pPr>
-      <w:proofErr w:type="spellStart"/>
       <w:r>
         <w:rPr>
           <w:rFonts w:asciiTheme="minorEastAsia" w:hAnsiTheme="minorEastAsia" w:hint="eastAsia"/>
@@ -15082,7 +15003,6 @@
         </w:rPr>
         <w:t>TaskESL</w:t>
       </w:r>
-      <w:proofErr w:type="spellEnd"/>
       <w:r>
         <w:rPr>
           <w:rFonts w:asciiTheme="minorEastAsia" w:hAnsiTheme="minorEastAsia" w:hint="eastAsia"/>
@@ -15107,7 +15027,6 @@
           <w:szCs w:val="24"/>
         </w:rPr>
       </w:pPr>
-      <w:proofErr w:type="spellStart"/>
       <w:r>
         <w:rPr>
           <w:rFonts w:asciiTheme="minorEastAsia" w:hAnsiTheme="minorEastAsia"/>
@@ -15116,7 +15035,6 @@
         </w:rPr>
         <w:t>InvalidTaskDSL</w:t>
       </w:r>
-      <w:proofErr w:type="spellEnd"/>
       <w:r>
         <w:rPr>
           <w:rFonts w:asciiTheme="minorEastAsia" w:hAnsiTheme="minorEastAsia" w:hint="eastAsia"/>
@@ -15173,7 +15091,6 @@
           <w:szCs w:val="24"/>
         </w:rPr>
       </w:pPr>
-      <w:proofErr w:type="spellStart"/>
       <w:r>
         <w:rPr>
           <w:rFonts w:asciiTheme="minorEastAsia" w:hAnsiTheme="minorEastAsia"/>
@@ -15182,7 +15099,6 @@
         </w:rPr>
         <w:t>InvalidOTA</w:t>
       </w:r>
-      <w:proofErr w:type="spellEnd"/>
       <w:r>
         <w:rPr>
           <w:rFonts w:asciiTheme="minorEastAsia" w:hAnsiTheme="minorEastAsia" w:hint="eastAsia"/>
@@ -15798,7 +15714,6 @@
                 <w:rFonts w:eastAsiaTheme="minorHAnsi" w:cs="Calibri"/>
                 <w:sz w:val="22"/>
               </w:rPr>
-              <w:lastRenderedPageBreak/>
               <w:t>1</w:t>
             </w:r>
           </w:p>
@@ -15815,7 +15730,6 @@
                 <w:sz w:val="22"/>
               </w:rPr>
             </w:pPr>
-            <w:proofErr w:type="spellStart"/>
             <w:r>
               <w:rPr>
                 <w:rFonts w:eastAsiaTheme="minorHAnsi" w:cs="Calibri"/>
@@ -15823,7 +15737,6 @@
               </w:rPr>
               <w:t>WaitCount</w:t>
             </w:r>
-            <w:proofErr w:type="spellEnd"/>
           </w:p>
         </w:tc>
         <w:tc>
@@ -15887,6 +15800,7 @@
                 <w:rFonts w:eastAsiaTheme="minorHAnsi" w:cs="Calibri"/>
                 <w:sz w:val="22"/>
               </w:rPr>
+              <w:lastRenderedPageBreak/>
               <w:t>2</w:t>
             </w:r>
           </w:p>
@@ -15903,7 +15817,6 @@
                 <w:sz w:val="22"/>
               </w:rPr>
             </w:pPr>
-            <w:proofErr w:type="spellStart"/>
             <w:r>
               <w:rPr>
                 <w:rFonts w:eastAsiaTheme="minorHAnsi" w:cs="Calibri"/>
@@ -15911,7 +15824,6 @@
               </w:rPr>
               <w:t>SendCount</w:t>
             </w:r>
-            <w:proofErr w:type="spellEnd"/>
           </w:p>
         </w:tc>
         <w:tc>
@@ -16444,7 +16356,6 @@
                 <w:sz w:val="22"/>
               </w:rPr>
             </w:pPr>
-            <w:proofErr w:type="spellStart"/>
             <w:r>
               <w:rPr>
                 <w:rFonts w:eastAsiaTheme="minorHAnsi" w:cs="Calibri"/>
@@ -16452,7 +16363,6 @@
               </w:rPr>
               <w:t>RfPower</w:t>
             </w:r>
-            <w:proofErr w:type="spellEnd"/>
           </w:p>
         </w:tc>
         <w:tc>
@@ -17202,7 +17112,6 @@
                 <w:sz w:val="22"/>
               </w:rPr>
             </w:pPr>
-            <w:proofErr w:type="spellStart"/>
             <w:r>
               <w:rPr>
                 <w:rFonts w:eastAsiaTheme="minorHAnsi" w:cs="Calibri" w:hint="eastAsia"/>
@@ -17210,7 +17119,6 @@
               </w:rPr>
               <w:t>UtcTime</w:t>
             </w:r>
-            <w:proofErr w:type="spellEnd"/>
           </w:p>
         </w:tc>
         <w:tc>
@@ -17315,7 +17223,6 @@
                 <w:sz w:val="22"/>
               </w:rPr>
             </w:pPr>
-            <w:proofErr w:type="spellStart"/>
             <w:r>
               <w:rPr>
                 <w:rFonts w:eastAsiaTheme="minorHAnsi" w:cs="Calibri" w:hint="eastAsia"/>
@@ -17323,7 +17230,6 @@
               </w:rPr>
               <w:t>TimePercent</w:t>
             </w:r>
-            <w:proofErr w:type="spellEnd"/>
           </w:p>
         </w:tc>
         <w:tc>
@@ -17869,7 +17775,6 @@
                 <w:sz w:val="22"/>
               </w:rPr>
             </w:pPr>
-            <w:proofErr w:type="spellStart"/>
             <w:r>
               <w:rPr>
                 <w:rFonts w:eastAsiaTheme="minorHAnsi" w:cs="Calibri"/>
@@ -17877,7 +17782,6 @@
               </w:rPr>
               <w:t>AtMostOnce</w:t>
             </w:r>
-            <w:proofErr w:type="spellEnd"/>
           </w:p>
         </w:tc>
       </w:tr>
@@ -17915,7 +17819,6 @@
                 <w:sz w:val="22"/>
               </w:rPr>
             </w:pPr>
-            <w:proofErr w:type="spellStart"/>
             <w:r>
               <w:rPr>
                 <w:rFonts w:eastAsiaTheme="minorHAnsi" w:cs="Calibri" w:hint="eastAsia"/>
@@ -17923,7 +17826,6 @@
               </w:rPr>
               <w:t>ApHeartbeat</w:t>
             </w:r>
-            <w:proofErr w:type="spellEnd"/>
             <w:r>
               <w:rPr>
                 <w:rFonts w:eastAsiaTheme="minorHAnsi" w:cs="Calibri"/>
@@ -17940,7 +17842,6 @@
                 <w:sz w:val="22"/>
               </w:rPr>
             </w:pPr>
-            <w:proofErr w:type="spellStart"/>
             <w:r>
               <w:rPr>
                 <w:rFonts w:eastAsiaTheme="minorHAnsi" w:cs="Calibri" w:hint="eastAsia"/>
@@ -17948,7 +17849,6 @@
               </w:rPr>
               <w:t>ApHeartbeat</w:t>
             </w:r>
-            <w:proofErr w:type="spellEnd"/>
             <w:r>
               <w:rPr>
                 <w:rFonts w:eastAsiaTheme="minorHAnsi" w:cs="Calibri"/>
@@ -17956,7 +17856,6 @@
               </w:rPr>
               <w:t>对象包含</w:t>
             </w:r>
-            <w:proofErr w:type="spellStart"/>
             <w:r>
               <w:rPr>
                 <w:rFonts w:eastAsiaTheme="minorHAnsi" w:cs="Calibri" w:hint="eastAsia"/>
@@ -17964,7 +17863,6 @@
               </w:rPr>
               <w:t>TagHeartbeat</w:t>
             </w:r>
-            <w:proofErr w:type="spellEnd"/>
             <w:r>
               <w:rPr>
                 <w:rFonts w:eastAsiaTheme="minorHAnsi" w:cs="Calibri"/>
@@ -17986,7 +17884,6 @@
           <w:sz w:val="22"/>
         </w:rPr>
       </w:pPr>
-      <w:proofErr w:type="spellStart"/>
       <w:r>
         <w:rPr>
           <w:rFonts w:eastAsiaTheme="minorHAnsi" w:cs="Calibri" w:hint="eastAsia"/>
@@ -17996,7 +17893,6 @@
         </w:rPr>
         <w:t>ApHeartbeat</w:t>
       </w:r>
-      <w:proofErr w:type="spellEnd"/>
       <w:r>
         <w:rPr>
           <w:rFonts w:eastAsiaTheme="minorHAnsi" w:cs="Calibri"/>
@@ -18223,7 +18119,6 @@
                 <w:sz w:val="22"/>
               </w:rPr>
             </w:pPr>
-            <w:proofErr w:type="spellStart"/>
             <w:r>
               <w:rPr>
                 <w:rFonts w:eastAsiaTheme="minorHAnsi" w:cs="Calibri" w:hint="eastAsia"/>
@@ -18231,7 +18126,6 @@
               </w:rPr>
               <w:t>ConfigVersion</w:t>
             </w:r>
-            <w:proofErr w:type="spellEnd"/>
           </w:p>
         </w:tc>
         <w:tc>
@@ -18311,7 +18205,6 @@
                 <w:sz w:val="22"/>
               </w:rPr>
             </w:pPr>
-            <w:proofErr w:type="spellStart"/>
             <w:r>
               <w:rPr>
                 <w:rFonts w:eastAsiaTheme="minorHAnsi" w:cs="Calibri" w:hint="eastAsia"/>
@@ -18319,7 +18212,6 @@
               </w:rPr>
               <w:t>ApVersion</w:t>
             </w:r>
-            <w:proofErr w:type="spellEnd"/>
           </w:p>
         </w:tc>
         <w:tc>
@@ -18399,7 +18291,6 @@
                 <w:sz w:val="22"/>
               </w:rPr>
             </w:pPr>
-            <w:proofErr w:type="spellStart"/>
             <w:r>
               <w:rPr>
                 <w:rFonts w:eastAsiaTheme="minorHAnsi" w:cs="Calibri" w:hint="eastAsia"/>
@@ -18407,7 +18298,6 @@
               </w:rPr>
               <w:t>ModVersion</w:t>
             </w:r>
-            <w:proofErr w:type="spellEnd"/>
           </w:p>
         </w:tc>
         <w:tc>
@@ -18508,7 +18398,6 @@
                 <w:sz w:val="22"/>
               </w:rPr>
             </w:pPr>
-            <w:proofErr w:type="spellStart"/>
             <w:r>
               <w:rPr>
                 <w:rFonts w:eastAsiaTheme="minorHAnsi" w:cs="Calibri" w:hint="eastAsia"/>
@@ -18516,7 +18405,6 @@
               </w:rPr>
               <w:t>MessageCode</w:t>
             </w:r>
-            <w:proofErr w:type="spellEnd"/>
           </w:p>
         </w:tc>
         <w:tc>
@@ -18545,7 +18433,6 @@
               </w:rPr>
               <w:t xml:space="preserve"> </w:t>
             </w:r>
-            <w:proofErr w:type="spellStart"/>
             <w:r>
               <w:rPr>
                 <w:rFonts w:eastAsiaTheme="minorHAnsi" w:cs="Calibri" w:hint="eastAsia"/>
@@ -18553,7 +18440,6 @@
               </w:rPr>
               <w:t>MessageCode</w:t>
             </w:r>
-            <w:proofErr w:type="spellEnd"/>
           </w:p>
         </w:tc>
       </w:tr>
@@ -18591,7 +18477,6 @@
                 <w:sz w:val="22"/>
               </w:rPr>
             </w:pPr>
-            <w:proofErr w:type="spellStart"/>
             <w:r>
               <w:rPr>
                 <w:rFonts w:eastAsiaTheme="minorHAnsi" w:cs="Calibri" w:hint="eastAsia"/>
@@ -18606,7 +18491,6 @@
               </w:rPr>
               <w:t>Ex</w:t>
             </w:r>
-            <w:proofErr w:type="spellEnd"/>
           </w:p>
         </w:tc>
         <w:tc>
@@ -18686,7 +18570,6 @@
                 <w:sz w:val="22"/>
               </w:rPr>
             </w:pPr>
-            <w:proofErr w:type="spellStart"/>
             <w:r>
               <w:rPr>
                 <w:rFonts w:eastAsiaTheme="minorHAnsi" w:cs="Calibri" w:hint="eastAsia"/>
@@ -18694,7 +18577,6 @@
               </w:rPr>
               <w:t>WaitCount</w:t>
             </w:r>
-            <w:proofErr w:type="spellEnd"/>
           </w:p>
         </w:tc>
         <w:tc>
@@ -18774,7 +18656,6 @@
                 <w:sz w:val="22"/>
               </w:rPr>
             </w:pPr>
-            <w:proofErr w:type="spellStart"/>
             <w:r>
               <w:rPr>
                 <w:rFonts w:eastAsiaTheme="minorHAnsi" w:cs="Calibri" w:hint="eastAsia"/>
@@ -18782,7 +18663,6 @@
               </w:rPr>
               <w:t>SendCount</w:t>
             </w:r>
-            <w:proofErr w:type="spellEnd"/>
           </w:p>
         </w:tc>
         <w:tc>
@@ -18883,7 +18763,6 @@
                 <w:sz w:val="22"/>
               </w:rPr>
             </w:pPr>
-            <w:proofErr w:type="spellStart"/>
             <w:r>
               <w:rPr>
                 <w:rFonts w:eastAsiaTheme="minorHAnsi" w:cs="Calibri"/>
@@ -18891,7 +18770,6 @@
               </w:rPr>
               <w:t>TagHeartbeat</w:t>
             </w:r>
-            <w:proofErr w:type="spellEnd"/>
             <w:r>
               <w:rPr>
                 <w:rFonts w:eastAsiaTheme="minorHAnsi" w:cs="Calibri" w:hint="eastAsia"/>
@@ -18934,7 +18812,6 @@
           <w:sz w:val="22"/>
         </w:rPr>
       </w:pPr>
-      <w:proofErr w:type="spellStart"/>
       <w:r>
         <w:rPr>
           <w:rFonts w:eastAsiaTheme="minorHAnsi" w:cs="Calibri" w:hint="eastAsia"/>
@@ -18944,7 +18821,6 @@
         </w:rPr>
         <w:t>TagHeartbeat</w:t>
       </w:r>
-      <w:proofErr w:type="spellEnd"/>
       <w:r>
         <w:rPr>
           <w:rFonts w:eastAsiaTheme="minorHAnsi" w:cs="Calibri"/>
@@ -19197,7 +19073,6 @@
                 <w:rFonts w:eastAsiaTheme="minorHAnsi" w:cs="Calibri" w:hint="eastAsia"/>
                 <w:sz w:val="22"/>
               </w:rPr>
-              <w:lastRenderedPageBreak/>
               <w:t>1</w:t>
             </w:r>
           </w:p>
@@ -19214,7 +19089,6 @@
                 <w:sz w:val="22"/>
               </w:rPr>
             </w:pPr>
-            <w:proofErr w:type="spellStart"/>
             <w:r>
               <w:rPr>
                 <w:rFonts w:eastAsiaTheme="minorHAnsi" w:cs="Calibri"/>
@@ -19222,7 +19096,6 @@
               </w:rPr>
               <w:t>RfPower</w:t>
             </w:r>
-            <w:proofErr w:type="spellEnd"/>
           </w:p>
         </w:tc>
         <w:tc>
@@ -19300,6 +19173,7 @@
                 <w:rFonts w:eastAsiaTheme="minorHAnsi" w:cs="Calibri" w:hint="eastAsia"/>
                 <w:sz w:val="22"/>
               </w:rPr>
+              <w:lastRenderedPageBreak/>
               <w:t>2</w:t>
             </w:r>
           </w:p>
@@ -19965,7 +19839,6 @@
                 <w:sz w:val="22"/>
               </w:rPr>
             </w:pPr>
-            <w:proofErr w:type="spellStart"/>
             <w:r>
               <w:rPr>
                 <w:rFonts w:eastAsiaTheme="minorHAnsi" w:cs="Calibri" w:hint="eastAsia"/>
@@ -19973,7 +19846,6 @@
               </w:rPr>
               <w:t>UtcTime</w:t>
             </w:r>
-            <w:proofErr w:type="spellEnd"/>
           </w:p>
         </w:tc>
         <w:tc>
@@ -20078,7 +19950,6 @@
                 <w:sz w:val="22"/>
               </w:rPr>
             </w:pPr>
-            <w:proofErr w:type="spellStart"/>
             <w:r>
               <w:rPr>
                 <w:rFonts w:eastAsiaTheme="minorHAnsi" w:cs="Calibri" w:hint="eastAsia"/>
@@ -20086,7 +19957,6 @@
               </w:rPr>
               <w:t>TimePercent</w:t>
             </w:r>
-            <w:proofErr w:type="spellEnd"/>
           </w:p>
         </w:tc>
         <w:tc>
@@ -21005,7 +20875,6 @@
                 <w:sz w:val="22"/>
               </w:rPr>
             </w:pPr>
-            <w:proofErr w:type="spellStart"/>
             <w:r>
               <w:rPr>
                 <w:rFonts w:eastAsiaTheme="minorHAnsi" w:cs="Calibri" w:hint="eastAsia"/>
@@ -21013,7 +20882,6 @@
               </w:rPr>
               <w:t>eStationConfig</w:t>
             </w:r>
-            <w:proofErr w:type="spellEnd"/>
             <w:r>
               <w:rPr>
                 <w:rFonts w:eastAsiaTheme="minorHAnsi" w:cs="Calibri"/>
@@ -21034,7 +20902,6 @@
           <w:sz w:val="22"/>
         </w:rPr>
       </w:pPr>
-      <w:proofErr w:type="spellStart"/>
       <w:r>
         <w:rPr>
           <w:rFonts w:eastAsiaTheme="minorHAnsi" w:cs="Calibri" w:hint="eastAsia"/>
@@ -21044,7 +20911,6 @@
         </w:rPr>
         <w:t>eStationConfig</w:t>
       </w:r>
-      <w:proofErr w:type="spellEnd"/>
       <w:r>
         <w:rPr>
           <w:rFonts w:eastAsiaTheme="minorHAnsi" w:cs="Calibri"/>
@@ -21361,7 +21227,6 @@
                 <w:sz w:val="22"/>
               </w:rPr>
             </w:pPr>
-            <w:proofErr w:type="spellStart"/>
             <w:r>
               <w:rPr>
                 <w:rFonts w:eastAsiaTheme="minorHAnsi" w:cs="Calibri"/>
@@ -21369,7 +21234,6 @@
               </w:rPr>
               <w:t>ConnParam</w:t>
             </w:r>
-            <w:proofErr w:type="spellEnd"/>
           </w:p>
         </w:tc>
         <w:tc>
@@ -21573,7 +21437,6 @@
                 <w:sz w:val="22"/>
               </w:rPr>
             </w:pPr>
-            <w:proofErr w:type="spellStart"/>
             <w:r>
               <w:rPr>
                 <w:rFonts w:eastAsiaTheme="minorHAnsi" w:cs="Calibri"/>
@@ -21581,7 +21444,6 @@
               </w:rPr>
               <w:t>AutoIP</w:t>
             </w:r>
-            <w:proofErr w:type="spellEnd"/>
           </w:p>
         </w:tc>
         <w:tc>
@@ -22022,6 +21884,8 @@
         <w:jc w:val="left"/>
         <w:rPr>
           <w:rFonts w:eastAsiaTheme="minorHAnsi" w:cs="Calibri"/>
+          <w:b/>
+          <w:bCs/>
           <w:color w:val="FF0000"/>
           <w:sz w:val="22"/>
         </w:rPr>
@@ -22036,6 +21900,22 @@
         </w:rPr>
         <w:t>注意：</w:t>
       </w:r>
+    </w:p>
+    <w:p>
+      <w:pPr>
+        <w:pStyle w:val="ListParagraph"/>
+        <w:numPr>
+          <w:ilvl w:val="0"/>
+          <w:numId w:val="36"/>
+        </w:numPr>
+        <w:ind w:firstLineChars="0"/>
+        <w:jc w:val="left"/>
+        <w:rPr>
+          <w:rFonts w:eastAsiaTheme="minorHAnsi" w:cs="Calibri"/>
+          <w:color w:val="FF0000"/>
+          <w:sz w:val="22"/>
+        </w:rPr>
+      </w:pPr>
       <w:r>
         <w:rPr>
           <w:rFonts w:eastAsiaTheme="minorHAnsi" w:cs="Calibri" w:hint="eastAsia"/>
@@ -22099,6 +21979,30 @@
           <w:sz w:val="22"/>
         </w:rPr>
         <w:t>。</w:t>
+      </w:r>
+    </w:p>
+    <w:p>
+      <w:pPr>
+        <w:pStyle w:val="ListParagraph"/>
+        <w:numPr>
+          <w:ilvl w:val="0"/>
+          <w:numId w:val="36"/>
+        </w:numPr>
+        <w:ind w:firstLineChars="0"/>
+        <w:jc w:val="left"/>
+        <w:rPr>
+          <w:rFonts w:eastAsiaTheme="minorHAnsi" w:cs="Calibri" w:hint="eastAsia"/>
+          <w:color w:val="FF0000"/>
+          <w:sz w:val="22"/>
+        </w:rPr>
+      </w:pPr>
+      <w:r>
+        <w:rPr>
+          <w:rFonts w:eastAsiaTheme="minorHAnsi" w:cs="Calibri" w:hint="eastAsia"/>
+          <w:color w:val="FF0000"/>
+          <w:sz w:val="22"/>
+        </w:rPr>
+        <w:t>仅支持3色（Black-White-Red）和四色（Black-White-Red-Yellow）价签。</w:t>
       </w:r>
     </w:p>
     <w:p>
@@ -22119,6 +22023,7 @@
           <w:bCs/>
           <w:sz w:val="22"/>
         </w:rPr>
+        <w:lastRenderedPageBreak/>
         <w:t>接口描述：</w:t>
       </w:r>
     </w:p>
@@ -22150,7 +22055,6 @@
                 <w:rFonts w:eastAsiaTheme="minorHAnsi" w:cs="Calibri"/>
                 <w:sz w:val="22"/>
               </w:rPr>
-              <w:lastRenderedPageBreak/>
               <w:t>Topic Alias</w:t>
             </w:r>
           </w:p>
@@ -23367,26 +23271,16 @@
               </w:rPr>
               <w:t>Token，将在</w:t>
             </w:r>
-            <w:r>
-              <w:fldChar w:fldCharType="begin"/>
-            </w:r>
-            <w:r>
-              <w:instrText>HYPERLINK \l "_接收eStation_结果"</w:instrText>
-            </w:r>
-            <w:r>
-              <w:fldChar w:fldCharType="separate"/>
-            </w:r>
-            <w:r>
-              <w:rPr>
-                <w:rStyle w:val="Hyperlink"/>
-                <w:rFonts w:eastAsiaTheme="minorHAnsi" w:cs="Calibri"/>
-                <w:sz w:val="22"/>
-              </w:rPr>
-              <w:t>2.3 Token</w:t>
-            </w:r>
-            <w:r>
-              <w:fldChar w:fldCharType="end"/>
-            </w:r>
+            <w:hyperlink w:anchor="_接收eStation_结果" w:history="1">
+              <w:r>
+                <w:rPr>
+                  <w:rStyle w:val="Hyperlink"/>
+                  <w:rFonts w:eastAsiaTheme="minorHAnsi" w:cs="Calibri"/>
+                  <w:sz w:val="22"/>
+                </w:rPr>
+                <w:t>2.3 Token</w:t>
+              </w:r>
+            </w:hyperlink>
             <w:r>
               <w:rPr>
                 <w:rFonts w:eastAsiaTheme="minorHAnsi" w:cs="Calibri"/>
@@ -23432,7 +23326,6 @@
                 <w:sz w:val="22"/>
               </w:rPr>
             </w:pPr>
-            <w:proofErr w:type="spellStart"/>
             <w:r>
               <w:rPr>
                 <w:rFonts w:eastAsiaTheme="minorHAnsi" w:cs="Calibri" w:hint="eastAsia"/>
@@ -23447,7 +23340,6 @@
               </w:rPr>
               <w:t>Key</w:t>
             </w:r>
-            <w:proofErr w:type="spellEnd"/>
           </w:p>
         </w:tc>
         <w:tc>
@@ -23555,7 +23447,6 @@
                 <w:sz w:val="22"/>
               </w:rPr>
             </w:pPr>
-            <w:proofErr w:type="spellStart"/>
             <w:r>
               <w:rPr>
                 <w:rFonts w:eastAsiaTheme="minorHAnsi" w:cs="Calibri"/>
@@ -23563,7 +23454,6 @@
               </w:rPr>
               <w:t>NewKey</w:t>
             </w:r>
-            <w:proofErr w:type="spellEnd"/>
           </w:p>
         </w:tc>
         <w:tc>
@@ -23983,58 +23873,48 @@
         </w:rPr>
         <w:t>有关价签类型与屏幕分辨率的关系，请参阅</w:t>
       </w:r>
-      <w:r>
-        <w:fldChar w:fldCharType="begin"/>
-      </w:r>
-      <w:r>
-        <w:instrText>HYPERLINK \l "_ESL_Gen_3.0型号列表"</w:instrText>
-      </w:r>
-      <w:r>
-        <w:fldChar w:fldCharType="separate"/>
-      </w:r>
-      <w:r>
-        <w:rPr>
-          <w:rStyle w:val="Hyperlink"/>
-          <w:rFonts w:eastAsiaTheme="minorHAnsi" w:cs="Calibri" w:hint="eastAsia"/>
-          <w:sz w:val="22"/>
-        </w:rPr>
-        <w:t xml:space="preserve">3.1 </w:t>
-      </w:r>
-      <w:r>
-        <w:rPr>
-          <w:rStyle w:val="Hyperlink"/>
-          <w:rFonts w:eastAsiaTheme="minorHAnsi" w:cs="Calibri"/>
-          <w:sz w:val="22"/>
-        </w:rPr>
-        <w:t>ESL</w:t>
-      </w:r>
-      <w:r>
-        <w:rPr>
-          <w:rStyle w:val="Hyperlink"/>
-          <w:rFonts w:eastAsiaTheme="minorHAnsi" w:cs="Calibri" w:hint="eastAsia"/>
-          <w:sz w:val="22"/>
-        </w:rPr>
-        <w:t xml:space="preserve"> </w:t>
-      </w:r>
-      <w:r>
-        <w:rPr>
-          <w:rStyle w:val="Hyperlink"/>
-          <w:rFonts w:eastAsiaTheme="minorHAnsi" w:cs="Calibri"/>
-          <w:sz w:val="22"/>
-        </w:rPr>
-        <w:t>Gen</w:t>
-      </w:r>
-      <w:r>
-        <w:rPr>
-          <w:rStyle w:val="Hyperlink"/>
-          <w:rFonts w:eastAsiaTheme="minorHAnsi" w:cs="Calibri" w:hint="eastAsia"/>
-          <w:sz w:val="22"/>
-        </w:rPr>
-        <w:t xml:space="preserve"> 3.0型号列表</w:t>
-      </w:r>
-      <w:r>
-        <w:fldChar w:fldCharType="end"/>
-      </w:r>
+      <w:hyperlink w:anchor="_ESL_Gen_3.0型号列表" w:history="1">
+        <w:r>
+          <w:rPr>
+            <w:rStyle w:val="Hyperlink"/>
+            <w:rFonts w:eastAsiaTheme="minorHAnsi" w:cs="Calibri" w:hint="eastAsia"/>
+            <w:sz w:val="22"/>
+          </w:rPr>
+          <w:t xml:space="preserve">3.1 </w:t>
+        </w:r>
+        <w:r>
+          <w:rPr>
+            <w:rStyle w:val="Hyperlink"/>
+            <w:rFonts w:eastAsiaTheme="minorHAnsi" w:cs="Calibri"/>
+            <w:sz w:val="22"/>
+          </w:rPr>
+          <w:t>ESL</w:t>
+        </w:r>
+        <w:r>
+          <w:rPr>
+            <w:rStyle w:val="Hyperlink"/>
+            <w:rFonts w:eastAsiaTheme="minorHAnsi" w:cs="Calibri" w:hint="eastAsia"/>
+            <w:sz w:val="22"/>
+          </w:rPr>
+          <w:t xml:space="preserve"> </w:t>
+        </w:r>
+        <w:r>
+          <w:rPr>
+            <w:rStyle w:val="Hyperlink"/>
+            <w:rFonts w:eastAsiaTheme="minorHAnsi" w:cs="Calibri"/>
+            <w:sz w:val="22"/>
+          </w:rPr>
+          <w:t>Gen</w:t>
+        </w:r>
+        <w:r>
+          <w:rPr>
+            <w:rStyle w:val="Hyperlink"/>
+            <w:rFonts w:eastAsiaTheme="minorHAnsi" w:cs="Calibri" w:hint="eastAsia"/>
+            <w:sz w:val="22"/>
+          </w:rPr>
+          <w:t xml:space="preserve"> 3.0型号列表</w:t>
+        </w:r>
+      </w:hyperlink>
       <w:r>
         <w:rPr>
           <w:rFonts w:eastAsiaTheme="minorHAnsi" w:cs="Calibri" w:hint="eastAsia"/>
@@ -24600,6 +24480,7 @@
           <w:bCs/>
           <w:sz w:val="22"/>
         </w:rPr>
+        <w:lastRenderedPageBreak/>
         <w:t>ESLEntity</w:t>
       </w:r>
       <w:r>
@@ -24649,7 +24530,6 @@
                 <w:rFonts w:eastAsiaTheme="minorHAnsi" w:cs="Calibri"/>
                 <w:sz w:val="22"/>
               </w:rPr>
-              <w:lastRenderedPageBreak/>
               <w:t>#</w:t>
             </w:r>
           </w:p>
@@ -25493,26 +25373,16 @@
               </w:rPr>
               <w:t>Token，将在</w:t>
             </w:r>
-            <w:r>
-              <w:fldChar w:fldCharType="begin"/>
-            </w:r>
-            <w:r>
-              <w:instrText>HYPERLINK \l "_接收eStation_结果"</w:instrText>
-            </w:r>
-            <w:r>
-              <w:fldChar w:fldCharType="separate"/>
-            </w:r>
-            <w:r>
-              <w:rPr>
-                <w:rStyle w:val="Hyperlink"/>
-                <w:rFonts w:eastAsiaTheme="minorHAnsi" w:cs="Calibri"/>
-                <w:sz w:val="22"/>
-              </w:rPr>
-              <w:t>2.3 Token</w:t>
-            </w:r>
-            <w:r>
-              <w:fldChar w:fldCharType="end"/>
-            </w:r>
+            <w:hyperlink w:anchor="_接收eStation_结果" w:history="1">
+              <w:r>
+                <w:rPr>
+                  <w:rStyle w:val="Hyperlink"/>
+                  <w:rFonts w:eastAsiaTheme="minorHAnsi" w:cs="Calibri"/>
+                  <w:sz w:val="22"/>
+                </w:rPr>
+                <w:t>2.3 Token</w:t>
+              </w:r>
+            </w:hyperlink>
             <w:r>
               <w:rPr>
                 <w:rFonts w:eastAsiaTheme="minorHAnsi" w:cs="Calibri"/>
@@ -25557,7 +25427,6 @@
                 <w:sz w:val="22"/>
               </w:rPr>
             </w:pPr>
-            <w:proofErr w:type="spellStart"/>
             <w:r>
               <w:rPr>
                 <w:rFonts w:eastAsiaTheme="minorHAnsi" w:cs="Calibri" w:hint="eastAsia"/>
@@ -25572,7 +25441,6 @@
               </w:rPr>
               <w:t>Key</w:t>
             </w:r>
-            <w:proofErr w:type="spellEnd"/>
           </w:p>
         </w:tc>
         <w:tc>
@@ -25666,7 +25534,6 @@
                 <w:sz w:val="22"/>
               </w:rPr>
             </w:pPr>
-            <w:proofErr w:type="spellStart"/>
             <w:r>
               <w:rPr>
                 <w:rFonts w:eastAsiaTheme="minorHAnsi" w:cs="Calibri"/>
@@ -25674,7 +25541,6 @@
               </w:rPr>
               <w:t>NewKey</w:t>
             </w:r>
-            <w:proofErr w:type="spellEnd"/>
           </w:p>
         </w:tc>
         <w:tc>
@@ -25813,30 +25679,16 @@
             <w:pPr>
               <w:jc w:val="left"/>
               <w:rPr>
-                <w:rFonts w:eastAsiaTheme="minorHAnsi" w:cs="Calibri"/>
-                <w:sz w:val="22"/>
-              </w:rPr>
-            </w:pPr>
-            <w:r>
-              <w:rPr>
-                <w:rFonts w:eastAsiaTheme="minorHAnsi" w:cs="Calibri" w:hint="eastAsia"/>
-                <w:sz w:val="22"/>
-              </w:rPr>
-              <w:t>图像</w:t>
-            </w:r>
-            <w:r>
-              <w:rPr>
-                <w:rFonts w:eastAsiaTheme="minorHAnsi" w:cs="Calibri" w:hint="eastAsia"/>
-                <w:sz w:val="22"/>
-              </w:rPr>
-              <w:t>在Bitmap格式下的</w:t>
-            </w:r>
-            <w:r>
-              <w:rPr>
-                <w:rFonts w:eastAsiaTheme="minorHAnsi" w:cs="Calibri" w:hint="eastAsia"/>
-                <w:sz w:val="22"/>
-              </w:rPr>
-              <w:t>Bytes数组</w:t>
+                <w:rFonts w:eastAsiaTheme="minorHAnsi" w:cs="Calibri" w:hint="eastAsia"/>
+                <w:sz w:val="22"/>
+              </w:rPr>
+            </w:pPr>
+            <w:r>
+              <w:rPr>
+                <w:rFonts w:eastAsiaTheme="minorHAnsi" w:cs="Calibri" w:hint="eastAsia"/>
+                <w:sz w:val="22"/>
+              </w:rPr>
+              <w:t>图像数据（见下文说明）</w:t>
             </w:r>
           </w:p>
         </w:tc>
@@ -25945,21 +25797,12 @@
               </w:rPr>
               <w:t xml:space="preserve"> </w:t>
             </w:r>
-            <w:proofErr w:type="spellStart"/>
-            <w:r>
-              <w:rPr>
-                <w:rFonts w:eastAsiaTheme="minorHAnsi" w:cs="Calibri" w:hint="eastAsia"/>
-                <w:sz w:val="22"/>
-              </w:rPr>
-              <w:t>GZip</w:t>
-            </w:r>
-            <w:proofErr w:type="spellEnd"/>
-            <w:r>
-              <w:rPr>
-                <w:rFonts w:eastAsiaTheme="minorHAnsi" w:cs="Calibri" w:hint="eastAsia"/>
-                <w:sz w:val="22"/>
-              </w:rPr>
-              <w:t>压缩算法</w:t>
+            <w:r>
+              <w:rPr>
+                <w:rFonts w:eastAsiaTheme="minorHAnsi" w:cs="Calibri" w:hint="eastAsia"/>
+                <w:sz w:val="22"/>
+              </w:rPr>
+              <w:t>GZip压缩算法</w:t>
             </w:r>
           </w:p>
         </w:tc>
@@ -26002,58 +25845,48 @@
         </w:rPr>
         <w:t>对图像像素的要求与</w:t>
       </w:r>
-      <w:r>
-        <w:fldChar w:fldCharType="begin"/>
-      </w:r>
-      <w:r>
-        <w:instrText>HYPERLINK \l "_发布ESL任务（Base64版本）"</w:instrText>
-      </w:r>
-      <w:r>
-        <w:fldChar w:fldCharType="separate"/>
-      </w:r>
-      <w:r>
-        <w:rPr>
-          <w:rStyle w:val="Hyperlink"/>
-          <w:rFonts w:eastAsiaTheme="minorHAnsi" w:cs="Calibri" w:hint="eastAsia"/>
-          <w:sz w:val="22"/>
-        </w:rPr>
-        <w:t>2.</w:t>
-      </w:r>
-      <w:r>
-        <w:rPr>
-          <w:rStyle w:val="Hyperlink"/>
-          <w:rFonts w:eastAsiaTheme="minorHAnsi" w:cs="Calibri" w:hint="eastAsia"/>
-          <w:sz w:val="22"/>
-        </w:rPr>
-        <w:t>7</w:t>
-      </w:r>
-      <w:r>
-        <w:rPr>
-          <w:rStyle w:val="Hyperlink"/>
-          <w:rFonts w:eastAsiaTheme="minorHAnsi" w:cs="Calibri" w:hint="eastAsia"/>
-          <w:sz w:val="22"/>
-        </w:rPr>
-        <w:t xml:space="preserve"> </w:t>
-      </w:r>
-      <w:r>
-        <w:rPr>
-          <w:rStyle w:val="Hyperlink"/>
-          <w:rFonts w:eastAsiaTheme="minorHAnsi" w:cs="Calibri"/>
-          <w:sz w:val="22"/>
-        </w:rPr>
-        <w:t>发布ESL任务（Base</w:t>
-      </w:r>
-      <w:r>
-        <w:rPr>
-          <w:rStyle w:val="Hyperlink"/>
-          <w:rFonts w:eastAsiaTheme="minorHAnsi" w:cs="Calibri" w:hint="eastAsia"/>
-          <w:sz w:val="22"/>
-        </w:rPr>
-        <w:t>64版本）</w:t>
-      </w:r>
-      <w:r>
-        <w:fldChar w:fldCharType="end"/>
-      </w:r>
+      <w:hyperlink w:anchor="_发布ESL任务（Base64版本）" w:history="1">
+        <w:r>
+          <w:rPr>
+            <w:rStyle w:val="Hyperlink"/>
+            <w:rFonts w:eastAsiaTheme="minorHAnsi" w:cs="Calibri" w:hint="eastAsia"/>
+            <w:sz w:val="22"/>
+          </w:rPr>
+          <w:t>2.</w:t>
+        </w:r>
+        <w:r>
+          <w:rPr>
+            <w:rStyle w:val="Hyperlink"/>
+            <w:rFonts w:eastAsiaTheme="minorHAnsi" w:cs="Calibri" w:hint="eastAsia"/>
+            <w:sz w:val="22"/>
+          </w:rPr>
+          <w:t>7</w:t>
+        </w:r>
+        <w:r>
+          <w:rPr>
+            <w:rStyle w:val="Hyperlink"/>
+            <w:rFonts w:eastAsiaTheme="minorHAnsi" w:cs="Calibri" w:hint="eastAsia"/>
+            <w:sz w:val="22"/>
+          </w:rPr>
+          <w:t xml:space="preserve"> </w:t>
+        </w:r>
+        <w:r>
+          <w:rPr>
+            <w:rStyle w:val="Hyperlink"/>
+            <w:rFonts w:eastAsiaTheme="minorHAnsi" w:cs="Calibri"/>
+            <w:sz w:val="22"/>
+          </w:rPr>
+          <w:t>发布ESL任务（Base</w:t>
+        </w:r>
+        <w:r>
+          <w:rPr>
+            <w:rStyle w:val="Hyperlink"/>
+            <w:rFonts w:eastAsiaTheme="minorHAnsi" w:cs="Calibri" w:hint="eastAsia"/>
+            <w:sz w:val="22"/>
+          </w:rPr>
+          <w:t>64版本）</w:t>
+        </w:r>
+      </w:hyperlink>
       <w:r>
         <w:rPr>
           <w:rFonts w:eastAsiaTheme="minorHAnsi" w:cs="Calibri" w:hint="eastAsia"/>
@@ -26086,58 +25919,48 @@
         </w:rPr>
         <w:t>该Topic对图像尺寸的要求与</w:t>
       </w:r>
-      <w:r>
-        <w:fldChar w:fldCharType="begin"/>
-      </w:r>
-      <w:r>
-        <w:instrText>HYPERLINK \l "_发布ESL任务（Base64版本）"</w:instrText>
-      </w:r>
-      <w:r>
-        <w:fldChar w:fldCharType="separate"/>
-      </w:r>
-      <w:r>
-        <w:rPr>
-          <w:rStyle w:val="Hyperlink"/>
-          <w:rFonts w:eastAsiaTheme="minorHAnsi" w:cs="Calibri" w:hint="eastAsia"/>
-          <w:sz w:val="22"/>
-        </w:rPr>
-        <w:t>2.</w:t>
-      </w:r>
-      <w:r>
-        <w:rPr>
-          <w:rStyle w:val="Hyperlink"/>
-          <w:rFonts w:eastAsiaTheme="minorHAnsi" w:cs="Calibri" w:hint="eastAsia"/>
-          <w:sz w:val="22"/>
-        </w:rPr>
-        <w:t>7</w:t>
-      </w:r>
-      <w:r>
-        <w:rPr>
-          <w:rStyle w:val="Hyperlink"/>
-          <w:rFonts w:eastAsiaTheme="minorHAnsi" w:cs="Calibri" w:hint="eastAsia"/>
-          <w:sz w:val="22"/>
-        </w:rPr>
-        <w:t xml:space="preserve"> </w:t>
-      </w:r>
-      <w:r>
-        <w:rPr>
-          <w:rStyle w:val="Hyperlink"/>
-          <w:rFonts w:eastAsiaTheme="minorHAnsi" w:cs="Calibri"/>
-          <w:sz w:val="22"/>
-        </w:rPr>
-        <w:t>发布ESL任务（Base</w:t>
-      </w:r>
-      <w:r>
-        <w:rPr>
-          <w:rStyle w:val="Hyperlink"/>
-          <w:rFonts w:eastAsiaTheme="minorHAnsi" w:cs="Calibri" w:hint="eastAsia"/>
-          <w:sz w:val="22"/>
-        </w:rPr>
-        <w:t>64版本）</w:t>
-      </w:r>
-      <w:r>
-        <w:fldChar w:fldCharType="end"/>
-      </w:r>
+      <w:hyperlink w:anchor="_发布ESL任务（Base64版本）" w:history="1">
+        <w:r>
+          <w:rPr>
+            <w:rStyle w:val="Hyperlink"/>
+            <w:rFonts w:eastAsiaTheme="minorHAnsi" w:cs="Calibri" w:hint="eastAsia"/>
+            <w:sz w:val="22"/>
+          </w:rPr>
+          <w:t>2.</w:t>
+        </w:r>
+        <w:r>
+          <w:rPr>
+            <w:rStyle w:val="Hyperlink"/>
+            <w:rFonts w:eastAsiaTheme="minorHAnsi" w:cs="Calibri" w:hint="eastAsia"/>
+            <w:sz w:val="22"/>
+          </w:rPr>
+          <w:t>7</w:t>
+        </w:r>
+        <w:r>
+          <w:rPr>
+            <w:rStyle w:val="Hyperlink"/>
+            <w:rFonts w:eastAsiaTheme="minorHAnsi" w:cs="Calibri" w:hint="eastAsia"/>
+            <w:sz w:val="22"/>
+          </w:rPr>
+          <w:t xml:space="preserve"> </w:t>
+        </w:r>
+        <w:r>
+          <w:rPr>
+            <w:rStyle w:val="Hyperlink"/>
+            <w:rFonts w:eastAsiaTheme="minorHAnsi" w:cs="Calibri"/>
+            <w:sz w:val="22"/>
+          </w:rPr>
+          <w:t>发布ESL任务（Base</w:t>
+        </w:r>
+        <w:r>
+          <w:rPr>
+            <w:rStyle w:val="Hyperlink"/>
+            <w:rFonts w:eastAsiaTheme="minorHAnsi" w:cs="Calibri" w:hint="eastAsia"/>
+            <w:sz w:val="22"/>
+          </w:rPr>
+          <w:t>64版本）</w:t>
+        </w:r>
+      </w:hyperlink>
       <w:r>
         <w:rPr>
           <w:rFonts w:eastAsiaTheme="minorHAnsi" w:cs="Calibri" w:hint="eastAsia"/>
@@ -26204,23 +26027,7 @@
           <w:rFonts w:eastAsiaTheme="minorHAnsi" w:cs="Calibri" w:hint="eastAsia"/>
           <w:sz w:val="22"/>
         </w:rPr>
-        <w:t>个（这已经满足了绝大多数场景了），如果此上限的任务会被丢弃，并通过2.3 接收基站消息中的Topic返回</w:t>
-      </w:r>
-      <w:proofErr w:type="spellStart"/>
-      <w:r>
-        <w:rPr>
-          <w:rFonts w:eastAsiaTheme="minorHAnsi" w:cs="Calibri" w:hint="eastAsia"/>
-          <w:sz w:val="22"/>
-        </w:rPr>
-        <w:t>MessageCode.MaxLimit</w:t>
-      </w:r>
-      <w:proofErr w:type="spellEnd"/>
-      <w:r>
-        <w:rPr>
-          <w:rFonts w:eastAsiaTheme="minorHAnsi" w:cs="Calibri" w:hint="eastAsia"/>
-          <w:sz w:val="22"/>
-        </w:rPr>
-        <w:t>。</w:t>
+        <w:t>个（这已经满足了绝大多数场景了），如果此上限的任务会被丢弃，并通过2.3 接收基站消息中的Topic返回MessageCode.MaxLimit。</w:t>
       </w:r>
     </w:p>
     <w:p>
@@ -26259,23 +26066,7 @@
           <w:rFonts w:eastAsiaTheme="minorHAnsi" w:cs="Calibri" w:hint="eastAsia"/>
           <w:sz w:val="22"/>
         </w:rPr>
-        <w:t>p格式（RGBA模式）后读取的Bitmap的Bytes数组，使用</w:t>
-      </w:r>
-      <w:proofErr w:type="spellStart"/>
-      <w:r>
-        <w:rPr>
-          <w:rFonts w:eastAsiaTheme="minorHAnsi" w:cs="Calibri" w:hint="eastAsia"/>
-          <w:sz w:val="22"/>
-        </w:rPr>
-        <w:t>GZip</w:t>
-      </w:r>
-      <w:proofErr w:type="spellEnd"/>
-      <w:r>
-        <w:rPr>
-          <w:rFonts w:eastAsiaTheme="minorHAnsi" w:cs="Calibri" w:hint="eastAsia"/>
-          <w:sz w:val="22"/>
-        </w:rPr>
-        <w:t>压缩算法。</w:t>
+        <w:t>p格式（RGBA模式）后读取的Bitmap的Bytes数组，使用GZip压缩算法。</w:t>
       </w:r>
     </w:p>
     <w:p>
@@ -26642,7 +26433,6 @@
               </w:rPr>
               <w:t>一个</w:t>
             </w:r>
-            <w:proofErr w:type="spellStart"/>
             <w:r>
               <w:rPr>
                 <w:rFonts w:eastAsiaTheme="minorHAnsi" w:cs="Calibri" w:hint="eastAsia"/>
@@ -26655,15 +26445,7 @@
                 <w:rFonts w:eastAsiaTheme="minorHAnsi" w:cs="Calibri" w:hint="eastAsia"/>
                 <w:sz w:val="22"/>
               </w:rPr>
-              <w:t>SLEntity</w:t>
-            </w:r>
-            <w:proofErr w:type="spellEnd"/>
-            <w:r>
-              <w:rPr>
-                <w:rFonts w:eastAsiaTheme="minorHAnsi" w:cs="Calibri" w:hint="eastAsia"/>
-                <w:sz w:val="22"/>
-              </w:rPr>
-              <w:t>对象的列表数组</w:t>
+              <w:t>SLEntity对象的列表数组</w:t>
             </w:r>
             <w:r>
               <w:rPr>
@@ -26685,7 +26467,6 @@
           <w:sz w:val="22"/>
         </w:rPr>
       </w:pPr>
-      <w:proofErr w:type="spellStart"/>
       <w:r>
         <w:rPr>
           <w:rFonts w:eastAsiaTheme="minorHAnsi" w:cs="Calibri" w:hint="eastAsia"/>
@@ -26704,7 +26485,6 @@
         </w:rPr>
         <w:t>SLEntity</w:t>
       </w:r>
-      <w:proofErr w:type="spellEnd"/>
       <w:r>
         <w:rPr>
           <w:rFonts w:eastAsiaTheme="minorHAnsi" w:cs="Calibri"/>
@@ -27443,7 +27223,6 @@
               </w:rPr>
               <w:t>，单位</w:t>
             </w:r>
-            <w:proofErr w:type="spellStart"/>
             <w:r>
               <w:rPr>
                 <w:rFonts w:eastAsiaTheme="minorHAnsi" w:cs="Calibri" w:hint="eastAsia"/>
@@ -27458,7 +27237,6 @@
               </w:rPr>
               <w:t>s</w:t>
             </w:r>
-            <w:proofErr w:type="spellEnd"/>
           </w:p>
         </w:tc>
       </w:tr>
@@ -27571,17 +27349,8 @@
                 <w:rFonts w:eastAsiaTheme="minorHAnsi" w:cs="Calibri" w:hint="eastAsia"/>
                 <w:sz w:val="22"/>
               </w:rPr>
-              <w:t>，单位</w:t>
-            </w:r>
-            <w:proofErr w:type="spellStart"/>
-            <w:r>
-              <w:rPr>
-                <w:rFonts w:eastAsiaTheme="minorHAnsi" w:cs="Calibri" w:hint="eastAsia"/>
-                <w:sz w:val="22"/>
-              </w:rPr>
-              <w:t>ms</w:t>
-            </w:r>
-            <w:proofErr w:type="spellEnd"/>
+              <w:t>，单位ms</w:t>
+            </w:r>
           </w:p>
         </w:tc>
       </w:tr>
@@ -27675,26 +27444,16 @@
               </w:rPr>
               <w:t>Token，将在</w:t>
             </w:r>
-            <w:r>
-              <w:fldChar w:fldCharType="begin"/>
-            </w:r>
-            <w:r>
-              <w:instrText>HYPERLINK \l "_接收eStation_结果"</w:instrText>
-            </w:r>
-            <w:r>
-              <w:fldChar w:fldCharType="separate"/>
-            </w:r>
-            <w:r>
-              <w:rPr>
-                <w:rStyle w:val="Hyperlink"/>
-                <w:rFonts w:eastAsiaTheme="minorHAnsi" w:cs="Calibri"/>
-                <w:sz w:val="22"/>
-              </w:rPr>
-              <w:t>2.3 Token</w:t>
-            </w:r>
-            <w:r>
-              <w:fldChar w:fldCharType="end"/>
-            </w:r>
+            <w:hyperlink w:anchor="_接收eStation_结果" w:history="1">
+              <w:r>
+                <w:rPr>
+                  <w:rStyle w:val="Hyperlink"/>
+                  <w:rFonts w:eastAsiaTheme="minorHAnsi" w:cs="Calibri"/>
+                  <w:sz w:val="22"/>
+                </w:rPr>
+                <w:t>2.3 Token</w:t>
+              </w:r>
+            </w:hyperlink>
             <w:r>
               <w:rPr>
                 <w:rFonts w:eastAsiaTheme="minorHAnsi" w:cs="Calibri"/>
@@ -27739,7 +27498,6 @@
                 <w:sz w:val="22"/>
               </w:rPr>
             </w:pPr>
-            <w:proofErr w:type="spellStart"/>
             <w:r>
               <w:rPr>
                 <w:rFonts w:eastAsiaTheme="minorHAnsi" w:cs="Calibri"/>
@@ -27747,7 +27505,6 @@
               </w:rPr>
               <w:t>HexData</w:t>
             </w:r>
-            <w:proofErr w:type="spellEnd"/>
           </w:p>
         </w:tc>
         <w:tc>
@@ -29148,17 +28905,8 @@
                 <w:rFonts w:eastAsiaTheme="minorHAnsi" w:cs="Calibri" w:hint="eastAsia"/>
                 <w:sz w:val="22"/>
               </w:rPr>
-              <w:t>，单位</w:t>
-            </w:r>
-            <w:proofErr w:type="spellStart"/>
-            <w:r>
-              <w:rPr>
-                <w:rFonts w:eastAsiaTheme="minorHAnsi" w:cs="Calibri" w:hint="eastAsia"/>
-                <w:sz w:val="22"/>
-              </w:rPr>
-              <w:t>ms</w:t>
-            </w:r>
-            <w:proofErr w:type="spellEnd"/>
+              <w:t>，单位ms</w:t>
+            </w:r>
           </w:p>
         </w:tc>
       </w:tr>
@@ -29252,26 +29000,16 @@
               </w:rPr>
               <w:t>Token，将在</w:t>
             </w:r>
-            <w:r>
-              <w:fldChar w:fldCharType="begin"/>
-            </w:r>
-            <w:r>
-              <w:instrText>HYPERLINK \l "_接收eStation_结果"</w:instrText>
-            </w:r>
-            <w:r>
-              <w:fldChar w:fldCharType="separate"/>
-            </w:r>
-            <w:r>
-              <w:rPr>
-                <w:rStyle w:val="Hyperlink"/>
-                <w:rFonts w:eastAsiaTheme="minorHAnsi" w:cs="Calibri"/>
-                <w:sz w:val="22"/>
-              </w:rPr>
-              <w:t>2.3 Token</w:t>
-            </w:r>
-            <w:r>
-              <w:fldChar w:fldCharType="end"/>
-            </w:r>
+            <w:hyperlink w:anchor="_接收eStation_结果" w:history="1">
+              <w:r>
+                <w:rPr>
+                  <w:rStyle w:val="Hyperlink"/>
+                  <w:rFonts w:eastAsiaTheme="minorHAnsi" w:cs="Calibri"/>
+                  <w:sz w:val="22"/>
+                </w:rPr>
+                <w:t>2.3 Token</w:t>
+              </w:r>
+            </w:hyperlink>
             <w:r>
               <w:rPr>
                 <w:rFonts w:eastAsiaTheme="minorHAnsi" w:cs="Calibri"/>
@@ -29316,7 +29054,6 @@
                 <w:sz w:val="22"/>
               </w:rPr>
             </w:pPr>
-            <w:proofErr w:type="spellStart"/>
             <w:r>
               <w:rPr>
                 <w:rFonts w:eastAsiaTheme="minorHAnsi" w:cs="Calibri"/>
@@ -29324,7 +29061,6 @@
               </w:rPr>
               <w:t>HexData</w:t>
             </w:r>
-            <w:proofErr w:type="spellEnd"/>
           </w:p>
         </w:tc>
         <w:tc>
@@ -29521,7 +29257,6 @@
                 <w:sz w:val="22"/>
               </w:rPr>
             </w:pPr>
-            <w:proofErr w:type="spellStart"/>
             <w:r>
               <w:rPr>
                 <w:rFonts w:eastAsiaTheme="minorHAnsi" w:cs="Calibri" w:hint="eastAsia"/>
@@ -29536,7 +29271,6 @@
               </w:rPr>
               <w:t>Key</w:t>
             </w:r>
-            <w:proofErr w:type="spellEnd"/>
           </w:p>
         </w:tc>
         <w:tc>
@@ -29630,7 +29364,6 @@
                 <w:sz w:val="22"/>
               </w:rPr>
             </w:pPr>
-            <w:proofErr w:type="spellStart"/>
             <w:r>
               <w:rPr>
                 <w:rFonts w:eastAsiaTheme="minorHAnsi" w:cs="Calibri"/>
@@ -29638,7 +29371,6 @@
               </w:rPr>
               <w:t>NewKey</w:t>
             </w:r>
-            <w:proofErr w:type="spellEnd"/>
           </w:p>
         </w:tc>
         <w:tc>
@@ -30119,7 +29851,6 @@
               </w:rPr>
               <w:t>一个</w:t>
             </w:r>
-            <w:proofErr w:type="spellStart"/>
             <w:r>
               <w:rPr>
                 <w:rFonts w:eastAsiaTheme="minorHAnsi" w:cs="Calibri"/>
@@ -30127,7 +29858,6 @@
               </w:rPr>
               <w:t>OTAData</w:t>
             </w:r>
-            <w:proofErr w:type="spellEnd"/>
             <w:r>
               <w:rPr>
                 <w:rFonts w:eastAsiaTheme="minorHAnsi" w:cs="Calibri" w:hint="eastAsia"/>
@@ -30155,7 +29885,6 @@
           <w:sz w:val="22"/>
         </w:rPr>
       </w:pPr>
-      <w:proofErr w:type="spellStart"/>
       <w:r>
         <w:rPr>
           <w:rFonts w:eastAsiaTheme="minorHAnsi" w:cs="Calibri"/>
@@ -30165,7 +29894,6 @@
         </w:rPr>
         <w:t>OTAData</w:t>
       </w:r>
-      <w:proofErr w:type="spellEnd"/>
       <w:r>
         <w:rPr>
           <w:rFonts w:eastAsiaTheme="minorHAnsi" w:cs="Calibri"/>
@@ -30309,7 +30037,6 @@
                 <w:sz w:val="22"/>
               </w:rPr>
             </w:pPr>
-            <w:proofErr w:type="spellStart"/>
             <w:r>
               <w:rPr>
                 <w:rFonts w:eastAsiaTheme="minorHAnsi" w:cs="Calibri"/>
@@ -30317,7 +30044,6 @@
               </w:rPr>
               <w:t>DownloadUrl</w:t>
             </w:r>
-            <w:proofErr w:type="spellEnd"/>
           </w:p>
         </w:tc>
         <w:tc>
@@ -30399,7 +30125,6 @@
                 <w:sz w:val="22"/>
               </w:rPr>
             </w:pPr>
-            <w:proofErr w:type="spellStart"/>
             <w:r>
               <w:rPr>
                 <w:rFonts w:eastAsiaTheme="minorHAnsi" w:cs="Calibri"/>
@@ -30407,7 +30132,6 @@
               </w:rPr>
               <w:t>ConfirmUrl</w:t>
             </w:r>
-            <w:proofErr w:type="spellEnd"/>
           </w:p>
         </w:tc>
         <w:tc>
@@ -31591,7 +31315,6 @@
               </w:rPr>
               <w:t>一个</w:t>
             </w:r>
-            <w:proofErr w:type="spellStart"/>
             <w:r>
               <w:rPr>
                 <w:rFonts w:eastAsiaTheme="minorHAnsi" w:cs="Calibri"/>
@@ -31606,7 +31329,6 @@
               </w:rPr>
               <w:t>Task</w:t>
             </w:r>
-            <w:proofErr w:type="spellEnd"/>
             <w:r>
               <w:rPr>
                 <w:rFonts w:eastAsiaTheme="minorHAnsi" w:cs="Calibri" w:hint="eastAsia"/>
@@ -31635,7 +31357,6 @@
           <w:sz w:val="22"/>
         </w:rPr>
       </w:pPr>
-      <w:proofErr w:type="spellStart"/>
       <w:r>
         <w:rPr>
           <w:rFonts w:eastAsiaTheme="minorHAnsi" w:cs="Calibri"/>
@@ -31654,7 +31375,6 @@
         </w:rPr>
         <w:t>Task</w:t>
       </w:r>
-      <w:proofErr w:type="spellEnd"/>
       <w:r>
         <w:rPr>
           <w:rFonts w:eastAsiaTheme="minorHAnsi" w:cs="Calibri"/>
@@ -31978,7 +31698,6 @@
                 <w:sz w:val="22"/>
               </w:rPr>
             </w:pPr>
-            <w:proofErr w:type="spellStart"/>
             <w:r>
               <w:rPr>
                 <w:rFonts w:eastAsiaTheme="minorHAnsi" w:cs="Calibri" w:hint="eastAsia"/>
@@ -31986,7 +31705,6 @@
               </w:rPr>
               <w:t>TagIDList</w:t>
             </w:r>
-            <w:proofErr w:type="spellEnd"/>
           </w:p>
         </w:tc>
         <w:tc>
@@ -32155,23 +31873,7 @@
           <w:rFonts w:eastAsiaTheme="minorHAnsi" w:cs="Calibri" w:hint="eastAsia"/>
           <w:sz w:val="22"/>
         </w:rPr>
-        <w:t>该Topic中的</w:t>
-      </w:r>
-      <w:proofErr w:type="spellStart"/>
-      <w:r>
-        <w:rPr>
-          <w:rFonts w:eastAsiaTheme="minorHAnsi" w:cs="Calibri" w:hint="eastAsia"/>
-          <w:sz w:val="22"/>
-        </w:rPr>
-        <w:t>TagIDList</w:t>
-      </w:r>
-      <w:proofErr w:type="spellEnd"/>
-      <w:r>
-        <w:rPr>
-          <w:rFonts w:eastAsiaTheme="minorHAnsi" w:cs="Calibri" w:hint="eastAsia"/>
-          <w:sz w:val="22"/>
-        </w:rPr>
-        <w:t>需要为同一型号的价签ID，Firmware为该型号的2位编码。</w:t>
+        <w:t>该Topic中的TagIDList需要为同一型号的价签ID，Firmware为该型号的2位编码。</w:t>
       </w:r>
     </w:p>
     <w:p>
@@ -32804,35 +32506,7 @@
         <w:rPr>
           <w:rFonts w:hint="eastAsia"/>
         </w:rPr>
-        <w:t>如使用C#和</w:t>
-      </w:r>
-      <w:proofErr w:type="spellStart"/>
-      <w:r>
-        <w:rPr>
-          <w:rFonts w:hint="eastAsia"/>
-        </w:rPr>
-        <w:t>MQTTnet</w:t>
-      </w:r>
-      <w:proofErr w:type="spellEnd"/>
-      <w:r>
-        <w:rPr>
-          <w:rFonts w:hint="eastAsia"/>
-        </w:rPr>
-        <w:t>框架开发服务端，则需要一个</w:t>
-      </w:r>
-      <w:proofErr w:type="spellStart"/>
-      <w:r>
-        <w:rPr>
-          <w:rFonts w:hint="eastAsia"/>
-        </w:rPr>
-        <w:t>pfx</w:t>
-      </w:r>
-      <w:proofErr w:type="spellEnd"/>
-      <w:r>
-        <w:rPr>
-          <w:rFonts w:hint="eastAsia"/>
-        </w:rPr>
-        <w:t>证书，示例代码如下：</w:t>
+        <w:t>如使用C#和MQTTnet框架开发服务端，则需要一个pfx证书，示例代码如下：</w:t>
       </w:r>
     </w:p>
     <w:tbl>
@@ -32872,29 +32546,7 @@
                 <w:sz w:val="19"/>
                 <w:szCs w:val="19"/>
               </w:rPr>
-              <w:t xml:space="preserve">public async Task </w:t>
-            </w:r>
-            <w:proofErr w:type="gramStart"/>
-            <w:r>
-              <w:rPr>
-                <w:rFonts w:ascii="Cascadia Mono" w:hAnsi="Cascadia Mono" w:cs="Cascadia Mono"/>
-                <w:color w:val="000000"/>
-                <w:kern w:val="0"/>
-                <w:sz w:val="19"/>
-                <w:szCs w:val="19"/>
-              </w:rPr>
-              <w:t>Run(</w:t>
-            </w:r>
-            <w:proofErr w:type="gramEnd"/>
-            <w:r>
-              <w:rPr>
-                <w:rFonts w:ascii="Cascadia Mono" w:hAnsi="Cascadia Mono" w:cs="Cascadia Mono"/>
-                <w:color w:val="000000"/>
-                <w:kern w:val="0"/>
-                <w:sz w:val="19"/>
-                <w:szCs w:val="19"/>
-              </w:rPr>
-              <w:t>)</w:t>
+              <w:t>public async Task Run()</w:t>
             </w:r>
           </w:p>
           <w:p>
@@ -32956,41 +32608,7 @@
                 <w:sz w:val="19"/>
                 <w:szCs w:val="19"/>
               </w:rPr>
-              <w:t xml:space="preserve">var options = new </w:t>
-            </w:r>
-            <w:proofErr w:type="spellStart"/>
-            <w:proofErr w:type="gramStart"/>
-            <w:r>
-              <w:rPr>
-                <w:rFonts w:ascii="Cascadia Mono" w:hAnsi="Cascadia Mono" w:cs="Cascadia Mono"/>
-                <w:color w:val="000000"/>
-                <w:kern w:val="0"/>
-                <w:sz w:val="19"/>
-                <w:szCs w:val="19"/>
-              </w:rPr>
-              <w:t>MqttServerOptionsBuilder</w:t>
-            </w:r>
-            <w:proofErr w:type="spellEnd"/>
-            <w:r>
-              <w:rPr>
-                <w:rFonts w:ascii="Cascadia Mono" w:hAnsi="Cascadia Mono" w:cs="Cascadia Mono"/>
-                <w:color w:val="000000"/>
-                <w:kern w:val="0"/>
-                <w:sz w:val="19"/>
-                <w:szCs w:val="19"/>
-              </w:rPr>
-              <w:t>(</w:t>
-            </w:r>
-            <w:proofErr w:type="gramEnd"/>
-            <w:r>
-              <w:rPr>
-                <w:rFonts w:ascii="Cascadia Mono" w:hAnsi="Cascadia Mono" w:cs="Cascadia Mono"/>
-                <w:color w:val="000000"/>
-                <w:kern w:val="0"/>
-                <w:sz w:val="19"/>
-                <w:szCs w:val="19"/>
-              </w:rPr>
-              <w:t>)</w:t>
+              <w:t>var options = new MqttServerOptionsBuilder()</w:t>
             </w:r>
           </w:p>
           <w:p>
@@ -33018,7 +32636,6 @@
               </w:rPr>
               <w:t xml:space="preserve">        </w:t>
             </w:r>
-            <w:proofErr w:type="gramStart"/>
             <w:r>
               <w:rPr>
                 <w:rFonts w:ascii="Cascadia Mono" w:hAnsi="Cascadia Mono" w:cs="Cascadia Mono"/>
@@ -33027,30 +32644,7 @@
                 <w:sz w:val="19"/>
                 <w:szCs w:val="19"/>
               </w:rPr>
-              <w:t>.</w:t>
-            </w:r>
-            <w:proofErr w:type="spellStart"/>
-            <w:r>
-              <w:rPr>
-                <w:rFonts w:ascii="Cascadia Mono" w:hAnsi="Cascadia Mono" w:cs="Cascadia Mono"/>
-                <w:color w:val="000000"/>
-                <w:kern w:val="0"/>
-                <w:sz w:val="19"/>
-                <w:szCs w:val="19"/>
-              </w:rPr>
-              <w:t>WithDefaultEndpoint</w:t>
-            </w:r>
-            <w:proofErr w:type="spellEnd"/>
-            <w:proofErr w:type="gramEnd"/>
-            <w:r>
-              <w:rPr>
-                <w:rFonts w:ascii="Cascadia Mono" w:hAnsi="Cascadia Mono" w:cs="Cascadia Mono"/>
-                <w:color w:val="000000"/>
-                <w:kern w:val="0"/>
-                <w:sz w:val="19"/>
-                <w:szCs w:val="19"/>
-              </w:rPr>
-              <w:t>()</w:t>
+              <w:t>.WithDefaultEndpoint()</w:t>
             </w:r>
           </w:p>
           <w:p>
@@ -33078,7 +32672,6 @@
               </w:rPr>
               <w:t xml:space="preserve">        </w:t>
             </w:r>
-            <w:proofErr w:type="gramStart"/>
             <w:r>
               <w:rPr>
                 <w:rFonts w:ascii="Cascadia Mono" w:hAnsi="Cascadia Mono" w:cs="Cascadia Mono"/>
@@ -33087,30 +32680,7 @@
                 <w:sz w:val="19"/>
                 <w:szCs w:val="19"/>
               </w:rPr>
-              <w:t>.</w:t>
-            </w:r>
-            <w:proofErr w:type="spellStart"/>
-            <w:r>
-              <w:rPr>
-                <w:rFonts w:ascii="Cascadia Mono" w:hAnsi="Cascadia Mono" w:cs="Cascadia Mono"/>
-                <w:color w:val="000000"/>
-                <w:kern w:val="0"/>
-                <w:sz w:val="19"/>
-                <w:szCs w:val="19"/>
-              </w:rPr>
-              <w:t>WithEncryptedEndpoint</w:t>
-            </w:r>
-            <w:proofErr w:type="spellEnd"/>
-            <w:proofErr w:type="gramEnd"/>
-            <w:r>
-              <w:rPr>
-                <w:rFonts w:ascii="Cascadia Mono" w:hAnsi="Cascadia Mono" w:cs="Cascadia Mono"/>
-                <w:color w:val="000000"/>
-                <w:kern w:val="0"/>
-                <w:sz w:val="19"/>
-                <w:szCs w:val="19"/>
-              </w:rPr>
-              <w:t>()</w:t>
+              <w:t>.WithEncryptedEndpoint()</w:t>
             </w:r>
           </w:p>
           <w:p>
@@ -33136,41 +32706,7 @@
                 <w:sz w:val="19"/>
                 <w:szCs w:val="19"/>
               </w:rPr>
-              <w:t xml:space="preserve">        </w:t>
-            </w:r>
-            <w:proofErr w:type="gramStart"/>
-            <w:r>
-              <w:rPr>
-                <w:rFonts w:ascii="Cascadia Mono" w:hAnsi="Cascadia Mono" w:cs="Cascadia Mono"/>
-                <w:color w:val="000000"/>
-                <w:kern w:val="0"/>
-                <w:sz w:val="19"/>
-                <w:szCs w:val="19"/>
-              </w:rPr>
-              <w:t>.</w:t>
-            </w:r>
-            <w:proofErr w:type="spellStart"/>
-            <w:r>
-              <w:rPr>
-                <w:rFonts w:ascii="Cascadia Mono" w:hAnsi="Cascadia Mono" w:cs="Cascadia Mono"/>
-                <w:color w:val="000000"/>
-                <w:kern w:val="0"/>
-                <w:sz w:val="19"/>
-                <w:szCs w:val="19"/>
-              </w:rPr>
-              <w:t>WithEncryptedEndpointPort</w:t>
-            </w:r>
-            <w:proofErr w:type="spellEnd"/>
-            <w:proofErr w:type="gramEnd"/>
-            <w:r>
-              <w:rPr>
-                <w:rFonts w:ascii="Cascadia Mono" w:hAnsi="Cascadia Mono" w:cs="Cascadia Mono"/>
-                <w:color w:val="000000"/>
-                <w:kern w:val="0"/>
-                <w:sz w:val="19"/>
-                <w:szCs w:val="19"/>
-              </w:rPr>
-              <w:t>(</w:t>
+              <w:t xml:space="preserve">        .WithEncryptedEndpointPort(</w:t>
             </w:r>
             <w:r>
               <w:rPr>
@@ -33228,41 +32764,7 @@
                 <w:sz w:val="19"/>
                 <w:szCs w:val="19"/>
               </w:rPr>
-              <w:t xml:space="preserve">        </w:t>
-            </w:r>
-            <w:proofErr w:type="gramStart"/>
-            <w:r>
-              <w:rPr>
-                <w:rFonts w:ascii="Cascadia Mono" w:hAnsi="Cascadia Mono" w:cs="Cascadia Mono"/>
-                <w:color w:val="000000"/>
-                <w:kern w:val="0"/>
-                <w:sz w:val="19"/>
-                <w:szCs w:val="19"/>
-              </w:rPr>
-              <w:t>.</w:t>
-            </w:r>
-            <w:proofErr w:type="spellStart"/>
-            <w:r>
-              <w:rPr>
-                <w:rFonts w:ascii="Cascadia Mono" w:hAnsi="Cascadia Mono" w:cs="Cascadia Mono"/>
-                <w:color w:val="000000"/>
-                <w:kern w:val="0"/>
-                <w:sz w:val="19"/>
-                <w:szCs w:val="19"/>
-              </w:rPr>
-              <w:t>WithEncryptionCertificate</w:t>
-            </w:r>
-            <w:proofErr w:type="spellEnd"/>
-            <w:proofErr w:type="gramEnd"/>
-            <w:r>
-              <w:rPr>
-                <w:rFonts w:ascii="Cascadia Mono" w:hAnsi="Cascadia Mono" w:cs="Cascadia Mono"/>
-                <w:color w:val="000000"/>
-                <w:kern w:val="0"/>
-                <w:sz w:val="19"/>
-                <w:szCs w:val="19"/>
-              </w:rPr>
-              <w:t>(</w:t>
+              <w:t xml:space="preserve">        .WithEncryptionCertificate(</w:t>
             </w:r>
             <w:r>
               <w:rPr>
@@ -33340,41 +32842,7 @@
                 <w:sz w:val="19"/>
                 <w:szCs w:val="19"/>
               </w:rPr>
-              <w:t xml:space="preserve">        </w:t>
-            </w:r>
-            <w:proofErr w:type="gramStart"/>
-            <w:r>
-              <w:rPr>
-                <w:rFonts w:ascii="Cascadia Mono" w:hAnsi="Cascadia Mono" w:cs="Cascadia Mono"/>
-                <w:color w:val="000000"/>
-                <w:kern w:val="0"/>
-                <w:sz w:val="19"/>
-                <w:szCs w:val="19"/>
-              </w:rPr>
-              <w:t>.</w:t>
-            </w:r>
-            <w:proofErr w:type="spellStart"/>
-            <w:r>
-              <w:rPr>
-                <w:rFonts w:ascii="Cascadia Mono" w:hAnsi="Cascadia Mono" w:cs="Cascadia Mono"/>
-                <w:color w:val="000000"/>
-                <w:kern w:val="0"/>
-                <w:sz w:val="19"/>
-                <w:szCs w:val="19"/>
-              </w:rPr>
-              <w:t>WithEncryptionSslProtocol</w:t>
-            </w:r>
-            <w:proofErr w:type="spellEnd"/>
-            <w:proofErr w:type="gramEnd"/>
-            <w:r>
-              <w:rPr>
-                <w:rFonts w:ascii="Cascadia Mono" w:hAnsi="Cascadia Mono" w:cs="Cascadia Mono"/>
-                <w:color w:val="000000"/>
-                <w:kern w:val="0"/>
-                <w:sz w:val="19"/>
-                <w:szCs w:val="19"/>
-              </w:rPr>
-              <w:t>(SslProtocols.Tls12)</w:t>
+              <w:t xml:space="preserve">        .WithEncryptionSslProtocol(SslProtocols.Tls12)</w:t>
             </w:r>
           </w:p>
           <w:p>
@@ -33400,29 +32868,7 @@
                 <w:sz w:val="19"/>
                 <w:szCs w:val="19"/>
               </w:rPr>
-              <w:t xml:space="preserve">        </w:t>
-            </w:r>
-            <w:proofErr w:type="gramStart"/>
-            <w:r>
-              <w:rPr>
-                <w:rFonts w:ascii="Cascadia Mono" w:hAnsi="Cascadia Mono" w:cs="Cascadia Mono"/>
-                <w:color w:val="000000"/>
-                <w:kern w:val="0"/>
-                <w:sz w:val="19"/>
-                <w:szCs w:val="19"/>
-              </w:rPr>
-              <w:t>.Build</w:t>
-            </w:r>
-            <w:proofErr w:type="gramEnd"/>
-            <w:r>
-              <w:rPr>
-                <w:rFonts w:ascii="Cascadia Mono" w:hAnsi="Cascadia Mono" w:cs="Cascadia Mono"/>
-                <w:color w:val="000000"/>
-                <w:kern w:val="0"/>
-                <w:sz w:val="19"/>
-                <w:szCs w:val="19"/>
-              </w:rPr>
-              <w:t>();</w:t>
+              <w:t xml:space="preserve">        .Build();</w:t>
             </w:r>
           </w:p>
           <w:p>
@@ -33458,31 +32904,7 @@
                 <w:sz w:val="19"/>
                 <w:szCs w:val="19"/>
               </w:rPr>
-              <w:t>_server = _</w:t>
-            </w:r>
-            <w:proofErr w:type="spellStart"/>
-            <w:proofErr w:type="gramStart"/>
-            <w:r>
-              <w:rPr>
-                <w:rFonts w:ascii="Cascadia Mono" w:hAnsi="Cascadia Mono" w:cs="Cascadia Mono"/>
-                <w:color w:val="000000"/>
-                <w:kern w:val="0"/>
-                <w:sz w:val="19"/>
-                <w:szCs w:val="19"/>
-              </w:rPr>
-              <w:t>factory.CreateMqttServer</w:t>
-            </w:r>
-            <w:proofErr w:type="spellEnd"/>
-            <w:proofErr w:type="gramEnd"/>
-            <w:r>
-              <w:rPr>
-                <w:rFonts w:ascii="Cascadia Mono" w:hAnsi="Cascadia Mono" w:cs="Cascadia Mono"/>
-                <w:color w:val="000000"/>
-                <w:kern w:val="0"/>
-                <w:sz w:val="19"/>
-                <w:szCs w:val="19"/>
-              </w:rPr>
-              <w:t>(options);</w:t>
+              <w:t>_server = _factory.CreateMqttServer(options);</w:t>
             </w:r>
           </w:p>
           <w:p>
@@ -33508,53 +32930,7 @@
                 <w:sz w:val="19"/>
                 <w:szCs w:val="19"/>
               </w:rPr>
-              <w:t xml:space="preserve">    _</w:t>
-            </w:r>
-            <w:proofErr w:type="spellStart"/>
-            <w:proofErr w:type="gramStart"/>
-            <w:r>
-              <w:rPr>
-                <w:rFonts w:ascii="Cascadia Mono" w:hAnsi="Cascadia Mono" w:cs="Cascadia Mono"/>
-                <w:color w:val="000000"/>
-                <w:kern w:val="0"/>
-                <w:sz w:val="19"/>
-                <w:szCs w:val="19"/>
-              </w:rPr>
-              <w:t>server.ValidatingConnectionAsync</w:t>
-            </w:r>
-            <w:proofErr w:type="spellEnd"/>
-            <w:proofErr w:type="gramEnd"/>
-            <w:r>
-              <w:rPr>
-                <w:rFonts w:ascii="Cascadia Mono" w:hAnsi="Cascadia Mono" w:cs="Cascadia Mono"/>
-                <w:color w:val="000000"/>
-                <w:kern w:val="0"/>
-                <w:sz w:val="19"/>
-                <w:szCs w:val="19"/>
-              </w:rPr>
-              <w:t xml:space="preserve"> += </w:t>
-            </w:r>
-            <w:proofErr w:type="spellStart"/>
-            <w:r>
-              <w:rPr>
-                <w:rFonts w:ascii="Cascadia Mono" w:hAnsi="Cascadia Mono" w:cs="Cascadia Mono"/>
-                <w:color w:val="000000"/>
-                <w:kern w:val="0"/>
-                <w:sz w:val="19"/>
-                <w:szCs w:val="19"/>
-              </w:rPr>
-              <w:t>ServerOnValidatingConnectionAsync</w:t>
-            </w:r>
-            <w:proofErr w:type="spellEnd"/>
-            <w:r>
-              <w:rPr>
-                <w:rFonts w:ascii="Cascadia Mono" w:hAnsi="Cascadia Mono" w:cs="Cascadia Mono"/>
-                <w:color w:val="000000"/>
-                <w:kern w:val="0"/>
-                <w:sz w:val="19"/>
-                <w:szCs w:val="19"/>
-              </w:rPr>
-              <w:t>;</w:t>
+              <w:t xml:space="preserve">    _server.ValidatingConnectionAsync += ServerOnValidatingConnectionAsync;</w:t>
             </w:r>
           </w:p>
           <w:p>
@@ -33581,31 +32957,7 @@
                 <w:sz w:val="19"/>
                 <w:szCs w:val="19"/>
               </w:rPr>
-              <w:t>_</w:t>
-            </w:r>
-            <w:proofErr w:type="spellStart"/>
-            <w:proofErr w:type="gramStart"/>
-            <w:r>
-              <w:rPr>
-                <w:rFonts w:ascii="Cascadia Mono" w:hAnsi="Cascadia Mono" w:cs="Cascadia Mono"/>
-                <w:color w:val="000000"/>
-                <w:kern w:val="0"/>
-                <w:sz w:val="19"/>
-                <w:szCs w:val="19"/>
-              </w:rPr>
-              <w:t>server.ClientConnectedAsync</w:t>
-            </w:r>
-            <w:proofErr w:type="spellEnd"/>
-            <w:proofErr w:type="gramEnd"/>
-            <w:r>
-              <w:rPr>
-                <w:rFonts w:ascii="Cascadia Mono" w:hAnsi="Cascadia Mono" w:cs="Cascadia Mono"/>
-                <w:color w:val="000000"/>
-                <w:kern w:val="0"/>
-                <w:sz w:val="19"/>
-                <w:szCs w:val="19"/>
-              </w:rPr>
-              <w:t xml:space="preserve"> </w:t>
+              <w:t xml:space="preserve">_server.ClientConnectedAsync </w:t>
             </w:r>
           </w:p>
           <w:p>
@@ -33642,29 +32994,7 @@
                 <w:sz w:val="19"/>
                 <w:szCs w:val="19"/>
               </w:rPr>
-              <w:t xml:space="preserve">+= </w:t>
-            </w:r>
-            <w:proofErr w:type="spellStart"/>
-            <w:r>
-              <w:rPr>
-                <w:rFonts w:ascii="Cascadia Mono" w:hAnsi="Cascadia Mono" w:cs="Cascadia Mono"/>
-                <w:color w:val="000000"/>
-                <w:kern w:val="0"/>
-                <w:sz w:val="19"/>
-                <w:szCs w:val="19"/>
-              </w:rPr>
-              <w:t>ServeOnClientConnectedAsync</w:t>
-            </w:r>
-            <w:proofErr w:type="spellEnd"/>
-            <w:r>
-              <w:rPr>
-                <w:rFonts w:ascii="Cascadia Mono" w:hAnsi="Cascadia Mono" w:cs="Cascadia Mono"/>
-                <w:color w:val="000000"/>
-                <w:kern w:val="0"/>
-                <w:sz w:val="19"/>
-                <w:szCs w:val="19"/>
-              </w:rPr>
-              <w:t>;</w:t>
+              <w:t>+= ServeOnClientConnectedAsync;</w:t>
             </w:r>
           </w:p>
           <w:p>
@@ -33691,31 +33021,7 @@
                 <w:sz w:val="19"/>
                 <w:szCs w:val="19"/>
               </w:rPr>
-              <w:t>_</w:t>
-            </w:r>
-            <w:proofErr w:type="spellStart"/>
-            <w:proofErr w:type="gramStart"/>
-            <w:r>
-              <w:rPr>
-                <w:rFonts w:ascii="Cascadia Mono" w:hAnsi="Cascadia Mono" w:cs="Cascadia Mono"/>
-                <w:color w:val="000000"/>
-                <w:kern w:val="0"/>
-                <w:sz w:val="19"/>
-                <w:szCs w:val="19"/>
-              </w:rPr>
-              <w:t>server.ClientDisconnectedAsync</w:t>
-            </w:r>
-            <w:proofErr w:type="spellEnd"/>
-            <w:proofErr w:type="gramEnd"/>
-            <w:r>
-              <w:rPr>
-                <w:rFonts w:ascii="Cascadia Mono" w:hAnsi="Cascadia Mono" w:cs="Cascadia Mono"/>
-                <w:color w:val="000000"/>
-                <w:kern w:val="0"/>
-                <w:sz w:val="19"/>
-                <w:szCs w:val="19"/>
-              </w:rPr>
-              <w:t xml:space="preserve"> </w:t>
+              <w:t xml:space="preserve">_server.ClientDisconnectedAsync </w:t>
             </w:r>
           </w:p>
           <w:p>
@@ -33752,29 +33058,7 @@
                 <w:sz w:val="19"/>
                 <w:szCs w:val="19"/>
               </w:rPr>
-              <w:t xml:space="preserve">+= </w:t>
-            </w:r>
-            <w:proofErr w:type="spellStart"/>
-            <w:r>
-              <w:rPr>
-                <w:rFonts w:ascii="Cascadia Mono" w:hAnsi="Cascadia Mono" w:cs="Cascadia Mono"/>
-                <w:color w:val="000000"/>
-                <w:kern w:val="0"/>
-                <w:sz w:val="19"/>
-                <w:szCs w:val="19"/>
-              </w:rPr>
-              <w:t>ServerOnClientDisconnectedAsync</w:t>
-            </w:r>
-            <w:proofErr w:type="spellEnd"/>
-            <w:r>
-              <w:rPr>
-                <w:rFonts w:ascii="Cascadia Mono" w:hAnsi="Cascadia Mono" w:cs="Cascadia Mono"/>
-                <w:color w:val="000000"/>
-                <w:kern w:val="0"/>
-                <w:sz w:val="19"/>
-                <w:szCs w:val="19"/>
-              </w:rPr>
-              <w:t>;</w:t>
+              <w:t>+= ServerOnClientDisconnectedAsync;</w:t>
             </w:r>
           </w:p>
           <w:p>
@@ -33801,31 +33085,7 @@
                 <w:sz w:val="19"/>
                 <w:szCs w:val="19"/>
               </w:rPr>
-              <w:t>_</w:t>
-            </w:r>
-            <w:proofErr w:type="spellStart"/>
-            <w:proofErr w:type="gramStart"/>
-            <w:r>
-              <w:rPr>
-                <w:rFonts w:ascii="Cascadia Mono" w:hAnsi="Cascadia Mono" w:cs="Cascadia Mono"/>
-                <w:color w:val="000000"/>
-                <w:kern w:val="0"/>
-                <w:sz w:val="19"/>
-                <w:szCs w:val="19"/>
-              </w:rPr>
-              <w:t>server.InterceptingPublishAsync</w:t>
-            </w:r>
-            <w:proofErr w:type="spellEnd"/>
-            <w:proofErr w:type="gramEnd"/>
-            <w:r>
-              <w:rPr>
-                <w:rFonts w:ascii="Cascadia Mono" w:hAnsi="Cascadia Mono" w:cs="Cascadia Mono"/>
-                <w:color w:val="000000"/>
-                <w:kern w:val="0"/>
-                <w:sz w:val="19"/>
-                <w:szCs w:val="19"/>
-              </w:rPr>
-              <w:t xml:space="preserve"> += </w:t>
+              <w:t xml:space="preserve">_server.InterceptingPublishAsync += </w:t>
             </w:r>
           </w:p>
           <w:p>
@@ -33854,7 +33114,6 @@
               </w:rPr>
               <w:t xml:space="preserve">    </w:t>
             </w:r>
-            <w:proofErr w:type="spellStart"/>
             <w:r>
               <w:rPr>
                 <w:rFonts w:ascii="Cascadia Mono" w:hAnsi="Cascadia Mono" w:cs="Cascadia Mono"/>
@@ -33863,18 +33122,7 @@
                 <w:sz w:val="19"/>
                 <w:szCs w:val="19"/>
               </w:rPr>
-              <w:t>ServerOnInterceptingPublishAsync</w:t>
-            </w:r>
-            <w:proofErr w:type="spellEnd"/>
-            <w:r>
-              <w:rPr>
-                <w:rFonts w:ascii="Cascadia Mono" w:hAnsi="Cascadia Mono" w:cs="Cascadia Mono"/>
-                <w:color w:val="000000"/>
-                <w:kern w:val="0"/>
-                <w:sz w:val="19"/>
-                <w:szCs w:val="19"/>
-              </w:rPr>
-              <w:t>;</w:t>
+              <w:t>ServerOnInterceptingPublishAsync;</w:t>
             </w:r>
           </w:p>
           <w:p>
@@ -33910,31 +33158,7 @@
                 <w:sz w:val="19"/>
                 <w:szCs w:val="19"/>
               </w:rPr>
-              <w:t>await _</w:t>
-            </w:r>
-            <w:proofErr w:type="spellStart"/>
-            <w:proofErr w:type="gramStart"/>
-            <w:r>
-              <w:rPr>
-                <w:rFonts w:ascii="Cascadia Mono" w:hAnsi="Cascadia Mono" w:cs="Cascadia Mono"/>
-                <w:color w:val="000000"/>
-                <w:kern w:val="0"/>
-                <w:sz w:val="19"/>
-                <w:szCs w:val="19"/>
-              </w:rPr>
-              <w:t>server.StartAsync</w:t>
-            </w:r>
-            <w:proofErr w:type="spellEnd"/>
-            <w:proofErr w:type="gramEnd"/>
-            <w:r>
-              <w:rPr>
-                <w:rFonts w:ascii="Cascadia Mono" w:hAnsi="Cascadia Mono" w:cs="Cascadia Mono"/>
-                <w:color w:val="000000"/>
-                <w:kern w:val="0"/>
-                <w:sz w:val="19"/>
-                <w:szCs w:val="19"/>
-              </w:rPr>
-              <w:t xml:space="preserve">();      </w:t>
+              <w:t xml:space="preserve">await _server.StartAsync();      </w:t>
             </w:r>
           </w:p>
           <w:p>
@@ -42847,6 +42071,314 @@
           </w:p>
         </w:tc>
       </w:tr>
+      <w:tr>
+        <w:trPr>
+          <w:trHeight w:val="349"/>
+        </w:trPr>
+        <w:tc>
+          <w:tcPr>
+            <w:tcW w:w="938" w:type="pct"/>
+            <w:tcBorders>
+              <w:top w:val="single" w:sz="4" w:space="0" w:color="auto"/>
+              <w:left w:val="single" w:sz="4" w:space="0" w:color="auto"/>
+              <w:bottom w:val="single" w:sz="4" w:space="0" w:color="auto"/>
+              <w:right w:val="single" w:sz="4" w:space="0" w:color="auto"/>
+            </w:tcBorders>
+            <w:noWrap/>
+            <w:vAlign w:val="center"/>
+          </w:tcPr>
+          <w:p>
+            <w:pPr>
+              <w:widowControl/>
+              <w:jc w:val="center"/>
+              <w:rPr>
+                <w:rFonts w:eastAsia="Times New Roman" w:cs="Calibri"/>
+                <w:color w:val="000000" w:themeColor="text1"/>
+                <w:kern w:val="0"/>
+                <w:sz w:val="22"/>
+              </w:rPr>
+            </w:pPr>
+          </w:p>
+        </w:tc>
+        <w:tc>
+          <w:tcPr>
+            <w:tcW w:w="939" w:type="pct"/>
+            <w:tcBorders>
+              <w:top w:val="single" w:sz="4" w:space="0" w:color="auto"/>
+              <w:left w:val="nil"/>
+              <w:bottom w:val="single" w:sz="4" w:space="0" w:color="auto"/>
+              <w:right w:val="single" w:sz="4" w:space="0" w:color="auto"/>
+            </w:tcBorders>
+            <w:noWrap/>
+            <w:vAlign w:val="center"/>
+          </w:tcPr>
+          <w:p>
+            <w:pPr>
+              <w:widowControl/>
+              <w:jc w:val="center"/>
+              <w:rPr>
+                <w:rFonts w:ascii="DengXian" w:eastAsia="DengXian" w:hAnsi="DengXian"/>
+                <w:color w:val="000000"/>
+                <w:sz w:val="22"/>
+              </w:rPr>
+            </w:pPr>
+          </w:p>
+        </w:tc>
+        <w:tc>
+          <w:tcPr>
+            <w:tcW w:w="684" w:type="pct"/>
+            <w:tcBorders>
+              <w:top w:val="single" w:sz="4" w:space="0" w:color="auto"/>
+              <w:left w:val="nil"/>
+              <w:bottom w:val="single" w:sz="4" w:space="0" w:color="auto"/>
+              <w:right w:val="single" w:sz="4" w:space="0" w:color="auto"/>
+            </w:tcBorders>
+            <w:noWrap/>
+            <w:vAlign w:val="center"/>
+          </w:tcPr>
+          <w:p>
+            <w:pPr>
+              <w:widowControl/>
+              <w:jc w:val="center"/>
+              <w:rPr>
+                <w:rFonts w:eastAsia="Times New Roman" w:cs="Calibri"/>
+                <w:color w:val="000000" w:themeColor="text1"/>
+                <w:kern w:val="0"/>
+                <w:sz w:val="22"/>
+              </w:rPr>
+            </w:pPr>
+          </w:p>
+        </w:tc>
+        <w:tc>
+          <w:tcPr>
+            <w:tcW w:w="774" w:type="pct"/>
+            <w:tcBorders>
+              <w:top w:val="single" w:sz="4" w:space="0" w:color="auto"/>
+              <w:left w:val="nil"/>
+              <w:bottom w:val="single" w:sz="4" w:space="0" w:color="auto"/>
+              <w:right w:val="single" w:sz="4" w:space="0" w:color="auto"/>
+            </w:tcBorders>
+            <w:noWrap/>
+            <w:vAlign w:val="center"/>
+          </w:tcPr>
+          <w:p>
+            <w:pPr>
+              <w:widowControl/>
+              <w:jc w:val="center"/>
+              <w:rPr>
+                <w:rFonts w:eastAsia="Times New Roman" w:cs="Calibri"/>
+                <w:color w:val="000000" w:themeColor="text1"/>
+                <w:kern w:val="0"/>
+                <w:sz w:val="22"/>
+                <w:lang w:val="en-CA"/>
+              </w:rPr>
+            </w:pPr>
+          </w:p>
+        </w:tc>
+        <w:tc>
+          <w:tcPr>
+            <w:tcW w:w="934" w:type="pct"/>
+            <w:tcBorders>
+              <w:top w:val="single" w:sz="4" w:space="0" w:color="auto"/>
+              <w:left w:val="nil"/>
+              <w:bottom w:val="single" w:sz="4" w:space="0" w:color="auto"/>
+              <w:right w:val="single" w:sz="4" w:space="0" w:color="auto"/>
+            </w:tcBorders>
+            <w:noWrap/>
+            <w:vAlign w:val="center"/>
+          </w:tcPr>
+          <w:p>
+            <w:pPr>
+              <w:widowControl/>
+              <w:jc w:val="center"/>
+              <w:rPr>
+                <w:rFonts w:ascii="DengXian" w:eastAsia="DengXian" w:hAnsi="DengXian"/>
+                <w:color w:val="000000"/>
+                <w:sz w:val="22"/>
+              </w:rPr>
+            </w:pPr>
+          </w:p>
+        </w:tc>
+        <w:tc>
+          <w:tcPr>
+            <w:tcW w:w="731" w:type="pct"/>
+            <w:tcBorders>
+              <w:top w:val="single" w:sz="4" w:space="0" w:color="auto"/>
+              <w:left w:val="nil"/>
+              <w:bottom w:val="single" w:sz="4" w:space="0" w:color="auto"/>
+              <w:right w:val="single" w:sz="4" w:space="0" w:color="auto"/>
+            </w:tcBorders>
+            <w:noWrap/>
+            <w:vAlign w:val="center"/>
+          </w:tcPr>
+          <w:p>
+            <w:pPr>
+              <w:widowControl/>
+              <w:jc w:val="center"/>
+              <w:rPr>
+                <w:rFonts w:eastAsia="Times New Roman" w:cs="Calibri"/>
+                <w:color w:val="000000" w:themeColor="text1"/>
+                <w:kern w:val="0"/>
+                <w:sz w:val="22"/>
+              </w:rPr>
+            </w:pPr>
+          </w:p>
+        </w:tc>
+      </w:tr>
+      <w:tr>
+        <w:trPr>
+          <w:trHeight w:val="349"/>
+        </w:trPr>
+        <w:tc>
+          <w:tcPr>
+            <w:tcW w:w="938" w:type="pct"/>
+            <w:tcBorders>
+              <w:top w:val="single" w:sz="4" w:space="0" w:color="auto"/>
+              <w:left w:val="single" w:sz="4" w:space="0" w:color="auto"/>
+              <w:bottom w:val="single" w:sz="4" w:space="0" w:color="auto"/>
+              <w:right w:val="single" w:sz="4" w:space="0" w:color="auto"/>
+            </w:tcBorders>
+            <w:noWrap/>
+            <w:vAlign w:val="center"/>
+          </w:tcPr>
+          <w:p>
+            <w:pPr>
+              <w:widowControl/>
+              <w:jc w:val="center"/>
+              <w:rPr>
+                <w:rFonts w:eastAsia="Times New Roman" w:cs="Calibri"/>
+                <w:color w:val="000000" w:themeColor="text1"/>
+                <w:kern w:val="0"/>
+                <w:sz w:val="22"/>
+              </w:rPr>
+            </w:pPr>
+          </w:p>
+        </w:tc>
+        <w:tc>
+          <w:tcPr>
+            <w:tcW w:w="939" w:type="pct"/>
+            <w:tcBorders>
+              <w:top w:val="single" w:sz="4" w:space="0" w:color="auto"/>
+              <w:left w:val="nil"/>
+              <w:bottom w:val="single" w:sz="4" w:space="0" w:color="auto"/>
+              <w:right w:val="single" w:sz="4" w:space="0" w:color="auto"/>
+            </w:tcBorders>
+            <w:noWrap/>
+            <w:vAlign w:val="center"/>
+          </w:tcPr>
+          <w:p>
+            <w:pPr>
+              <w:widowControl/>
+              <w:jc w:val="center"/>
+              <w:rPr>
+                <w:rFonts w:ascii="DengXian" w:eastAsia="DengXian" w:hAnsi="DengXian"/>
+                <w:color w:val="000000"/>
+                <w:sz w:val="22"/>
+              </w:rPr>
+            </w:pPr>
+          </w:p>
+        </w:tc>
+        <w:tc>
+          <w:tcPr>
+            <w:tcW w:w="684" w:type="pct"/>
+            <w:tcBorders>
+              <w:top w:val="single" w:sz="4" w:space="0" w:color="auto"/>
+              <w:left w:val="nil"/>
+              <w:bottom w:val="single" w:sz="4" w:space="0" w:color="auto"/>
+              <w:right w:val="single" w:sz="4" w:space="0" w:color="auto"/>
+            </w:tcBorders>
+            <w:noWrap/>
+            <w:vAlign w:val="center"/>
+          </w:tcPr>
+          <w:p>
+            <w:pPr>
+              <w:widowControl/>
+              <w:jc w:val="center"/>
+              <w:rPr>
+                <w:rFonts w:eastAsia="Times New Roman" w:cs="Calibri"/>
+                <w:color w:val="000000" w:themeColor="text1"/>
+                <w:kern w:val="0"/>
+                <w:sz w:val="22"/>
+              </w:rPr>
+            </w:pPr>
+          </w:p>
+        </w:tc>
+        <w:tc>
+          <w:tcPr>
+            <w:tcW w:w="774" w:type="pct"/>
+            <w:tcBorders>
+              <w:top w:val="single" w:sz="4" w:space="0" w:color="auto"/>
+              <w:left w:val="nil"/>
+              <w:bottom w:val="single" w:sz="4" w:space="0" w:color="auto"/>
+              <w:right w:val="single" w:sz="4" w:space="0" w:color="auto"/>
+            </w:tcBorders>
+            <w:noWrap/>
+            <w:vAlign w:val="center"/>
+          </w:tcPr>
+          <w:p>
+            <w:pPr>
+              <w:widowControl/>
+              <w:jc w:val="center"/>
+              <w:rPr>
+                <w:rFonts w:eastAsia="Times New Roman" w:cs="Calibri"/>
+                <w:color w:val="000000" w:themeColor="text1"/>
+                <w:kern w:val="0"/>
+                <w:sz w:val="22"/>
+                <w:lang w:val="en-CA"/>
+              </w:rPr>
+            </w:pPr>
+          </w:p>
+        </w:tc>
+        <w:tc>
+          <w:tcPr>
+            <w:tcW w:w="934" w:type="pct"/>
+            <w:tcBorders>
+              <w:top w:val="single" w:sz="4" w:space="0" w:color="auto"/>
+              <w:left w:val="nil"/>
+              <w:bottom w:val="single" w:sz="4" w:space="0" w:color="auto"/>
+              <w:right w:val="single" w:sz="4" w:space="0" w:color="auto"/>
+            </w:tcBorders>
+            <w:noWrap/>
+            <w:vAlign w:val="center"/>
+          </w:tcPr>
+          <w:p>
+            <w:pPr>
+              <w:widowControl/>
+              <w:jc w:val="center"/>
+              <w:rPr>
+                <w:rFonts w:ascii="DengXian" w:eastAsia="DengXian" w:hAnsi="DengXian"/>
+                <w:color w:val="000000"/>
+                <w:sz w:val="22"/>
+              </w:rPr>
+            </w:pPr>
+          </w:p>
+        </w:tc>
+        <w:tc>
+          <w:tcPr>
+            <w:tcW w:w="731" w:type="pct"/>
+            <w:tcBorders>
+              <w:top w:val="single" w:sz="4" w:space="0" w:color="auto"/>
+              <w:left w:val="nil"/>
+              <w:bottom w:val="single" w:sz="4" w:space="0" w:color="auto"/>
+              <w:right w:val="single" w:sz="4" w:space="0" w:color="auto"/>
+            </w:tcBorders>
+            <w:noWrap/>
+            <w:vAlign w:val="center"/>
+          </w:tcPr>
+          <w:p>
+            <w:pPr>
+              <w:widowControl/>
+              <w:jc w:val="center"/>
+              <w:rPr>
+                <w:rFonts w:eastAsia="Times New Roman" w:cs="Calibri"/>
+                <w:color w:val="000000" w:themeColor="text1"/>
+                <w:kern w:val="0"/>
+                <w:sz w:val="22"/>
+              </w:rPr>
+            </w:pPr>
+          </w:p>
+        </w:tc>
+      </w:tr>
     </w:tbl>
     <w:p>
       <w:pPr>
@@ -43011,7 +42543,6 @@
                 <w:sz w:val="22"/>
               </w:rPr>
             </w:pPr>
-            <w:proofErr w:type="spellStart"/>
             <w:r>
               <w:rPr>
                 <w:rFonts w:eastAsiaTheme="minorHAnsi" w:cs="Calibri"/>
@@ -43021,7 +42552,6 @@
               </w:rPr>
               <w:t>UpdateDisplay</w:t>
             </w:r>
-            <w:proofErr w:type="spellEnd"/>
           </w:p>
         </w:tc>
         <w:tc>
@@ -43201,6 +42731,7 @@
                 <w:rFonts w:eastAsiaTheme="minorHAnsi" w:cs="Calibri"/>
                 <w:sz w:val="22"/>
               </w:rPr>
+              <w:lastRenderedPageBreak/>
               <w:t>LED</w:t>
             </w:r>
           </w:p>
@@ -43369,16 +42900,13 @@
                 <w:sz w:val="22"/>
               </w:rPr>
             </w:pPr>
-            <w:proofErr w:type="spellStart"/>
-            <w:r>
-              <w:rPr>
-                <w:rFonts w:eastAsiaTheme="minorHAnsi" w:cs="Calibri"/>
-                <w:sz w:val="22"/>
-              </w:rPr>
-              <w:lastRenderedPageBreak/>
+            <w:r>
+              <w:rPr>
+                <w:rFonts w:eastAsiaTheme="minorHAnsi" w:cs="Calibri"/>
+                <w:sz w:val="22"/>
+              </w:rPr>
               <w:t>ClearGif</w:t>
             </w:r>
-            <w:proofErr w:type="spellEnd"/>
           </w:p>
         </w:tc>
         <w:tc>
@@ -43423,7 +42951,6 @@
                 <w:sz w:val="22"/>
               </w:rPr>
             </w:pPr>
-            <w:proofErr w:type="spellStart"/>
             <w:r>
               <w:rPr>
                 <w:rFonts w:eastAsiaTheme="minorHAnsi" w:cs="Calibri" w:hint="eastAsia"/>
@@ -43431,7 +42958,6 @@
               </w:rPr>
               <w:t>ClearGifUpdateImage</w:t>
             </w:r>
-            <w:proofErr w:type="spellEnd"/>
           </w:p>
         </w:tc>
         <w:tc>
@@ -44831,66 +44357,16 @@
         <w:rPr>
           <w:rFonts w:hint="eastAsia"/>
         </w:rPr>
-        <w:t>的配置、状态、参数等信息。其中ID、MAC、</w:t>
-      </w:r>
-      <w:proofErr w:type="spellStart"/>
+        <w:t>的配置、状态、参数等信息。其中ID、MAC、App</w:t>
+      </w:r>
+      <w:r>
+        <w:t>Version</w:t>
+      </w:r>
       <w:r>
         <w:rPr>
           <w:rFonts w:hint="eastAsia"/>
         </w:rPr>
-        <w:t>App</w:t>
-      </w:r>
-      <w:r>
-        <w:t>Version</w:t>
-      </w:r>
-      <w:proofErr w:type="spellEnd"/>
-      <w:r>
-        <w:rPr>
-          <w:rFonts w:hint="eastAsia"/>
-        </w:rPr>
-        <w:t>、</w:t>
-      </w:r>
-      <w:proofErr w:type="spellStart"/>
-      <w:r>
-        <w:rPr>
-          <w:rFonts w:hint="eastAsia"/>
-        </w:rPr>
-        <w:t>DummyVersion</w:t>
-      </w:r>
-      <w:proofErr w:type="spellEnd"/>
-      <w:r>
-        <w:rPr>
-          <w:rFonts w:hint="eastAsia"/>
-        </w:rPr>
-        <w:t>、</w:t>
-      </w:r>
-      <w:proofErr w:type="spellStart"/>
-      <w:r>
-        <w:rPr>
-          <w:rFonts w:hint="eastAsia"/>
-        </w:rPr>
-        <w:t>TotalCount</w:t>
-      </w:r>
-      <w:proofErr w:type="spellEnd"/>
-      <w:r>
-        <w:rPr>
-          <w:rFonts w:hint="eastAsia"/>
-        </w:rPr>
-        <w:t>、</w:t>
-      </w:r>
-      <w:proofErr w:type="spellStart"/>
-      <w:r>
-        <w:rPr>
-          <w:rFonts w:hint="eastAsia"/>
-        </w:rPr>
-        <w:t>SendCount</w:t>
-      </w:r>
-      <w:proofErr w:type="spellEnd"/>
-      <w:r>
-        <w:rPr>
-          <w:rFonts w:hint="eastAsia"/>
-        </w:rPr>
-        <w:t>是只读的。它的定义如下：</w:t>
+        <w:t>、DummyVersion、TotalCount、SendCount是只读的。它的定义如下：</w:t>
       </w:r>
     </w:p>
     <w:tbl>
@@ -45008,29 +44484,7 @@
                 <w:sz w:val="19"/>
                 <w:szCs w:val="19"/>
               </w:rPr>
-              <w:t>[</w:t>
-            </w:r>
-            <w:proofErr w:type="spellStart"/>
-            <w:r>
-              <w:rPr>
-                <w:rFonts w:ascii="Cascadia Mono" w:hAnsi="Cascadia Mono" w:cs="Cascadia Mono"/>
-                <w:color w:val="000000"/>
-                <w:kern w:val="0"/>
-                <w:sz w:val="19"/>
-                <w:szCs w:val="19"/>
-              </w:rPr>
-              <w:t>MessagePackObject</w:t>
-            </w:r>
-            <w:proofErr w:type="spellEnd"/>
-            <w:r>
-              <w:rPr>
-                <w:rFonts w:ascii="Cascadia Mono" w:hAnsi="Cascadia Mono" w:cs="Cascadia Mono"/>
-                <w:color w:val="000000"/>
-                <w:kern w:val="0"/>
-                <w:sz w:val="19"/>
-                <w:szCs w:val="19"/>
-              </w:rPr>
-              <w:t>]</w:t>
+              <w:t>[MessagePackObject]</w:t>
             </w:r>
           </w:p>
           <w:p>
@@ -45134,6 +44588,7 @@
                 <w:sz w:val="19"/>
                 <w:szCs w:val="19"/>
               </w:rPr>
+              <w:lastRenderedPageBreak/>
               <w:t xml:space="preserve">    /// ID: Code4 </w:t>
             </w:r>
           </w:p>
@@ -45186,29 +44641,7 @@
                 <w:sz w:val="19"/>
                 <w:szCs w:val="19"/>
               </w:rPr>
-              <w:t xml:space="preserve">    [</w:t>
-            </w:r>
-            <w:proofErr w:type="gramStart"/>
-            <w:r>
-              <w:rPr>
-                <w:rFonts w:ascii="Cascadia Mono" w:hAnsi="Cascadia Mono" w:cs="Cascadia Mono"/>
-                <w:color w:val="000000"/>
-                <w:kern w:val="0"/>
-                <w:sz w:val="19"/>
-                <w:szCs w:val="19"/>
-              </w:rPr>
-              <w:t>Key(</w:t>
-            </w:r>
-            <w:proofErr w:type="gramEnd"/>
-            <w:r>
-              <w:rPr>
-                <w:rFonts w:ascii="Cascadia Mono" w:hAnsi="Cascadia Mono" w:cs="Cascadia Mono"/>
-                <w:color w:val="000000"/>
-                <w:kern w:val="0"/>
-                <w:sz w:val="19"/>
-                <w:szCs w:val="19"/>
-              </w:rPr>
-              <w:t>0)]</w:t>
+              <w:t xml:space="preserve">    [Key(0)]</w:t>
             </w:r>
           </w:p>
           <w:p>
@@ -45234,52 +44667,7 @@
                 <w:sz w:val="19"/>
                 <w:szCs w:val="19"/>
               </w:rPr>
-              <w:lastRenderedPageBreak/>
-              <w:t xml:space="preserve">    public string ID </w:t>
-            </w:r>
-            <w:proofErr w:type="gramStart"/>
-            <w:r>
-              <w:rPr>
-                <w:rFonts w:ascii="Cascadia Mono" w:hAnsi="Cascadia Mono" w:cs="Cascadia Mono"/>
-                <w:color w:val="000000"/>
-                <w:kern w:val="0"/>
-                <w:sz w:val="19"/>
-                <w:szCs w:val="19"/>
-              </w:rPr>
-              <w:t>{ get</w:t>
-            </w:r>
-            <w:proofErr w:type="gramEnd"/>
-            <w:r>
-              <w:rPr>
-                <w:rFonts w:ascii="Cascadia Mono" w:hAnsi="Cascadia Mono" w:cs="Cascadia Mono"/>
-                <w:color w:val="000000"/>
-                <w:kern w:val="0"/>
-                <w:sz w:val="19"/>
-                <w:szCs w:val="19"/>
-              </w:rPr>
-              <w:t>; set</w:t>
-            </w:r>
-            <w:proofErr w:type="gramStart"/>
-            <w:r>
-              <w:rPr>
-                <w:rFonts w:ascii="Cascadia Mono" w:hAnsi="Cascadia Mono" w:cs="Cascadia Mono"/>
-                <w:color w:val="000000"/>
-                <w:kern w:val="0"/>
-                <w:sz w:val="19"/>
-                <w:szCs w:val="19"/>
-              </w:rPr>
-              <w:t>; }</w:t>
-            </w:r>
-            <w:proofErr w:type="gramEnd"/>
-            <w:r>
-              <w:rPr>
-                <w:rFonts w:ascii="Cascadia Mono" w:hAnsi="Cascadia Mono" w:cs="Cascadia Mono"/>
-                <w:color w:val="000000"/>
-                <w:kern w:val="0"/>
-                <w:sz w:val="19"/>
-                <w:szCs w:val="19"/>
-              </w:rPr>
-              <w:t xml:space="preserve"> = "0000";</w:t>
+              <w:t xml:space="preserve">    public string ID { get; set; } = "0000";</w:t>
             </w:r>
           </w:p>
           <w:p>
@@ -45383,29 +44771,7 @@
                 <w:sz w:val="19"/>
                 <w:szCs w:val="19"/>
               </w:rPr>
-              <w:t xml:space="preserve">    [</w:t>
-            </w:r>
-            <w:proofErr w:type="gramStart"/>
-            <w:r>
-              <w:rPr>
-                <w:rFonts w:ascii="Cascadia Mono" w:hAnsi="Cascadia Mono" w:cs="Cascadia Mono"/>
-                <w:color w:val="000000"/>
-                <w:kern w:val="0"/>
-                <w:sz w:val="19"/>
-                <w:szCs w:val="19"/>
-              </w:rPr>
-              <w:t>Key(</w:t>
-            </w:r>
-            <w:proofErr w:type="gramEnd"/>
-            <w:r>
-              <w:rPr>
-                <w:rFonts w:ascii="Cascadia Mono" w:hAnsi="Cascadia Mono" w:cs="Cascadia Mono"/>
-                <w:color w:val="000000"/>
-                <w:kern w:val="0"/>
-                <w:sz w:val="19"/>
-                <w:szCs w:val="19"/>
-              </w:rPr>
-              <w:t>1)]</w:t>
+              <w:t xml:space="preserve">    [Key(1)]</w:t>
             </w:r>
           </w:p>
           <w:p>
@@ -45431,51 +44797,7 @@
                 <w:sz w:val="19"/>
                 <w:szCs w:val="19"/>
               </w:rPr>
-              <w:t xml:space="preserve">    public string Alias </w:t>
-            </w:r>
-            <w:proofErr w:type="gramStart"/>
-            <w:r>
-              <w:rPr>
-                <w:rFonts w:ascii="Cascadia Mono" w:hAnsi="Cascadia Mono" w:cs="Cascadia Mono"/>
-                <w:color w:val="000000"/>
-                <w:kern w:val="0"/>
-                <w:sz w:val="19"/>
-                <w:szCs w:val="19"/>
-              </w:rPr>
-              <w:t>{ get</w:t>
-            </w:r>
-            <w:proofErr w:type="gramEnd"/>
-            <w:r>
-              <w:rPr>
-                <w:rFonts w:ascii="Cascadia Mono" w:hAnsi="Cascadia Mono" w:cs="Cascadia Mono"/>
-                <w:color w:val="000000"/>
-                <w:kern w:val="0"/>
-                <w:sz w:val="19"/>
-                <w:szCs w:val="19"/>
-              </w:rPr>
-              <w:t>; set</w:t>
-            </w:r>
-            <w:proofErr w:type="gramStart"/>
-            <w:r>
-              <w:rPr>
-                <w:rFonts w:ascii="Cascadia Mono" w:hAnsi="Cascadia Mono" w:cs="Cascadia Mono"/>
-                <w:color w:val="000000"/>
-                <w:kern w:val="0"/>
-                <w:sz w:val="19"/>
-                <w:szCs w:val="19"/>
-              </w:rPr>
-              <w:t>; }</w:t>
-            </w:r>
-            <w:proofErr w:type="gramEnd"/>
-            <w:r>
-              <w:rPr>
-                <w:rFonts w:ascii="Cascadia Mono" w:hAnsi="Cascadia Mono" w:cs="Cascadia Mono"/>
-                <w:color w:val="000000"/>
-                <w:kern w:val="0"/>
-                <w:sz w:val="19"/>
-                <w:szCs w:val="19"/>
-              </w:rPr>
-              <w:t xml:space="preserve"> = "";</w:t>
+              <w:t xml:space="preserve">    public string Alias { get; set; } = "";</w:t>
             </w:r>
           </w:p>
           <w:p>
@@ -45579,29 +44901,7 @@
                 <w:sz w:val="19"/>
                 <w:szCs w:val="19"/>
               </w:rPr>
-              <w:t xml:space="preserve">    [</w:t>
-            </w:r>
-            <w:proofErr w:type="gramStart"/>
-            <w:r>
-              <w:rPr>
-                <w:rFonts w:ascii="Cascadia Mono" w:hAnsi="Cascadia Mono" w:cs="Cascadia Mono"/>
-                <w:color w:val="000000"/>
-                <w:kern w:val="0"/>
-                <w:sz w:val="19"/>
-                <w:szCs w:val="19"/>
-              </w:rPr>
-              <w:t>Key(</w:t>
-            </w:r>
-            <w:proofErr w:type="gramEnd"/>
-            <w:r>
-              <w:rPr>
-                <w:rFonts w:ascii="Cascadia Mono" w:hAnsi="Cascadia Mono" w:cs="Cascadia Mono"/>
-                <w:color w:val="000000"/>
-                <w:kern w:val="0"/>
-                <w:sz w:val="19"/>
-                <w:szCs w:val="19"/>
-              </w:rPr>
-              <w:t>2)]</w:t>
+              <w:t xml:space="preserve">    [Key(2)]</w:t>
             </w:r>
           </w:p>
           <w:p>
@@ -45627,51 +44927,7 @@
                 <w:sz w:val="19"/>
                 <w:szCs w:val="19"/>
               </w:rPr>
-              <w:t xml:space="preserve">    public string IP </w:t>
-            </w:r>
-            <w:proofErr w:type="gramStart"/>
-            <w:r>
-              <w:rPr>
-                <w:rFonts w:ascii="Cascadia Mono" w:hAnsi="Cascadia Mono" w:cs="Cascadia Mono"/>
-                <w:color w:val="000000"/>
-                <w:kern w:val="0"/>
-                <w:sz w:val="19"/>
-                <w:szCs w:val="19"/>
-              </w:rPr>
-              <w:t>{ get</w:t>
-            </w:r>
-            <w:proofErr w:type="gramEnd"/>
-            <w:r>
-              <w:rPr>
-                <w:rFonts w:ascii="Cascadia Mono" w:hAnsi="Cascadia Mono" w:cs="Cascadia Mono"/>
-                <w:color w:val="000000"/>
-                <w:kern w:val="0"/>
-                <w:sz w:val="19"/>
-                <w:szCs w:val="19"/>
-              </w:rPr>
-              <w:t>; set</w:t>
-            </w:r>
-            <w:proofErr w:type="gramStart"/>
-            <w:r>
-              <w:rPr>
-                <w:rFonts w:ascii="Cascadia Mono" w:hAnsi="Cascadia Mono" w:cs="Cascadia Mono"/>
-                <w:color w:val="000000"/>
-                <w:kern w:val="0"/>
-                <w:sz w:val="19"/>
-                <w:szCs w:val="19"/>
-              </w:rPr>
-              <w:t>; }</w:t>
-            </w:r>
-            <w:proofErr w:type="gramEnd"/>
-            <w:r>
-              <w:rPr>
-                <w:rFonts w:ascii="Cascadia Mono" w:hAnsi="Cascadia Mono" w:cs="Cascadia Mono"/>
-                <w:color w:val="000000"/>
-                <w:kern w:val="0"/>
-                <w:sz w:val="19"/>
-                <w:szCs w:val="19"/>
-              </w:rPr>
-              <w:t xml:space="preserve"> = "127.0.0.1";</w:t>
+              <w:t xml:space="preserve">    public string IP { get; set; } = "127.0.0.1";</w:t>
             </w:r>
           </w:p>
           <w:p>
@@ -45775,29 +45031,7 @@
                 <w:sz w:val="19"/>
                 <w:szCs w:val="19"/>
               </w:rPr>
-              <w:t xml:space="preserve">    [</w:t>
-            </w:r>
-            <w:proofErr w:type="gramStart"/>
-            <w:r>
-              <w:rPr>
-                <w:rFonts w:ascii="Cascadia Mono" w:hAnsi="Cascadia Mono" w:cs="Cascadia Mono"/>
-                <w:color w:val="000000"/>
-                <w:kern w:val="0"/>
-                <w:sz w:val="19"/>
-                <w:szCs w:val="19"/>
-              </w:rPr>
-              <w:t>Key(</w:t>
-            </w:r>
-            <w:proofErr w:type="gramEnd"/>
-            <w:r>
-              <w:rPr>
-                <w:rFonts w:ascii="Cascadia Mono" w:hAnsi="Cascadia Mono" w:cs="Cascadia Mono"/>
-                <w:color w:val="000000"/>
-                <w:kern w:val="0"/>
-                <w:sz w:val="19"/>
-                <w:szCs w:val="19"/>
-              </w:rPr>
-              <w:t>3)]</w:t>
+              <w:t xml:space="preserve">    [Key(3)]</w:t>
             </w:r>
           </w:p>
           <w:p>
@@ -45823,51 +45057,7 @@
                 <w:sz w:val="19"/>
                 <w:szCs w:val="19"/>
               </w:rPr>
-              <w:t xml:space="preserve">    public string MAC </w:t>
-            </w:r>
-            <w:proofErr w:type="gramStart"/>
-            <w:r>
-              <w:rPr>
-                <w:rFonts w:ascii="Cascadia Mono" w:hAnsi="Cascadia Mono" w:cs="Cascadia Mono"/>
-                <w:color w:val="000000"/>
-                <w:kern w:val="0"/>
-                <w:sz w:val="19"/>
-                <w:szCs w:val="19"/>
-              </w:rPr>
-              <w:t>{ get</w:t>
-            </w:r>
-            <w:proofErr w:type="gramEnd"/>
-            <w:r>
-              <w:rPr>
-                <w:rFonts w:ascii="Cascadia Mono" w:hAnsi="Cascadia Mono" w:cs="Cascadia Mono"/>
-                <w:color w:val="000000"/>
-                <w:kern w:val="0"/>
-                <w:sz w:val="19"/>
-                <w:szCs w:val="19"/>
-              </w:rPr>
-              <w:t>; set</w:t>
-            </w:r>
-            <w:proofErr w:type="gramStart"/>
-            <w:r>
-              <w:rPr>
-                <w:rFonts w:ascii="Cascadia Mono" w:hAnsi="Cascadia Mono" w:cs="Cascadia Mono"/>
-                <w:color w:val="000000"/>
-                <w:kern w:val="0"/>
-                <w:sz w:val="19"/>
-                <w:szCs w:val="19"/>
-              </w:rPr>
-              <w:t>; }</w:t>
-            </w:r>
-            <w:proofErr w:type="gramEnd"/>
-            <w:r>
-              <w:rPr>
-                <w:rFonts w:ascii="Cascadia Mono" w:hAnsi="Cascadia Mono" w:cs="Cascadia Mono"/>
-                <w:color w:val="000000"/>
-                <w:kern w:val="0"/>
-                <w:sz w:val="19"/>
-                <w:szCs w:val="19"/>
-              </w:rPr>
-              <w:t xml:space="preserve"> = "90A9F7300000";</w:t>
+              <w:t xml:space="preserve">    public string MAC { get; set; } = "90A9F7300000";</w:t>
             </w:r>
           </w:p>
           <w:p>
@@ -45971,29 +45161,7 @@
                 <w:sz w:val="19"/>
                 <w:szCs w:val="19"/>
               </w:rPr>
-              <w:t xml:space="preserve">    [</w:t>
-            </w:r>
-            <w:proofErr w:type="gramStart"/>
-            <w:r>
-              <w:rPr>
-                <w:rFonts w:ascii="Cascadia Mono" w:hAnsi="Cascadia Mono" w:cs="Cascadia Mono"/>
-                <w:color w:val="000000"/>
-                <w:kern w:val="0"/>
-                <w:sz w:val="19"/>
-                <w:szCs w:val="19"/>
-              </w:rPr>
-              <w:t>Key(</w:t>
-            </w:r>
-            <w:proofErr w:type="gramEnd"/>
-            <w:r>
-              <w:rPr>
-                <w:rFonts w:ascii="Cascadia Mono" w:hAnsi="Cascadia Mono" w:cs="Cascadia Mono"/>
-                <w:color w:val="000000"/>
-                <w:kern w:val="0"/>
-                <w:sz w:val="19"/>
-                <w:szCs w:val="19"/>
-              </w:rPr>
-              <w:t>4)]</w:t>
+              <w:t xml:space="preserve">    [Key(4)]</w:t>
             </w:r>
           </w:p>
           <w:p>
@@ -46019,73 +45187,7 @@
                 <w:sz w:val="19"/>
                 <w:szCs w:val="19"/>
               </w:rPr>
-              <w:t xml:space="preserve">    public int </w:t>
-            </w:r>
-            <w:proofErr w:type="spellStart"/>
-            <w:r>
-              <w:rPr>
-                <w:rFonts w:ascii="Cascadia Mono" w:hAnsi="Cascadia Mono" w:cs="Cascadia Mono"/>
-                <w:color w:val="000000"/>
-                <w:kern w:val="0"/>
-                <w:sz w:val="19"/>
-                <w:szCs w:val="19"/>
-              </w:rPr>
-              <w:t>ApType</w:t>
-            </w:r>
-            <w:proofErr w:type="spellEnd"/>
-            <w:r>
-              <w:rPr>
-                <w:rFonts w:ascii="Cascadia Mono" w:hAnsi="Cascadia Mono" w:cs="Cascadia Mono"/>
-                <w:color w:val="000000"/>
-                <w:kern w:val="0"/>
-                <w:sz w:val="19"/>
-                <w:szCs w:val="19"/>
-              </w:rPr>
-              <w:t xml:space="preserve"> </w:t>
-            </w:r>
-            <w:proofErr w:type="gramStart"/>
-            <w:r>
-              <w:rPr>
-                <w:rFonts w:ascii="Cascadia Mono" w:hAnsi="Cascadia Mono" w:cs="Cascadia Mono"/>
-                <w:color w:val="000000"/>
-                <w:kern w:val="0"/>
-                <w:sz w:val="19"/>
-                <w:szCs w:val="19"/>
-              </w:rPr>
-              <w:t>{ get</w:t>
-            </w:r>
-            <w:proofErr w:type="gramEnd"/>
-            <w:r>
-              <w:rPr>
-                <w:rFonts w:ascii="Cascadia Mono" w:hAnsi="Cascadia Mono" w:cs="Cascadia Mono"/>
-                <w:color w:val="000000"/>
-                <w:kern w:val="0"/>
-                <w:sz w:val="19"/>
-                <w:szCs w:val="19"/>
-              </w:rPr>
-              <w:t>; set</w:t>
-            </w:r>
-            <w:proofErr w:type="gramStart"/>
-            <w:r>
-              <w:rPr>
-                <w:rFonts w:ascii="Cascadia Mono" w:hAnsi="Cascadia Mono" w:cs="Cascadia Mono"/>
-                <w:color w:val="000000"/>
-                <w:kern w:val="0"/>
-                <w:sz w:val="19"/>
-                <w:szCs w:val="19"/>
-              </w:rPr>
-              <w:t>; }</w:t>
-            </w:r>
-            <w:proofErr w:type="gramEnd"/>
-            <w:r>
-              <w:rPr>
-                <w:rFonts w:ascii="Cascadia Mono" w:hAnsi="Cascadia Mono" w:cs="Cascadia Mono"/>
-                <w:color w:val="000000"/>
-                <w:kern w:val="0"/>
-                <w:sz w:val="19"/>
-                <w:szCs w:val="19"/>
-              </w:rPr>
-              <w:t xml:space="preserve"> = 4; // AP05 = 3;</w:t>
+              <w:t xml:space="preserve">    public int ApType { get; set; } = 4; // AP05 = 3;</w:t>
             </w:r>
           </w:p>
           <w:p>
@@ -46189,29 +45291,7 @@
                 <w:sz w:val="19"/>
                 <w:szCs w:val="19"/>
               </w:rPr>
-              <w:t xml:space="preserve">    [</w:t>
-            </w:r>
-            <w:proofErr w:type="gramStart"/>
-            <w:r>
-              <w:rPr>
-                <w:rFonts w:ascii="Cascadia Mono" w:hAnsi="Cascadia Mono" w:cs="Cascadia Mono"/>
-                <w:color w:val="000000"/>
-                <w:kern w:val="0"/>
-                <w:sz w:val="19"/>
-                <w:szCs w:val="19"/>
-              </w:rPr>
-              <w:t>Key(</w:t>
-            </w:r>
-            <w:proofErr w:type="gramEnd"/>
-            <w:r>
-              <w:rPr>
-                <w:rFonts w:ascii="Cascadia Mono" w:hAnsi="Cascadia Mono" w:cs="Cascadia Mono"/>
-                <w:color w:val="000000"/>
-                <w:kern w:val="0"/>
-                <w:sz w:val="19"/>
-                <w:szCs w:val="19"/>
-              </w:rPr>
-              <w:t>5)]</w:t>
+              <w:t xml:space="preserve">    [Key(5)]</w:t>
             </w:r>
           </w:p>
           <w:p>
@@ -46237,73 +45317,7 @@
                 <w:sz w:val="19"/>
                 <w:szCs w:val="19"/>
               </w:rPr>
-              <w:t xml:space="preserve">    public string </w:t>
-            </w:r>
-            <w:proofErr w:type="spellStart"/>
-            <w:r>
-              <w:rPr>
-                <w:rFonts w:ascii="Cascadia Mono" w:hAnsi="Cascadia Mono" w:cs="Cascadia Mono"/>
-                <w:color w:val="000000"/>
-                <w:kern w:val="0"/>
-                <w:sz w:val="19"/>
-                <w:szCs w:val="19"/>
-              </w:rPr>
-              <w:t>ApVersion</w:t>
-            </w:r>
-            <w:proofErr w:type="spellEnd"/>
-            <w:r>
-              <w:rPr>
-                <w:rFonts w:ascii="Cascadia Mono" w:hAnsi="Cascadia Mono" w:cs="Cascadia Mono"/>
-                <w:color w:val="000000"/>
-                <w:kern w:val="0"/>
-                <w:sz w:val="19"/>
-                <w:szCs w:val="19"/>
-              </w:rPr>
-              <w:t xml:space="preserve"> </w:t>
-            </w:r>
-            <w:proofErr w:type="gramStart"/>
-            <w:r>
-              <w:rPr>
-                <w:rFonts w:ascii="Cascadia Mono" w:hAnsi="Cascadia Mono" w:cs="Cascadia Mono"/>
-                <w:color w:val="000000"/>
-                <w:kern w:val="0"/>
-                <w:sz w:val="19"/>
-                <w:szCs w:val="19"/>
-              </w:rPr>
-              <w:t>{ get</w:t>
-            </w:r>
-            <w:proofErr w:type="gramEnd"/>
-            <w:r>
-              <w:rPr>
-                <w:rFonts w:ascii="Cascadia Mono" w:hAnsi="Cascadia Mono" w:cs="Cascadia Mono"/>
-                <w:color w:val="000000"/>
-                <w:kern w:val="0"/>
-                <w:sz w:val="19"/>
-                <w:szCs w:val="19"/>
-              </w:rPr>
-              <w:t>; set</w:t>
-            </w:r>
-            <w:proofErr w:type="gramStart"/>
-            <w:r>
-              <w:rPr>
-                <w:rFonts w:ascii="Cascadia Mono" w:hAnsi="Cascadia Mono" w:cs="Cascadia Mono"/>
-                <w:color w:val="000000"/>
-                <w:kern w:val="0"/>
-                <w:sz w:val="19"/>
-                <w:szCs w:val="19"/>
-              </w:rPr>
-              <w:t>; }</w:t>
-            </w:r>
-            <w:proofErr w:type="gramEnd"/>
-            <w:r>
-              <w:rPr>
-                <w:rFonts w:ascii="Cascadia Mono" w:hAnsi="Cascadia Mono" w:cs="Cascadia Mono"/>
-                <w:color w:val="000000"/>
-                <w:kern w:val="0"/>
-                <w:sz w:val="19"/>
-                <w:szCs w:val="19"/>
-              </w:rPr>
-              <w:t xml:space="preserve"> = "1.0.1";</w:t>
+              <w:t xml:space="preserve">    public string ApVersion { get; set; } = "1.0.1";</w:t>
             </w:r>
           </w:p>
           <w:p>
@@ -46355,20 +45369,8 @@
                 <w:sz w:val="19"/>
                 <w:szCs w:val="19"/>
               </w:rPr>
-              <w:t xml:space="preserve">    /// MOD </w:t>
-            </w:r>
-            <w:proofErr w:type="spellStart"/>
-            <w:r>
-              <w:rPr>
-                <w:rFonts w:ascii="Cascadia Mono" w:hAnsi="Cascadia Mono" w:cs="Cascadia Mono"/>
-                <w:color w:val="000000"/>
-                <w:kern w:val="0"/>
-                <w:sz w:val="19"/>
-                <w:szCs w:val="19"/>
-              </w:rPr>
-              <w:t>ModVersion</w:t>
-            </w:r>
-            <w:proofErr w:type="spellEnd"/>
+              <w:t xml:space="preserve">    /// MOD ModVersion</w:t>
+            </w:r>
           </w:p>
           <w:p>
             <w:pPr>
@@ -46419,29 +45421,7 @@
                 <w:sz w:val="19"/>
                 <w:szCs w:val="19"/>
               </w:rPr>
-              <w:t xml:space="preserve">    [</w:t>
-            </w:r>
-            <w:proofErr w:type="gramStart"/>
-            <w:r>
-              <w:rPr>
-                <w:rFonts w:ascii="Cascadia Mono" w:hAnsi="Cascadia Mono" w:cs="Cascadia Mono"/>
-                <w:color w:val="000000"/>
-                <w:kern w:val="0"/>
-                <w:sz w:val="19"/>
-                <w:szCs w:val="19"/>
-              </w:rPr>
-              <w:t>Key(</w:t>
-            </w:r>
-            <w:proofErr w:type="gramEnd"/>
-            <w:r>
-              <w:rPr>
-                <w:rFonts w:ascii="Cascadia Mono" w:hAnsi="Cascadia Mono" w:cs="Cascadia Mono"/>
-                <w:color w:val="000000"/>
-                <w:kern w:val="0"/>
-                <w:sz w:val="19"/>
-                <w:szCs w:val="19"/>
-              </w:rPr>
-              <w:t>6)]</w:t>
+              <w:t xml:space="preserve">    [Key(6)]</w:t>
             </w:r>
           </w:p>
           <w:p>
@@ -46467,73 +45447,7 @@
                 <w:sz w:val="19"/>
                 <w:szCs w:val="19"/>
               </w:rPr>
-              <w:t xml:space="preserve">    public string </w:t>
-            </w:r>
-            <w:proofErr w:type="spellStart"/>
-            <w:r>
-              <w:rPr>
-                <w:rFonts w:ascii="Cascadia Mono" w:hAnsi="Cascadia Mono" w:cs="Cascadia Mono"/>
-                <w:color w:val="000000"/>
-                <w:kern w:val="0"/>
-                <w:sz w:val="19"/>
-                <w:szCs w:val="19"/>
-              </w:rPr>
-              <w:t>ModVersion</w:t>
-            </w:r>
-            <w:proofErr w:type="spellEnd"/>
-            <w:r>
-              <w:rPr>
-                <w:rFonts w:ascii="Cascadia Mono" w:hAnsi="Cascadia Mono" w:cs="Cascadia Mono"/>
-                <w:color w:val="000000"/>
-                <w:kern w:val="0"/>
-                <w:sz w:val="19"/>
-                <w:szCs w:val="19"/>
-              </w:rPr>
-              <w:t xml:space="preserve"> </w:t>
-            </w:r>
-            <w:proofErr w:type="gramStart"/>
-            <w:r>
-              <w:rPr>
-                <w:rFonts w:ascii="Cascadia Mono" w:hAnsi="Cascadia Mono" w:cs="Cascadia Mono"/>
-                <w:color w:val="000000"/>
-                <w:kern w:val="0"/>
-                <w:sz w:val="19"/>
-                <w:szCs w:val="19"/>
-              </w:rPr>
-              <w:t>{ get</w:t>
-            </w:r>
-            <w:proofErr w:type="gramEnd"/>
-            <w:r>
-              <w:rPr>
-                <w:rFonts w:ascii="Cascadia Mono" w:hAnsi="Cascadia Mono" w:cs="Cascadia Mono"/>
-                <w:color w:val="000000"/>
-                <w:kern w:val="0"/>
-                <w:sz w:val="19"/>
-                <w:szCs w:val="19"/>
-              </w:rPr>
-              <w:t>; set</w:t>
-            </w:r>
-            <w:proofErr w:type="gramStart"/>
-            <w:r>
-              <w:rPr>
-                <w:rFonts w:ascii="Cascadia Mono" w:hAnsi="Cascadia Mono" w:cs="Cascadia Mono"/>
-                <w:color w:val="000000"/>
-                <w:kern w:val="0"/>
-                <w:sz w:val="19"/>
-                <w:szCs w:val="19"/>
-              </w:rPr>
-              <w:t>; }</w:t>
-            </w:r>
-            <w:proofErr w:type="gramEnd"/>
-            <w:r>
-              <w:rPr>
-                <w:rFonts w:ascii="Cascadia Mono" w:hAnsi="Cascadia Mono" w:cs="Cascadia Mono"/>
-                <w:color w:val="000000"/>
-                <w:kern w:val="0"/>
-                <w:sz w:val="19"/>
-                <w:szCs w:val="19"/>
-              </w:rPr>
-              <w:t xml:space="preserve"> = "";</w:t>
+              <w:t xml:space="preserve">    public string ModVersion { get; set; } = "";</w:t>
             </w:r>
           </w:p>
           <w:p>
@@ -46637,29 +45551,7 @@
                 <w:sz w:val="19"/>
                 <w:szCs w:val="19"/>
               </w:rPr>
-              <w:t xml:space="preserve">    [</w:t>
-            </w:r>
-            <w:proofErr w:type="gramStart"/>
-            <w:r>
-              <w:rPr>
-                <w:rFonts w:ascii="Cascadia Mono" w:hAnsi="Cascadia Mono" w:cs="Cascadia Mono"/>
-                <w:color w:val="000000"/>
-                <w:kern w:val="0"/>
-                <w:sz w:val="19"/>
-                <w:szCs w:val="19"/>
-              </w:rPr>
-              <w:t>Key(</w:t>
-            </w:r>
-            <w:proofErr w:type="gramEnd"/>
-            <w:r>
-              <w:rPr>
-                <w:rFonts w:ascii="Cascadia Mono" w:hAnsi="Cascadia Mono" w:cs="Cascadia Mono"/>
-                <w:color w:val="000000"/>
-                <w:kern w:val="0"/>
-                <w:sz w:val="19"/>
-                <w:szCs w:val="19"/>
-              </w:rPr>
-              <w:t>7)]</w:t>
+              <w:t xml:space="preserve">    [Key(7)]</w:t>
             </w:r>
           </w:p>
           <w:p>
@@ -46685,73 +45577,7 @@
                 <w:sz w:val="19"/>
                 <w:szCs w:val="19"/>
               </w:rPr>
-              <w:t xml:space="preserve">    public int </w:t>
-            </w:r>
-            <w:proofErr w:type="spellStart"/>
-            <w:r>
-              <w:rPr>
-                <w:rFonts w:ascii="Cascadia Mono" w:hAnsi="Cascadia Mono" w:cs="Cascadia Mono"/>
-                <w:color w:val="000000"/>
-                <w:kern w:val="0"/>
-                <w:sz w:val="19"/>
-                <w:szCs w:val="19"/>
-              </w:rPr>
-              <w:t>DiskSize</w:t>
-            </w:r>
-            <w:proofErr w:type="spellEnd"/>
-            <w:r>
-              <w:rPr>
-                <w:rFonts w:ascii="Cascadia Mono" w:hAnsi="Cascadia Mono" w:cs="Cascadia Mono"/>
-                <w:color w:val="000000"/>
-                <w:kern w:val="0"/>
-                <w:sz w:val="19"/>
-                <w:szCs w:val="19"/>
-              </w:rPr>
-              <w:t xml:space="preserve"> </w:t>
-            </w:r>
-            <w:proofErr w:type="gramStart"/>
-            <w:r>
-              <w:rPr>
-                <w:rFonts w:ascii="Cascadia Mono" w:hAnsi="Cascadia Mono" w:cs="Cascadia Mono"/>
-                <w:color w:val="000000"/>
-                <w:kern w:val="0"/>
-                <w:sz w:val="19"/>
-                <w:szCs w:val="19"/>
-              </w:rPr>
-              <w:t>{ get</w:t>
-            </w:r>
-            <w:proofErr w:type="gramEnd"/>
-            <w:r>
-              <w:rPr>
-                <w:rFonts w:ascii="Cascadia Mono" w:hAnsi="Cascadia Mono" w:cs="Cascadia Mono"/>
-                <w:color w:val="000000"/>
-                <w:kern w:val="0"/>
-                <w:sz w:val="19"/>
-                <w:szCs w:val="19"/>
-              </w:rPr>
-              <w:t>; set</w:t>
-            </w:r>
-            <w:proofErr w:type="gramStart"/>
-            <w:r>
-              <w:rPr>
-                <w:rFonts w:ascii="Cascadia Mono" w:hAnsi="Cascadia Mono" w:cs="Cascadia Mono"/>
-                <w:color w:val="000000"/>
-                <w:kern w:val="0"/>
-                <w:sz w:val="19"/>
-                <w:szCs w:val="19"/>
-              </w:rPr>
-              <w:t>; }</w:t>
-            </w:r>
-            <w:proofErr w:type="gramEnd"/>
-            <w:r>
-              <w:rPr>
-                <w:rFonts w:ascii="Cascadia Mono" w:hAnsi="Cascadia Mono" w:cs="Cascadia Mono"/>
-                <w:color w:val="000000"/>
-                <w:kern w:val="0"/>
-                <w:sz w:val="19"/>
-                <w:szCs w:val="19"/>
-              </w:rPr>
-              <w:t xml:space="preserve"> = 0;</w:t>
+              <w:t xml:space="preserve">    public int DiskSize { get; set; } = 0;</w:t>
             </w:r>
           </w:p>
           <w:p>
@@ -46855,29 +45681,7 @@
                 <w:sz w:val="19"/>
                 <w:szCs w:val="19"/>
               </w:rPr>
-              <w:t xml:space="preserve">    [</w:t>
-            </w:r>
-            <w:proofErr w:type="gramStart"/>
-            <w:r>
-              <w:rPr>
-                <w:rFonts w:ascii="Cascadia Mono" w:hAnsi="Cascadia Mono" w:cs="Cascadia Mono"/>
-                <w:color w:val="000000"/>
-                <w:kern w:val="0"/>
-                <w:sz w:val="19"/>
-                <w:szCs w:val="19"/>
-              </w:rPr>
-              <w:t>Key(</w:t>
-            </w:r>
-            <w:proofErr w:type="gramEnd"/>
-            <w:r>
-              <w:rPr>
-                <w:rFonts w:ascii="Cascadia Mono" w:hAnsi="Cascadia Mono" w:cs="Cascadia Mono"/>
-                <w:color w:val="000000"/>
-                <w:kern w:val="0"/>
-                <w:sz w:val="19"/>
-                <w:szCs w:val="19"/>
-              </w:rPr>
-              <w:t>8)]</w:t>
+              <w:t xml:space="preserve">    [Key(8)]</w:t>
             </w:r>
           </w:p>
           <w:p>
@@ -46903,73 +45707,7 @@
                 <w:sz w:val="19"/>
                 <w:szCs w:val="19"/>
               </w:rPr>
-              <w:t xml:space="preserve">    public int </w:t>
-            </w:r>
-            <w:proofErr w:type="spellStart"/>
-            <w:r>
-              <w:rPr>
-                <w:rFonts w:ascii="Cascadia Mono" w:hAnsi="Cascadia Mono" w:cs="Cascadia Mono"/>
-                <w:color w:val="000000"/>
-                <w:kern w:val="0"/>
-                <w:sz w:val="19"/>
-                <w:szCs w:val="19"/>
-              </w:rPr>
-              <w:t>FreeSpace</w:t>
-            </w:r>
-            <w:proofErr w:type="spellEnd"/>
-            <w:r>
-              <w:rPr>
-                <w:rFonts w:ascii="Cascadia Mono" w:hAnsi="Cascadia Mono" w:cs="Cascadia Mono"/>
-                <w:color w:val="000000"/>
-                <w:kern w:val="0"/>
-                <w:sz w:val="19"/>
-                <w:szCs w:val="19"/>
-              </w:rPr>
-              <w:t xml:space="preserve"> </w:t>
-            </w:r>
-            <w:proofErr w:type="gramStart"/>
-            <w:r>
-              <w:rPr>
-                <w:rFonts w:ascii="Cascadia Mono" w:hAnsi="Cascadia Mono" w:cs="Cascadia Mono"/>
-                <w:color w:val="000000"/>
-                <w:kern w:val="0"/>
-                <w:sz w:val="19"/>
-                <w:szCs w:val="19"/>
-              </w:rPr>
-              <w:t>{ get</w:t>
-            </w:r>
-            <w:proofErr w:type="gramEnd"/>
-            <w:r>
-              <w:rPr>
-                <w:rFonts w:ascii="Cascadia Mono" w:hAnsi="Cascadia Mono" w:cs="Cascadia Mono"/>
-                <w:color w:val="000000"/>
-                <w:kern w:val="0"/>
-                <w:sz w:val="19"/>
-                <w:szCs w:val="19"/>
-              </w:rPr>
-              <w:t>; set</w:t>
-            </w:r>
-            <w:proofErr w:type="gramStart"/>
-            <w:r>
-              <w:rPr>
-                <w:rFonts w:ascii="Cascadia Mono" w:hAnsi="Cascadia Mono" w:cs="Cascadia Mono"/>
-                <w:color w:val="000000"/>
-                <w:kern w:val="0"/>
-                <w:sz w:val="19"/>
-                <w:szCs w:val="19"/>
-              </w:rPr>
-              <w:t>; }</w:t>
-            </w:r>
-            <w:proofErr w:type="gramEnd"/>
-            <w:r>
-              <w:rPr>
-                <w:rFonts w:ascii="Cascadia Mono" w:hAnsi="Cascadia Mono" w:cs="Cascadia Mono"/>
-                <w:color w:val="000000"/>
-                <w:kern w:val="0"/>
-                <w:sz w:val="19"/>
-                <w:szCs w:val="19"/>
-              </w:rPr>
-              <w:t xml:space="preserve"> = 0;</w:t>
+              <w:t xml:space="preserve">    public int FreeSpace { get; set; } = 0;</w:t>
             </w:r>
           </w:p>
           <w:p>
@@ -47073,29 +45811,7 @@
                 <w:sz w:val="19"/>
                 <w:szCs w:val="19"/>
               </w:rPr>
-              <w:t xml:space="preserve">    [</w:t>
-            </w:r>
-            <w:proofErr w:type="gramStart"/>
-            <w:r>
-              <w:rPr>
-                <w:rFonts w:ascii="Cascadia Mono" w:hAnsi="Cascadia Mono" w:cs="Cascadia Mono"/>
-                <w:color w:val="000000"/>
-                <w:kern w:val="0"/>
-                <w:sz w:val="19"/>
-                <w:szCs w:val="19"/>
-              </w:rPr>
-              <w:t>Key(</w:t>
-            </w:r>
-            <w:proofErr w:type="gramEnd"/>
-            <w:r>
-              <w:rPr>
-                <w:rFonts w:ascii="Cascadia Mono" w:hAnsi="Cascadia Mono" w:cs="Cascadia Mono"/>
-                <w:color w:val="000000"/>
-                <w:kern w:val="0"/>
-                <w:sz w:val="19"/>
-                <w:szCs w:val="19"/>
-              </w:rPr>
-              <w:t>9)]</w:t>
+              <w:t xml:space="preserve">    [Key(9)]</w:t>
             </w:r>
           </w:p>
           <w:p>
@@ -47121,51 +45837,7 @@
                 <w:sz w:val="19"/>
                 <w:szCs w:val="19"/>
               </w:rPr>
-              <w:t xml:space="preserve">    public string Server </w:t>
-            </w:r>
-            <w:proofErr w:type="gramStart"/>
-            <w:r>
-              <w:rPr>
-                <w:rFonts w:ascii="Cascadia Mono" w:hAnsi="Cascadia Mono" w:cs="Cascadia Mono"/>
-                <w:color w:val="000000"/>
-                <w:kern w:val="0"/>
-                <w:sz w:val="19"/>
-                <w:szCs w:val="19"/>
-              </w:rPr>
-              <w:t>{ get</w:t>
-            </w:r>
-            <w:proofErr w:type="gramEnd"/>
-            <w:r>
-              <w:rPr>
-                <w:rFonts w:ascii="Cascadia Mono" w:hAnsi="Cascadia Mono" w:cs="Cascadia Mono"/>
-                <w:color w:val="000000"/>
-                <w:kern w:val="0"/>
-                <w:sz w:val="19"/>
-                <w:szCs w:val="19"/>
-              </w:rPr>
-              <w:t>; set</w:t>
-            </w:r>
-            <w:proofErr w:type="gramStart"/>
-            <w:r>
-              <w:rPr>
-                <w:rFonts w:ascii="Cascadia Mono" w:hAnsi="Cascadia Mono" w:cs="Cascadia Mono"/>
-                <w:color w:val="000000"/>
-                <w:kern w:val="0"/>
-                <w:sz w:val="19"/>
-                <w:szCs w:val="19"/>
-              </w:rPr>
-              <w:t>; }</w:t>
-            </w:r>
-            <w:proofErr w:type="gramEnd"/>
-            <w:r>
-              <w:rPr>
-                <w:rFonts w:ascii="Cascadia Mono" w:hAnsi="Cascadia Mono" w:cs="Cascadia Mono"/>
-                <w:color w:val="000000"/>
-                <w:kern w:val="0"/>
-                <w:sz w:val="19"/>
-                <w:szCs w:val="19"/>
-              </w:rPr>
-              <w:t xml:space="preserve"> = "192.168.4.92";</w:t>
+              <w:t xml:space="preserve">    public string Server { get; set; } = "192.168.4.92";</w:t>
             </w:r>
           </w:p>
           <w:p>
@@ -47269,29 +45941,7 @@
                 <w:sz w:val="19"/>
                 <w:szCs w:val="19"/>
               </w:rPr>
-              <w:t xml:space="preserve">    [</w:t>
-            </w:r>
-            <w:proofErr w:type="gramStart"/>
-            <w:r>
-              <w:rPr>
-                <w:rFonts w:ascii="Cascadia Mono" w:hAnsi="Cascadia Mono" w:cs="Cascadia Mono"/>
-                <w:color w:val="000000"/>
-                <w:kern w:val="0"/>
-                <w:sz w:val="19"/>
-                <w:szCs w:val="19"/>
-              </w:rPr>
-              <w:t>Key(</w:t>
-            </w:r>
-            <w:proofErr w:type="gramEnd"/>
-            <w:r>
-              <w:rPr>
-                <w:rFonts w:ascii="Cascadia Mono" w:hAnsi="Cascadia Mono" w:cs="Cascadia Mono"/>
-                <w:color w:val="000000"/>
-                <w:kern w:val="0"/>
-                <w:sz w:val="19"/>
-                <w:szCs w:val="19"/>
-              </w:rPr>
-              <w:t>10)]</w:t>
+              <w:t xml:space="preserve">    [Key(10)]</w:t>
             </w:r>
           </w:p>
           <w:p>
@@ -47317,139 +45967,7 @@
                 <w:sz w:val="19"/>
                 <w:szCs w:val="19"/>
               </w:rPr>
-              <w:t xml:space="preserve">    public </w:t>
-            </w:r>
-            <w:proofErr w:type="gramStart"/>
-            <w:r>
-              <w:rPr>
-                <w:rFonts w:ascii="Cascadia Mono" w:hAnsi="Cascadia Mono" w:cs="Cascadia Mono"/>
-                <w:color w:val="000000"/>
-                <w:kern w:val="0"/>
-                <w:sz w:val="19"/>
-                <w:szCs w:val="19"/>
-              </w:rPr>
-              <w:t>string[</w:t>
-            </w:r>
-            <w:proofErr w:type="gramEnd"/>
-            <w:r>
-              <w:rPr>
-                <w:rFonts w:ascii="Cascadia Mono" w:hAnsi="Cascadia Mono" w:cs="Cascadia Mono"/>
-                <w:color w:val="000000"/>
-                <w:kern w:val="0"/>
-                <w:sz w:val="19"/>
-                <w:szCs w:val="19"/>
-              </w:rPr>
-              <w:t xml:space="preserve">] </w:t>
-            </w:r>
-            <w:proofErr w:type="spellStart"/>
-            <w:r>
-              <w:rPr>
-                <w:rFonts w:ascii="Cascadia Mono" w:hAnsi="Cascadia Mono" w:cs="Cascadia Mono"/>
-                <w:color w:val="000000"/>
-                <w:kern w:val="0"/>
-                <w:sz w:val="19"/>
-                <w:szCs w:val="19"/>
-              </w:rPr>
-              <w:t>ConnParam</w:t>
-            </w:r>
-            <w:proofErr w:type="spellEnd"/>
-            <w:r>
-              <w:rPr>
-                <w:rFonts w:ascii="Cascadia Mono" w:hAnsi="Cascadia Mono" w:cs="Cascadia Mono"/>
-                <w:color w:val="000000"/>
-                <w:kern w:val="0"/>
-                <w:sz w:val="19"/>
-                <w:szCs w:val="19"/>
-              </w:rPr>
-              <w:t xml:space="preserve"> </w:t>
-            </w:r>
-            <w:proofErr w:type="gramStart"/>
-            <w:r>
-              <w:rPr>
-                <w:rFonts w:ascii="Cascadia Mono" w:hAnsi="Cascadia Mono" w:cs="Cascadia Mono"/>
-                <w:color w:val="000000"/>
-                <w:kern w:val="0"/>
-                <w:sz w:val="19"/>
-                <w:szCs w:val="19"/>
-              </w:rPr>
-              <w:t>{ get</w:t>
-            </w:r>
-            <w:proofErr w:type="gramEnd"/>
-            <w:r>
-              <w:rPr>
-                <w:rFonts w:ascii="Cascadia Mono" w:hAnsi="Cascadia Mono" w:cs="Cascadia Mono"/>
-                <w:color w:val="000000"/>
-                <w:kern w:val="0"/>
-                <w:sz w:val="19"/>
-                <w:szCs w:val="19"/>
-              </w:rPr>
-              <w:t>; set</w:t>
-            </w:r>
-            <w:proofErr w:type="gramStart"/>
-            <w:r>
-              <w:rPr>
-                <w:rFonts w:ascii="Cascadia Mono" w:hAnsi="Cascadia Mono" w:cs="Cascadia Mono"/>
-                <w:color w:val="000000"/>
-                <w:kern w:val="0"/>
-                <w:sz w:val="19"/>
-                <w:szCs w:val="19"/>
-              </w:rPr>
-              <w:t>; }</w:t>
-            </w:r>
-            <w:proofErr w:type="gramEnd"/>
-            <w:r>
-              <w:rPr>
-                <w:rFonts w:ascii="Cascadia Mono" w:hAnsi="Cascadia Mono" w:cs="Cascadia Mono"/>
-                <w:color w:val="000000"/>
-                <w:kern w:val="0"/>
-                <w:sz w:val="19"/>
-                <w:szCs w:val="19"/>
-              </w:rPr>
-              <w:t xml:space="preserve"> = </w:t>
-            </w:r>
-            <w:proofErr w:type="spellStart"/>
-            <w:r>
-              <w:rPr>
-                <w:rFonts w:ascii="Cascadia Mono" w:hAnsi="Cascadia Mono" w:cs="Cascadia Mono"/>
-                <w:color w:val="000000"/>
-                <w:kern w:val="0"/>
-                <w:sz w:val="19"/>
-                <w:szCs w:val="19"/>
-              </w:rPr>
-              <w:t>Array.Empty</w:t>
-            </w:r>
-            <w:proofErr w:type="spellEnd"/>
-            <w:r>
-              <w:rPr>
-                <w:rFonts w:ascii="Cascadia Mono" w:hAnsi="Cascadia Mono" w:cs="Cascadia Mono"/>
-                <w:color w:val="000000"/>
-                <w:kern w:val="0"/>
-                <w:sz w:val="19"/>
-                <w:szCs w:val="19"/>
-              </w:rPr>
-              <w:t>&lt;string</w:t>
-            </w:r>
-            <w:proofErr w:type="gramStart"/>
-            <w:r>
-              <w:rPr>
-                <w:rFonts w:ascii="Cascadia Mono" w:hAnsi="Cascadia Mono" w:cs="Cascadia Mono"/>
-                <w:color w:val="000000"/>
-                <w:kern w:val="0"/>
-                <w:sz w:val="19"/>
-                <w:szCs w:val="19"/>
-              </w:rPr>
-              <w:t>&gt;(</w:t>
-            </w:r>
-            <w:proofErr w:type="gramEnd"/>
-            <w:r>
-              <w:rPr>
-                <w:rFonts w:ascii="Cascadia Mono" w:hAnsi="Cascadia Mono" w:cs="Cascadia Mono"/>
-                <w:color w:val="000000"/>
-                <w:kern w:val="0"/>
-                <w:sz w:val="19"/>
-                <w:szCs w:val="19"/>
-              </w:rPr>
-              <w:t>);</w:t>
+              <w:t xml:space="preserve">    public string[] ConnParam { get; set; } = Array.Empty&lt;string&gt;();</w:t>
             </w:r>
           </w:p>
           <w:p>
@@ -47501,6 +46019,7 @@
                 <w:sz w:val="19"/>
                 <w:szCs w:val="19"/>
               </w:rPr>
+              <w:lastRenderedPageBreak/>
               <w:t xml:space="preserve">    /// Auto network</w:t>
             </w:r>
           </w:p>
@@ -47553,29 +46072,7 @@
                 <w:sz w:val="19"/>
                 <w:szCs w:val="19"/>
               </w:rPr>
-              <w:t xml:space="preserve">    [</w:t>
-            </w:r>
-            <w:proofErr w:type="gramStart"/>
-            <w:r>
-              <w:rPr>
-                <w:rFonts w:ascii="Cascadia Mono" w:hAnsi="Cascadia Mono" w:cs="Cascadia Mono"/>
-                <w:color w:val="000000"/>
-                <w:kern w:val="0"/>
-                <w:sz w:val="19"/>
-                <w:szCs w:val="19"/>
-              </w:rPr>
-              <w:t>Key(</w:t>
-            </w:r>
-            <w:proofErr w:type="gramEnd"/>
-            <w:r>
-              <w:rPr>
-                <w:rFonts w:ascii="Cascadia Mono" w:hAnsi="Cascadia Mono" w:cs="Cascadia Mono"/>
-                <w:color w:val="000000"/>
-                <w:kern w:val="0"/>
-                <w:sz w:val="19"/>
-                <w:szCs w:val="19"/>
-              </w:rPr>
-              <w:t>11)]</w:t>
+              <w:t xml:space="preserve">    [Key(11)]</w:t>
             </w:r>
           </w:p>
           <w:p>
@@ -47601,74 +46098,7 @@
                 <w:sz w:val="19"/>
                 <w:szCs w:val="19"/>
               </w:rPr>
-              <w:lastRenderedPageBreak/>
-              <w:t xml:space="preserve">    public bool </w:t>
-            </w:r>
-            <w:proofErr w:type="spellStart"/>
-            <w:r>
-              <w:rPr>
-                <w:rFonts w:ascii="Cascadia Mono" w:hAnsi="Cascadia Mono" w:cs="Cascadia Mono"/>
-                <w:color w:val="000000"/>
-                <w:kern w:val="0"/>
-                <w:sz w:val="19"/>
-                <w:szCs w:val="19"/>
-              </w:rPr>
-              <w:t>AutoIP</w:t>
-            </w:r>
-            <w:proofErr w:type="spellEnd"/>
-            <w:r>
-              <w:rPr>
-                <w:rFonts w:ascii="Cascadia Mono" w:hAnsi="Cascadia Mono" w:cs="Cascadia Mono"/>
-                <w:color w:val="000000"/>
-                <w:kern w:val="0"/>
-                <w:sz w:val="19"/>
-                <w:szCs w:val="19"/>
-              </w:rPr>
-              <w:t xml:space="preserve"> </w:t>
-            </w:r>
-            <w:proofErr w:type="gramStart"/>
-            <w:r>
-              <w:rPr>
-                <w:rFonts w:ascii="Cascadia Mono" w:hAnsi="Cascadia Mono" w:cs="Cascadia Mono"/>
-                <w:color w:val="000000"/>
-                <w:kern w:val="0"/>
-                <w:sz w:val="19"/>
-                <w:szCs w:val="19"/>
-              </w:rPr>
-              <w:t>{ get</w:t>
-            </w:r>
-            <w:proofErr w:type="gramEnd"/>
-            <w:r>
-              <w:rPr>
-                <w:rFonts w:ascii="Cascadia Mono" w:hAnsi="Cascadia Mono" w:cs="Cascadia Mono"/>
-                <w:color w:val="000000"/>
-                <w:kern w:val="0"/>
-                <w:sz w:val="19"/>
-                <w:szCs w:val="19"/>
-              </w:rPr>
-              <w:t>; set</w:t>
-            </w:r>
-            <w:proofErr w:type="gramStart"/>
-            <w:r>
-              <w:rPr>
-                <w:rFonts w:ascii="Cascadia Mono" w:hAnsi="Cascadia Mono" w:cs="Cascadia Mono"/>
-                <w:color w:val="000000"/>
-                <w:kern w:val="0"/>
-                <w:sz w:val="19"/>
-                <w:szCs w:val="19"/>
-              </w:rPr>
-              <w:t>; }</w:t>
-            </w:r>
-            <w:proofErr w:type="gramEnd"/>
-            <w:r>
-              <w:rPr>
-                <w:rFonts w:ascii="Cascadia Mono" w:hAnsi="Cascadia Mono" w:cs="Cascadia Mono"/>
-                <w:color w:val="000000"/>
-                <w:kern w:val="0"/>
-                <w:sz w:val="19"/>
-                <w:szCs w:val="19"/>
-              </w:rPr>
-              <w:t xml:space="preserve"> = true;</w:t>
+              <w:t xml:space="preserve">    public bool AutoIP { get; set; } = true;</w:t>
             </w:r>
           </w:p>
           <w:p>
@@ -47772,29 +46202,7 @@
                 <w:sz w:val="19"/>
                 <w:szCs w:val="19"/>
               </w:rPr>
-              <w:t xml:space="preserve">    [</w:t>
-            </w:r>
-            <w:proofErr w:type="gramStart"/>
-            <w:r>
-              <w:rPr>
-                <w:rFonts w:ascii="Cascadia Mono" w:hAnsi="Cascadia Mono" w:cs="Cascadia Mono"/>
-                <w:color w:val="000000"/>
-                <w:kern w:val="0"/>
-                <w:sz w:val="19"/>
-                <w:szCs w:val="19"/>
-              </w:rPr>
-              <w:t>Key(</w:t>
-            </w:r>
-            <w:proofErr w:type="gramEnd"/>
-            <w:r>
-              <w:rPr>
-                <w:rFonts w:ascii="Cascadia Mono" w:hAnsi="Cascadia Mono" w:cs="Cascadia Mono"/>
-                <w:color w:val="000000"/>
-                <w:kern w:val="0"/>
-                <w:sz w:val="19"/>
-                <w:szCs w:val="19"/>
-              </w:rPr>
-              <w:t>12)]</w:t>
+              <w:t xml:space="preserve">    [Key(12)]</w:t>
             </w:r>
           </w:p>
           <w:p>
@@ -47820,75 +46228,7 @@
                 <w:sz w:val="19"/>
                 <w:szCs w:val="19"/>
               </w:rPr>
-              <w:t xml:space="preserve">    public string LocalIP </w:t>
-            </w:r>
-            <w:proofErr w:type="gramStart"/>
-            <w:r>
-              <w:rPr>
-                <w:rFonts w:ascii="Cascadia Mono" w:hAnsi="Cascadia Mono" w:cs="Cascadia Mono"/>
-                <w:color w:val="000000"/>
-                <w:kern w:val="0"/>
-                <w:sz w:val="19"/>
-                <w:szCs w:val="19"/>
-              </w:rPr>
-              <w:t>{ get</w:t>
-            </w:r>
-            <w:proofErr w:type="gramEnd"/>
-            <w:r>
-              <w:rPr>
-                <w:rFonts w:ascii="Cascadia Mono" w:hAnsi="Cascadia Mono" w:cs="Cascadia Mono"/>
-                <w:color w:val="000000"/>
-                <w:kern w:val="0"/>
-                <w:sz w:val="19"/>
-                <w:szCs w:val="19"/>
-              </w:rPr>
-              <w:t>; set</w:t>
-            </w:r>
-            <w:proofErr w:type="gramStart"/>
-            <w:r>
-              <w:rPr>
-                <w:rFonts w:ascii="Cascadia Mono" w:hAnsi="Cascadia Mono" w:cs="Cascadia Mono"/>
-                <w:color w:val="000000"/>
-                <w:kern w:val="0"/>
-                <w:sz w:val="19"/>
-                <w:szCs w:val="19"/>
-              </w:rPr>
-              <w:t>; }</w:t>
-            </w:r>
-            <w:proofErr w:type="gramEnd"/>
-            <w:r>
-              <w:rPr>
-                <w:rFonts w:ascii="Cascadia Mono" w:hAnsi="Cascadia Mono" w:cs="Cascadia Mono"/>
-                <w:color w:val="000000"/>
-                <w:kern w:val="0"/>
-                <w:sz w:val="19"/>
-                <w:szCs w:val="19"/>
-              </w:rPr>
-              <w:t xml:space="preserve"> = </w:t>
-            </w:r>
-            <w:proofErr w:type="spellStart"/>
-            <w:proofErr w:type="gramStart"/>
-            <w:r>
-              <w:rPr>
-                <w:rFonts w:ascii="Cascadia Mono" w:hAnsi="Cascadia Mono" w:cs="Cascadia Mono"/>
-                <w:color w:val="000000"/>
-                <w:kern w:val="0"/>
-                <w:sz w:val="19"/>
-                <w:szCs w:val="19"/>
-              </w:rPr>
-              <w:t>string.Empty</w:t>
-            </w:r>
-            <w:proofErr w:type="spellEnd"/>
-            <w:proofErr w:type="gramEnd"/>
-            <w:r>
-              <w:rPr>
-                <w:rFonts w:ascii="Cascadia Mono" w:hAnsi="Cascadia Mono" w:cs="Cascadia Mono"/>
-                <w:color w:val="000000"/>
-                <w:kern w:val="0"/>
-                <w:sz w:val="19"/>
-                <w:szCs w:val="19"/>
-              </w:rPr>
-              <w:t>;</w:t>
+              <w:t xml:space="preserve">    public string LocalIP { get; set; } = string.Empty;</w:t>
             </w:r>
           </w:p>
           <w:p>
@@ -47992,29 +46332,7 @@
                 <w:sz w:val="19"/>
                 <w:szCs w:val="19"/>
               </w:rPr>
-              <w:t xml:space="preserve">    [</w:t>
-            </w:r>
-            <w:proofErr w:type="gramStart"/>
-            <w:r>
-              <w:rPr>
-                <w:rFonts w:ascii="Cascadia Mono" w:hAnsi="Cascadia Mono" w:cs="Cascadia Mono"/>
-                <w:color w:val="000000"/>
-                <w:kern w:val="0"/>
-                <w:sz w:val="19"/>
-                <w:szCs w:val="19"/>
-              </w:rPr>
-              <w:t>Key(</w:t>
-            </w:r>
-            <w:proofErr w:type="gramEnd"/>
-            <w:r>
-              <w:rPr>
-                <w:rFonts w:ascii="Cascadia Mono" w:hAnsi="Cascadia Mono" w:cs="Cascadia Mono"/>
-                <w:color w:val="000000"/>
-                <w:kern w:val="0"/>
-                <w:sz w:val="19"/>
-                <w:szCs w:val="19"/>
-              </w:rPr>
-              <w:t>13)]</w:t>
+              <w:t xml:space="preserve">    [Key(13)]</w:t>
             </w:r>
           </w:p>
           <w:p>
@@ -48040,75 +46358,7 @@
                 <w:sz w:val="19"/>
                 <w:szCs w:val="19"/>
               </w:rPr>
-              <w:t xml:space="preserve">    public string Subnet </w:t>
-            </w:r>
-            <w:proofErr w:type="gramStart"/>
-            <w:r>
-              <w:rPr>
-                <w:rFonts w:ascii="Cascadia Mono" w:hAnsi="Cascadia Mono" w:cs="Cascadia Mono"/>
-                <w:color w:val="000000"/>
-                <w:kern w:val="0"/>
-                <w:sz w:val="19"/>
-                <w:szCs w:val="19"/>
-              </w:rPr>
-              <w:t>{ get</w:t>
-            </w:r>
-            <w:proofErr w:type="gramEnd"/>
-            <w:r>
-              <w:rPr>
-                <w:rFonts w:ascii="Cascadia Mono" w:hAnsi="Cascadia Mono" w:cs="Cascadia Mono"/>
-                <w:color w:val="000000"/>
-                <w:kern w:val="0"/>
-                <w:sz w:val="19"/>
-                <w:szCs w:val="19"/>
-              </w:rPr>
-              <w:t>; set</w:t>
-            </w:r>
-            <w:proofErr w:type="gramStart"/>
-            <w:r>
-              <w:rPr>
-                <w:rFonts w:ascii="Cascadia Mono" w:hAnsi="Cascadia Mono" w:cs="Cascadia Mono"/>
-                <w:color w:val="000000"/>
-                <w:kern w:val="0"/>
-                <w:sz w:val="19"/>
-                <w:szCs w:val="19"/>
-              </w:rPr>
-              <w:t>; }</w:t>
-            </w:r>
-            <w:proofErr w:type="gramEnd"/>
-            <w:r>
-              <w:rPr>
-                <w:rFonts w:ascii="Cascadia Mono" w:hAnsi="Cascadia Mono" w:cs="Cascadia Mono"/>
-                <w:color w:val="000000"/>
-                <w:kern w:val="0"/>
-                <w:sz w:val="19"/>
-                <w:szCs w:val="19"/>
-              </w:rPr>
-              <w:t xml:space="preserve"> = </w:t>
-            </w:r>
-            <w:proofErr w:type="spellStart"/>
-            <w:proofErr w:type="gramStart"/>
-            <w:r>
-              <w:rPr>
-                <w:rFonts w:ascii="Cascadia Mono" w:hAnsi="Cascadia Mono" w:cs="Cascadia Mono"/>
-                <w:color w:val="000000"/>
-                <w:kern w:val="0"/>
-                <w:sz w:val="19"/>
-                <w:szCs w:val="19"/>
-              </w:rPr>
-              <w:t>string.Empty</w:t>
-            </w:r>
-            <w:proofErr w:type="spellEnd"/>
-            <w:proofErr w:type="gramEnd"/>
-            <w:r>
-              <w:rPr>
-                <w:rFonts w:ascii="Cascadia Mono" w:hAnsi="Cascadia Mono" w:cs="Cascadia Mono"/>
-                <w:color w:val="000000"/>
-                <w:kern w:val="0"/>
-                <w:sz w:val="19"/>
-                <w:szCs w:val="19"/>
-              </w:rPr>
-              <w:t>;</w:t>
+              <w:t xml:space="preserve">    public string Subnet { get; set; } = string.Empty;</w:t>
             </w:r>
           </w:p>
           <w:p>
@@ -48212,29 +46462,7 @@
                 <w:sz w:val="19"/>
                 <w:szCs w:val="19"/>
               </w:rPr>
-              <w:t xml:space="preserve">    [</w:t>
-            </w:r>
-            <w:proofErr w:type="gramStart"/>
-            <w:r>
-              <w:rPr>
-                <w:rFonts w:ascii="Cascadia Mono" w:hAnsi="Cascadia Mono" w:cs="Cascadia Mono"/>
-                <w:color w:val="000000"/>
-                <w:kern w:val="0"/>
-                <w:sz w:val="19"/>
-                <w:szCs w:val="19"/>
-              </w:rPr>
-              <w:t>Key(</w:t>
-            </w:r>
-            <w:proofErr w:type="gramEnd"/>
-            <w:r>
-              <w:rPr>
-                <w:rFonts w:ascii="Cascadia Mono" w:hAnsi="Cascadia Mono" w:cs="Cascadia Mono"/>
-                <w:color w:val="000000"/>
-                <w:kern w:val="0"/>
-                <w:sz w:val="19"/>
-                <w:szCs w:val="19"/>
-              </w:rPr>
-              <w:t>14)]</w:t>
+              <w:t xml:space="preserve">    [Key(14)]</w:t>
             </w:r>
           </w:p>
           <w:p>
@@ -48260,75 +46488,7 @@
                 <w:sz w:val="19"/>
                 <w:szCs w:val="19"/>
               </w:rPr>
-              <w:t xml:space="preserve">    public string Gateway </w:t>
-            </w:r>
-            <w:proofErr w:type="gramStart"/>
-            <w:r>
-              <w:rPr>
-                <w:rFonts w:ascii="Cascadia Mono" w:hAnsi="Cascadia Mono" w:cs="Cascadia Mono"/>
-                <w:color w:val="000000"/>
-                <w:kern w:val="0"/>
-                <w:sz w:val="19"/>
-                <w:szCs w:val="19"/>
-              </w:rPr>
-              <w:t>{ get</w:t>
-            </w:r>
-            <w:proofErr w:type="gramEnd"/>
-            <w:r>
-              <w:rPr>
-                <w:rFonts w:ascii="Cascadia Mono" w:hAnsi="Cascadia Mono" w:cs="Cascadia Mono"/>
-                <w:color w:val="000000"/>
-                <w:kern w:val="0"/>
-                <w:sz w:val="19"/>
-                <w:szCs w:val="19"/>
-              </w:rPr>
-              <w:t>; set</w:t>
-            </w:r>
-            <w:proofErr w:type="gramStart"/>
-            <w:r>
-              <w:rPr>
-                <w:rFonts w:ascii="Cascadia Mono" w:hAnsi="Cascadia Mono" w:cs="Cascadia Mono"/>
-                <w:color w:val="000000"/>
-                <w:kern w:val="0"/>
-                <w:sz w:val="19"/>
-                <w:szCs w:val="19"/>
-              </w:rPr>
-              <w:t>; }</w:t>
-            </w:r>
-            <w:proofErr w:type="gramEnd"/>
-            <w:r>
-              <w:rPr>
-                <w:rFonts w:ascii="Cascadia Mono" w:hAnsi="Cascadia Mono" w:cs="Cascadia Mono"/>
-                <w:color w:val="000000"/>
-                <w:kern w:val="0"/>
-                <w:sz w:val="19"/>
-                <w:szCs w:val="19"/>
-              </w:rPr>
-              <w:t xml:space="preserve"> = </w:t>
-            </w:r>
-            <w:proofErr w:type="spellStart"/>
-            <w:proofErr w:type="gramStart"/>
-            <w:r>
-              <w:rPr>
-                <w:rFonts w:ascii="Cascadia Mono" w:hAnsi="Cascadia Mono" w:cs="Cascadia Mono"/>
-                <w:color w:val="000000"/>
-                <w:kern w:val="0"/>
-                <w:sz w:val="19"/>
-                <w:szCs w:val="19"/>
-              </w:rPr>
-              <w:t>string.Empty</w:t>
-            </w:r>
-            <w:proofErr w:type="spellEnd"/>
-            <w:proofErr w:type="gramEnd"/>
-            <w:r>
-              <w:rPr>
-                <w:rFonts w:ascii="Cascadia Mono" w:hAnsi="Cascadia Mono" w:cs="Cascadia Mono"/>
-                <w:color w:val="000000"/>
-                <w:kern w:val="0"/>
-                <w:sz w:val="19"/>
-                <w:szCs w:val="19"/>
-              </w:rPr>
-              <w:t>;</w:t>
+              <w:t xml:space="preserve">    public string Gateway { get; set; } = string.Empty;</w:t>
             </w:r>
           </w:p>
           <w:p>
@@ -48432,29 +46592,7 @@
                 <w:sz w:val="19"/>
                 <w:szCs w:val="19"/>
               </w:rPr>
-              <w:t xml:space="preserve">    [</w:t>
-            </w:r>
-            <w:proofErr w:type="gramStart"/>
-            <w:r>
-              <w:rPr>
-                <w:rFonts w:ascii="Cascadia Mono" w:hAnsi="Cascadia Mono" w:cs="Cascadia Mono"/>
-                <w:color w:val="000000"/>
-                <w:kern w:val="0"/>
-                <w:sz w:val="19"/>
-                <w:szCs w:val="19"/>
-              </w:rPr>
-              <w:t>Key(</w:t>
-            </w:r>
-            <w:proofErr w:type="gramEnd"/>
-            <w:r>
-              <w:rPr>
-                <w:rFonts w:ascii="Cascadia Mono" w:hAnsi="Cascadia Mono" w:cs="Cascadia Mono"/>
-                <w:color w:val="000000"/>
-                <w:kern w:val="0"/>
-                <w:sz w:val="19"/>
-                <w:szCs w:val="19"/>
-              </w:rPr>
-              <w:t>15)]</w:t>
+              <w:t xml:space="preserve">    [Key(15)]</w:t>
             </w:r>
           </w:p>
           <w:p>
@@ -48480,51 +46618,7 @@
                 <w:sz w:val="19"/>
                 <w:szCs w:val="19"/>
               </w:rPr>
-              <w:t xml:space="preserve">    public int Heartbeat </w:t>
-            </w:r>
-            <w:proofErr w:type="gramStart"/>
-            <w:r>
-              <w:rPr>
-                <w:rFonts w:ascii="Cascadia Mono" w:hAnsi="Cascadia Mono" w:cs="Cascadia Mono"/>
-                <w:color w:val="000000"/>
-                <w:kern w:val="0"/>
-                <w:sz w:val="19"/>
-                <w:szCs w:val="19"/>
-              </w:rPr>
-              <w:t>{ get</w:t>
-            </w:r>
-            <w:proofErr w:type="gramEnd"/>
-            <w:r>
-              <w:rPr>
-                <w:rFonts w:ascii="Cascadia Mono" w:hAnsi="Cascadia Mono" w:cs="Cascadia Mono"/>
-                <w:color w:val="000000"/>
-                <w:kern w:val="0"/>
-                <w:sz w:val="19"/>
-                <w:szCs w:val="19"/>
-              </w:rPr>
-              <w:t>; set</w:t>
-            </w:r>
-            <w:proofErr w:type="gramStart"/>
-            <w:r>
-              <w:rPr>
-                <w:rFonts w:ascii="Cascadia Mono" w:hAnsi="Cascadia Mono" w:cs="Cascadia Mono"/>
-                <w:color w:val="000000"/>
-                <w:kern w:val="0"/>
-                <w:sz w:val="19"/>
-                <w:szCs w:val="19"/>
-              </w:rPr>
-              <w:t>; }</w:t>
-            </w:r>
-            <w:proofErr w:type="gramEnd"/>
-            <w:r>
-              <w:rPr>
-                <w:rFonts w:ascii="Cascadia Mono" w:hAnsi="Cascadia Mono" w:cs="Cascadia Mono"/>
-                <w:color w:val="000000"/>
-                <w:kern w:val="0"/>
-                <w:sz w:val="19"/>
-                <w:szCs w:val="19"/>
-              </w:rPr>
-              <w:t xml:space="preserve"> = 15;</w:t>
+              <w:t xml:space="preserve">    public int Heartbeat { get; set; } = 15;</w:t>
             </w:r>
           </w:p>
           <w:p>
@@ -48547,7 +46641,6 @@
         <w:ind w:firstLine="420"/>
         <w:jc w:val="left"/>
       </w:pPr>
-      <w:proofErr w:type="spellStart"/>
       <w:r>
         <w:rPr>
           <w:rFonts w:hint="eastAsia"/>
@@ -48557,7 +46650,6 @@
         <w:lastRenderedPageBreak/>
         <w:t>eStationConfig</w:t>
       </w:r>
-      <w:proofErr w:type="spellEnd"/>
       <w:r>
         <w:rPr>
           <w:rFonts w:hint="eastAsia"/>
@@ -48602,29 +46694,7 @@
                 <w:sz w:val="19"/>
                 <w:szCs w:val="19"/>
               </w:rPr>
-              <w:t>[</w:t>
-            </w:r>
-            <w:proofErr w:type="spellStart"/>
-            <w:r>
-              <w:rPr>
-                <w:rFonts w:ascii="Cascadia Mono" w:hAnsi="Cascadia Mono" w:cs="Cascadia Mono"/>
-                <w:color w:val="000000"/>
-                <w:kern w:val="0"/>
-                <w:sz w:val="19"/>
-                <w:szCs w:val="19"/>
-              </w:rPr>
-              <w:t>MessagePackObject</w:t>
-            </w:r>
-            <w:proofErr w:type="spellEnd"/>
-            <w:r>
-              <w:rPr>
-                <w:rFonts w:ascii="Cascadia Mono" w:hAnsi="Cascadia Mono" w:cs="Cascadia Mono"/>
-                <w:color w:val="000000"/>
-                <w:kern w:val="0"/>
-                <w:sz w:val="19"/>
-                <w:szCs w:val="19"/>
-              </w:rPr>
-              <w:t>]</w:t>
+              <w:t>[MessagePackObject]</w:t>
             </w:r>
           </w:p>
           <w:p>
@@ -48650,20 +46720,8 @@
                 <w:sz w:val="19"/>
                 <w:szCs w:val="19"/>
               </w:rPr>
-              <w:t xml:space="preserve">internal class </w:t>
-            </w:r>
-            <w:proofErr w:type="spellStart"/>
-            <w:r>
-              <w:rPr>
-                <w:rFonts w:ascii="Cascadia Mono" w:hAnsi="Cascadia Mono" w:cs="Cascadia Mono"/>
-                <w:color w:val="000000"/>
-                <w:kern w:val="0"/>
-                <w:sz w:val="19"/>
-                <w:szCs w:val="19"/>
-              </w:rPr>
-              <w:t>eStationConfig</w:t>
-            </w:r>
-            <w:proofErr w:type="spellEnd"/>
+              <w:t>internal class eStationConfig</w:t>
+            </w:r>
           </w:p>
           <w:p>
             <w:pPr>
@@ -48792,29 +46850,7 @@
                 <w:sz w:val="19"/>
                 <w:szCs w:val="19"/>
               </w:rPr>
-              <w:t xml:space="preserve">    [</w:t>
-            </w:r>
-            <w:proofErr w:type="gramStart"/>
-            <w:r>
-              <w:rPr>
-                <w:rFonts w:ascii="Cascadia Mono" w:hAnsi="Cascadia Mono" w:cs="Cascadia Mono"/>
-                <w:color w:val="000000"/>
-                <w:kern w:val="0"/>
-                <w:sz w:val="19"/>
-                <w:szCs w:val="19"/>
-              </w:rPr>
-              <w:t>Key(</w:t>
-            </w:r>
-            <w:proofErr w:type="gramEnd"/>
-            <w:r>
-              <w:rPr>
-                <w:rFonts w:ascii="Cascadia Mono" w:hAnsi="Cascadia Mono" w:cs="Cascadia Mono"/>
-                <w:color w:val="000000"/>
-                <w:kern w:val="0"/>
-                <w:sz w:val="19"/>
-                <w:szCs w:val="19"/>
-              </w:rPr>
-              <w:t>0)]</w:t>
+              <w:t xml:space="preserve">    [Key(0)]</w:t>
             </w:r>
           </w:p>
           <w:p>
@@ -48840,51 +46876,7 @@
                 <w:sz w:val="19"/>
                 <w:szCs w:val="19"/>
               </w:rPr>
-              <w:t xml:space="preserve">    public string Alias </w:t>
-            </w:r>
-            <w:proofErr w:type="gramStart"/>
-            <w:r>
-              <w:rPr>
-                <w:rFonts w:ascii="Cascadia Mono" w:hAnsi="Cascadia Mono" w:cs="Cascadia Mono"/>
-                <w:color w:val="000000"/>
-                <w:kern w:val="0"/>
-                <w:sz w:val="19"/>
-                <w:szCs w:val="19"/>
-              </w:rPr>
-              <w:t>{ get</w:t>
-            </w:r>
-            <w:proofErr w:type="gramEnd"/>
-            <w:r>
-              <w:rPr>
-                <w:rFonts w:ascii="Cascadia Mono" w:hAnsi="Cascadia Mono" w:cs="Cascadia Mono"/>
-                <w:color w:val="000000"/>
-                <w:kern w:val="0"/>
-                <w:sz w:val="19"/>
-                <w:szCs w:val="19"/>
-              </w:rPr>
-              <w:t>; set</w:t>
-            </w:r>
-            <w:proofErr w:type="gramStart"/>
-            <w:r>
-              <w:rPr>
-                <w:rFonts w:ascii="Cascadia Mono" w:hAnsi="Cascadia Mono" w:cs="Cascadia Mono"/>
-                <w:color w:val="000000"/>
-                <w:kern w:val="0"/>
-                <w:sz w:val="19"/>
-                <w:szCs w:val="19"/>
-              </w:rPr>
-              <w:t>; }</w:t>
-            </w:r>
-            <w:proofErr w:type="gramEnd"/>
-            <w:r>
-              <w:rPr>
-                <w:rFonts w:ascii="Cascadia Mono" w:hAnsi="Cascadia Mono" w:cs="Cascadia Mono"/>
-                <w:color w:val="000000"/>
-                <w:kern w:val="0"/>
-                <w:sz w:val="19"/>
-                <w:szCs w:val="19"/>
-              </w:rPr>
-              <w:t xml:space="preserve"> = "";</w:t>
+              <w:t xml:space="preserve">    public string Alias { get; set; } = "";</w:t>
             </w:r>
           </w:p>
           <w:p>
@@ -48988,29 +46980,7 @@
                 <w:sz w:val="19"/>
                 <w:szCs w:val="19"/>
               </w:rPr>
-              <w:t xml:space="preserve">    [</w:t>
-            </w:r>
-            <w:proofErr w:type="gramStart"/>
-            <w:r>
-              <w:rPr>
-                <w:rFonts w:ascii="Cascadia Mono" w:hAnsi="Cascadia Mono" w:cs="Cascadia Mono"/>
-                <w:color w:val="000000"/>
-                <w:kern w:val="0"/>
-                <w:sz w:val="19"/>
-                <w:szCs w:val="19"/>
-              </w:rPr>
-              <w:t>Key(</w:t>
-            </w:r>
-            <w:proofErr w:type="gramEnd"/>
-            <w:r>
-              <w:rPr>
-                <w:rFonts w:ascii="Cascadia Mono" w:hAnsi="Cascadia Mono" w:cs="Cascadia Mono"/>
-                <w:color w:val="000000"/>
-                <w:kern w:val="0"/>
-                <w:sz w:val="19"/>
-                <w:szCs w:val="19"/>
-              </w:rPr>
-              <w:t>1)]</w:t>
+              <w:t xml:space="preserve">    [Key(1)]</w:t>
             </w:r>
           </w:p>
           <w:p>
@@ -49036,51 +47006,7 @@
                 <w:sz w:val="19"/>
                 <w:szCs w:val="19"/>
               </w:rPr>
-              <w:t xml:space="preserve">    public string Server </w:t>
-            </w:r>
-            <w:proofErr w:type="gramStart"/>
-            <w:r>
-              <w:rPr>
-                <w:rFonts w:ascii="Cascadia Mono" w:hAnsi="Cascadia Mono" w:cs="Cascadia Mono"/>
-                <w:color w:val="000000"/>
-                <w:kern w:val="0"/>
-                <w:sz w:val="19"/>
-                <w:szCs w:val="19"/>
-              </w:rPr>
-              <w:t>{ get</w:t>
-            </w:r>
-            <w:proofErr w:type="gramEnd"/>
-            <w:r>
-              <w:rPr>
-                <w:rFonts w:ascii="Cascadia Mono" w:hAnsi="Cascadia Mono" w:cs="Cascadia Mono"/>
-                <w:color w:val="000000"/>
-                <w:kern w:val="0"/>
-                <w:sz w:val="19"/>
-                <w:szCs w:val="19"/>
-              </w:rPr>
-              <w:t>; set</w:t>
-            </w:r>
-            <w:proofErr w:type="gramStart"/>
-            <w:r>
-              <w:rPr>
-                <w:rFonts w:ascii="Cascadia Mono" w:hAnsi="Cascadia Mono" w:cs="Cascadia Mono"/>
-                <w:color w:val="000000"/>
-                <w:kern w:val="0"/>
-                <w:sz w:val="19"/>
-                <w:szCs w:val="19"/>
-              </w:rPr>
-              <w:t>; }</w:t>
-            </w:r>
-            <w:proofErr w:type="gramEnd"/>
-            <w:r>
-              <w:rPr>
-                <w:rFonts w:ascii="Cascadia Mono" w:hAnsi="Cascadia Mono" w:cs="Cascadia Mono"/>
-                <w:color w:val="000000"/>
-                <w:kern w:val="0"/>
-                <w:sz w:val="19"/>
-                <w:szCs w:val="19"/>
-              </w:rPr>
-              <w:t xml:space="preserve"> = "192.168.4.92";</w:t>
+              <w:t xml:space="preserve">    public string Server { get; set; } = "192.168.4.92";</w:t>
             </w:r>
           </w:p>
           <w:p>
@@ -49184,29 +47110,7 @@
                 <w:sz w:val="19"/>
                 <w:szCs w:val="19"/>
               </w:rPr>
-              <w:t xml:space="preserve">    [</w:t>
-            </w:r>
-            <w:proofErr w:type="gramStart"/>
-            <w:r>
-              <w:rPr>
-                <w:rFonts w:ascii="Cascadia Mono" w:hAnsi="Cascadia Mono" w:cs="Cascadia Mono"/>
-                <w:color w:val="000000"/>
-                <w:kern w:val="0"/>
-                <w:sz w:val="19"/>
-                <w:szCs w:val="19"/>
-              </w:rPr>
-              <w:t>Key(</w:t>
-            </w:r>
-            <w:proofErr w:type="gramEnd"/>
-            <w:r>
-              <w:rPr>
-                <w:rFonts w:ascii="Cascadia Mono" w:hAnsi="Cascadia Mono" w:cs="Cascadia Mono"/>
-                <w:color w:val="000000"/>
-                <w:kern w:val="0"/>
-                <w:sz w:val="19"/>
-                <w:szCs w:val="19"/>
-              </w:rPr>
-              <w:t>2)]</w:t>
+              <w:t xml:space="preserve">    [Key(2)]</w:t>
             </w:r>
           </w:p>
           <w:p>
@@ -49232,139 +47136,7 @@
                 <w:sz w:val="19"/>
                 <w:szCs w:val="19"/>
               </w:rPr>
-              <w:t xml:space="preserve">    public </w:t>
-            </w:r>
-            <w:proofErr w:type="gramStart"/>
-            <w:r>
-              <w:rPr>
-                <w:rFonts w:ascii="Cascadia Mono" w:hAnsi="Cascadia Mono" w:cs="Cascadia Mono"/>
-                <w:color w:val="000000"/>
-                <w:kern w:val="0"/>
-                <w:sz w:val="19"/>
-                <w:szCs w:val="19"/>
-              </w:rPr>
-              <w:t>string[</w:t>
-            </w:r>
-            <w:proofErr w:type="gramEnd"/>
-            <w:r>
-              <w:rPr>
-                <w:rFonts w:ascii="Cascadia Mono" w:hAnsi="Cascadia Mono" w:cs="Cascadia Mono"/>
-                <w:color w:val="000000"/>
-                <w:kern w:val="0"/>
-                <w:sz w:val="19"/>
-                <w:szCs w:val="19"/>
-              </w:rPr>
-              <w:t xml:space="preserve">] </w:t>
-            </w:r>
-            <w:proofErr w:type="spellStart"/>
-            <w:r>
-              <w:rPr>
-                <w:rFonts w:ascii="Cascadia Mono" w:hAnsi="Cascadia Mono" w:cs="Cascadia Mono"/>
-                <w:color w:val="000000"/>
-                <w:kern w:val="0"/>
-                <w:sz w:val="19"/>
-                <w:szCs w:val="19"/>
-              </w:rPr>
-              <w:t>ConnParam</w:t>
-            </w:r>
-            <w:proofErr w:type="spellEnd"/>
-            <w:r>
-              <w:rPr>
-                <w:rFonts w:ascii="Cascadia Mono" w:hAnsi="Cascadia Mono" w:cs="Cascadia Mono"/>
-                <w:color w:val="000000"/>
-                <w:kern w:val="0"/>
-                <w:sz w:val="19"/>
-                <w:szCs w:val="19"/>
-              </w:rPr>
-              <w:t xml:space="preserve"> </w:t>
-            </w:r>
-            <w:proofErr w:type="gramStart"/>
-            <w:r>
-              <w:rPr>
-                <w:rFonts w:ascii="Cascadia Mono" w:hAnsi="Cascadia Mono" w:cs="Cascadia Mono"/>
-                <w:color w:val="000000"/>
-                <w:kern w:val="0"/>
-                <w:sz w:val="19"/>
-                <w:szCs w:val="19"/>
-              </w:rPr>
-              <w:t>{ get</w:t>
-            </w:r>
-            <w:proofErr w:type="gramEnd"/>
-            <w:r>
-              <w:rPr>
-                <w:rFonts w:ascii="Cascadia Mono" w:hAnsi="Cascadia Mono" w:cs="Cascadia Mono"/>
-                <w:color w:val="000000"/>
-                <w:kern w:val="0"/>
-                <w:sz w:val="19"/>
-                <w:szCs w:val="19"/>
-              </w:rPr>
-              <w:t>; set</w:t>
-            </w:r>
-            <w:proofErr w:type="gramStart"/>
-            <w:r>
-              <w:rPr>
-                <w:rFonts w:ascii="Cascadia Mono" w:hAnsi="Cascadia Mono" w:cs="Cascadia Mono"/>
-                <w:color w:val="000000"/>
-                <w:kern w:val="0"/>
-                <w:sz w:val="19"/>
-                <w:szCs w:val="19"/>
-              </w:rPr>
-              <w:t>; }</w:t>
-            </w:r>
-            <w:proofErr w:type="gramEnd"/>
-            <w:r>
-              <w:rPr>
-                <w:rFonts w:ascii="Cascadia Mono" w:hAnsi="Cascadia Mono" w:cs="Cascadia Mono"/>
-                <w:color w:val="000000"/>
-                <w:kern w:val="0"/>
-                <w:sz w:val="19"/>
-                <w:szCs w:val="19"/>
-              </w:rPr>
-              <w:t xml:space="preserve"> = </w:t>
-            </w:r>
-            <w:proofErr w:type="spellStart"/>
-            <w:r>
-              <w:rPr>
-                <w:rFonts w:ascii="Cascadia Mono" w:hAnsi="Cascadia Mono" w:cs="Cascadia Mono"/>
-                <w:color w:val="000000"/>
-                <w:kern w:val="0"/>
-                <w:sz w:val="19"/>
-                <w:szCs w:val="19"/>
-              </w:rPr>
-              <w:t>Array.Empty</w:t>
-            </w:r>
-            <w:proofErr w:type="spellEnd"/>
-            <w:r>
-              <w:rPr>
-                <w:rFonts w:ascii="Cascadia Mono" w:hAnsi="Cascadia Mono" w:cs="Cascadia Mono"/>
-                <w:color w:val="000000"/>
-                <w:kern w:val="0"/>
-                <w:sz w:val="19"/>
-                <w:szCs w:val="19"/>
-              </w:rPr>
-              <w:t>&lt;string</w:t>
-            </w:r>
-            <w:proofErr w:type="gramStart"/>
-            <w:r>
-              <w:rPr>
-                <w:rFonts w:ascii="Cascadia Mono" w:hAnsi="Cascadia Mono" w:cs="Cascadia Mono"/>
-                <w:color w:val="000000"/>
-                <w:kern w:val="0"/>
-                <w:sz w:val="19"/>
-                <w:szCs w:val="19"/>
-              </w:rPr>
-              <w:t>&gt;(</w:t>
-            </w:r>
-            <w:proofErr w:type="gramEnd"/>
-            <w:r>
-              <w:rPr>
-                <w:rFonts w:ascii="Cascadia Mono" w:hAnsi="Cascadia Mono" w:cs="Cascadia Mono"/>
-                <w:color w:val="000000"/>
-                <w:kern w:val="0"/>
-                <w:sz w:val="19"/>
-                <w:szCs w:val="19"/>
-              </w:rPr>
-              <w:t>);</w:t>
+              <w:t xml:space="preserve">    public string[] ConnParam { get; set; } = Array.Empty&lt;string&gt;();</w:t>
             </w:r>
           </w:p>
           <w:p>
@@ -49468,29 +47240,7 @@
                 <w:sz w:val="19"/>
                 <w:szCs w:val="19"/>
               </w:rPr>
-              <w:t xml:space="preserve">    [</w:t>
-            </w:r>
-            <w:proofErr w:type="gramStart"/>
-            <w:r>
-              <w:rPr>
-                <w:rFonts w:ascii="Cascadia Mono" w:hAnsi="Cascadia Mono" w:cs="Cascadia Mono"/>
-                <w:color w:val="000000"/>
-                <w:kern w:val="0"/>
-                <w:sz w:val="19"/>
-                <w:szCs w:val="19"/>
-              </w:rPr>
-              <w:t>Key(</w:t>
-            </w:r>
-            <w:proofErr w:type="gramEnd"/>
-            <w:r>
-              <w:rPr>
-                <w:rFonts w:ascii="Cascadia Mono" w:hAnsi="Cascadia Mono" w:cs="Cascadia Mono"/>
-                <w:color w:val="000000"/>
-                <w:kern w:val="0"/>
-                <w:sz w:val="19"/>
-                <w:szCs w:val="19"/>
-              </w:rPr>
-              <w:t>3)]</w:t>
+              <w:t xml:space="preserve">    [Key(3)]</w:t>
             </w:r>
           </w:p>
           <w:p>
@@ -49516,73 +47266,7 @@
                 <w:sz w:val="19"/>
                 <w:szCs w:val="19"/>
               </w:rPr>
-              <w:t xml:space="preserve">    public bool </w:t>
-            </w:r>
-            <w:proofErr w:type="spellStart"/>
-            <w:r>
-              <w:rPr>
-                <w:rFonts w:ascii="Cascadia Mono" w:hAnsi="Cascadia Mono" w:cs="Cascadia Mono"/>
-                <w:color w:val="000000"/>
-                <w:kern w:val="0"/>
-                <w:sz w:val="19"/>
-                <w:szCs w:val="19"/>
-              </w:rPr>
-              <w:t>AutoIP</w:t>
-            </w:r>
-            <w:proofErr w:type="spellEnd"/>
-            <w:r>
-              <w:rPr>
-                <w:rFonts w:ascii="Cascadia Mono" w:hAnsi="Cascadia Mono" w:cs="Cascadia Mono"/>
-                <w:color w:val="000000"/>
-                <w:kern w:val="0"/>
-                <w:sz w:val="19"/>
-                <w:szCs w:val="19"/>
-              </w:rPr>
-              <w:t xml:space="preserve"> </w:t>
-            </w:r>
-            <w:proofErr w:type="gramStart"/>
-            <w:r>
-              <w:rPr>
-                <w:rFonts w:ascii="Cascadia Mono" w:hAnsi="Cascadia Mono" w:cs="Cascadia Mono"/>
-                <w:color w:val="000000"/>
-                <w:kern w:val="0"/>
-                <w:sz w:val="19"/>
-                <w:szCs w:val="19"/>
-              </w:rPr>
-              <w:t>{ get</w:t>
-            </w:r>
-            <w:proofErr w:type="gramEnd"/>
-            <w:r>
-              <w:rPr>
-                <w:rFonts w:ascii="Cascadia Mono" w:hAnsi="Cascadia Mono" w:cs="Cascadia Mono"/>
-                <w:color w:val="000000"/>
-                <w:kern w:val="0"/>
-                <w:sz w:val="19"/>
-                <w:szCs w:val="19"/>
-              </w:rPr>
-              <w:t>; set</w:t>
-            </w:r>
-            <w:proofErr w:type="gramStart"/>
-            <w:r>
-              <w:rPr>
-                <w:rFonts w:ascii="Cascadia Mono" w:hAnsi="Cascadia Mono" w:cs="Cascadia Mono"/>
-                <w:color w:val="000000"/>
-                <w:kern w:val="0"/>
-                <w:sz w:val="19"/>
-                <w:szCs w:val="19"/>
-              </w:rPr>
-              <w:t>; }</w:t>
-            </w:r>
-            <w:proofErr w:type="gramEnd"/>
-            <w:r>
-              <w:rPr>
-                <w:rFonts w:ascii="Cascadia Mono" w:hAnsi="Cascadia Mono" w:cs="Cascadia Mono"/>
-                <w:color w:val="000000"/>
-                <w:kern w:val="0"/>
-                <w:sz w:val="19"/>
-                <w:szCs w:val="19"/>
-              </w:rPr>
-              <w:t xml:space="preserve"> = true;</w:t>
+              <w:t xml:space="preserve">    public bool AutoIP { get; set; } = true;</w:t>
             </w:r>
           </w:p>
           <w:p>
@@ -49686,29 +47370,7 @@
                 <w:sz w:val="19"/>
                 <w:szCs w:val="19"/>
               </w:rPr>
-              <w:t xml:space="preserve">    [</w:t>
-            </w:r>
-            <w:proofErr w:type="gramStart"/>
-            <w:r>
-              <w:rPr>
-                <w:rFonts w:ascii="Cascadia Mono" w:hAnsi="Cascadia Mono" w:cs="Cascadia Mono"/>
-                <w:color w:val="000000"/>
-                <w:kern w:val="0"/>
-                <w:sz w:val="19"/>
-                <w:szCs w:val="19"/>
-              </w:rPr>
-              <w:t>Key(</w:t>
-            </w:r>
-            <w:proofErr w:type="gramEnd"/>
-            <w:r>
-              <w:rPr>
-                <w:rFonts w:ascii="Cascadia Mono" w:hAnsi="Cascadia Mono" w:cs="Cascadia Mono"/>
-                <w:color w:val="000000"/>
-                <w:kern w:val="0"/>
-                <w:sz w:val="19"/>
-                <w:szCs w:val="19"/>
-              </w:rPr>
-              <w:t>4)]</w:t>
+              <w:t xml:space="preserve">    [Key(4)]</w:t>
             </w:r>
           </w:p>
           <w:p>
@@ -49734,75 +47396,7 @@
                 <w:sz w:val="19"/>
                 <w:szCs w:val="19"/>
               </w:rPr>
-              <w:t xml:space="preserve">    public string LocalIP </w:t>
-            </w:r>
-            <w:proofErr w:type="gramStart"/>
-            <w:r>
-              <w:rPr>
-                <w:rFonts w:ascii="Cascadia Mono" w:hAnsi="Cascadia Mono" w:cs="Cascadia Mono"/>
-                <w:color w:val="000000"/>
-                <w:kern w:val="0"/>
-                <w:sz w:val="19"/>
-                <w:szCs w:val="19"/>
-              </w:rPr>
-              <w:t>{ get</w:t>
-            </w:r>
-            <w:proofErr w:type="gramEnd"/>
-            <w:r>
-              <w:rPr>
-                <w:rFonts w:ascii="Cascadia Mono" w:hAnsi="Cascadia Mono" w:cs="Cascadia Mono"/>
-                <w:color w:val="000000"/>
-                <w:kern w:val="0"/>
-                <w:sz w:val="19"/>
-                <w:szCs w:val="19"/>
-              </w:rPr>
-              <w:t>; set</w:t>
-            </w:r>
-            <w:proofErr w:type="gramStart"/>
-            <w:r>
-              <w:rPr>
-                <w:rFonts w:ascii="Cascadia Mono" w:hAnsi="Cascadia Mono" w:cs="Cascadia Mono"/>
-                <w:color w:val="000000"/>
-                <w:kern w:val="0"/>
-                <w:sz w:val="19"/>
-                <w:szCs w:val="19"/>
-              </w:rPr>
-              <w:t>; }</w:t>
-            </w:r>
-            <w:proofErr w:type="gramEnd"/>
-            <w:r>
-              <w:rPr>
-                <w:rFonts w:ascii="Cascadia Mono" w:hAnsi="Cascadia Mono" w:cs="Cascadia Mono"/>
-                <w:color w:val="000000"/>
-                <w:kern w:val="0"/>
-                <w:sz w:val="19"/>
-                <w:szCs w:val="19"/>
-              </w:rPr>
-              <w:t xml:space="preserve"> = </w:t>
-            </w:r>
-            <w:proofErr w:type="spellStart"/>
-            <w:proofErr w:type="gramStart"/>
-            <w:r>
-              <w:rPr>
-                <w:rFonts w:ascii="Cascadia Mono" w:hAnsi="Cascadia Mono" w:cs="Cascadia Mono"/>
-                <w:color w:val="000000"/>
-                <w:kern w:val="0"/>
-                <w:sz w:val="19"/>
-                <w:szCs w:val="19"/>
-              </w:rPr>
-              <w:t>string.Empty</w:t>
-            </w:r>
-            <w:proofErr w:type="spellEnd"/>
-            <w:proofErr w:type="gramEnd"/>
-            <w:r>
-              <w:rPr>
-                <w:rFonts w:ascii="Cascadia Mono" w:hAnsi="Cascadia Mono" w:cs="Cascadia Mono"/>
-                <w:color w:val="000000"/>
-                <w:kern w:val="0"/>
-                <w:sz w:val="19"/>
-                <w:szCs w:val="19"/>
-              </w:rPr>
-              <w:t>;</w:t>
+              <w:t xml:space="preserve">    public string LocalIP { get; set; } = string.Empty;</w:t>
             </w:r>
           </w:p>
           <w:p>
@@ -49828,6 +47422,7 @@
                 <w:sz w:val="19"/>
                 <w:szCs w:val="19"/>
               </w:rPr>
+              <w:lastRenderedPageBreak/>
               <w:t xml:space="preserve">    /// &lt;summary&gt;</w:t>
             </w:r>
           </w:p>
@@ -49906,30 +47501,7 @@
                 <w:sz w:val="19"/>
                 <w:szCs w:val="19"/>
               </w:rPr>
-              <w:lastRenderedPageBreak/>
-              <w:t xml:space="preserve">    [</w:t>
-            </w:r>
-            <w:proofErr w:type="gramStart"/>
-            <w:r>
-              <w:rPr>
-                <w:rFonts w:ascii="Cascadia Mono" w:hAnsi="Cascadia Mono" w:cs="Cascadia Mono"/>
-                <w:color w:val="000000"/>
-                <w:kern w:val="0"/>
-                <w:sz w:val="19"/>
-                <w:szCs w:val="19"/>
-              </w:rPr>
-              <w:t>Key(</w:t>
-            </w:r>
-            <w:proofErr w:type="gramEnd"/>
-            <w:r>
-              <w:rPr>
-                <w:rFonts w:ascii="Cascadia Mono" w:hAnsi="Cascadia Mono" w:cs="Cascadia Mono"/>
-                <w:color w:val="000000"/>
-                <w:kern w:val="0"/>
-                <w:sz w:val="19"/>
-                <w:szCs w:val="19"/>
-              </w:rPr>
-              <w:t>5)]</w:t>
+              <w:t xml:space="preserve">    [Key(5)]</w:t>
             </w:r>
           </w:p>
           <w:p>
@@ -49955,75 +47527,7 @@
                 <w:sz w:val="19"/>
                 <w:szCs w:val="19"/>
               </w:rPr>
-              <w:t xml:space="preserve">    public string Subnet </w:t>
-            </w:r>
-            <w:proofErr w:type="gramStart"/>
-            <w:r>
-              <w:rPr>
-                <w:rFonts w:ascii="Cascadia Mono" w:hAnsi="Cascadia Mono" w:cs="Cascadia Mono"/>
-                <w:color w:val="000000"/>
-                <w:kern w:val="0"/>
-                <w:sz w:val="19"/>
-                <w:szCs w:val="19"/>
-              </w:rPr>
-              <w:t>{ get</w:t>
-            </w:r>
-            <w:proofErr w:type="gramEnd"/>
-            <w:r>
-              <w:rPr>
-                <w:rFonts w:ascii="Cascadia Mono" w:hAnsi="Cascadia Mono" w:cs="Cascadia Mono"/>
-                <w:color w:val="000000"/>
-                <w:kern w:val="0"/>
-                <w:sz w:val="19"/>
-                <w:szCs w:val="19"/>
-              </w:rPr>
-              <w:t>; set</w:t>
-            </w:r>
-            <w:proofErr w:type="gramStart"/>
-            <w:r>
-              <w:rPr>
-                <w:rFonts w:ascii="Cascadia Mono" w:hAnsi="Cascadia Mono" w:cs="Cascadia Mono"/>
-                <w:color w:val="000000"/>
-                <w:kern w:val="0"/>
-                <w:sz w:val="19"/>
-                <w:szCs w:val="19"/>
-              </w:rPr>
-              <w:t>; }</w:t>
-            </w:r>
-            <w:proofErr w:type="gramEnd"/>
-            <w:r>
-              <w:rPr>
-                <w:rFonts w:ascii="Cascadia Mono" w:hAnsi="Cascadia Mono" w:cs="Cascadia Mono"/>
-                <w:color w:val="000000"/>
-                <w:kern w:val="0"/>
-                <w:sz w:val="19"/>
-                <w:szCs w:val="19"/>
-              </w:rPr>
-              <w:t xml:space="preserve"> = </w:t>
-            </w:r>
-            <w:proofErr w:type="spellStart"/>
-            <w:proofErr w:type="gramStart"/>
-            <w:r>
-              <w:rPr>
-                <w:rFonts w:ascii="Cascadia Mono" w:hAnsi="Cascadia Mono" w:cs="Cascadia Mono"/>
-                <w:color w:val="000000"/>
-                <w:kern w:val="0"/>
-                <w:sz w:val="19"/>
-                <w:szCs w:val="19"/>
-              </w:rPr>
-              <w:t>string.Empty</w:t>
-            </w:r>
-            <w:proofErr w:type="spellEnd"/>
-            <w:proofErr w:type="gramEnd"/>
-            <w:r>
-              <w:rPr>
-                <w:rFonts w:ascii="Cascadia Mono" w:hAnsi="Cascadia Mono" w:cs="Cascadia Mono"/>
-                <w:color w:val="000000"/>
-                <w:kern w:val="0"/>
-                <w:sz w:val="19"/>
-                <w:szCs w:val="19"/>
-              </w:rPr>
-              <w:t>;</w:t>
+              <w:t xml:space="preserve">    public string Subnet { get; set; } = string.Empty;</w:t>
             </w:r>
           </w:p>
           <w:p>
@@ -50127,29 +47631,7 @@
                 <w:sz w:val="19"/>
                 <w:szCs w:val="19"/>
               </w:rPr>
-              <w:t xml:space="preserve">    [</w:t>
-            </w:r>
-            <w:proofErr w:type="gramStart"/>
-            <w:r>
-              <w:rPr>
-                <w:rFonts w:ascii="Cascadia Mono" w:hAnsi="Cascadia Mono" w:cs="Cascadia Mono"/>
-                <w:color w:val="000000"/>
-                <w:kern w:val="0"/>
-                <w:sz w:val="19"/>
-                <w:szCs w:val="19"/>
-              </w:rPr>
-              <w:t>Key(</w:t>
-            </w:r>
-            <w:proofErr w:type="gramEnd"/>
-            <w:r>
-              <w:rPr>
-                <w:rFonts w:ascii="Cascadia Mono" w:hAnsi="Cascadia Mono" w:cs="Cascadia Mono"/>
-                <w:color w:val="000000"/>
-                <w:kern w:val="0"/>
-                <w:sz w:val="19"/>
-                <w:szCs w:val="19"/>
-              </w:rPr>
-              <w:t>6)]</w:t>
+              <w:t xml:space="preserve">    [Key(6)]</w:t>
             </w:r>
           </w:p>
           <w:p>
@@ -50175,75 +47657,7 @@
                 <w:sz w:val="19"/>
                 <w:szCs w:val="19"/>
               </w:rPr>
-              <w:t xml:space="preserve">    public string Gateway </w:t>
-            </w:r>
-            <w:proofErr w:type="gramStart"/>
-            <w:r>
-              <w:rPr>
-                <w:rFonts w:ascii="Cascadia Mono" w:hAnsi="Cascadia Mono" w:cs="Cascadia Mono"/>
-                <w:color w:val="000000"/>
-                <w:kern w:val="0"/>
-                <w:sz w:val="19"/>
-                <w:szCs w:val="19"/>
-              </w:rPr>
-              <w:t>{ get</w:t>
-            </w:r>
-            <w:proofErr w:type="gramEnd"/>
-            <w:r>
-              <w:rPr>
-                <w:rFonts w:ascii="Cascadia Mono" w:hAnsi="Cascadia Mono" w:cs="Cascadia Mono"/>
-                <w:color w:val="000000"/>
-                <w:kern w:val="0"/>
-                <w:sz w:val="19"/>
-                <w:szCs w:val="19"/>
-              </w:rPr>
-              <w:t>; set</w:t>
-            </w:r>
-            <w:proofErr w:type="gramStart"/>
-            <w:r>
-              <w:rPr>
-                <w:rFonts w:ascii="Cascadia Mono" w:hAnsi="Cascadia Mono" w:cs="Cascadia Mono"/>
-                <w:color w:val="000000"/>
-                <w:kern w:val="0"/>
-                <w:sz w:val="19"/>
-                <w:szCs w:val="19"/>
-              </w:rPr>
-              <w:t>; }</w:t>
-            </w:r>
-            <w:proofErr w:type="gramEnd"/>
-            <w:r>
-              <w:rPr>
-                <w:rFonts w:ascii="Cascadia Mono" w:hAnsi="Cascadia Mono" w:cs="Cascadia Mono"/>
-                <w:color w:val="000000"/>
-                <w:kern w:val="0"/>
-                <w:sz w:val="19"/>
-                <w:szCs w:val="19"/>
-              </w:rPr>
-              <w:t xml:space="preserve"> = </w:t>
-            </w:r>
-            <w:proofErr w:type="spellStart"/>
-            <w:proofErr w:type="gramStart"/>
-            <w:r>
-              <w:rPr>
-                <w:rFonts w:ascii="Cascadia Mono" w:hAnsi="Cascadia Mono" w:cs="Cascadia Mono"/>
-                <w:color w:val="000000"/>
-                <w:kern w:val="0"/>
-                <w:sz w:val="19"/>
-                <w:szCs w:val="19"/>
-              </w:rPr>
-              <w:t>string.Empty</w:t>
-            </w:r>
-            <w:proofErr w:type="spellEnd"/>
-            <w:proofErr w:type="gramEnd"/>
-            <w:r>
-              <w:rPr>
-                <w:rFonts w:ascii="Cascadia Mono" w:hAnsi="Cascadia Mono" w:cs="Cascadia Mono"/>
-                <w:color w:val="000000"/>
-                <w:kern w:val="0"/>
-                <w:sz w:val="19"/>
-                <w:szCs w:val="19"/>
-              </w:rPr>
-              <w:t>;</w:t>
+              <w:t xml:space="preserve">    public string Gateway { get; set; } = string.Empty;</w:t>
             </w:r>
           </w:p>
           <w:p>
@@ -50347,29 +47761,7 @@
                 <w:sz w:val="19"/>
                 <w:szCs w:val="19"/>
               </w:rPr>
-              <w:t xml:space="preserve">    [</w:t>
-            </w:r>
-            <w:proofErr w:type="gramStart"/>
-            <w:r>
-              <w:rPr>
-                <w:rFonts w:ascii="Cascadia Mono" w:hAnsi="Cascadia Mono" w:cs="Cascadia Mono"/>
-                <w:color w:val="000000"/>
-                <w:kern w:val="0"/>
-                <w:sz w:val="19"/>
-                <w:szCs w:val="19"/>
-              </w:rPr>
-              <w:t>Key(</w:t>
-            </w:r>
-            <w:proofErr w:type="gramEnd"/>
-            <w:r>
-              <w:rPr>
-                <w:rFonts w:ascii="Cascadia Mono" w:hAnsi="Cascadia Mono" w:cs="Cascadia Mono"/>
-                <w:color w:val="000000"/>
-                <w:kern w:val="0"/>
-                <w:sz w:val="19"/>
-                <w:szCs w:val="19"/>
-              </w:rPr>
-              <w:t>7)]</w:t>
+              <w:t xml:space="preserve">    [Key(7)]</w:t>
             </w:r>
           </w:p>
           <w:p>
@@ -50395,51 +47787,7 @@
                 <w:sz w:val="19"/>
                 <w:szCs w:val="19"/>
               </w:rPr>
-              <w:t xml:space="preserve">    public int Heartbeat </w:t>
-            </w:r>
-            <w:proofErr w:type="gramStart"/>
-            <w:r>
-              <w:rPr>
-                <w:rFonts w:ascii="Cascadia Mono" w:hAnsi="Cascadia Mono" w:cs="Cascadia Mono"/>
-                <w:color w:val="000000"/>
-                <w:kern w:val="0"/>
-                <w:sz w:val="19"/>
-                <w:szCs w:val="19"/>
-              </w:rPr>
-              <w:t>{ get</w:t>
-            </w:r>
-            <w:proofErr w:type="gramEnd"/>
-            <w:r>
-              <w:rPr>
-                <w:rFonts w:ascii="Cascadia Mono" w:hAnsi="Cascadia Mono" w:cs="Cascadia Mono"/>
-                <w:color w:val="000000"/>
-                <w:kern w:val="0"/>
-                <w:sz w:val="19"/>
-                <w:szCs w:val="19"/>
-              </w:rPr>
-              <w:t>; set</w:t>
-            </w:r>
-            <w:proofErr w:type="gramStart"/>
-            <w:r>
-              <w:rPr>
-                <w:rFonts w:ascii="Cascadia Mono" w:hAnsi="Cascadia Mono" w:cs="Cascadia Mono"/>
-                <w:color w:val="000000"/>
-                <w:kern w:val="0"/>
-                <w:sz w:val="19"/>
-                <w:szCs w:val="19"/>
-              </w:rPr>
-              <w:t>; }</w:t>
-            </w:r>
-            <w:proofErr w:type="gramEnd"/>
-            <w:r>
-              <w:rPr>
-                <w:rFonts w:ascii="Cascadia Mono" w:hAnsi="Cascadia Mono" w:cs="Cascadia Mono"/>
-                <w:color w:val="000000"/>
-                <w:kern w:val="0"/>
-                <w:sz w:val="19"/>
-                <w:szCs w:val="19"/>
-              </w:rPr>
-              <w:t xml:space="preserve"> = 15;</w:t>
+              <w:t xml:space="preserve">    public int Heartbeat { get; set; } = 15;</w:t>
             </w:r>
           </w:p>
           <w:p>
@@ -50465,7 +47813,6 @@
         <w:ind w:firstLine="420"/>
         <w:jc w:val="left"/>
       </w:pPr>
-      <w:proofErr w:type="spellStart"/>
       <w:r>
         <w:rPr>
           <w:rFonts w:hint="eastAsia"/>
@@ -50483,7 +47830,6 @@
         </w:rPr>
         <w:t>Message</w:t>
       </w:r>
-      <w:proofErr w:type="spellEnd"/>
       <w:r>
         <w:rPr>
           <w:rFonts w:hint="eastAsia"/>
@@ -50528,29 +47874,7 @@
                 <w:sz w:val="19"/>
                 <w:szCs w:val="19"/>
               </w:rPr>
-              <w:t>[</w:t>
-            </w:r>
-            <w:proofErr w:type="spellStart"/>
-            <w:r>
-              <w:rPr>
-                <w:rFonts w:ascii="Cascadia Mono" w:hAnsi="Cascadia Mono" w:cs="Cascadia Mono"/>
-                <w:color w:val="000000"/>
-                <w:kern w:val="0"/>
-                <w:sz w:val="19"/>
-                <w:szCs w:val="19"/>
-              </w:rPr>
-              <w:t>MessagePackObject</w:t>
-            </w:r>
-            <w:proofErr w:type="spellEnd"/>
-            <w:r>
-              <w:rPr>
-                <w:rFonts w:ascii="Cascadia Mono" w:hAnsi="Cascadia Mono" w:cs="Cascadia Mono"/>
-                <w:color w:val="000000"/>
-                <w:kern w:val="0"/>
-                <w:sz w:val="19"/>
-                <w:szCs w:val="19"/>
-              </w:rPr>
-              <w:t>]</w:t>
+              <w:t>[MessagePackObject]</w:t>
             </w:r>
           </w:p>
           <w:p>
@@ -50576,20 +47900,8 @@
                 <w:sz w:val="19"/>
                 <w:szCs w:val="19"/>
               </w:rPr>
-              <w:t xml:space="preserve">public class </w:t>
-            </w:r>
-            <w:proofErr w:type="spellStart"/>
-            <w:r>
-              <w:rPr>
-                <w:rFonts w:ascii="Cascadia Mono" w:hAnsi="Cascadia Mono" w:cs="Cascadia Mono"/>
-                <w:color w:val="000000"/>
-                <w:kern w:val="0"/>
-                <w:sz w:val="19"/>
-                <w:szCs w:val="19"/>
-              </w:rPr>
-              <w:t>eStationMessage</w:t>
-            </w:r>
-            <w:proofErr w:type="spellEnd"/>
+              <w:t>public class eStationMessage</w:t>
+            </w:r>
           </w:p>
           <w:p>
             <w:pPr>
@@ -50718,29 +48030,7 @@
                 <w:sz w:val="19"/>
                 <w:szCs w:val="19"/>
               </w:rPr>
-              <w:t xml:space="preserve">    [</w:t>
-            </w:r>
-            <w:proofErr w:type="gramStart"/>
-            <w:r>
-              <w:rPr>
-                <w:rFonts w:ascii="Cascadia Mono" w:hAnsi="Cascadia Mono" w:cs="Cascadia Mono"/>
-                <w:color w:val="000000"/>
-                <w:kern w:val="0"/>
-                <w:sz w:val="19"/>
-                <w:szCs w:val="19"/>
-              </w:rPr>
-              <w:t>Key(</w:t>
-            </w:r>
-            <w:proofErr w:type="gramEnd"/>
-            <w:r>
-              <w:rPr>
-                <w:rFonts w:ascii="Cascadia Mono" w:hAnsi="Cascadia Mono" w:cs="Cascadia Mono"/>
-                <w:color w:val="000000"/>
-                <w:kern w:val="0"/>
-                <w:sz w:val="19"/>
-                <w:szCs w:val="19"/>
-              </w:rPr>
-              <w:t>0)]</w:t>
+              <w:t xml:space="preserve">    [Key(0)]</w:t>
             </w:r>
           </w:p>
           <w:p>
@@ -50766,95 +48056,7 @@
                 <w:sz w:val="19"/>
                 <w:szCs w:val="19"/>
               </w:rPr>
-              <w:t xml:space="preserve">    public </w:t>
-            </w:r>
-            <w:proofErr w:type="spellStart"/>
-            <w:r>
-              <w:rPr>
-                <w:rFonts w:ascii="Cascadia Mono" w:hAnsi="Cascadia Mono" w:cs="Cascadia Mono"/>
-                <w:color w:val="000000"/>
-                <w:kern w:val="0"/>
-                <w:sz w:val="19"/>
-                <w:szCs w:val="19"/>
-              </w:rPr>
-              <w:t>MessageCode</w:t>
-            </w:r>
-            <w:proofErr w:type="spellEnd"/>
-            <w:r>
-              <w:rPr>
-                <w:rFonts w:ascii="Cascadia Mono" w:hAnsi="Cascadia Mono" w:cs="Cascadia Mono"/>
-                <w:color w:val="000000"/>
-                <w:kern w:val="0"/>
-                <w:sz w:val="19"/>
-                <w:szCs w:val="19"/>
-              </w:rPr>
-              <w:t xml:space="preserve"> Code </w:t>
-            </w:r>
-            <w:proofErr w:type="gramStart"/>
-            <w:r>
-              <w:rPr>
-                <w:rFonts w:ascii="Cascadia Mono" w:hAnsi="Cascadia Mono" w:cs="Cascadia Mono"/>
-                <w:color w:val="000000"/>
-                <w:kern w:val="0"/>
-                <w:sz w:val="19"/>
-                <w:szCs w:val="19"/>
-              </w:rPr>
-              <w:t>{ get</w:t>
-            </w:r>
-            <w:proofErr w:type="gramEnd"/>
-            <w:r>
-              <w:rPr>
-                <w:rFonts w:ascii="Cascadia Mono" w:hAnsi="Cascadia Mono" w:cs="Cascadia Mono"/>
-                <w:color w:val="000000"/>
-                <w:kern w:val="0"/>
-                <w:sz w:val="19"/>
-                <w:szCs w:val="19"/>
-              </w:rPr>
-              <w:t>; set</w:t>
-            </w:r>
-            <w:proofErr w:type="gramStart"/>
-            <w:r>
-              <w:rPr>
-                <w:rFonts w:ascii="Cascadia Mono" w:hAnsi="Cascadia Mono" w:cs="Cascadia Mono"/>
-                <w:color w:val="000000"/>
-                <w:kern w:val="0"/>
-                <w:sz w:val="19"/>
-                <w:szCs w:val="19"/>
-              </w:rPr>
-              <w:t>; }</w:t>
-            </w:r>
-            <w:proofErr w:type="gramEnd"/>
-            <w:r>
-              <w:rPr>
-                <w:rFonts w:ascii="Cascadia Mono" w:hAnsi="Cascadia Mono" w:cs="Cascadia Mono"/>
-                <w:color w:val="000000"/>
-                <w:kern w:val="0"/>
-                <w:sz w:val="19"/>
-                <w:szCs w:val="19"/>
-              </w:rPr>
-              <w:t xml:space="preserve"> = </w:t>
-            </w:r>
-            <w:proofErr w:type="spellStart"/>
-            <w:r>
-              <w:rPr>
-                <w:rFonts w:ascii="Cascadia Mono" w:hAnsi="Cascadia Mono" w:cs="Cascadia Mono"/>
-                <w:color w:val="000000"/>
-                <w:kern w:val="0"/>
-                <w:sz w:val="19"/>
-                <w:szCs w:val="19"/>
-              </w:rPr>
-              <w:t>MessageCode.OK</w:t>
-            </w:r>
-            <w:proofErr w:type="spellEnd"/>
-            <w:r>
-              <w:rPr>
-                <w:rFonts w:ascii="Cascadia Mono" w:hAnsi="Cascadia Mono" w:cs="Cascadia Mono"/>
-                <w:color w:val="000000"/>
-                <w:kern w:val="0"/>
-                <w:sz w:val="19"/>
-                <w:szCs w:val="19"/>
-              </w:rPr>
-              <w:t>;</w:t>
+              <w:t xml:space="preserve">    public MessageCode Code { get; set; } = MessageCode.OK;</w:t>
             </w:r>
           </w:p>
           <w:p>
@@ -51009,29 +48211,7 @@
                 <w:sz w:val="19"/>
                 <w:szCs w:val="19"/>
               </w:rPr>
-              <w:t>[</w:t>
-            </w:r>
-            <w:proofErr w:type="spellStart"/>
-            <w:r>
-              <w:rPr>
-                <w:rFonts w:ascii="Cascadia Mono" w:hAnsi="Cascadia Mono" w:cs="Cascadia Mono"/>
-                <w:color w:val="000000"/>
-                <w:kern w:val="0"/>
-                <w:sz w:val="19"/>
-                <w:szCs w:val="19"/>
-              </w:rPr>
-              <w:t>MessagePackObject</w:t>
-            </w:r>
-            <w:proofErr w:type="spellEnd"/>
-            <w:r>
-              <w:rPr>
-                <w:rFonts w:ascii="Cascadia Mono" w:hAnsi="Cascadia Mono" w:cs="Cascadia Mono"/>
-                <w:color w:val="000000"/>
-                <w:kern w:val="0"/>
-                <w:sz w:val="19"/>
-                <w:szCs w:val="19"/>
-              </w:rPr>
-              <w:t>]</w:t>
+              <w:t>[MessagePackObject]</w:t>
             </w:r>
           </w:p>
           <w:p>
@@ -51109,29 +48289,7 @@
                 <w:sz w:val="19"/>
                 <w:szCs w:val="19"/>
               </w:rPr>
-              <w:t xml:space="preserve">    [</w:t>
-            </w:r>
-            <w:proofErr w:type="gramStart"/>
-            <w:r>
-              <w:rPr>
-                <w:rFonts w:ascii="Cascadia Mono" w:hAnsi="Cascadia Mono" w:cs="Cascadia Mono"/>
-                <w:color w:val="000000"/>
-                <w:kern w:val="0"/>
-                <w:sz w:val="19"/>
-                <w:szCs w:val="19"/>
-              </w:rPr>
-              <w:t>Key(</w:t>
-            </w:r>
-            <w:proofErr w:type="gramEnd"/>
-            <w:r>
-              <w:rPr>
-                <w:rFonts w:ascii="Cascadia Mono" w:hAnsi="Cascadia Mono" w:cs="Cascadia Mono"/>
-                <w:color w:val="000000"/>
-                <w:kern w:val="0"/>
-                <w:sz w:val="19"/>
-                <w:szCs w:val="19"/>
-              </w:rPr>
-              <w:t>0)]</w:t>
+              <w:t xml:space="preserve">    [Key(0)]</w:t>
             </w:r>
           </w:p>
           <w:p>
@@ -51157,42 +48315,8 @@
                 <w:sz w:val="19"/>
                 <w:szCs w:val="19"/>
               </w:rPr>
-              <w:t xml:space="preserve">    public string TagID </w:t>
-            </w:r>
-            <w:proofErr w:type="gramStart"/>
-            <w:r>
-              <w:rPr>
-                <w:rFonts w:ascii="Cascadia Mono" w:hAnsi="Cascadia Mono" w:cs="Cascadia Mono"/>
-                <w:color w:val="000000"/>
-                <w:kern w:val="0"/>
-                <w:sz w:val="19"/>
-                <w:szCs w:val="19"/>
-              </w:rPr>
-              <w:t>{ get</w:t>
-            </w:r>
-            <w:proofErr w:type="gramEnd"/>
-            <w:r>
-              <w:rPr>
-                <w:rFonts w:ascii="Cascadia Mono" w:hAnsi="Cascadia Mono" w:cs="Cascadia Mono"/>
-                <w:color w:val="000000"/>
-                <w:kern w:val="0"/>
-                <w:sz w:val="19"/>
-                <w:szCs w:val="19"/>
-              </w:rPr>
-              <w:t>; set</w:t>
-            </w:r>
-            <w:proofErr w:type="gramStart"/>
-            <w:r>
-              <w:rPr>
-                <w:rFonts w:ascii="Cascadia Mono" w:hAnsi="Cascadia Mono" w:cs="Cascadia Mono"/>
-                <w:color w:val="000000"/>
-                <w:kern w:val="0"/>
-                <w:sz w:val="19"/>
-                <w:szCs w:val="19"/>
-              </w:rPr>
-              <w:t>; }</w:t>
-            </w:r>
-            <w:proofErr w:type="gramEnd"/>
+              <w:t xml:space="preserve">    public string TagID { get; set; }</w:t>
+            </w:r>
           </w:p>
           <w:p>
             <w:pPr>
@@ -51217,29 +48341,7 @@
                 <w:sz w:val="19"/>
                 <w:szCs w:val="19"/>
               </w:rPr>
-              <w:t xml:space="preserve">    [</w:t>
-            </w:r>
-            <w:proofErr w:type="gramStart"/>
-            <w:r>
-              <w:rPr>
-                <w:rFonts w:ascii="Cascadia Mono" w:hAnsi="Cascadia Mono" w:cs="Cascadia Mono"/>
-                <w:color w:val="000000"/>
-                <w:kern w:val="0"/>
-                <w:sz w:val="19"/>
-                <w:szCs w:val="19"/>
-              </w:rPr>
-              <w:t>Key(</w:t>
-            </w:r>
-            <w:proofErr w:type="gramEnd"/>
-            <w:r>
-              <w:rPr>
-                <w:rFonts w:ascii="Cascadia Mono" w:hAnsi="Cascadia Mono" w:cs="Cascadia Mono"/>
-                <w:color w:val="000000"/>
-                <w:kern w:val="0"/>
-                <w:sz w:val="19"/>
-                <w:szCs w:val="19"/>
-              </w:rPr>
-              <w:t>1)]</w:t>
+              <w:t xml:space="preserve">    [Key(1)]</w:t>
             </w:r>
           </w:p>
           <w:p>
@@ -51265,64 +48367,8 @@
                 <w:sz w:val="19"/>
                 <w:szCs w:val="19"/>
               </w:rPr>
-              <w:t xml:space="preserve">    public Pattern </w:t>
-            </w:r>
-            <w:proofErr w:type="spellStart"/>
-            <w:r>
-              <w:rPr>
-                <w:rFonts w:ascii="Cascadia Mono" w:hAnsi="Cascadia Mono" w:cs="Cascadia Mono"/>
-                <w:color w:val="000000"/>
-                <w:kern w:val="0"/>
-                <w:sz w:val="19"/>
-                <w:szCs w:val="19"/>
-              </w:rPr>
-              <w:t>Pattern</w:t>
-            </w:r>
-            <w:proofErr w:type="spellEnd"/>
-            <w:r>
-              <w:rPr>
-                <w:rFonts w:ascii="Cascadia Mono" w:hAnsi="Cascadia Mono" w:cs="Cascadia Mono"/>
-                <w:color w:val="000000"/>
-                <w:kern w:val="0"/>
-                <w:sz w:val="19"/>
-                <w:szCs w:val="19"/>
-              </w:rPr>
-              <w:t xml:space="preserve"> </w:t>
-            </w:r>
-            <w:proofErr w:type="gramStart"/>
-            <w:r>
-              <w:rPr>
-                <w:rFonts w:ascii="Cascadia Mono" w:hAnsi="Cascadia Mono" w:cs="Cascadia Mono"/>
-                <w:color w:val="000000"/>
-                <w:kern w:val="0"/>
-                <w:sz w:val="19"/>
-                <w:szCs w:val="19"/>
-              </w:rPr>
-              <w:t>{ get</w:t>
-            </w:r>
-            <w:proofErr w:type="gramEnd"/>
-            <w:r>
-              <w:rPr>
-                <w:rFonts w:ascii="Cascadia Mono" w:hAnsi="Cascadia Mono" w:cs="Cascadia Mono"/>
-                <w:color w:val="000000"/>
-                <w:kern w:val="0"/>
-                <w:sz w:val="19"/>
-                <w:szCs w:val="19"/>
-              </w:rPr>
-              <w:t>; set</w:t>
-            </w:r>
-            <w:proofErr w:type="gramStart"/>
-            <w:r>
-              <w:rPr>
-                <w:rFonts w:ascii="Cascadia Mono" w:hAnsi="Cascadia Mono" w:cs="Cascadia Mono"/>
-                <w:color w:val="000000"/>
-                <w:kern w:val="0"/>
-                <w:sz w:val="19"/>
-                <w:szCs w:val="19"/>
-              </w:rPr>
-              <w:t>; }</w:t>
-            </w:r>
-            <w:proofErr w:type="gramEnd"/>
+              <w:t xml:space="preserve">    public Pattern Pattern { get; set; }</w:t>
+            </w:r>
           </w:p>
           <w:p>
             <w:pPr>
@@ -51347,29 +48393,7 @@
                 <w:sz w:val="19"/>
                 <w:szCs w:val="19"/>
               </w:rPr>
-              <w:t xml:space="preserve">    [</w:t>
-            </w:r>
-            <w:proofErr w:type="gramStart"/>
-            <w:r>
-              <w:rPr>
-                <w:rFonts w:ascii="Cascadia Mono" w:hAnsi="Cascadia Mono" w:cs="Cascadia Mono"/>
-                <w:color w:val="000000"/>
-                <w:kern w:val="0"/>
-                <w:sz w:val="19"/>
-                <w:szCs w:val="19"/>
-              </w:rPr>
-              <w:t>Key(</w:t>
-            </w:r>
-            <w:proofErr w:type="gramEnd"/>
-            <w:r>
-              <w:rPr>
-                <w:rFonts w:ascii="Cascadia Mono" w:hAnsi="Cascadia Mono" w:cs="Cascadia Mono"/>
-                <w:color w:val="000000"/>
-                <w:kern w:val="0"/>
-                <w:sz w:val="19"/>
-                <w:szCs w:val="19"/>
-              </w:rPr>
-              <w:t>2)]</w:t>
+              <w:t xml:space="preserve">    [Key(2)]</w:t>
             </w:r>
           </w:p>
           <w:p>
@@ -51395,86 +48419,8 @@
                 <w:sz w:val="19"/>
                 <w:szCs w:val="19"/>
               </w:rPr>
-              <w:t xml:space="preserve">    public </w:t>
-            </w:r>
-            <w:proofErr w:type="spellStart"/>
-            <w:r>
-              <w:rPr>
-                <w:rFonts w:ascii="Cascadia Mono" w:hAnsi="Cascadia Mono" w:cs="Cascadia Mono"/>
-                <w:color w:val="000000"/>
-                <w:kern w:val="0"/>
-                <w:sz w:val="19"/>
-                <w:szCs w:val="19"/>
-              </w:rPr>
-              <w:t>PageIndex</w:t>
-            </w:r>
-            <w:proofErr w:type="spellEnd"/>
-            <w:r>
-              <w:rPr>
-                <w:rFonts w:ascii="Cascadia Mono" w:hAnsi="Cascadia Mono" w:cs="Cascadia Mono"/>
-                <w:color w:val="000000"/>
-                <w:kern w:val="0"/>
-                <w:sz w:val="19"/>
-                <w:szCs w:val="19"/>
-              </w:rPr>
-              <w:t xml:space="preserve"> </w:t>
-            </w:r>
-            <w:proofErr w:type="spellStart"/>
-            <w:r>
-              <w:rPr>
-                <w:rFonts w:ascii="Cascadia Mono" w:hAnsi="Cascadia Mono" w:cs="Cascadia Mono"/>
-                <w:color w:val="000000"/>
-                <w:kern w:val="0"/>
-                <w:sz w:val="19"/>
-                <w:szCs w:val="19"/>
-              </w:rPr>
-              <w:t>PageIndex</w:t>
-            </w:r>
-            <w:proofErr w:type="spellEnd"/>
-            <w:r>
-              <w:rPr>
-                <w:rFonts w:ascii="Cascadia Mono" w:hAnsi="Cascadia Mono" w:cs="Cascadia Mono"/>
-                <w:color w:val="000000"/>
-                <w:kern w:val="0"/>
-                <w:sz w:val="19"/>
-                <w:szCs w:val="19"/>
-              </w:rPr>
-              <w:t xml:space="preserve"> </w:t>
-            </w:r>
-            <w:proofErr w:type="gramStart"/>
-            <w:r>
-              <w:rPr>
-                <w:rFonts w:ascii="Cascadia Mono" w:hAnsi="Cascadia Mono" w:cs="Cascadia Mono"/>
-                <w:color w:val="000000"/>
-                <w:kern w:val="0"/>
-                <w:sz w:val="19"/>
-                <w:szCs w:val="19"/>
-              </w:rPr>
-              <w:t>{ get</w:t>
-            </w:r>
-            <w:proofErr w:type="gramEnd"/>
-            <w:r>
-              <w:rPr>
-                <w:rFonts w:ascii="Cascadia Mono" w:hAnsi="Cascadia Mono" w:cs="Cascadia Mono"/>
-                <w:color w:val="000000"/>
-                <w:kern w:val="0"/>
-                <w:sz w:val="19"/>
-                <w:szCs w:val="19"/>
-              </w:rPr>
-              <w:t>; set</w:t>
-            </w:r>
-            <w:proofErr w:type="gramStart"/>
-            <w:r>
-              <w:rPr>
-                <w:rFonts w:ascii="Cascadia Mono" w:hAnsi="Cascadia Mono" w:cs="Cascadia Mono"/>
-                <w:color w:val="000000"/>
-                <w:kern w:val="0"/>
-                <w:sz w:val="19"/>
-                <w:szCs w:val="19"/>
-              </w:rPr>
-              <w:t>; }</w:t>
-            </w:r>
-            <w:proofErr w:type="gramEnd"/>
+              <w:t xml:space="preserve">    public PageIndex PageIndex { get; set; }</w:t>
+            </w:r>
           </w:p>
           <w:p>
             <w:pPr>
@@ -51499,29 +48445,7 @@
                 <w:sz w:val="19"/>
                 <w:szCs w:val="19"/>
               </w:rPr>
-              <w:t xml:space="preserve">    [</w:t>
-            </w:r>
-            <w:proofErr w:type="gramStart"/>
-            <w:r>
-              <w:rPr>
-                <w:rFonts w:ascii="Cascadia Mono" w:hAnsi="Cascadia Mono" w:cs="Cascadia Mono"/>
-                <w:color w:val="000000"/>
-                <w:kern w:val="0"/>
-                <w:sz w:val="19"/>
-                <w:szCs w:val="19"/>
-              </w:rPr>
-              <w:t>Key(</w:t>
-            </w:r>
-            <w:proofErr w:type="gramEnd"/>
-            <w:r>
-              <w:rPr>
-                <w:rFonts w:ascii="Cascadia Mono" w:hAnsi="Cascadia Mono" w:cs="Cascadia Mono"/>
-                <w:color w:val="000000"/>
-                <w:kern w:val="0"/>
-                <w:sz w:val="19"/>
-                <w:szCs w:val="19"/>
-              </w:rPr>
-              <w:t>3)]</w:t>
+              <w:t xml:space="preserve">    [Key(3)]</w:t>
             </w:r>
           </w:p>
           <w:p>
@@ -51547,42 +48471,8 @@
                 <w:sz w:val="19"/>
                 <w:szCs w:val="19"/>
               </w:rPr>
-              <w:t xml:space="preserve">    public bool R </w:t>
-            </w:r>
-            <w:proofErr w:type="gramStart"/>
-            <w:r>
-              <w:rPr>
-                <w:rFonts w:ascii="Cascadia Mono" w:hAnsi="Cascadia Mono" w:cs="Cascadia Mono"/>
-                <w:color w:val="000000"/>
-                <w:kern w:val="0"/>
-                <w:sz w:val="19"/>
-                <w:szCs w:val="19"/>
-              </w:rPr>
-              <w:t>{ get</w:t>
-            </w:r>
-            <w:proofErr w:type="gramEnd"/>
-            <w:r>
-              <w:rPr>
-                <w:rFonts w:ascii="Cascadia Mono" w:hAnsi="Cascadia Mono" w:cs="Cascadia Mono"/>
-                <w:color w:val="000000"/>
-                <w:kern w:val="0"/>
-                <w:sz w:val="19"/>
-                <w:szCs w:val="19"/>
-              </w:rPr>
-              <w:t>; set</w:t>
-            </w:r>
-            <w:proofErr w:type="gramStart"/>
-            <w:r>
-              <w:rPr>
-                <w:rFonts w:ascii="Cascadia Mono" w:hAnsi="Cascadia Mono" w:cs="Cascadia Mono"/>
-                <w:color w:val="000000"/>
-                <w:kern w:val="0"/>
-                <w:sz w:val="19"/>
-                <w:szCs w:val="19"/>
-              </w:rPr>
-              <w:t>; }</w:t>
-            </w:r>
-            <w:proofErr w:type="gramEnd"/>
+              <w:t xml:space="preserve">    public bool R { get; set; }</w:t>
+            </w:r>
           </w:p>
           <w:p>
             <w:pPr>
@@ -51607,29 +48497,7 @@
                 <w:sz w:val="19"/>
                 <w:szCs w:val="19"/>
               </w:rPr>
-              <w:t xml:space="preserve">    [</w:t>
-            </w:r>
-            <w:proofErr w:type="gramStart"/>
-            <w:r>
-              <w:rPr>
-                <w:rFonts w:ascii="Cascadia Mono" w:hAnsi="Cascadia Mono" w:cs="Cascadia Mono"/>
-                <w:color w:val="000000"/>
-                <w:kern w:val="0"/>
-                <w:sz w:val="19"/>
-                <w:szCs w:val="19"/>
-              </w:rPr>
-              <w:t>Key(</w:t>
-            </w:r>
-            <w:proofErr w:type="gramEnd"/>
-            <w:r>
-              <w:rPr>
-                <w:rFonts w:ascii="Cascadia Mono" w:hAnsi="Cascadia Mono" w:cs="Cascadia Mono"/>
-                <w:color w:val="000000"/>
-                <w:kern w:val="0"/>
-                <w:sz w:val="19"/>
-                <w:szCs w:val="19"/>
-              </w:rPr>
-              <w:t>4)]</w:t>
+              <w:t xml:space="preserve">    [Key(4)]</w:t>
             </w:r>
           </w:p>
           <w:p>
@@ -51655,42 +48523,8 @@
                 <w:sz w:val="19"/>
                 <w:szCs w:val="19"/>
               </w:rPr>
-              <w:t xml:space="preserve">    public bool G </w:t>
-            </w:r>
-            <w:proofErr w:type="gramStart"/>
-            <w:r>
-              <w:rPr>
-                <w:rFonts w:ascii="Cascadia Mono" w:hAnsi="Cascadia Mono" w:cs="Cascadia Mono"/>
-                <w:color w:val="000000"/>
-                <w:kern w:val="0"/>
-                <w:sz w:val="19"/>
-                <w:szCs w:val="19"/>
-              </w:rPr>
-              <w:t>{ get</w:t>
-            </w:r>
-            <w:proofErr w:type="gramEnd"/>
-            <w:r>
-              <w:rPr>
-                <w:rFonts w:ascii="Cascadia Mono" w:hAnsi="Cascadia Mono" w:cs="Cascadia Mono"/>
-                <w:color w:val="000000"/>
-                <w:kern w:val="0"/>
-                <w:sz w:val="19"/>
-                <w:szCs w:val="19"/>
-              </w:rPr>
-              <w:t>; set</w:t>
-            </w:r>
-            <w:proofErr w:type="gramStart"/>
-            <w:r>
-              <w:rPr>
-                <w:rFonts w:ascii="Cascadia Mono" w:hAnsi="Cascadia Mono" w:cs="Cascadia Mono"/>
-                <w:color w:val="000000"/>
-                <w:kern w:val="0"/>
-                <w:sz w:val="19"/>
-                <w:szCs w:val="19"/>
-              </w:rPr>
-              <w:t>; }</w:t>
-            </w:r>
-            <w:proofErr w:type="gramEnd"/>
+              <w:t xml:space="preserve">    public bool G { get; set; }</w:t>
+            </w:r>
           </w:p>
           <w:p>
             <w:pPr>
@@ -51715,29 +48549,7 @@
                 <w:sz w:val="19"/>
                 <w:szCs w:val="19"/>
               </w:rPr>
-              <w:t xml:space="preserve">    [</w:t>
-            </w:r>
-            <w:proofErr w:type="gramStart"/>
-            <w:r>
-              <w:rPr>
-                <w:rFonts w:ascii="Cascadia Mono" w:hAnsi="Cascadia Mono" w:cs="Cascadia Mono"/>
-                <w:color w:val="000000"/>
-                <w:kern w:val="0"/>
-                <w:sz w:val="19"/>
-                <w:szCs w:val="19"/>
-              </w:rPr>
-              <w:t>Key(</w:t>
-            </w:r>
-            <w:proofErr w:type="gramEnd"/>
-            <w:r>
-              <w:rPr>
-                <w:rFonts w:ascii="Cascadia Mono" w:hAnsi="Cascadia Mono" w:cs="Cascadia Mono"/>
-                <w:color w:val="000000"/>
-                <w:kern w:val="0"/>
-                <w:sz w:val="19"/>
-                <w:szCs w:val="19"/>
-              </w:rPr>
-              <w:t>5)]</w:t>
+              <w:t xml:space="preserve">    [Key(5)]</w:t>
             </w:r>
           </w:p>
           <w:p>
@@ -51763,42 +48575,8 @@
                 <w:sz w:val="19"/>
                 <w:szCs w:val="19"/>
               </w:rPr>
-              <w:t xml:space="preserve">    public bool B </w:t>
-            </w:r>
-            <w:proofErr w:type="gramStart"/>
-            <w:r>
-              <w:rPr>
-                <w:rFonts w:ascii="Cascadia Mono" w:hAnsi="Cascadia Mono" w:cs="Cascadia Mono"/>
-                <w:color w:val="000000"/>
-                <w:kern w:val="0"/>
-                <w:sz w:val="19"/>
-                <w:szCs w:val="19"/>
-              </w:rPr>
-              <w:t>{ get</w:t>
-            </w:r>
-            <w:proofErr w:type="gramEnd"/>
-            <w:r>
-              <w:rPr>
-                <w:rFonts w:ascii="Cascadia Mono" w:hAnsi="Cascadia Mono" w:cs="Cascadia Mono"/>
-                <w:color w:val="000000"/>
-                <w:kern w:val="0"/>
-                <w:sz w:val="19"/>
-                <w:szCs w:val="19"/>
-              </w:rPr>
-              <w:t>; set</w:t>
-            </w:r>
-            <w:proofErr w:type="gramStart"/>
-            <w:r>
-              <w:rPr>
-                <w:rFonts w:ascii="Cascadia Mono" w:hAnsi="Cascadia Mono" w:cs="Cascadia Mono"/>
-                <w:color w:val="000000"/>
-                <w:kern w:val="0"/>
-                <w:sz w:val="19"/>
-                <w:szCs w:val="19"/>
-              </w:rPr>
-              <w:t>; }</w:t>
-            </w:r>
-            <w:proofErr w:type="gramEnd"/>
+              <w:t xml:space="preserve">    public bool B { get; set; }</w:t>
+            </w:r>
           </w:p>
           <w:p>
             <w:pPr>
@@ -51823,29 +48601,7 @@
                 <w:sz w:val="19"/>
                 <w:szCs w:val="19"/>
               </w:rPr>
-              <w:t xml:space="preserve">    [</w:t>
-            </w:r>
-            <w:proofErr w:type="gramStart"/>
-            <w:r>
-              <w:rPr>
-                <w:rFonts w:ascii="Cascadia Mono" w:hAnsi="Cascadia Mono" w:cs="Cascadia Mono"/>
-                <w:color w:val="000000"/>
-                <w:kern w:val="0"/>
-                <w:sz w:val="19"/>
-                <w:szCs w:val="19"/>
-              </w:rPr>
-              <w:t>Key(</w:t>
-            </w:r>
-            <w:proofErr w:type="gramEnd"/>
-            <w:r>
-              <w:rPr>
-                <w:rFonts w:ascii="Cascadia Mono" w:hAnsi="Cascadia Mono" w:cs="Cascadia Mono"/>
-                <w:color w:val="000000"/>
-                <w:kern w:val="0"/>
-                <w:sz w:val="19"/>
-                <w:szCs w:val="19"/>
-              </w:rPr>
-              <w:t>6)]</w:t>
+              <w:t xml:space="preserve">    [Key(6)]</w:t>
             </w:r>
           </w:p>
           <w:p>
@@ -51871,42 +48627,8 @@
                 <w:sz w:val="19"/>
                 <w:szCs w:val="19"/>
               </w:rPr>
-              <w:t xml:space="preserve">    public int Times </w:t>
-            </w:r>
-            <w:proofErr w:type="gramStart"/>
-            <w:r>
-              <w:rPr>
-                <w:rFonts w:ascii="Cascadia Mono" w:hAnsi="Cascadia Mono" w:cs="Cascadia Mono"/>
-                <w:color w:val="000000"/>
-                <w:kern w:val="0"/>
-                <w:sz w:val="19"/>
-                <w:szCs w:val="19"/>
-              </w:rPr>
-              <w:t>{ get</w:t>
-            </w:r>
-            <w:proofErr w:type="gramEnd"/>
-            <w:r>
-              <w:rPr>
-                <w:rFonts w:ascii="Cascadia Mono" w:hAnsi="Cascadia Mono" w:cs="Cascadia Mono"/>
-                <w:color w:val="000000"/>
-                <w:kern w:val="0"/>
-                <w:sz w:val="19"/>
-                <w:szCs w:val="19"/>
-              </w:rPr>
-              <w:t>; set</w:t>
-            </w:r>
-            <w:proofErr w:type="gramStart"/>
-            <w:r>
-              <w:rPr>
-                <w:rFonts w:ascii="Cascadia Mono" w:hAnsi="Cascadia Mono" w:cs="Cascadia Mono"/>
-                <w:color w:val="000000"/>
-                <w:kern w:val="0"/>
-                <w:sz w:val="19"/>
-                <w:szCs w:val="19"/>
-              </w:rPr>
-              <w:t>; }</w:t>
-            </w:r>
-            <w:proofErr w:type="gramEnd"/>
+              <w:t xml:space="preserve">    public int Times { get; set; }</w:t>
+            </w:r>
           </w:p>
           <w:p>
             <w:pPr>
@@ -51931,29 +48653,7 @@
                 <w:sz w:val="19"/>
                 <w:szCs w:val="19"/>
               </w:rPr>
-              <w:t xml:space="preserve">    [</w:t>
-            </w:r>
-            <w:proofErr w:type="gramStart"/>
-            <w:r>
-              <w:rPr>
-                <w:rFonts w:ascii="Cascadia Mono" w:hAnsi="Cascadia Mono" w:cs="Cascadia Mono"/>
-                <w:color w:val="000000"/>
-                <w:kern w:val="0"/>
-                <w:sz w:val="19"/>
-                <w:szCs w:val="19"/>
-              </w:rPr>
-              <w:t>Key(</w:t>
-            </w:r>
-            <w:proofErr w:type="gramEnd"/>
-            <w:r>
-              <w:rPr>
-                <w:rFonts w:ascii="Cascadia Mono" w:hAnsi="Cascadia Mono" w:cs="Cascadia Mono"/>
-                <w:color w:val="000000"/>
-                <w:kern w:val="0"/>
-                <w:sz w:val="19"/>
-                <w:szCs w:val="19"/>
-              </w:rPr>
-              <w:t>7)]</w:t>
+              <w:t xml:space="preserve">    [Key(7)]</w:t>
             </w:r>
           </w:p>
           <w:p>
@@ -51979,42 +48679,8 @@
                 <w:sz w:val="19"/>
                 <w:szCs w:val="19"/>
               </w:rPr>
-              <w:t xml:space="preserve">    public int Token </w:t>
-            </w:r>
-            <w:proofErr w:type="gramStart"/>
-            <w:r>
-              <w:rPr>
-                <w:rFonts w:ascii="Cascadia Mono" w:hAnsi="Cascadia Mono" w:cs="Cascadia Mono"/>
-                <w:color w:val="000000"/>
-                <w:kern w:val="0"/>
-                <w:sz w:val="19"/>
-                <w:szCs w:val="19"/>
-              </w:rPr>
-              <w:t>{ get</w:t>
-            </w:r>
-            <w:proofErr w:type="gramEnd"/>
-            <w:r>
-              <w:rPr>
-                <w:rFonts w:ascii="Cascadia Mono" w:hAnsi="Cascadia Mono" w:cs="Cascadia Mono"/>
-                <w:color w:val="000000"/>
-                <w:kern w:val="0"/>
-                <w:sz w:val="19"/>
-                <w:szCs w:val="19"/>
-              </w:rPr>
-              <w:t>; set</w:t>
-            </w:r>
-            <w:proofErr w:type="gramStart"/>
-            <w:r>
-              <w:rPr>
-                <w:rFonts w:ascii="Cascadia Mono" w:hAnsi="Cascadia Mono" w:cs="Cascadia Mono"/>
-                <w:color w:val="000000"/>
-                <w:kern w:val="0"/>
-                <w:sz w:val="19"/>
-                <w:szCs w:val="19"/>
-              </w:rPr>
-              <w:t>; }</w:t>
-            </w:r>
-            <w:proofErr w:type="gramEnd"/>
+              <w:t xml:space="preserve">    public int Token { get; set; }</w:t>
+            </w:r>
           </w:p>
           <w:p>
             <w:pPr>
@@ -52039,29 +48705,7 @@
                 <w:sz w:val="19"/>
                 <w:szCs w:val="19"/>
               </w:rPr>
-              <w:t xml:space="preserve">    [</w:t>
-            </w:r>
-            <w:proofErr w:type="gramStart"/>
-            <w:r>
-              <w:rPr>
-                <w:rFonts w:ascii="Cascadia Mono" w:hAnsi="Cascadia Mono" w:cs="Cascadia Mono"/>
-                <w:color w:val="000000"/>
-                <w:kern w:val="0"/>
-                <w:sz w:val="19"/>
-                <w:szCs w:val="19"/>
-              </w:rPr>
-              <w:t>Key(</w:t>
-            </w:r>
-            <w:proofErr w:type="gramEnd"/>
-            <w:r>
-              <w:rPr>
-                <w:rFonts w:ascii="Cascadia Mono" w:hAnsi="Cascadia Mono" w:cs="Cascadia Mono"/>
-                <w:color w:val="000000"/>
-                <w:kern w:val="0"/>
-                <w:sz w:val="19"/>
-                <w:szCs w:val="19"/>
-              </w:rPr>
-              <w:t>8)]</w:t>
+              <w:t xml:space="preserve">    [Key(8)]</w:t>
             </w:r>
           </w:p>
           <w:p>
@@ -52087,64 +48731,8 @@
                 <w:sz w:val="19"/>
                 <w:szCs w:val="19"/>
               </w:rPr>
-              <w:t xml:space="preserve">    public string </w:t>
-            </w:r>
-            <w:proofErr w:type="spellStart"/>
-            <w:r>
-              <w:rPr>
-                <w:rFonts w:ascii="Cascadia Mono" w:hAnsi="Cascadia Mono" w:cs="Cascadia Mono"/>
-                <w:color w:val="000000"/>
-                <w:kern w:val="0"/>
-                <w:sz w:val="19"/>
-                <w:szCs w:val="19"/>
-              </w:rPr>
-              <w:t>OldKey</w:t>
-            </w:r>
-            <w:proofErr w:type="spellEnd"/>
-            <w:r>
-              <w:rPr>
-                <w:rFonts w:ascii="Cascadia Mono" w:hAnsi="Cascadia Mono" w:cs="Cascadia Mono"/>
-                <w:color w:val="000000"/>
-                <w:kern w:val="0"/>
-                <w:sz w:val="19"/>
-                <w:szCs w:val="19"/>
-              </w:rPr>
-              <w:t xml:space="preserve"> </w:t>
-            </w:r>
-            <w:proofErr w:type="gramStart"/>
-            <w:r>
-              <w:rPr>
-                <w:rFonts w:ascii="Cascadia Mono" w:hAnsi="Cascadia Mono" w:cs="Cascadia Mono"/>
-                <w:color w:val="000000"/>
-                <w:kern w:val="0"/>
-                <w:sz w:val="19"/>
-                <w:szCs w:val="19"/>
-              </w:rPr>
-              <w:t>{ get</w:t>
-            </w:r>
-            <w:proofErr w:type="gramEnd"/>
-            <w:r>
-              <w:rPr>
-                <w:rFonts w:ascii="Cascadia Mono" w:hAnsi="Cascadia Mono" w:cs="Cascadia Mono"/>
-                <w:color w:val="000000"/>
-                <w:kern w:val="0"/>
-                <w:sz w:val="19"/>
-                <w:szCs w:val="19"/>
-              </w:rPr>
-              <w:t>; set</w:t>
-            </w:r>
-            <w:proofErr w:type="gramStart"/>
-            <w:r>
-              <w:rPr>
-                <w:rFonts w:ascii="Cascadia Mono" w:hAnsi="Cascadia Mono" w:cs="Cascadia Mono"/>
-                <w:color w:val="000000"/>
-                <w:kern w:val="0"/>
-                <w:sz w:val="19"/>
-                <w:szCs w:val="19"/>
-              </w:rPr>
-              <w:t>; }</w:t>
-            </w:r>
-            <w:proofErr w:type="gramEnd"/>
+              <w:t xml:space="preserve">    public string OldKey { get; set; }</w:t>
+            </w:r>
           </w:p>
           <w:p>
             <w:pPr>
@@ -52169,29 +48757,7 @@
                 <w:sz w:val="19"/>
                 <w:szCs w:val="19"/>
               </w:rPr>
-              <w:t xml:space="preserve">    [</w:t>
-            </w:r>
-            <w:proofErr w:type="gramStart"/>
-            <w:r>
-              <w:rPr>
-                <w:rFonts w:ascii="Cascadia Mono" w:hAnsi="Cascadia Mono" w:cs="Cascadia Mono"/>
-                <w:color w:val="000000"/>
-                <w:kern w:val="0"/>
-                <w:sz w:val="19"/>
-                <w:szCs w:val="19"/>
-              </w:rPr>
-              <w:t>Key(</w:t>
-            </w:r>
-            <w:proofErr w:type="gramEnd"/>
-            <w:r>
-              <w:rPr>
-                <w:rFonts w:ascii="Cascadia Mono" w:hAnsi="Cascadia Mono" w:cs="Cascadia Mono"/>
-                <w:color w:val="000000"/>
-                <w:kern w:val="0"/>
-                <w:sz w:val="19"/>
-                <w:szCs w:val="19"/>
-              </w:rPr>
-              <w:t>9)]</w:t>
+              <w:t xml:space="preserve">    [Key(9)]</w:t>
             </w:r>
           </w:p>
           <w:p>
@@ -52217,64 +48783,8 @@
                 <w:sz w:val="19"/>
                 <w:szCs w:val="19"/>
               </w:rPr>
-              <w:t xml:space="preserve">    public string </w:t>
-            </w:r>
-            <w:proofErr w:type="spellStart"/>
-            <w:r>
-              <w:rPr>
-                <w:rFonts w:ascii="Cascadia Mono" w:hAnsi="Cascadia Mono" w:cs="Cascadia Mono"/>
-                <w:color w:val="000000"/>
-                <w:kern w:val="0"/>
-                <w:sz w:val="19"/>
-                <w:szCs w:val="19"/>
-              </w:rPr>
-              <w:t>NewKey</w:t>
-            </w:r>
-            <w:proofErr w:type="spellEnd"/>
-            <w:r>
-              <w:rPr>
-                <w:rFonts w:ascii="Cascadia Mono" w:hAnsi="Cascadia Mono" w:cs="Cascadia Mono"/>
-                <w:color w:val="000000"/>
-                <w:kern w:val="0"/>
-                <w:sz w:val="19"/>
-                <w:szCs w:val="19"/>
-              </w:rPr>
-              <w:t xml:space="preserve"> </w:t>
-            </w:r>
-            <w:proofErr w:type="gramStart"/>
-            <w:r>
-              <w:rPr>
-                <w:rFonts w:ascii="Cascadia Mono" w:hAnsi="Cascadia Mono" w:cs="Cascadia Mono"/>
-                <w:color w:val="000000"/>
-                <w:kern w:val="0"/>
-                <w:sz w:val="19"/>
-                <w:szCs w:val="19"/>
-              </w:rPr>
-              <w:t>{ get</w:t>
-            </w:r>
-            <w:proofErr w:type="gramEnd"/>
-            <w:r>
-              <w:rPr>
-                <w:rFonts w:ascii="Cascadia Mono" w:hAnsi="Cascadia Mono" w:cs="Cascadia Mono"/>
-                <w:color w:val="000000"/>
-                <w:kern w:val="0"/>
-                <w:sz w:val="19"/>
-                <w:szCs w:val="19"/>
-              </w:rPr>
-              <w:t>; set</w:t>
-            </w:r>
-            <w:proofErr w:type="gramStart"/>
-            <w:r>
-              <w:rPr>
-                <w:rFonts w:ascii="Cascadia Mono" w:hAnsi="Cascadia Mono" w:cs="Cascadia Mono"/>
-                <w:color w:val="000000"/>
-                <w:kern w:val="0"/>
-                <w:sz w:val="19"/>
-                <w:szCs w:val="19"/>
-              </w:rPr>
-              <w:t>; }</w:t>
-            </w:r>
-            <w:proofErr w:type="gramEnd"/>
+              <w:t xml:space="preserve">    public string NewKey { get; set; }</w:t>
+            </w:r>
           </w:p>
           <w:p>
             <w:pPr>
@@ -52299,29 +48809,7 @@
                 <w:sz w:val="19"/>
                 <w:szCs w:val="19"/>
               </w:rPr>
-              <w:t xml:space="preserve">    [</w:t>
-            </w:r>
-            <w:proofErr w:type="gramStart"/>
-            <w:r>
-              <w:rPr>
-                <w:rFonts w:ascii="Cascadia Mono" w:hAnsi="Cascadia Mono" w:cs="Cascadia Mono"/>
-                <w:color w:val="000000"/>
-                <w:kern w:val="0"/>
-                <w:sz w:val="19"/>
-                <w:szCs w:val="19"/>
-              </w:rPr>
-              <w:t>Key(</w:t>
-            </w:r>
-            <w:proofErr w:type="gramEnd"/>
-            <w:r>
-              <w:rPr>
-                <w:rFonts w:ascii="Cascadia Mono" w:hAnsi="Cascadia Mono" w:cs="Cascadia Mono"/>
-                <w:color w:val="000000"/>
-                <w:kern w:val="0"/>
-                <w:sz w:val="19"/>
-                <w:szCs w:val="19"/>
-              </w:rPr>
-              <w:t>10)]</w:t>
+              <w:t xml:space="preserve">    [Key(10)]</w:t>
             </w:r>
           </w:p>
           <w:p>
@@ -52347,51 +48835,8 @@
                 <w:sz w:val="19"/>
                 <w:szCs w:val="19"/>
               </w:rPr>
-              <w:t xml:space="preserve">    public string Base64String </w:t>
-            </w:r>
-            <w:proofErr w:type="gramStart"/>
-            <w:r>
-              <w:rPr>
-                <w:rFonts w:ascii="Cascadia Mono" w:hAnsi="Cascadia Mono" w:cs="Cascadia Mono"/>
-                <w:color w:val="000000"/>
-                <w:kern w:val="0"/>
-                <w:sz w:val="19"/>
-                <w:szCs w:val="19"/>
-              </w:rPr>
-              <w:t>{ get</w:t>
-            </w:r>
-            <w:proofErr w:type="gramEnd"/>
-            <w:r>
-              <w:rPr>
-                <w:rFonts w:ascii="Cascadia Mono" w:hAnsi="Cascadia Mono" w:cs="Cascadia Mono"/>
-                <w:color w:val="000000"/>
-                <w:kern w:val="0"/>
-                <w:sz w:val="19"/>
-                <w:szCs w:val="19"/>
-              </w:rPr>
-              <w:t>; set</w:t>
-            </w:r>
-            <w:proofErr w:type="gramStart"/>
-            <w:r>
-              <w:rPr>
-                <w:rFonts w:ascii="Cascadia Mono" w:hAnsi="Cascadia Mono" w:cs="Cascadia Mono"/>
-                <w:color w:val="000000"/>
-                <w:kern w:val="0"/>
-                <w:sz w:val="19"/>
-                <w:szCs w:val="19"/>
-              </w:rPr>
-              <w:t>; }</w:t>
-            </w:r>
-            <w:proofErr w:type="gramEnd"/>
-            <w:r>
-              <w:rPr>
-                <w:rFonts w:ascii="Cascadia Mono" w:hAnsi="Cascadia Mono" w:cs="Cascadia Mono"/>
-                <w:color w:val="000000"/>
-                <w:kern w:val="0"/>
-                <w:sz w:val="19"/>
-                <w:szCs w:val="19"/>
-              </w:rPr>
-              <w:t xml:space="preserve"> = "";</w:t>
+              <w:lastRenderedPageBreak/>
+              <w:t xml:space="preserve">    public string Base64String { get; set; } = "";</w:t>
             </w:r>
           </w:p>
           <w:p>
@@ -52422,6 +48867,7 @@
           <w:b/>
           <w:bCs/>
         </w:rPr>
+        <w:lastRenderedPageBreak/>
         <w:t>TaskResult</w:t>
       </w:r>
       <w:r>
@@ -52498,7 +48944,6 @@
                 <w:sz w:val="19"/>
                 <w:szCs w:val="19"/>
               </w:rPr>
-              <w:lastRenderedPageBreak/>
               <w:t>/// &lt;summary&gt;</w:t>
             </w:r>
           </w:p>
@@ -52577,29 +49022,7 @@
                 <w:sz w:val="19"/>
                 <w:szCs w:val="19"/>
               </w:rPr>
-              <w:t>[</w:t>
-            </w:r>
-            <w:proofErr w:type="spellStart"/>
-            <w:r>
-              <w:rPr>
-                <w:rFonts w:ascii="Cascadia Mono" w:hAnsi="Cascadia Mono" w:cs="Cascadia Mono"/>
-                <w:color w:val="000000"/>
-                <w:kern w:val="0"/>
-                <w:sz w:val="19"/>
-                <w:szCs w:val="19"/>
-              </w:rPr>
-              <w:t>MessagePackObject</w:t>
-            </w:r>
-            <w:proofErr w:type="spellEnd"/>
-            <w:r>
-              <w:rPr>
-                <w:rFonts w:ascii="Cascadia Mono" w:hAnsi="Cascadia Mono" w:cs="Cascadia Mono"/>
-                <w:color w:val="000000"/>
-                <w:kern w:val="0"/>
-                <w:sz w:val="19"/>
-                <w:szCs w:val="19"/>
-              </w:rPr>
-              <w:t>]</w:t>
+              <w:t>[MessagePackObject]</w:t>
             </w:r>
           </w:p>
           <w:p>
@@ -52755,29 +49178,7 @@
                 <w:sz w:val="19"/>
                 <w:szCs w:val="19"/>
               </w:rPr>
-              <w:t xml:space="preserve">    [</w:t>
-            </w:r>
-            <w:proofErr w:type="gramStart"/>
-            <w:r>
-              <w:rPr>
-                <w:rFonts w:ascii="Cascadia Mono" w:hAnsi="Cascadia Mono" w:cs="Cascadia Mono"/>
-                <w:color w:val="000000"/>
-                <w:kern w:val="0"/>
-                <w:sz w:val="19"/>
-                <w:szCs w:val="19"/>
-              </w:rPr>
-              <w:t>Key(</w:t>
-            </w:r>
-            <w:proofErr w:type="gramEnd"/>
-            <w:r>
-              <w:rPr>
-                <w:rFonts w:ascii="Cascadia Mono" w:hAnsi="Cascadia Mono" w:cs="Cascadia Mono"/>
-                <w:color w:val="000000"/>
-                <w:kern w:val="0"/>
-                <w:sz w:val="19"/>
-                <w:szCs w:val="19"/>
-              </w:rPr>
-              <w:t>0)]</w:t>
+              <w:t xml:space="preserve">    [Key(0)]</w:t>
             </w:r>
           </w:p>
           <w:p>
@@ -52803,51 +49204,7 @@
                 <w:sz w:val="19"/>
                 <w:szCs w:val="19"/>
               </w:rPr>
-              <w:t xml:space="preserve">    public int Port </w:t>
-            </w:r>
-            <w:proofErr w:type="gramStart"/>
-            <w:r>
-              <w:rPr>
-                <w:rFonts w:ascii="Cascadia Mono" w:hAnsi="Cascadia Mono" w:cs="Cascadia Mono"/>
-                <w:color w:val="000000"/>
-                <w:kern w:val="0"/>
-                <w:sz w:val="19"/>
-                <w:szCs w:val="19"/>
-              </w:rPr>
-              <w:t>{ get</w:t>
-            </w:r>
-            <w:proofErr w:type="gramEnd"/>
-            <w:r>
-              <w:rPr>
-                <w:rFonts w:ascii="Cascadia Mono" w:hAnsi="Cascadia Mono" w:cs="Cascadia Mono"/>
-                <w:color w:val="000000"/>
-                <w:kern w:val="0"/>
-                <w:sz w:val="19"/>
-                <w:szCs w:val="19"/>
-              </w:rPr>
-              <w:t>; set</w:t>
-            </w:r>
-            <w:proofErr w:type="gramStart"/>
-            <w:r>
-              <w:rPr>
-                <w:rFonts w:ascii="Cascadia Mono" w:hAnsi="Cascadia Mono" w:cs="Cascadia Mono"/>
-                <w:color w:val="000000"/>
-                <w:kern w:val="0"/>
-                <w:sz w:val="19"/>
-                <w:szCs w:val="19"/>
-              </w:rPr>
-              <w:t>; }</w:t>
-            </w:r>
-            <w:proofErr w:type="gramEnd"/>
-            <w:r>
-              <w:rPr>
-                <w:rFonts w:ascii="Cascadia Mono" w:hAnsi="Cascadia Mono" w:cs="Cascadia Mono"/>
-                <w:color w:val="000000"/>
-                <w:kern w:val="0"/>
-                <w:sz w:val="19"/>
-                <w:szCs w:val="19"/>
-              </w:rPr>
-              <w:t xml:space="preserve"> = 0;</w:t>
+              <w:t xml:space="preserve">    public int Port { get; set; } = 0;</w:t>
             </w:r>
           </w:p>
           <w:p>
@@ -52967,29 +49324,7 @@
                 <w:sz w:val="19"/>
                 <w:szCs w:val="19"/>
               </w:rPr>
-              <w:t xml:space="preserve">    [</w:t>
-            </w:r>
-            <w:proofErr w:type="gramStart"/>
-            <w:r>
-              <w:rPr>
-                <w:rFonts w:ascii="Cascadia Mono" w:hAnsi="Cascadia Mono" w:cs="Cascadia Mono"/>
-                <w:color w:val="000000"/>
-                <w:kern w:val="0"/>
-                <w:sz w:val="19"/>
-                <w:szCs w:val="19"/>
-              </w:rPr>
-              <w:t>Key(</w:t>
-            </w:r>
-            <w:proofErr w:type="gramEnd"/>
-            <w:r>
-              <w:rPr>
-                <w:rFonts w:ascii="Cascadia Mono" w:hAnsi="Cascadia Mono" w:cs="Cascadia Mono"/>
-                <w:color w:val="000000"/>
-                <w:kern w:val="0"/>
-                <w:sz w:val="19"/>
-                <w:szCs w:val="19"/>
-              </w:rPr>
-              <w:t>1)]</w:t>
+              <w:t xml:space="preserve">    [Key(1)]</w:t>
             </w:r>
           </w:p>
           <w:p>
@@ -53015,64 +49350,8 @@
                 <w:sz w:val="19"/>
                 <w:szCs w:val="19"/>
               </w:rPr>
-              <w:t xml:space="preserve">    public int </w:t>
-            </w:r>
-            <w:proofErr w:type="spellStart"/>
-            <w:r>
-              <w:rPr>
-                <w:rFonts w:ascii="Cascadia Mono" w:hAnsi="Cascadia Mono" w:cs="Cascadia Mono"/>
-                <w:color w:val="000000"/>
-                <w:kern w:val="0"/>
-                <w:sz w:val="19"/>
-                <w:szCs w:val="19"/>
-              </w:rPr>
-              <w:t>TotalCount</w:t>
-            </w:r>
-            <w:proofErr w:type="spellEnd"/>
-            <w:r>
-              <w:rPr>
-                <w:rFonts w:ascii="Cascadia Mono" w:hAnsi="Cascadia Mono" w:cs="Cascadia Mono"/>
-                <w:color w:val="000000"/>
-                <w:kern w:val="0"/>
-                <w:sz w:val="19"/>
-                <w:szCs w:val="19"/>
-              </w:rPr>
-              <w:t xml:space="preserve"> </w:t>
-            </w:r>
-            <w:proofErr w:type="gramStart"/>
-            <w:r>
-              <w:rPr>
-                <w:rFonts w:ascii="Cascadia Mono" w:hAnsi="Cascadia Mono" w:cs="Cascadia Mono"/>
-                <w:color w:val="000000"/>
-                <w:kern w:val="0"/>
-                <w:sz w:val="19"/>
-                <w:szCs w:val="19"/>
-              </w:rPr>
-              <w:t>{ get</w:t>
-            </w:r>
-            <w:proofErr w:type="gramEnd"/>
-            <w:r>
-              <w:rPr>
-                <w:rFonts w:ascii="Cascadia Mono" w:hAnsi="Cascadia Mono" w:cs="Cascadia Mono"/>
-                <w:color w:val="000000"/>
-                <w:kern w:val="0"/>
-                <w:sz w:val="19"/>
-                <w:szCs w:val="19"/>
-              </w:rPr>
-              <w:t>; set</w:t>
-            </w:r>
-            <w:proofErr w:type="gramStart"/>
-            <w:r>
-              <w:rPr>
-                <w:rFonts w:ascii="Cascadia Mono" w:hAnsi="Cascadia Mono" w:cs="Cascadia Mono"/>
-                <w:color w:val="000000"/>
-                <w:kern w:val="0"/>
-                <w:sz w:val="19"/>
-                <w:szCs w:val="19"/>
-              </w:rPr>
-              <w:t>; }</w:t>
-            </w:r>
-            <w:proofErr w:type="gramEnd"/>
+              <w:t xml:space="preserve">    public int TotalCount { get; set; }</w:t>
+            </w:r>
           </w:p>
           <w:p>
             <w:pPr>
@@ -53191,29 +49470,7 @@
                 <w:sz w:val="19"/>
                 <w:szCs w:val="19"/>
               </w:rPr>
-              <w:t xml:space="preserve">    [</w:t>
-            </w:r>
-            <w:proofErr w:type="gramStart"/>
-            <w:r>
-              <w:rPr>
-                <w:rFonts w:ascii="Cascadia Mono" w:hAnsi="Cascadia Mono" w:cs="Cascadia Mono"/>
-                <w:color w:val="000000"/>
-                <w:kern w:val="0"/>
-                <w:sz w:val="19"/>
-                <w:szCs w:val="19"/>
-              </w:rPr>
-              <w:t>Key(</w:t>
-            </w:r>
-            <w:proofErr w:type="gramEnd"/>
-            <w:r>
-              <w:rPr>
-                <w:rFonts w:ascii="Cascadia Mono" w:hAnsi="Cascadia Mono" w:cs="Cascadia Mono"/>
-                <w:color w:val="000000"/>
-                <w:kern w:val="0"/>
-                <w:sz w:val="19"/>
-                <w:szCs w:val="19"/>
-              </w:rPr>
-              <w:t>2)]</w:t>
+              <w:t xml:space="preserve">    [Key(2)]</w:t>
             </w:r>
           </w:p>
           <w:p>
@@ -53239,64 +49496,8 @@
                 <w:sz w:val="19"/>
                 <w:szCs w:val="19"/>
               </w:rPr>
-              <w:t xml:space="preserve">    public int </w:t>
-            </w:r>
-            <w:proofErr w:type="spellStart"/>
-            <w:r>
-              <w:rPr>
-                <w:rFonts w:ascii="Cascadia Mono" w:hAnsi="Cascadia Mono" w:cs="Cascadia Mono"/>
-                <w:color w:val="000000"/>
-                <w:kern w:val="0"/>
-                <w:sz w:val="19"/>
-                <w:szCs w:val="19"/>
-              </w:rPr>
-              <w:t>SendCount</w:t>
-            </w:r>
-            <w:proofErr w:type="spellEnd"/>
-            <w:r>
-              <w:rPr>
-                <w:rFonts w:ascii="Cascadia Mono" w:hAnsi="Cascadia Mono" w:cs="Cascadia Mono"/>
-                <w:color w:val="000000"/>
-                <w:kern w:val="0"/>
-                <w:sz w:val="19"/>
-                <w:szCs w:val="19"/>
-              </w:rPr>
-              <w:t xml:space="preserve"> </w:t>
-            </w:r>
-            <w:proofErr w:type="gramStart"/>
-            <w:r>
-              <w:rPr>
-                <w:rFonts w:ascii="Cascadia Mono" w:hAnsi="Cascadia Mono" w:cs="Cascadia Mono"/>
-                <w:color w:val="000000"/>
-                <w:kern w:val="0"/>
-                <w:sz w:val="19"/>
-                <w:szCs w:val="19"/>
-              </w:rPr>
-              <w:t>{ get</w:t>
-            </w:r>
-            <w:proofErr w:type="gramEnd"/>
-            <w:r>
-              <w:rPr>
-                <w:rFonts w:ascii="Cascadia Mono" w:hAnsi="Cascadia Mono" w:cs="Cascadia Mono"/>
-                <w:color w:val="000000"/>
-                <w:kern w:val="0"/>
-                <w:sz w:val="19"/>
-                <w:szCs w:val="19"/>
-              </w:rPr>
-              <w:t>; set</w:t>
-            </w:r>
-            <w:proofErr w:type="gramStart"/>
-            <w:r>
-              <w:rPr>
-                <w:rFonts w:ascii="Cascadia Mono" w:hAnsi="Cascadia Mono" w:cs="Cascadia Mono"/>
-                <w:color w:val="000000"/>
-                <w:kern w:val="0"/>
-                <w:sz w:val="19"/>
-                <w:szCs w:val="19"/>
-              </w:rPr>
-              <w:t>; }</w:t>
-            </w:r>
-            <w:proofErr w:type="gramEnd"/>
+              <w:t xml:space="preserve">    public int SendCount { get; set; }</w:t>
+            </w:r>
           </w:p>
           <w:p>
             <w:pPr>
@@ -53415,29 +49616,7 @@
                 <w:sz w:val="19"/>
                 <w:szCs w:val="19"/>
               </w:rPr>
-              <w:t xml:space="preserve">    [</w:t>
-            </w:r>
-            <w:proofErr w:type="gramStart"/>
-            <w:r>
-              <w:rPr>
-                <w:rFonts w:ascii="Cascadia Mono" w:hAnsi="Cascadia Mono" w:cs="Cascadia Mono"/>
-                <w:color w:val="000000"/>
-                <w:kern w:val="0"/>
-                <w:sz w:val="19"/>
-                <w:szCs w:val="19"/>
-              </w:rPr>
-              <w:t>Key(</w:t>
-            </w:r>
-            <w:proofErr w:type="gramEnd"/>
-            <w:r>
-              <w:rPr>
-                <w:rFonts w:ascii="Cascadia Mono" w:hAnsi="Cascadia Mono" w:cs="Cascadia Mono"/>
-                <w:color w:val="000000"/>
-                <w:kern w:val="0"/>
-                <w:sz w:val="19"/>
-                <w:szCs w:val="19"/>
-              </w:rPr>
-              <w:t>3)]</w:t>
+              <w:t xml:space="preserve">    [Key(3)]</w:t>
             </w:r>
           </w:p>
           <w:p>
@@ -53463,73 +49642,7 @@
                 <w:sz w:val="19"/>
                 <w:szCs w:val="19"/>
               </w:rPr>
-              <w:t xml:space="preserve">    public </w:t>
-            </w:r>
-            <w:proofErr w:type="spellStart"/>
-            <w:r>
-              <w:rPr>
-                <w:rFonts w:ascii="Cascadia Mono" w:hAnsi="Cascadia Mono" w:cs="Cascadia Mono"/>
-                <w:color w:val="000000"/>
-                <w:kern w:val="0"/>
-                <w:sz w:val="19"/>
-                <w:szCs w:val="19"/>
-              </w:rPr>
-              <w:t>MessageCode</w:t>
-            </w:r>
-            <w:proofErr w:type="spellEnd"/>
-            <w:r>
-              <w:rPr>
-                <w:rFonts w:ascii="Cascadia Mono" w:hAnsi="Cascadia Mono" w:cs="Cascadia Mono"/>
-                <w:color w:val="000000"/>
-                <w:kern w:val="0"/>
-                <w:sz w:val="19"/>
-                <w:szCs w:val="19"/>
-              </w:rPr>
-              <w:t xml:space="preserve"> Message </w:t>
-            </w:r>
-            <w:proofErr w:type="gramStart"/>
-            <w:r>
-              <w:rPr>
-                <w:rFonts w:ascii="Cascadia Mono" w:hAnsi="Cascadia Mono" w:cs="Cascadia Mono"/>
-                <w:color w:val="000000"/>
-                <w:kern w:val="0"/>
-                <w:sz w:val="19"/>
-                <w:szCs w:val="19"/>
-              </w:rPr>
-              <w:t>{ get</w:t>
-            </w:r>
-            <w:proofErr w:type="gramEnd"/>
-            <w:r>
-              <w:rPr>
-                <w:rFonts w:ascii="Cascadia Mono" w:hAnsi="Cascadia Mono" w:cs="Cascadia Mono"/>
-                <w:color w:val="000000"/>
-                <w:kern w:val="0"/>
-                <w:sz w:val="19"/>
-                <w:szCs w:val="19"/>
-              </w:rPr>
-              <w:t>; set</w:t>
-            </w:r>
-            <w:proofErr w:type="gramStart"/>
-            <w:r>
-              <w:rPr>
-                <w:rFonts w:ascii="Cascadia Mono" w:hAnsi="Cascadia Mono" w:cs="Cascadia Mono"/>
-                <w:color w:val="000000"/>
-                <w:kern w:val="0"/>
-                <w:sz w:val="19"/>
-                <w:szCs w:val="19"/>
-              </w:rPr>
-              <w:t>; }</w:t>
-            </w:r>
-            <w:proofErr w:type="gramEnd"/>
-            <w:r>
-              <w:rPr>
-                <w:rFonts w:ascii="Cascadia Mono" w:hAnsi="Cascadia Mono" w:cs="Cascadia Mono"/>
-                <w:color w:val="000000"/>
-                <w:kern w:val="0"/>
-                <w:sz w:val="19"/>
-                <w:szCs w:val="19"/>
-              </w:rPr>
-              <w:t xml:space="preserve"> = 0;</w:t>
+              <w:t xml:space="preserve">    public MessageCode Message { get; set; } = 0;</w:t>
             </w:r>
           </w:p>
           <w:p>
@@ -53649,29 +49762,7 @@
                 <w:sz w:val="19"/>
                 <w:szCs w:val="19"/>
               </w:rPr>
-              <w:t xml:space="preserve">    [</w:t>
-            </w:r>
-            <w:proofErr w:type="gramStart"/>
-            <w:r>
-              <w:rPr>
-                <w:rFonts w:ascii="Cascadia Mono" w:hAnsi="Cascadia Mono" w:cs="Cascadia Mono"/>
-                <w:color w:val="000000"/>
-                <w:kern w:val="0"/>
-                <w:sz w:val="19"/>
-                <w:szCs w:val="19"/>
-              </w:rPr>
-              <w:t>Key(</w:t>
-            </w:r>
-            <w:proofErr w:type="gramEnd"/>
-            <w:r>
-              <w:rPr>
-                <w:rFonts w:ascii="Cascadia Mono" w:hAnsi="Cascadia Mono" w:cs="Cascadia Mono"/>
-                <w:color w:val="000000"/>
-                <w:kern w:val="0"/>
-                <w:sz w:val="19"/>
-                <w:szCs w:val="19"/>
-              </w:rPr>
-              <w:t>4)]</w:t>
+              <w:t xml:space="preserve">    [Key(4)]</w:t>
             </w:r>
           </w:p>
           <w:p>
@@ -53697,73 +49788,7 @@
                 <w:sz w:val="19"/>
                 <w:szCs w:val="19"/>
               </w:rPr>
-              <w:t xml:space="preserve">    public List&lt;TagResult&gt; Tags </w:t>
-            </w:r>
-            <w:proofErr w:type="gramStart"/>
-            <w:r>
-              <w:rPr>
-                <w:rFonts w:ascii="Cascadia Mono" w:hAnsi="Cascadia Mono" w:cs="Cascadia Mono"/>
-                <w:color w:val="000000"/>
-                <w:kern w:val="0"/>
-                <w:sz w:val="19"/>
-                <w:szCs w:val="19"/>
-              </w:rPr>
-              <w:t>{ get</w:t>
-            </w:r>
-            <w:proofErr w:type="gramEnd"/>
-            <w:r>
-              <w:rPr>
-                <w:rFonts w:ascii="Cascadia Mono" w:hAnsi="Cascadia Mono" w:cs="Cascadia Mono"/>
-                <w:color w:val="000000"/>
-                <w:kern w:val="0"/>
-                <w:sz w:val="19"/>
-                <w:szCs w:val="19"/>
-              </w:rPr>
-              <w:t>; set</w:t>
-            </w:r>
-            <w:proofErr w:type="gramStart"/>
-            <w:r>
-              <w:rPr>
-                <w:rFonts w:ascii="Cascadia Mono" w:hAnsi="Cascadia Mono" w:cs="Cascadia Mono"/>
-                <w:color w:val="000000"/>
-                <w:kern w:val="0"/>
-                <w:sz w:val="19"/>
-                <w:szCs w:val="19"/>
-              </w:rPr>
-              <w:t>; }</w:t>
-            </w:r>
-            <w:proofErr w:type="gramEnd"/>
-            <w:r>
-              <w:rPr>
-                <w:rFonts w:ascii="Cascadia Mono" w:hAnsi="Cascadia Mono" w:cs="Cascadia Mono"/>
-                <w:color w:val="000000"/>
-                <w:kern w:val="0"/>
-                <w:sz w:val="19"/>
-                <w:szCs w:val="19"/>
-              </w:rPr>
-              <w:t xml:space="preserve"> = new List&lt;TagResult</w:t>
-            </w:r>
-            <w:proofErr w:type="gramStart"/>
-            <w:r>
-              <w:rPr>
-                <w:rFonts w:ascii="Cascadia Mono" w:hAnsi="Cascadia Mono" w:cs="Cascadia Mono"/>
-                <w:color w:val="000000"/>
-                <w:kern w:val="0"/>
-                <w:sz w:val="19"/>
-                <w:szCs w:val="19"/>
-              </w:rPr>
-              <w:t>&gt;(</w:t>
-            </w:r>
-            <w:proofErr w:type="gramEnd"/>
-            <w:r>
-              <w:rPr>
-                <w:rFonts w:ascii="Cascadia Mono" w:hAnsi="Cascadia Mono" w:cs="Cascadia Mono"/>
-                <w:color w:val="000000"/>
-                <w:kern w:val="0"/>
-                <w:sz w:val="19"/>
-                <w:szCs w:val="19"/>
-              </w:rPr>
-              <w:t>);</w:t>
+              <w:t xml:space="preserve">    public List&lt;TagResult&gt; Tags { get; set; } = new List&lt;TagResult&gt;();</w:t>
             </w:r>
           </w:p>
           <w:p>
@@ -53873,29 +49898,7 @@
                 <w:sz w:val="19"/>
                 <w:szCs w:val="19"/>
               </w:rPr>
-              <w:t>[</w:t>
-            </w:r>
-            <w:proofErr w:type="spellStart"/>
-            <w:r>
-              <w:rPr>
-                <w:rFonts w:ascii="Cascadia Mono" w:hAnsi="Cascadia Mono" w:cs="Cascadia Mono"/>
-                <w:color w:val="000000"/>
-                <w:kern w:val="0"/>
-                <w:sz w:val="19"/>
-                <w:szCs w:val="19"/>
-              </w:rPr>
-              <w:t>MessagePackObject</w:t>
-            </w:r>
-            <w:proofErr w:type="spellEnd"/>
-            <w:r>
-              <w:rPr>
-                <w:rFonts w:ascii="Cascadia Mono" w:hAnsi="Cascadia Mono" w:cs="Cascadia Mono"/>
-                <w:color w:val="000000"/>
-                <w:kern w:val="0"/>
-                <w:sz w:val="19"/>
-                <w:szCs w:val="19"/>
-              </w:rPr>
-              <w:t>]</w:t>
+              <w:t>[MessagePackObject]</w:t>
             </w:r>
           </w:p>
           <w:p>
@@ -54129,29 +50132,7 @@
                 <w:sz w:val="19"/>
                 <w:szCs w:val="19"/>
               </w:rPr>
-              <w:t xml:space="preserve">    [</w:t>
-            </w:r>
-            <w:proofErr w:type="gramStart"/>
-            <w:r>
-              <w:rPr>
-                <w:rFonts w:ascii="Cascadia Mono" w:hAnsi="Cascadia Mono" w:cs="Cascadia Mono"/>
-                <w:color w:val="000000"/>
-                <w:kern w:val="0"/>
-                <w:sz w:val="19"/>
-                <w:szCs w:val="19"/>
-              </w:rPr>
-              <w:t>Key(</w:t>
-            </w:r>
-            <w:proofErr w:type="gramEnd"/>
-            <w:r>
-              <w:rPr>
-                <w:rFonts w:ascii="Cascadia Mono" w:hAnsi="Cascadia Mono" w:cs="Cascadia Mono"/>
-                <w:color w:val="000000"/>
-                <w:kern w:val="0"/>
-                <w:sz w:val="19"/>
-                <w:szCs w:val="19"/>
-              </w:rPr>
-              <w:t>0)]</w:t>
+              <w:t xml:space="preserve">    [Key(0)]</w:t>
             </w:r>
           </w:p>
           <w:p>
@@ -54177,75 +50158,7 @@
                 <w:sz w:val="19"/>
                 <w:szCs w:val="19"/>
               </w:rPr>
-              <w:t xml:space="preserve">    public string TagID </w:t>
-            </w:r>
-            <w:proofErr w:type="gramStart"/>
-            <w:r>
-              <w:rPr>
-                <w:rFonts w:ascii="Cascadia Mono" w:hAnsi="Cascadia Mono" w:cs="Cascadia Mono"/>
-                <w:color w:val="000000"/>
-                <w:kern w:val="0"/>
-                <w:sz w:val="19"/>
-                <w:szCs w:val="19"/>
-              </w:rPr>
-              <w:t>{ get</w:t>
-            </w:r>
-            <w:proofErr w:type="gramEnd"/>
-            <w:r>
-              <w:rPr>
-                <w:rFonts w:ascii="Cascadia Mono" w:hAnsi="Cascadia Mono" w:cs="Cascadia Mono"/>
-                <w:color w:val="000000"/>
-                <w:kern w:val="0"/>
-                <w:sz w:val="19"/>
-                <w:szCs w:val="19"/>
-              </w:rPr>
-              <w:t>; set</w:t>
-            </w:r>
-            <w:proofErr w:type="gramStart"/>
-            <w:r>
-              <w:rPr>
-                <w:rFonts w:ascii="Cascadia Mono" w:hAnsi="Cascadia Mono" w:cs="Cascadia Mono"/>
-                <w:color w:val="000000"/>
-                <w:kern w:val="0"/>
-                <w:sz w:val="19"/>
-                <w:szCs w:val="19"/>
-              </w:rPr>
-              <w:t>; }</w:t>
-            </w:r>
-            <w:proofErr w:type="gramEnd"/>
-            <w:r>
-              <w:rPr>
-                <w:rFonts w:ascii="Cascadia Mono" w:hAnsi="Cascadia Mono" w:cs="Cascadia Mono"/>
-                <w:color w:val="000000"/>
-                <w:kern w:val="0"/>
-                <w:sz w:val="19"/>
-                <w:szCs w:val="19"/>
-              </w:rPr>
-              <w:t xml:space="preserve"> = </w:t>
-            </w:r>
-            <w:proofErr w:type="spellStart"/>
-            <w:proofErr w:type="gramStart"/>
-            <w:r>
-              <w:rPr>
-                <w:rFonts w:ascii="Cascadia Mono" w:hAnsi="Cascadia Mono" w:cs="Cascadia Mono"/>
-                <w:color w:val="000000"/>
-                <w:kern w:val="0"/>
-                <w:sz w:val="19"/>
-                <w:szCs w:val="19"/>
-              </w:rPr>
-              <w:t>string.Empty</w:t>
-            </w:r>
-            <w:proofErr w:type="spellEnd"/>
-            <w:proofErr w:type="gramEnd"/>
-            <w:r>
-              <w:rPr>
-                <w:rFonts w:ascii="Cascadia Mono" w:hAnsi="Cascadia Mono" w:cs="Cascadia Mono"/>
-                <w:color w:val="000000"/>
-                <w:kern w:val="0"/>
-                <w:sz w:val="19"/>
-                <w:szCs w:val="19"/>
-              </w:rPr>
-              <w:t>;</w:t>
+              <w:t xml:space="preserve">    public string TagID { get; set; } = string.Empty;</w:t>
             </w:r>
           </w:p>
           <w:p>
@@ -54349,29 +50262,8 @@
                 <w:sz w:val="19"/>
                 <w:szCs w:val="19"/>
               </w:rPr>
-              <w:t xml:space="preserve">    [</w:t>
-            </w:r>
-            <w:proofErr w:type="gramStart"/>
-            <w:r>
-              <w:rPr>
-                <w:rFonts w:ascii="Cascadia Mono" w:hAnsi="Cascadia Mono" w:cs="Cascadia Mono"/>
-                <w:color w:val="000000"/>
-                <w:kern w:val="0"/>
-                <w:sz w:val="19"/>
-                <w:szCs w:val="19"/>
-              </w:rPr>
-              <w:t>Key(</w:t>
-            </w:r>
-            <w:proofErr w:type="gramEnd"/>
-            <w:r>
-              <w:rPr>
-                <w:rFonts w:ascii="Cascadia Mono" w:hAnsi="Cascadia Mono" w:cs="Cascadia Mono"/>
-                <w:color w:val="000000"/>
-                <w:kern w:val="0"/>
-                <w:sz w:val="19"/>
-                <w:szCs w:val="19"/>
-              </w:rPr>
-              <w:t>1)]</w:t>
+              <w:lastRenderedPageBreak/>
+              <w:t xml:space="preserve">    [Key(1)]</w:t>
             </w:r>
           </w:p>
           <w:p>
@@ -54397,73 +50289,7 @@
                 <w:sz w:val="19"/>
                 <w:szCs w:val="19"/>
               </w:rPr>
-              <w:t xml:space="preserve">    public int </w:t>
-            </w:r>
-            <w:proofErr w:type="spellStart"/>
-            <w:r>
-              <w:rPr>
-                <w:rFonts w:ascii="Cascadia Mono" w:hAnsi="Cascadia Mono" w:cs="Cascadia Mono"/>
-                <w:color w:val="000000"/>
-                <w:kern w:val="0"/>
-                <w:sz w:val="19"/>
-                <w:szCs w:val="19"/>
-              </w:rPr>
-              <w:t>RfPower</w:t>
-            </w:r>
-            <w:proofErr w:type="spellEnd"/>
-            <w:r>
-              <w:rPr>
-                <w:rFonts w:ascii="Cascadia Mono" w:hAnsi="Cascadia Mono" w:cs="Cascadia Mono"/>
-                <w:color w:val="000000"/>
-                <w:kern w:val="0"/>
-                <w:sz w:val="19"/>
-                <w:szCs w:val="19"/>
-              </w:rPr>
-              <w:t xml:space="preserve"> </w:t>
-            </w:r>
-            <w:proofErr w:type="gramStart"/>
-            <w:r>
-              <w:rPr>
-                <w:rFonts w:ascii="Cascadia Mono" w:hAnsi="Cascadia Mono" w:cs="Cascadia Mono"/>
-                <w:color w:val="000000"/>
-                <w:kern w:val="0"/>
-                <w:sz w:val="19"/>
-                <w:szCs w:val="19"/>
-              </w:rPr>
-              <w:t>{ get</w:t>
-            </w:r>
-            <w:proofErr w:type="gramEnd"/>
-            <w:r>
-              <w:rPr>
-                <w:rFonts w:ascii="Cascadia Mono" w:hAnsi="Cascadia Mono" w:cs="Cascadia Mono"/>
-                <w:color w:val="000000"/>
-                <w:kern w:val="0"/>
-                <w:sz w:val="19"/>
-                <w:szCs w:val="19"/>
-              </w:rPr>
-              <w:t>; set</w:t>
-            </w:r>
-            <w:proofErr w:type="gramStart"/>
-            <w:r>
-              <w:rPr>
-                <w:rFonts w:ascii="Cascadia Mono" w:hAnsi="Cascadia Mono" w:cs="Cascadia Mono"/>
-                <w:color w:val="000000"/>
-                <w:kern w:val="0"/>
-                <w:sz w:val="19"/>
-                <w:szCs w:val="19"/>
-              </w:rPr>
-              <w:t>; }</w:t>
-            </w:r>
-            <w:proofErr w:type="gramEnd"/>
-            <w:r>
-              <w:rPr>
-                <w:rFonts w:ascii="Cascadia Mono" w:hAnsi="Cascadia Mono" w:cs="Cascadia Mono"/>
-                <w:color w:val="000000"/>
-                <w:kern w:val="0"/>
-                <w:sz w:val="19"/>
-                <w:szCs w:val="19"/>
-              </w:rPr>
-              <w:t xml:space="preserve"> = -256;</w:t>
+              <w:t xml:space="preserve">    public int RfPower { get; set; } = -256;</w:t>
             </w:r>
           </w:p>
           <w:p>
@@ -54515,7 +50341,6 @@
                 <w:sz w:val="19"/>
                 <w:szCs w:val="19"/>
               </w:rPr>
-              <w:lastRenderedPageBreak/>
               <w:t xml:space="preserve">    /// Battery</w:t>
             </w:r>
           </w:p>
@@ -54568,29 +50393,7 @@
                 <w:sz w:val="19"/>
                 <w:szCs w:val="19"/>
               </w:rPr>
-              <w:t xml:space="preserve">    [</w:t>
-            </w:r>
-            <w:proofErr w:type="gramStart"/>
-            <w:r>
-              <w:rPr>
-                <w:rFonts w:ascii="Cascadia Mono" w:hAnsi="Cascadia Mono" w:cs="Cascadia Mono"/>
-                <w:color w:val="000000"/>
-                <w:kern w:val="0"/>
-                <w:sz w:val="19"/>
-                <w:szCs w:val="19"/>
-              </w:rPr>
-              <w:t>Key(</w:t>
-            </w:r>
-            <w:proofErr w:type="gramEnd"/>
-            <w:r>
-              <w:rPr>
-                <w:rFonts w:ascii="Cascadia Mono" w:hAnsi="Cascadia Mono" w:cs="Cascadia Mono"/>
-                <w:color w:val="000000"/>
-                <w:kern w:val="0"/>
-                <w:sz w:val="19"/>
-                <w:szCs w:val="19"/>
-              </w:rPr>
-              <w:t>2)]</w:t>
+              <w:t xml:space="preserve">    [Key(2)]</w:t>
             </w:r>
           </w:p>
           <w:p>
@@ -54616,51 +50419,7 @@
                 <w:sz w:val="19"/>
                 <w:szCs w:val="19"/>
               </w:rPr>
-              <w:t xml:space="preserve">    public byte Battery </w:t>
-            </w:r>
-            <w:proofErr w:type="gramStart"/>
-            <w:r>
-              <w:rPr>
-                <w:rFonts w:ascii="Cascadia Mono" w:hAnsi="Cascadia Mono" w:cs="Cascadia Mono"/>
-                <w:color w:val="000000"/>
-                <w:kern w:val="0"/>
-                <w:sz w:val="19"/>
-                <w:szCs w:val="19"/>
-              </w:rPr>
-              <w:t>{ get</w:t>
-            </w:r>
-            <w:proofErr w:type="gramEnd"/>
-            <w:r>
-              <w:rPr>
-                <w:rFonts w:ascii="Cascadia Mono" w:hAnsi="Cascadia Mono" w:cs="Cascadia Mono"/>
-                <w:color w:val="000000"/>
-                <w:kern w:val="0"/>
-                <w:sz w:val="19"/>
-                <w:szCs w:val="19"/>
-              </w:rPr>
-              <w:t>; set</w:t>
-            </w:r>
-            <w:proofErr w:type="gramStart"/>
-            <w:r>
-              <w:rPr>
-                <w:rFonts w:ascii="Cascadia Mono" w:hAnsi="Cascadia Mono" w:cs="Cascadia Mono"/>
-                <w:color w:val="000000"/>
-                <w:kern w:val="0"/>
-                <w:sz w:val="19"/>
-                <w:szCs w:val="19"/>
-              </w:rPr>
-              <w:t>; }</w:t>
-            </w:r>
-            <w:proofErr w:type="gramEnd"/>
-            <w:r>
-              <w:rPr>
-                <w:rFonts w:ascii="Cascadia Mono" w:hAnsi="Cascadia Mono" w:cs="Cascadia Mono"/>
-                <w:color w:val="000000"/>
-                <w:kern w:val="0"/>
-                <w:sz w:val="19"/>
-                <w:szCs w:val="19"/>
-              </w:rPr>
-              <w:t xml:space="preserve"> = 0;</w:t>
+              <w:t xml:space="preserve">    public byte Battery { get; set; } = 0;</w:t>
             </w:r>
           </w:p>
           <w:p>
@@ -54774,29 +50533,7 @@
                 <w:sz w:val="19"/>
                 <w:szCs w:val="19"/>
               </w:rPr>
-              <w:t xml:space="preserve">    [</w:t>
-            </w:r>
-            <w:proofErr w:type="gramStart"/>
-            <w:r>
-              <w:rPr>
-                <w:rFonts w:ascii="Cascadia Mono" w:hAnsi="Cascadia Mono" w:cs="Cascadia Mono"/>
-                <w:color w:val="000000"/>
-                <w:kern w:val="0"/>
-                <w:sz w:val="19"/>
-                <w:szCs w:val="19"/>
-              </w:rPr>
-              <w:t>Key(</w:t>
-            </w:r>
-            <w:proofErr w:type="gramEnd"/>
-            <w:r>
-              <w:rPr>
-                <w:rFonts w:ascii="Cascadia Mono" w:hAnsi="Cascadia Mono" w:cs="Cascadia Mono"/>
-                <w:color w:val="000000"/>
-                <w:kern w:val="0"/>
-                <w:sz w:val="19"/>
-                <w:szCs w:val="19"/>
-              </w:rPr>
-              <w:t>3)]</w:t>
+              <w:t xml:space="preserve">    [Key(3)]</w:t>
             </w:r>
           </w:p>
           <w:p>
@@ -54822,51 +50559,7 @@
                 <w:sz w:val="19"/>
                 <w:szCs w:val="19"/>
               </w:rPr>
-              <w:t xml:space="preserve">    public byte Version </w:t>
-            </w:r>
-            <w:proofErr w:type="gramStart"/>
-            <w:r>
-              <w:rPr>
-                <w:rFonts w:ascii="Cascadia Mono" w:hAnsi="Cascadia Mono" w:cs="Cascadia Mono"/>
-                <w:color w:val="000000"/>
-                <w:kern w:val="0"/>
-                <w:sz w:val="19"/>
-                <w:szCs w:val="19"/>
-              </w:rPr>
-              <w:t>{ get</w:t>
-            </w:r>
-            <w:proofErr w:type="gramEnd"/>
-            <w:r>
-              <w:rPr>
-                <w:rFonts w:ascii="Cascadia Mono" w:hAnsi="Cascadia Mono" w:cs="Cascadia Mono"/>
-                <w:color w:val="000000"/>
-                <w:kern w:val="0"/>
-                <w:sz w:val="19"/>
-                <w:szCs w:val="19"/>
-              </w:rPr>
-              <w:t>; set</w:t>
-            </w:r>
-            <w:proofErr w:type="gramStart"/>
-            <w:r>
-              <w:rPr>
-                <w:rFonts w:ascii="Cascadia Mono" w:hAnsi="Cascadia Mono" w:cs="Cascadia Mono"/>
-                <w:color w:val="000000"/>
-                <w:kern w:val="0"/>
-                <w:sz w:val="19"/>
-                <w:szCs w:val="19"/>
-              </w:rPr>
-              <w:t>; }</w:t>
-            </w:r>
-            <w:proofErr w:type="gramEnd"/>
-            <w:r>
-              <w:rPr>
-                <w:rFonts w:ascii="Cascadia Mono" w:hAnsi="Cascadia Mono" w:cs="Cascadia Mono"/>
-                <w:color w:val="000000"/>
-                <w:kern w:val="0"/>
-                <w:sz w:val="19"/>
-                <w:szCs w:val="19"/>
-              </w:rPr>
-              <w:t xml:space="preserve"> = 0;</w:t>
+              <w:t xml:space="preserve">    public byte Version { get; set; } = 0;</w:t>
             </w:r>
           </w:p>
           <w:p>
@@ -54980,29 +50673,7 @@
                 <w:sz w:val="19"/>
                 <w:szCs w:val="19"/>
               </w:rPr>
-              <w:t xml:space="preserve">    [</w:t>
-            </w:r>
-            <w:proofErr w:type="gramStart"/>
-            <w:r>
-              <w:rPr>
-                <w:rFonts w:ascii="Cascadia Mono" w:hAnsi="Cascadia Mono" w:cs="Cascadia Mono"/>
-                <w:color w:val="000000"/>
-                <w:kern w:val="0"/>
-                <w:sz w:val="19"/>
-                <w:szCs w:val="19"/>
-              </w:rPr>
-              <w:t>Key(</w:t>
-            </w:r>
-            <w:proofErr w:type="gramEnd"/>
-            <w:r>
-              <w:rPr>
-                <w:rFonts w:ascii="Cascadia Mono" w:hAnsi="Cascadia Mono" w:cs="Cascadia Mono"/>
-                <w:color w:val="000000"/>
-                <w:kern w:val="0"/>
-                <w:sz w:val="19"/>
-                <w:szCs w:val="19"/>
-              </w:rPr>
-              <w:t>4)]</w:t>
+              <w:t xml:space="preserve">    [Key(4)]</w:t>
             </w:r>
           </w:p>
           <w:p>
@@ -55028,51 +50699,7 @@
                 <w:sz w:val="19"/>
                 <w:szCs w:val="19"/>
               </w:rPr>
-              <w:t xml:space="preserve">    public byte Status </w:t>
-            </w:r>
-            <w:proofErr w:type="gramStart"/>
-            <w:r>
-              <w:rPr>
-                <w:rFonts w:ascii="Cascadia Mono" w:hAnsi="Cascadia Mono" w:cs="Cascadia Mono"/>
-                <w:color w:val="000000"/>
-                <w:kern w:val="0"/>
-                <w:sz w:val="19"/>
-                <w:szCs w:val="19"/>
-              </w:rPr>
-              <w:t>{ get</w:t>
-            </w:r>
-            <w:proofErr w:type="gramEnd"/>
-            <w:r>
-              <w:rPr>
-                <w:rFonts w:ascii="Cascadia Mono" w:hAnsi="Cascadia Mono" w:cs="Cascadia Mono"/>
-                <w:color w:val="000000"/>
-                <w:kern w:val="0"/>
-                <w:sz w:val="19"/>
-                <w:szCs w:val="19"/>
-              </w:rPr>
-              <w:t>; set</w:t>
-            </w:r>
-            <w:proofErr w:type="gramStart"/>
-            <w:r>
-              <w:rPr>
-                <w:rFonts w:ascii="Cascadia Mono" w:hAnsi="Cascadia Mono" w:cs="Cascadia Mono"/>
-                <w:color w:val="000000"/>
-                <w:kern w:val="0"/>
-                <w:sz w:val="19"/>
-                <w:szCs w:val="19"/>
-              </w:rPr>
-              <w:t>; }</w:t>
-            </w:r>
-            <w:proofErr w:type="gramEnd"/>
-            <w:r>
-              <w:rPr>
-                <w:rFonts w:ascii="Cascadia Mono" w:hAnsi="Cascadia Mono" w:cs="Cascadia Mono"/>
-                <w:color w:val="000000"/>
-                <w:kern w:val="0"/>
-                <w:sz w:val="19"/>
-                <w:szCs w:val="19"/>
-              </w:rPr>
-              <w:t xml:space="preserve"> = 0;</w:t>
+              <w:t xml:space="preserve">    public byte Status { get; set; } = 0;</w:t>
             </w:r>
           </w:p>
           <w:p>
@@ -55176,29 +50803,7 @@
                 <w:sz w:val="19"/>
                 <w:szCs w:val="19"/>
               </w:rPr>
-              <w:t xml:space="preserve">    [</w:t>
-            </w:r>
-            <w:proofErr w:type="gramStart"/>
-            <w:r>
-              <w:rPr>
-                <w:rFonts w:ascii="Cascadia Mono" w:hAnsi="Cascadia Mono" w:cs="Cascadia Mono"/>
-                <w:color w:val="000000"/>
-                <w:kern w:val="0"/>
-                <w:sz w:val="19"/>
-                <w:szCs w:val="19"/>
-              </w:rPr>
-              <w:t>Key(</w:t>
-            </w:r>
-            <w:proofErr w:type="gramEnd"/>
-            <w:r>
-              <w:rPr>
-                <w:rFonts w:ascii="Cascadia Mono" w:hAnsi="Cascadia Mono" w:cs="Cascadia Mono"/>
-                <w:color w:val="000000"/>
-                <w:kern w:val="0"/>
-                <w:sz w:val="19"/>
-                <w:szCs w:val="19"/>
-              </w:rPr>
-              <w:t>5)]</w:t>
+              <w:t xml:space="preserve">    [Key(5)]</w:t>
             </w:r>
           </w:p>
           <w:p>
@@ -55224,51 +50829,7 @@
                 <w:sz w:val="19"/>
                 <w:szCs w:val="19"/>
               </w:rPr>
-              <w:t xml:space="preserve">    public int Token </w:t>
-            </w:r>
-            <w:proofErr w:type="gramStart"/>
-            <w:r>
-              <w:rPr>
-                <w:rFonts w:ascii="Cascadia Mono" w:hAnsi="Cascadia Mono" w:cs="Cascadia Mono"/>
-                <w:color w:val="000000"/>
-                <w:kern w:val="0"/>
-                <w:sz w:val="19"/>
-                <w:szCs w:val="19"/>
-              </w:rPr>
-              <w:t>{ get</w:t>
-            </w:r>
-            <w:proofErr w:type="gramEnd"/>
-            <w:r>
-              <w:rPr>
-                <w:rFonts w:ascii="Cascadia Mono" w:hAnsi="Cascadia Mono" w:cs="Cascadia Mono"/>
-                <w:color w:val="000000"/>
-                <w:kern w:val="0"/>
-                <w:sz w:val="19"/>
-                <w:szCs w:val="19"/>
-              </w:rPr>
-              <w:t>; set</w:t>
-            </w:r>
-            <w:proofErr w:type="gramStart"/>
-            <w:r>
-              <w:rPr>
-                <w:rFonts w:ascii="Cascadia Mono" w:hAnsi="Cascadia Mono" w:cs="Cascadia Mono"/>
-                <w:color w:val="000000"/>
-                <w:kern w:val="0"/>
-                <w:sz w:val="19"/>
-                <w:szCs w:val="19"/>
-              </w:rPr>
-              <w:t>; }</w:t>
-            </w:r>
-            <w:proofErr w:type="gramEnd"/>
-            <w:r>
-              <w:rPr>
-                <w:rFonts w:ascii="Cascadia Mono" w:hAnsi="Cascadia Mono" w:cs="Cascadia Mono"/>
-                <w:color w:val="000000"/>
-                <w:kern w:val="0"/>
-                <w:sz w:val="19"/>
-                <w:szCs w:val="19"/>
-              </w:rPr>
-              <w:t xml:space="preserve"> = 0;</w:t>
+              <w:t xml:space="preserve">    public int Token { get; set; } = 0;</w:t>
             </w:r>
           </w:p>
           <w:p>
@@ -55372,29 +50933,7 @@
                 <w:sz w:val="19"/>
                 <w:szCs w:val="19"/>
               </w:rPr>
-              <w:t xml:space="preserve">    [</w:t>
-            </w:r>
-            <w:proofErr w:type="gramStart"/>
-            <w:r>
-              <w:rPr>
-                <w:rFonts w:ascii="Cascadia Mono" w:hAnsi="Cascadia Mono" w:cs="Cascadia Mono"/>
-                <w:color w:val="000000"/>
-                <w:kern w:val="0"/>
-                <w:sz w:val="19"/>
-                <w:szCs w:val="19"/>
-              </w:rPr>
-              <w:t>Key(</w:t>
-            </w:r>
-            <w:proofErr w:type="gramEnd"/>
-            <w:r>
-              <w:rPr>
-                <w:rFonts w:ascii="Cascadia Mono" w:hAnsi="Cascadia Mono" w:cs="Cascadia Mono"/>
-                <w:color w:val="000000"/>
-                <w:kern w:val="0"/>
-                <w:sz w:val="19"/>
-                <w:szCs w:val="19"/>
-              </w:rPr>
-              <w:t>6)]</w:t>
+              <w:t xml:space="preserve">    [Key(6)]</w:t>
             </w:r>
           </w:p>
           <w:p>
@@ -55420,51 +50959,7 @@
                 <w:sz w:val="19"/>
                 <w:szCs w:val="19"/>
               </w:rPr>
-              <w:t xml:space="preserve">    public int Temperature </w:t>
-            </w:r>
-            <w:proofErr w:type="gramStart"/>
-            <w:r>
-              <w:rPr>
-                <w:rFonts w:ascii="Cascadia Mono" w:hAnsi="Cascadia Mono" w:cs="Cascadia Mono"/>
-                <w:color w:val="000000"/>
-                <w:kern w:val="0"/>
-                <w:sz w:val="19"/>
-                <w:szCs w:val="19"/>
-              </w:rPr>
-              <w:t>{ get</w:t>
-            </w:r>
-            <w:proofErr w:type="gramEnd"/>
-            <w:r>
-              <w:rPr>
-                <w:rFonts w:ascii="Cascadia Mono" w:hAnsi="Cascadia Mono" w:cs="Cascadia Mono"/>
-                <w:color w:val="000000"/>
-                <w:kern w:val="0"/>
-                <w:sz w:val="19"/>
-                <w:szCs w:val="19"/>
-              </w:rPr>
-              <w:t>; set</w:t>
-            </w:r>
-            <w:proofErr w:type="gramStart"/>
-            <w:r>
-              <w:rPr>
-                <w:rFonts w:ascii="Cascadia Mono" w:hAnsi="Cascadia Mono" w:cs="Cascadia Mono"/>
-                <w:color w:val="000000"/>
-                <w:kern w:val="0"/>
-                <w:sz w:val="19"/>
-                <w:szCs w:val="19"/>
-              </w:rPr>
-              <w:t>; }</w:t>
-            </w:r>
-            <w:proofErr w:type="gramEnd"/>
-            <w:r>
-              <w:rPr>
-                <w:rFonts w:ascii="Cascadia Mono" w:hAnsi="Cascadia Mono" w:cs="Cascadia Mono"/>
-                <w:color w:val="000000"/>
-                <w:kern w:val="0"/>
-                <w:sz w:val="19"/>
-                <w:szCs w:val="19"/>
-              </w:rPr>
-              <w:t xml:space="preserve"> = 0;</w:t>
+              <w:t xml:space="preserve">    public int Temperature { get; set; } = 0;</w:t>
             </w:r>
           </w:p>
           <w:p>
@@ -55568,29 +51063,7 @@
                 <w:sz w:val="19"/>
                 <w:szCs w:val="19"/>
               </w:rPr>
-              <w:t xml:space="preserve">    [</w:t>
-            </w:r>
-            <w:proofErr w:type="gramStart"/>
-            <w:r>
-              <w:rPr>
-                <w:rFonts w:ascii="Cascadia Mono" w:hAnsi="Cascadia Mono" w:cs="Cascadia Mono"/>
-                <w:color w:val="000000"/>
-                <w:kern w:val="0"/>
-                <w:sz w:val="19"/>
-                <w:szCs w:val="19"/>
-              </w:rPr>
-              <w:t>Key(</w:t>
-            </w:r>
-            <w:proofErr w:type="gramEnd"/>
-            <w:r>
-              <w:rPr>
-                <w:rFonts w:ascii="Cascadia Mono" w:hAnsi="Cascadia Mono" w:cs="Cascadia Mono"/>
-                <w:color w:val="000000"/>
-                <w:kern w:val="0"/>
-                <w:sz w:val="19"/>
-                <w:szCs w:val="19"/>
-              </w:rPr>
-              <w:t>7)]</w:t>
+              <w:t xml:space="preserve">    [Key(7)]</w:t>
             </w:r>
           </w:p>
           <w:p>
@@ -55616,51 +51089,7 @@
                 <w:sz w:val="19"/>
                 <w:szCs w:val="19"/>
               </w:rPr>
-              <w:t xml:space="preserve">    public int Channel </w:t>
-            </w:r>
-            <w:proofErr w:type="gramStart"/>
-            <w:r>
-              <w:rPr>
-                <w:rFonts w:ascii="Cascadia Mono" w:hAnsi="Cascadia Mono" w:cs="Cascadia Mono"/>
-                <w:color w:val="000000"/>
-                <w:kern w:val="0"/>
-                <w:sz w:val="19"/>
-                <w:szCs w:val="19"/>
-              </w:rPr>
-              <w:t>{ get</w:t>
-            </w:r>
-            <w:proofErr w:type="gramEnd"/>
-            <w:r>
-              <w:rPr>
-                <w:rFonts w:ascii="Cascadia Mono" w:hAnsi="Cascadia Mono" w:cs="Cascadia Mono"/>
-                <w:color w:val="000000"/>
-                <w:kern w:val="0"/>
-                <w:sz w:val="19"/>
-                <w:szCs w:val="19"/>
-              </w:rPr>
-              <w:t>; set</w:t>
-            </w:r>
-            <w:proofErr w:type="gramStart"/>
-            <w:r>
-              <w:rPr>
-                <w:rFonts w:ascii="Cascadia Mono" w:hAnsi="Cascadia Mono" w:cs="Cascadia Mono"/>
-                <w:color w:val="000000"/>
-                <w:kern w:val="0"/>
-                <w:sz w:val="19"/>
-                <w:szCs w:val="19"/>
-              </w:rPr>
-              <w:t>; }</w:t>
-            </w:r>
-            <w:proofErr w:type="gramEnd"/>
-            <w:r>
-              <w:rPr>
-                <w:rFonts w:ascii="Cascadia Mono" w:hAnsi="Cascadia Mono" w:cs="Cascadia Mono"/>
-                <w:color w:val="000000"/>
-                <w:kern w:val="0"/>
-                <w:sz w:val="19"/>
-                <w:szCs w:val="19"/>
-              </w:rPr>
-              <w:t xml:space="preserve"> = 0;</w:t>
+              <w:t xml:space="preserve">    public int Channel { get; set; } = 0;</w:t>
             </w:r>
           </w:p>
           <w:p>
@@ -55764,29 +51193,7 @@
                 <w:sz w:val="19"/>
                 <w:szCs w:val="19"/>
               </w:rPr>
-              <w:t xml:space="preserve">    [</w:t>
-            </w:r>
-            <w:proofErr w:type="gramStart"/>
-            <w:r>
-              <w:rPr>
-                <w:rFonts w:ascii="Cascadia Mono" w:hAnsi="Cascadia Mono" w:cs="Cascadia Mono"/>
-                <w:color w:val="000000"/>
-                <w:kern w:val="0"/>
-                <w:sz w:val="19"/>
-                <w:szCs w:val="19"/>
-              </w:rPr>
-              <w:t>Key(</w:t>
-            </w:r>
-            <w:proofErr w:type="gramEnd"/>
-            <w:r>
-              <w:rPr>
-                <w:rFonts w:ascii="Cascadia Mono" w:hAnsi="Cascadia Mono" w:cs="Cascadia Mono"/>
-                <w:color w:val="000000"/>
-                <w:kern w:val="0"/>
-                <w:sz w:val="19"/>
-                <w:szCs w:val="19"/>
-              </w:rPr>
-              <w:t>8)]</w:t>
+              <w:t xml:space="preserve">    [Key(8)]</w:t>
             </w:r>
           </w:p>
           <w:p>
@@ -55812,139 +51219,7 @@
                 <w:sz w:val="19"/>
                 <w:szCs w:val="19"/>
               </w:rPr>
-              <w:t xml:space="preserve">    public </w:t>
-            </w:r>
-            <w:proofErr w:type="gramStart"/>
-            <w:r>
-              <w:rPr>
-                <w:rFonts w:ascii="Cascadia Mono" w:hAnsi="Cascadia Mono" w:cs="Cascadia Mono"/>
-                <w:color w:val="000000"/>
-                <w:kern w:val="0"/>
-                <w:sz w:val="19"/>
-                <w:szCs w:val="19"/>
-              </w:rPr>
-              <w:t>byte[</w:t>
-            </w:r>
-            <w:proofErr w:type="gramEnd"/>
-            <w:r>
-              <w:rPr>
-                <w:rFonts w:ascii="Cascadia Mono" w:hAnsi="Cascadia Mono" w:cs="Cascadia Mono"/>
-                <w:color w:val="000000"/>
-                <w:kern w:val="0"/>
-                <w:sz w:val="19"/>
-                <w:szCs w:val="19"/>
-              </w:rPr>
-              <w:t xml:space="preserve">] </w:t>
-            </w:r>
-            <w:proofErr w:type="spellStart"/>
-            <w:r>
-              <w:rPr>
-                <w:rFonts w:ascii="Cascadia Mono" w:hAnsi="Cascadia Mono" w:cs="Cascadia Mono"/>
-                <w:color w:val="000000"/>
-                <w:kern w:val="0"/>
-                <w:sz w:val="19"/>
-                <w:szCs w:val="19"/>
-              </w:rPr>
-              <w:t>UtcTime</w:t>
-            </w:r>
-            <w:proofErr w:type="spellEnd"/>
-            <w:r>
-              <w:rPr>
-                <w:rFonts w:ascii="Cascadia Mono" w:hAnsi="Cascadia Mono" w:cs="Cascadia Mono"/>
-                <w:color w:val="000000"/>
-                <w:kern w:val="0"/>
-                <w:sz w:val="19"/>
-                <w:szCs w:val="19"/>
-              </w:rPr>
-              <w:t xml:space="preserve"> </w:t>
-            </w:r>
-            <w:proofErr w:type="gramStart"/>
-            <w:r>
-              <w:rPr>
-                <w:rFonts w:ascii="Cascadia Mono" w:hAnsi="Cascadia Mono" w:cs="Cascadia Mono"/>
-                <w:color w:val="000000"/>
-                <w:kern w:val="0"/>
-                <w:sz w:val="19"/>
-                <w:szCs w:val="19"/>
-              </w:rPr>
-              <w:t>{ get</w:t>
-            </w:r>
-            <w:proofErr w:type="gramEnd"/>
-            <w:r>
-              <w:rPr>
-                <w:rFonts w:ascii="Cascadia Mono" w:hAnsi="Cascadia Mono" w:cs="Cascadia Mono"/>
-                <w:color w:val="000000"/>
-                <w:kern w:val="0"/>
-                <w:sz w:val="19"/>
-                <w:szCs w:val="19"/>
-              </w:rPr>
-              <w:t>; set</w:t>
-            </w:r>
-            <w:proofErr w:type="gramStart"/>
-            <w:r>
-              <w:rPr>
-                <w:rFonts w:ascii="Cascadia Mono" w:hAnsi="Cascadia Mono" w:cs="Cascadia Mono"/>
-                <w:color w:val="000000"/>
-                <w:kern w:val="0"/>
-                <w:sz w:val="19"/>
-                <w:szCs w:val="19"/>
-              </w:rPr>
-              <w:t>; }</w:t>
-            </w:r>
-            <w:proofErr w:type="gramEnd"/>
-            <w:r>
-              <w:rPr>
-                <w:rFonts w:ascii="Cascadia Mono" w:hAnsi="Cascadia Mono" w:cs="Cascadia Mono"/>
-                <w:color w:val="000000"/>
-                <w:kern w:val="0"/>
-                <w:sz w:val="19"/>
-                <w:szCs w:val="19"/>
-              </w:rPr>
-              <w:t xml:space="preserve"> = </w:t>
-            </w:r>
-            <w:proofErr w:type="spellStart"/>
-            <w:r>
-              <w:rPr>
-                <w:rFonts w:ascii="Cascadia Mono" w:hAnsi="Cascadia Mono" w:cs="Cascadia Mono"/>
-                <w:color w:val="000000"/>
-                <w:kern w:val="0"/>
-                <w:sz w:val="19"/>
-                <w:szCs w:val="19"/>
-              </w:rPr>
-              <w:t>Array.Empty</w:t>
-            </w:r>
-            <w:proofErr w:type="spellEnd"/>
-            <w:r>
-              <w:rPr>
-                <w:rFonts w:ascii="Cascadia Mono" w:hAnsi="Cascadia Mono" w:cs="Cascadia Mono"/>
-                <w:color w:val="000000"/>
-                <w:kern w:val="0"/>
-                <w:sz w:val="19"/>
-                <w:szCs w:val="19"/>
-              </w:rPr>
-              <w:t>&lt;byte</w:t>
-            </w:r>
-            <w:proofErr w:type="gramStart"/>
-            <w:r>
-              <w:rPr>
-                <w:rFonts w:ascii="Cascadia Mono" w:hAnsi="Cascadia Mono" w:cs="Cascadia Mono"/>
-                <w:color w:val="000000"/>
-                <w:kern w:val="0"/>
-                <w:sz w:val="19"/>
-                <w:szCs w:val="19"/>
-              </w:rPr>
-              <w:t>&gt;(</w:t>
-            </w:r>
-            <w:proofErr w:type="gramEnd"/>
-            <w:r>
-              <w:rPr>
-                <w:rFonts w:ascii="Cascadia Mono" w:hAnsi="Cascadia Mono" w:cs="Cascadia Mono"/>
-                <w:color w:val="000000"/>
-                <w:kern w:val="0"/>
-                <w:sz w:val="19"/>
-                <w:szCs w:val="19"/>
-              </w:rPr>
-              <w:t>);</w:t>
+              <w:t xml:space="preserve">    public byte[] UtcTime { get; set; } = Array.Empty&lt;byte&gt;();</w:t>
             </w:r>
           </w:p>
           <w:p>
@@ -56068,29 +51343,7 @@
                 <w:sz w:val="19"/>
                 <w:szCs w:val="19"/>
               </w:rPr>
-              <w:t xml:space="preserve">    [</w:t>
-            </w:r>
-            <w:proofErr w:type="gramStart"/>
-            <w:r>
-              <w:rPr>
-                <w:rFonts w:ascii="Cascadia Mono" w:hAnsi="Cascadia Mono" w:cs="Cascadia Mono"/>
-                <w:color w:val="000000"/>
-                <w:kern w:val="0"/>
-                <w:sz w:val="19"/>
-                <w:szCs w:val="19"/>
-              </w:rPr>
-              <w:t>Key(</w:t>
-            </w:r>
-            <w:proofErr w:type="gramEnd"/>
-            <w:r>
-              <w:rPr>
-                <w:rFonts w:ascii="Cascadia Mono" w:hAnsi="Cascadia Mono" w:cs="Cascadia Mono"/>
-                <w:color w:val="000000"/>
-                <w:kern w:val="0"/>
-                <w:sz w:val="19"/>
-                <w:szCs w:val="19"/>
-              </w:rPr>
-              <w:t>9)]</w:t>
+              <w:t xml:space="preserve">    [Key(9)]</w:t>
             </w:r>
           </w:p>
           <w:p>
@@ -56116,139 +51369,7 @@
                 <w:sz w:val="19"/>
                 <w:szCs w:val="19"/>
               </w:rPr>
-              <w:t xml:space="preserve">    public </w:t>
-            </w:r>
-            <w:proofErr w:type="gramStart"/>
-            <w:r>
-              <w:rPr>
-                <w:rFonts w:ascii="Cascadia Mono" w:hAnsi="Cascadia Mono" w:cs="Cascadia Mono"/>
-                <w:color w:val="000000"/>
-                <w:kern w:val="0"/>
-                <w:sz w:val="19"/>
-                <w:szCs w:val="19"/>
-              </w:rPr>
-              <w:t>byte[</w:t>
-            </w:r>
-            <w:proofErr w:type="gramEnd"/>
-            <w:r>
-              <w:rPr>
-                <w:rFonts w:ascii="Cascadia Mono" w:hAnsi="Cascadia Mono" w:cs="Cascadia Mono"/>
-                <w:color w:val="000000"/>
-                <w:kern w:val="0"/>
-                <w:sz w:val="19"/>
-                <w:szCs w:val="19"/>
-              </w:rPr>
-              <w:t xml:space="preserve">] </w:t>
-            </w:r>
-            <w:proofErr w:type="spellStart"/>
-            <w:r>
-              <w:rPr>
-                <w:rFonts w:ascii="Cascadia Mono" w:hAnsi="Cascadia Mono" w:cs="Cascadia Mono"/>
-                <w:color w:val="000000"/>
-                <w:kern w:val="0"/>
-                <w:sz w:val="19"/>
-                <w:szCs w:val="19"/>
-              </w:rPr>
-              <w:t>TimePercent</w:t>
-            </w:r>
-            <w:proofErr w:type="spellEnd"/>
-            <w:r>
-              <w:rPr>
-                <w:rFonts w:ascii="Cascadia Mono" w:hAnsi="Cascadia Mono" w:cs="Cascadia Mono"/>
-                <w:color w:val="000000"/>
-                <w:kern w:val="0"/>
-                <w:sz w:val="19"/>
-                <w:szCs w:val="19"/>
-              </w:rPr>
-              <w:t xml:space="preserve"> </w:t>
-            </w:r>
-            <w:proofErr w:type="gramStart"/>
-            <w:r>
-              <w:rPr>
-                <w:rFonts w:ascii="Cascadia Mono" w:hAnsi="Cascadia Mono" w:cs="Cascadia Mono"/>
-                <w:color w:val="000000"/>
-                <w:kern w:val="0"/>
-                <w:sz w:val="19"/>
-                <w:szCs w:val="19"/>
-              </w:rPr>
-              <w:t>{ get</w:t>
-            </w:r>
-            <w:proofErr w:type="gramEnd"/>
-            <w:r>
-              <w:rPr>
-                <w:rFonts w:ascii="Cascadia Mono" w:hAnsi="Cascadia Mono" w:cs="Cascadia Mono"/>
-                <w:color w:val="000000"/>
-                <w:kern w:val="0"/>
-                <w:sz w:val="19"/>
-                <w:szCs w:val="19"/>
-              </w:rPr>
-              <w:t>; set</w:t>
-            </w:r>
-            <w:proofErr w:type="gramStart"/>
-            <w:r>
-              <w:rPr>
-                <w:rFonts w:ascii="Cascadia Mono" w:hAnsi="Cascadia Mono" w:cs="Cascadia Mono"/>
-                <w:color w:val="000000"/>
-                <w:kern w:val="0"/>
-                <w:sz w:val="19"/>
-                <w:szCs w:val="19"/>
-              </w:rPr>
-              <w:t>; }</w:t>
-            </w:r>
-            <w:proofErr w:type="gramEnd"/>
-            <w:r>
-              <w:rPr>
-                <w:rFonts w:ascii="Cascadia Mono" w:hAnsi="Cascadia Mono" w:cs="Cascadia Mono"/>
-                <w:color w:val="000000"/>
-                <w:kern w:val="0"/>
-                <w:sz w:val="19"/>
-                <w:szCs w:val="19"/>
-              </w:rPr>
-              <w:t xml:space="preserve"> = </w:t>
-            </w:r>
-            <w:proofErr w:type="spellStart"/>
-            <w:r>
-              <w:rPr>
-                <w:rFonts w:ascii="Cascadia Mono" w:hAnsi="Cascadia Mono" w:cs="Cascadia Mono"/>
-                <w:color w:val="000000"/>
-                <w:kern w:val="0"/>
-                <w:sz w:val="19"/>
-                <w:szCs w:val="19"/>
-              </w:rPr>
-              <w:t>Array.Empty</w:t>
-            </w:r>
-            <w:proofErr w:type="spellEnd"/>
-            <w:r>
-              <w:rPr>
-                <w:rFonts w:ascii="Cascadia Mono" w:hAnsi="Cascadia Mono" w:cs="Cascadia Mono"/>
-                <w:color w:val="000000"/>
-                <w:kern w:val="0"/>
-                <w:sz w:val="19"/>
-                <w:szCs w:val="19"/>
-              </w:rPr>
-              <w:t>&lt;byte</w:t>
-            </w:r>
-            <w:proofErr w:type="gramStart"/>
-            <w:r>
-              <w:rPr>
-                <w:rFonts w:ascii="Cascadia Mono" w:hAnsi="Cascadia Mono" w:cs="Cascadia Mono"/>
-                <w:color w:val="000000"/>
-                <w:kern w:val="0"/>
-                <w:sz w:val="19"/>
-                <w:szCs w:val="19"/>
-              </w:rPr>
-              <w:t>&gt;(</w:t>
-            </w:r>
-            <w:proofErr w:type="gramEnd"/>
-            <w:r>
-              <w:rPr>
-                <w:rFonts w:ascii="Cascadia Mono" w:hAnsi="Cascadia Mono" w:cs="Cascadia Mono"/>
-                <w:color w:val="000000"/>
-                <w:kern w:val="0"/>
-                <w:sz w:val="19"/>
-                <w:szCs w:val="19"/>
-              </w:rPr>
-              <w:t>);</w:t>
+              <w:t xml:space="preserve">    public byte[] TimePercent { get; set; } = Array.Empty&lt;byte&gt;();</w:t>
             </w:r>
           </w:p>
           <w:p>
@@ -56352,29 +51473,7 @@
                 <w:sz w:val="19"/>
                 <w:szCs w:val="19"/>
               </w:rPr>
-              <w:t xml:space="preserve">    [</w:t>
-            </w:r>
-            <w:proofErr w:type="gramStart"/>
-            <w:r>
-              <w:rPr>
-                <w:rFonts w:ascii="Cascadia Mono" w:hAnsi="Cascadia Mono" w:cs="Cascadia Mono"/>
-                <w:color w:val="000000"/>
-                <w:kern w:val="0"/>
-                <w:sz w:val="19"/>
-                <w:szCs w:val="19"/>
-              </w:rPr>
-              <w:t>Key(</w:t>
-            </w:r>
-            <w:proofErr w:type="gramEnd"/>
-            <w:r>
-              <w:rPr>
-                <w:rFonts w:ascii="Cascadia Mono" w:hAnsi="Cascadia Mono" w:cs="Cascadia Mono"/>
-                <w:color w:val="000000"/>
-                <w:kern w:val="0"/>
-                <w:sz w:val="19"/>
-                <w:szCs w:val="19"/>
-              </w:rPr>
-              <w:t>10)]</w:t>
+              <w:t xml:space="preserve">    [Key(10)]</w:t>
             </w:r>
           </w:p>
           <w:p>
@@ -56400,51 +51499,7 @@
                 <w:sz w:val="19"/>
                 <w:szCs w:val="19"/>
               </w:rPr>
-              <w:t xml:space="preserve">    public byte Count </w:t>
-            </w:r>
-            <w:proofErr w:type="gramStart"/>
-            <w:r>
-              <w:rPr>
-                <w:rFonts w:ascii="Cascadia Mono" w:hAnsi="Cascadia Mono" w:cs="Cascadia Mono"/>
-                <w:color w:val="000000"/>
-                <w:kern w:val="0"/>
-                <w:sz w:val="19"/>
-                <w:szCs w:val="19"/>
-              </w:rPr>
-              <w:t>{ get</w:t>
-            </w:r>
-            <w:proofErr w:type="gramEnd"/>
-            <w:r>
-              <w:rPr>
-                <w:rFonts w:ascii="Cascadia Mono" w:hAnsi="Cascadia Mono" w:cs="Cascadia Mono"/>
-                <w:color w:val="000000"/>
-                <w:kern w:val="0"/>
-                <w:sz w:val="19"/>
-                <w:szCs w:val="19"/>
-              </w:rPr>
-              <w:t>; set</w:t>
-            </w:r>
-            <w:proofErr w:type="gramStart"/>
-            <w:r>
-              <w:rPr>
-                <w:rFonts w:ascii="Cascadia Mono" w:hAnsi="Cascadia Mono" w:cs="Cascadia Mono"/>
-                <w:color w:val="000000"/>
-                <w:kern w:val="0"/>
-                <w:sz w:val="19"/>
-                <w:szCs w:val="19"/>
-              </w:rPr>
-              <w:t>; }</w:t>
-            </w:r>
-            <w:proofErr w:type="gramEnd"/>
-            <w:r>
-              <w:rPr>
-                <w:rFonts w:ascii="Cascadia Mono" w:hAnsi="Cascadia Mono" w:cs="Cascadia Mono"/>
-                <w:color w:val="000000"/>
-                <w:kern w:val="0"/>
-                <w:sz w:val="19"/>
-                <w:szCs w:val="19"/>
-              </w:rPr>
-              <w:t xml:space="preserve"> = 0;</w:t>
+              <w:t xml:space="preserve">    public byte Count { get; set; } = 0;</w:t>
             </w:r>
           </w:p>
           <w:p>
@@ -56571,14 +51626,7 @@
                 <w:b/>
                 <w:bCs/>
               </w:rPr>
-              <w:t>1</w:t>
-            </w:r>
-            <w:r>
-              <w:rPr>
-                <w:b/>
-                <w:bCs/>
-              </w:rPr>
-              <w:t>2</w:t>
+              <w:t>12</w:t>
             </w:r>
             <w:r>
               <w:rPr>
@@ -56593,13 +51641,7 @@
               <w:rPr>
                 <w:lang w:val="zh-CN"/>
               </w:rPr>
-              <w:t xml:space="preserve"> </w:t>
-            </w:r>
-            <w:r>
-              <w:rPr>
-                <w:lang w:val="zh-CN"/>
-              </w:rPr>
-              <w:t xml:space="preserve">/ </w:t>
+              <w:t xml:space="preserve"> / </w:t>
             </w:r>
             <w:r>
               <w:rPr>
@@ -58914,6 +53956,96 @@
     </w:lvl>
   </w:abstractNum>
   <w:abstractNum w:abstractNumId="22" w15:restartNumberingAfterBreak="0">
+    <w:nsid w:val="49F61F41"/>
+    <w:multiLevelType w:val="hybridMultilevel"/>
+    <w:tmpl w:val="C2FCC4FE"/>
+    <w:lvl w:ilvl="0" w:tplc="161A4B00">
+      <w:start w:val="1"/>
+      <w:numFmt w:val="decimal"/>
+      <w:lvlText w:val="%1."/>
+      <w:lvlJc w:val="left"/>
+      <w:pPr>
+        <w:ind w:left="720" w:hanging="360"/>
+      </w:pPr>
+      <w:rPr>
+        <w:rFonts w:hint="default"/>
+        <w:b/>
+      </w:rPr>
+    </w:lvl>
+    <w:lvl w:ilvl="1" w:tplc="04090019" w:tentative="1">
+      <w:start w:val="1"/>
+      <w:numFmt w:val="lowerLetter"/>
+      <w:lvlText w:val="%2."/>
+      <w:lvlJc w:val="left"/>
+      <w:pPr>
+        <w:ind w:left="1440" w:hanging="360"/>
+      </w:pPr>
+    </w:lvl>
+    <w:lvl w:ilvl="2" w:tplc="0409001B" w:tentative="1">
+      <w:start w:val="1"/>
+      <w:numFmt w:val="lowerRoman"/>
+      <w:lvlText w:val="%3."/>
+      <w:lvlJc w:val="right"/>
+      <w:pPr>
+        <w:ind w:left="2160" w:hanging="180"/>
+      </w:pPr>
+    </w:lvl>
+    <w:lvl w:ilvl="3" w:tplc="0409000F" w:tentative="1">
+      <w:start w:val="1"/>
+      <w:numFmt w:val="decimal"/>
+      <w:lvlText w:val="%4."/>
+      <w:lvlJc w:val="left"/>
+      <w:pPr>
+        <w:ind w:left="2880" w:hanging="360"/>
+      </w:pPr>
+    </w:lvl>
+    <w:lvl w:ilvl="4" w:tplc="04090019" w:tentative="1">
+      <w:start w:val="1"/>
+      <w:numFmt w:val="lowerLetter"/>
+      <w:lvlText w:val="%5."/>
+      <w:lvlJc w:val="left"/>
+      <w:pPr>
+        <w:ind w:left="3600" w:hanging="360"/>
+      </w:pPr>
+    </w:lvl>
+    <w:lvl w:ilvl="5" w:tplc="0409001B" w:tentative="1">
+      <w:start w:val="1"/>
+      <w:numFmt w:val="lowerRoman"/>
+      <w:lvlText w:val="%6."/>
+      <w:lvlJc w:val="right"/>
+      <w:pPr>
+        <w:ind w:left="4320" w:hanging="180"/>
+      </w:pPr>
+    </w:lvl>
+    <w:lvl w:ilvl="6" w:tplc="0409000F" w:tentative="1">
+      <w:start w:val="1"/>
+      <w:numFmt w:val="decimal"/>
+      <w:lvlText w:val="%7."/>
+      <w:lvlJc w:val="left"/>
+      <w:pPr>
+        <w:ind w:left="5040" w:hanging="360"/>
+      </w:pPr>
+    </w:lvl>
+    <w:lvl w:ilvl="7" w:tplc="04090019" w:tentative="1">
+      <w:start w:val="1"/>
+      <w:numFmt w:val="lowerLetter"/>
+      <w:lvlText w:val="%8."/>
+      <w:lvlJc w:val="left"/>
+      <w:pPr>
+        <w:ind w:left="5760" w:hanging="360"/>
+      </w:pPr>
+    </w:lvl>
+    <w:lvl w:ilvl="8" w:tplc="0409001B" w:tentative="1">
+      <w:start w:val="1"/>
+      <w:numFmt w:val="lowerRoman"/>
+      <w:lvlText w:val="%9."/>
+      <w:lvlJc w:val="right"/>
+      <w:pPr>
+        <w:ind w:left="6480" w:hanging="180"/>
+      </w:pPr>
+    </w:lvl>
+  </w:abstractNum>
+  <w:abstractNum w:abstractNumId="23" w15:restartNumberingAfterBreak="0">
     <w:nsid w:val="4E1372B8"/>
     <w:multiLevelType w:val="multilevel"/>
     <w:tmpl w:val="4E1372B8"/>
@@ -59001,7 +54133,7 @@
       </w:pPr>
     </w:lvl>
   </w:abstractNum>
-  <w:abstractNum w:abstractNumId="23" w15:restartNumberingAfterBreak="0">
+  <w:abstractNum w:abstractNumId="24" w15:restartNumberingAfterBreak="0">
     <w:nsid w:val="4E8803B3"/>
     <w:multiLevelType w:val="hybridMultilevel"/>
     <w:tmpl w:val="49C44358"/>
@@ -59114,7 +54246,7 @@
       </w:rPr>
     </w:lvl>
   </w:abstractNum>
-  <w:abstractNum w:abstractNumId="24" w15:restartNumberingAfterBreak="0">
+  <w:abstractNum w:abstractNumId="25" w15:restartNumberingAfterBreak="0">
     <w:nsid w:val="541F6CF3"/>
     <w:multiLevelType w:val="multilevel"/>
     <w:tmpl w:val="541F6CF3"/>
@@ -59203,7 +54335,7 @@
       </w:pPr>
     </w:lvl>
   </w:abstractNum>
-  <w:abstractNum w:abstractNumId="25" w15:restartNumberingAfterBreak="0">
+  <w:abstractNum w:abstractNumId="26" w15:restartNumberingAfterBreak="0">
     <w:nsid w:val="57D01FAF"/>
     <w:multiLevelType w:val="multilevel"/>
     <w:tmpl w:val="202A3092"/>
@@ -59292,7 +54424,7 @@
       </w:pPr>
     </w:lvl>
   </w:abstractNum>
-  <w:abstractNum w:abstractNumId="26" w15:restartNumberingAfterBreak="0">
+  <w:abstractNum w:abstractNumId="27" w15:restartNumberingAfterBreak="0">
     <w:nsid w:val="5B0D5616"/>
     <w:multiLevelType w:val="multilevel"/>
     <w:tmpl w:val="5B0D5616"/>
@@ -59405,7 +54537,7 @@
       </w:rPr>
     </w:lvl>
   </w:abstractNum>
-  <w:abstractNum w:abstractNumId="27" w15:restartNumberingAfterBreak="0">
+  <w:abstractNum w:abstractNumId="28" w15:restartNumberingAfterBreak="0">
     <w:nsid w:val="5EDA26DF"/>
     <w:multiLevelType w:val="hybridMultilevel"/>
     <w:tmpl w:val="0B5036F6"/>
@@ -59520,7 +54652,7 @@
       </w:rPr>
     </w:lvl>
   </w:abstractNum>
-  <w:abstractNum w:abstractNumId="28" w15:restartNumberingAfterBreak="0">
+  <w:abstractNum w:abstractNumId="29" w15:restartNumberingAfterBreak="0">
     <w:nsid w:val="625764B0"/>
     <w:multiLevelType w:val="multilevel"/>
     <w:tmpl w:val="202A3092"/>
@@ -59609,7 +54741,7 @@
       </w:pPr>
     </w:lvl>
   </w:abstractNum>
-  <w:abstractNum w:abstractNumId="29" w15:restartNumberingAfterBreak="0">
+  <w:abstractNum w:abstractNumId="30" w15:restartNumberingAfterBreak="0">
     <w:nsid w:val="6301682F"/>
     <w:multiLevelType w:val="multilevel"/>
     <w:tmpl w:val="6301682F"/>
@@ -59722,7 +54854,7 @@
       </w:rPr>
     </w:lvl>
   </w:abstractNum>
-  <w:abstractNum w:abstractNumId="30" w15:restartNumberingAfterBreak="0">
+  <w:abstractNum w:abstractNumId="31" w15:restartNumberingAfterBreak="0">
     <w:nsid w:val="64B530E0"/>
     <w:multiLevelType w:val="hybridMultilevel"/>
     <w:tmpl w:val="1792B6F8"/>
@@ -59837,7 +54969,7 @@
       </w:rPr>
     </w:lvl>
   </w:abstractNum>
-  <w:abstractNum w:abstractNumId="31" w15:restartNumberingAfterBreak="0">
+  <w:abstractNum w:abstractNumId="32" w15:restartNumberingAfterBreak="0">
     <w:nsid w:val="65302D36"/>
     <w:multiLevelType w:val="hybridMultilevel"/>
     <w:tmpl w:val="6310B37A"/>
@@ -59923,7 +55055,7 @@
       </w:pPr>
     </w:lvl>
   </w:abstractNum>
-  <w:abstractNum w:abstractNumId="32" w15:restartNumberingAfterBreak="0">
+  <w:abstractNum w:abstractNumId="33" w15:restartNumberingAfterBreak="0">
     <w:nsid w:val="6F6B1CD6"/>
     <w:multiLevelType w:val="hybridMultilevel"/>
     <w:tmpl w:val="EC2E4C86"/>
@@ -60009,7 +55141,7 @@
       </w:pPr>
     </w:lvl>
   </w:abstractNum>
-  <w:abstractNum w:abstractNumId="33" w15:restartNumberingAfterBreak="0">
+  <w:abstractNum w:abstractNumId="34" w15:restartNumberingAfterBreak="0">
     <w:nsid w:val="75743F4B"/>
     <w:multiLevelType w:val="multilevel"/>
     <w:tmpl w:val="41746F7C"/>
@@ -60122,7 +55254,7 @@
       </w:rPr>
     </w:lvl>
   </w:abstractNum>
-  <w:abstractNum w:abstractNumId="34" w15:restartNumberingAfterBreak="0">
+  <w:abstractNum w:abstractNumId="35" w15:restartNumberingAfterBreak="0">
     <w:nsid w:val="79C55374"/>
     <w:multiLevelType w:val="multilevel"/>
     <w:tmpl w:val="79C55374"/>
@@ -60215,40 +55347,40 @@
     <w:abstractNumId w:val="13"/>
   </w:num>
   <w:num w:numId="2" w16cid:durableId="1796833038">
-    <w:abstractNumId w:val="24"/>
+    <w:abstractNumId w:val="25"/>
   </w:num>
   <w:num w:numId="3" w16cid:durableId="1384988187">
     <w:abstractNumId w:val="8"/>
   </w:num>
   <w:num w:numId="4" w16cid:durableId="898249302">
-    <w:abstractNumId w:val="29"/>
+    <w:abstractNumId w:val="30"/>
   </w:num>
   <w:num w:numId="5" w16cid:durableId="1262567815">
-    <w:abstractNumId w:val="26"/>
+    <w:abstractNumId w:val="27"/>
   </w:num>
   <w:num w:numId="6" w16cid:durableId="1703241318">
     <w:abstractNumId w:val="2"/>
   </w:num>
   <w:num w:numId="7" w16cid:durableId="436680516">
-    <w:abstractNumId w:val="34"/>
+    <w:abstractNumId w:val="35"/>
   </w:num>
   <w:num w:numId="8" w16cid:durableId="2089616750">
     <w:abstractNumId w:val="3"/>
   </w:num>
   <w:num w:numId="9" w16cid:durableId="1276406924">
-    <w:abstractNumId w:val="22"/>
+    <w:abstractNumId w:val="23"/>
   </w:num>
   <w:num w:numId="10" w16cid:durableId="355691065">
-    <w:abstractNumId w:val="30"/>
+    <w:abstractNumId w:val="31"/>
   </w:num>
   <w:num w:numId="11" w16cid:durableId="1110271848">
-    <w:abstractNumId w:val="23"/>
+    <w:abstractNumId w:val="24"/>
   </w:num>
   <w:num w:numId="12" w16cid:durableId="1304233745">
     <w:abstractNumId w:val="20"/>
   </w:num>
   <w:num w:numId="13" w16cid:durableId="2033215004">
-    <w:abstractNumId w:val="27"/>
+    <w:abstractNumId w:val="28"/>
   </w:num>
   <w:num w:numId="14" w16cid:durableId="155074512">
     <w:abstractNumId w:val="0"/>
@@ -60263,16 +55395,16 @@
     <w:abstractNumId w:val="12"/>
   </w:num>
   <w:num w:numId="18" w16cid:durableId="823858593">
-    <w:abstractNumId w:val="31"/>
+    <w:abstractNumId w:val="32"/>
   </w:num>
   <w:num w:numId="19" w16cid:durableId="123699051">
-    <w:abstractNumId w:val="32"/>
+    <w:abstractNumId w:val="33"/>
   </w:num>
   <w:num w:numId="20" w16cid:durableId="1510438508">
     <w:abstractNumId w:val="9"/>
   </w:num>
   <w:num w:numId="21" w16cid:durableId="1336572972">
-    <w:abstractNumId w:val="33"/>
+    <w:abstractNumId w:val="34"/>
   </w:num>
   <w:num w:numId="22" w16cid:durableId="1458643941">
     <w:abstractNumId w:val="21"/>
@@ -60305,16 +55437,19 @@
     <w:abstractNumId w:val="18"/>
   </w:num>
   <w:num w:numId="32" w16cid:durableId="321858062">
-    <w:abstractNumId w:val="28"/>
+    <w:abstractNumId w:val="29"/>
   </w:num>
   <w:num w:numId="33" w16cid:durableId="1121995744">
-    <w:abstractNumId w:val="25"/>
+    <w:abstractNumId w:val="26"/>
   </w:num>
   <w:num w:numId="34" w16cid:durableId="1574005418">
     <w:abstractNumId w:val="15"/>
   </w:num>
   <w:num w:numId="35" w16cid:durableId="594820969">
     <w:abstractNumId w:val="10"/>
+  </w:num>
+  <w:num w:numId="36" w16cid:durableId="1377268316">
+    <w:abstractNumId w:val="22"/>
   </w:num>
 </w:numbering>
 </file>

--- a/D21 eStation开发人员手册.docx
+++ b/D21 eStation开发人员手册.docx
@@ -8198,7 +8198,7 @@
           <w:noProof/>
           <w:sz w:val="22"/>
         </w:rPr>
-        <w:object w:dxaOrig="8209" w:dyaOrig="3311" w14:anchorId="695DB642">
+        <w:object w:dxaOrig="8209" w:dyaOrig="3311" w14:anchorId="5EE22F0C">
           <v:shapetype id="_x0000_t75" coordsize="21600,21600" o:spt="75" o:preferrelative="t" path="m@4@5l@4@11@9@11@9@5xe" filled="f" stroked="f">
             <v:stroke joinstyle="miter"/>
             <v:formulas>
@@ -8221,7 +8221,7 @@
           <v:shape id="_x0000_i1027" type="#_x0000_t75" alt="" style="width:411.95pt;height:165.25pt;mso-width-percent:0;mso-height-percent:0;mso-width-percent:0;mso-height-percent:0" o:ole="">
             <v:imagedata r:id="rId15" o:title=""/>
           </v:shape>
-          <o:OLEObject Type="Embed" ProgID="Visio.Drawing.15" ShapeID="_x0000_i1027" DrawAspect="Content" ObjectID="_1837598215" r:id="rId16"/>
+          <o:OLEObject Type="Embed" ProgID="Visio.Drawing.15" ShapeID="_x0000_i1027" DrawAspect="Content" ObjectID="_1837601209" r:id="rId16"/>
         </w:object>
       </w:r>
     </w:p>
@@ -9188,11 +9188,11 @@
           <w:noProof/>
           <w:sz w:val="22"/>
         </w:rPr>
-        <w:object w:dxaOrig="7310" w:dyaOrig="900" w14:anchorId="7070E2E5">
+        <w:object w:dxaOrig="7310" w:dyaOrig="900" w14:anchorId="135C4266">
           <v:shape id="_x0000_i1026" type="#_x0000_t75" alt="" style="width:365.9pt;height:46.05pt;mso-width-percent:0;mso-height-percent:0;mso-width-percent:0;mso-height-percent:0" o:ole="">
             <v:imagedata r:id="rId17" o:title=""/>
           </v:shape>
-          <o:OLEObject Type="Embed" ProgID="Visio.Drawing.15" ShapeID="_x0000_i1026" DrawAspect="Content" ObjectID="_1837598216" r:id="rId18"/>
+          <o:OLEObject Type="Embed" ProgID="Visio.Drawing.15" ShapeID="_x0000_i1026" DrawAspect="Content" ObjectID="_1837601210" r:id="rId18"/>
         </w:object>
       </w:r>
     </w:p>
@@ -11282,11 +11282,11 @@
         <w:rPr>
           <w:noProof/>
         </w:rPr>
-        <w:object w:dxaOrig="6880" w:dyaOrig="7151" w14:anchorId="58293901">
+        <w:object w:dxaOrig="6880" w:dyaOrig="7151" w14:anchorId="22405EAE">
           <v:shape id="_x0000_i1025" type="#_x0000_t75" alt="" style="width:344.05pt;height:5in;mso-width-percent:0;mso-height-percent:0;mso-width-percent:0;mso-height-percent:0" o:ole="">
             <v:imagedata r:id="rId25" o:title=""/>
           </v:shape>
-          <o:OLEObject Type="Embed" ProgID="Visio.Drawing.15" ShapeID="_x0000_i1025" DrawAspect="Content" ObjectID="_1837598217" r:id="rId26"/>
+          <o:OLEObject Type="Embed" ProgID="Visio.Drawing.15" ShapeID="_x0000_i1025" DrawAspect="Content" ObjectID="_1837601211" r:id="rId26"/>
         </w:object>
       </w:r>
     </w:p>
@@ -26045,6 +26045,15 @@
           <w:bCs/>
           <w:sz w:val="22"/>
         </w:rPr>
+        <w:t>图像</w:t>
+      </w:r>
+      <w:r>
+        <w:rPr>
+          <w:rFonts w:eastAsiaTheme="minorHAnsi" w:cs="Calibri" w:hint="eastAsia"/>
+          <w:b/>
+          <w:bCs/>
+          <w:sz w:val="22"/>
+        </w:rPr>
         <w:t>数据：</w:t>
       </w:r>
       <w:r>
@@ -26052,21 +26061,14 @@
           <w:rFonts w:eastAsiaTheme="minorHAnsi" w:cs="Calibri" w:hint="eastAsia"/>
           <w:sz w:val="22"/>
         </w:rPr>
-        <w:t>将需要推送的图像转换为Bitm</w:t>
+        <w:t>支持Bitmap格式的像素数组（BGRA32和BGR24两种格式），</w:t>
       </w:r>
       <w:r>
         <w:rPr>
           <w:rFonts w:eastAsiaTheme="minorHAnsi" w:cs="Calibri" w:hint="eastAsia"/>
           <w:sz w:val="22"/>
         </w:rPr>
-        <w:t>a</w:t>
-      </w:r>
-      <w:r>
-        <w:rPr>
-          <w:rFonts w:eastAsiaTheme="minorHAnsi" w:cs="Calibri" w:hint="eastAsia"/>
-          <w:sz w:val="22"/>
-        </w:rPr>
-        <w:t>p格式（RGBA模式）后读取的Bitmap的Bytes数组，使用GZip压缩算法。</w:t>
+        <w:t>亦支持Bmp、Jpeg、Png等图片文件。支持GZip压缩算法，此时Compress需要设置为True。</w:t>
       </w:r>
     </w:p>
     <w:p>
@@ -41893,12 +41895,12 @@
             </w:pPr>
             <w:r>
               <w:rPr>
-                <w:rFonts w:eastAsia="Times New Roman" w:cs="Calibri"/>
+                <w:rFonts w:eastAsiaTheme="minorHAnsi" w:cs="Calibri"/>
                 <w:color w:val="000000" w:themeColor="text1"/>
                 <w:kern w:val="0"/>
                 <w:sz w:val="22"/>
               </w:rPr>
-              <w:t>ET0240C-D0</w:t>
+              <w:t>ET0430-91</w:t>
             </w:r>
           </w:p>
         </w:tc>
@@ -41930,7 +41932,7 @@
                 <w:color w:val="000000"/>
                 <w:sz w:val="22"/>
               </w:rPr>
-              <w:t>2.4</w:t>
+              <w:t>4.3</w:t>
             </w:r>
           </w:p>
         </w:tc>
@@ -41959,12 +41961,12 @@
             </w:pPr>
             <w:r>
               <w:rPr>
-                <w:rFonts w:eastAsia="Times New Roman" w:cs="Calibri"/>
+                <w:rFonts w:eastAsiaTheme="minorHAnsi" w:cs="Calibri"/>
                 <w:color w:val="000000" w:themeColor="text1"/>
                 <w:kern w:val="0"/>
                 <w:sz w:val="22"/>
               </w:rPr>
-              <w:t>TFT</w:t>
+              <w:t>Eink</w:t>
             </w:r>
           </w:p>
         </w:tc>
@@ -41994,13 +41996,13 @@
             </w:pPr>
             <w:r>
               <w:rPr>
-                <w:rFonts w:eastAsia="Times New Roman" w:cs="Calibri"/>
+                <w:rFonts w:eastAsiaTheme="minorHAnsi" w:cs="Calibri"/>
                 <w:color w:val="000000" w:themeColor="text1"/>
                 <w:kern w:val="0"/>
                 <w:sz w:val="22"/>
                 <w:lang w:val="en-CA"/>
               </w:rPr>
-              <w:t>Full Color?</w:t>
+              <w:t>B/W/R/Y</w:t>
             </w:r>
           </w:p>
         </w:tc>
@@ -42032,7 +42034,7 @@
                 <w:color w:val="000000"/>
                 <w:sz w:val="22"/>
               </w:rPr>
-              <w:t>320*240</w:t>
+              <w:t>522*152</w:t>
             </w:r>
           </w:p>
         </w:tc>
@@ -42061,7 +42063,7 @@
             </w:pPr>
             <w:r>
               <w:rPr>
-                <w:rFonts w:eastAsia="Times New Roman" w:cs="Calibri"/>
+                <w:rFonts w:eastAsiaTheme="minorHAnsi" w:cs="Calibri"/>
                 <w:color w:val="000000" w:themeColor="text1"/>
                 <w:kern w:val="0"/>
                 <w:sz w:val="22"/>
@@ -42098,6 +42100,15 @@
                 <w:sz w:val="22"/>
               </w:rPr>
             </w:pPr>
+            <w:r>
+              <w:rPr>
+                <w:rFonts w:eastAsia="Times New Roman" w:cs="Calibri"/>
+                <w:color w:val="000000" w:themeColor="text1"/>
+                <w:kern w:val="0"/>
+                <w:sz w:val="22"/>
+              </w:rPr>
+              <w:t>ET0730-A0</w:t>
+            </w:r>
           </w:p>
         </w:tc>
         <w:tc>
@@ -42122,6 +42133,14 @@
                 <w:sz w:val="22"/>
               </w:rPr>
             </w:pPr>
+            <w:r>
+              <w:rPr>
+                <w:rFonts w:ascii="DengXian" w:eastAsia="DengXian" w:hAnsi="DengXian"/>
+                <w:color w:val="000000"/>
+                <w:sz w:val="22"/>
+              </w:rPr>
+              <w:t>7.3</w:t>
+            </w:r>
           </w:p>
         </w:tc>
         <w:tc>
@@ -42147,6 +42166,15 @@
                 <w:sz w:val="22"/>
               </w:rPr>
             </w:pPr>
+            <w:r>
+              <w:rPr>
+                <w:rFonts w:eastAsia="Times New Roman" w:cs="Calibri"/>
+                <w:color w:val="000000" w:themeColor="text1"/>
+                <w:kern w:val="0"/>
+                <w:sz w:val="22"/>
+              </w:rPr>
+              <w:t>Eink</w:t>
+            </w:r>
           </w:p>
         </w:tc>
         <w:tc>
@@ -42173,6 +42201,16 @@
                 <w:lang w:val="en-CA"/>
               </w:rPr>
             </w:pPr>
+            <w:r>
+              <w:rPr>
+                <w:rFonts w:eastAsia="Times New Roman" w:cs="Calibri"/>
+                <w:color w:val="000000" w:themeColor="text1"/>
+                <w:kern w:val="0"/>
+                <w:sz w:val="22"/>
+                <w:lang w:val="en-CA"/>
+              </w:rPr>
+              <w:t>6-Color</w:t>
+            </w:r>
           </w:p>
         </w:tc>
         <w:tc>
@@ -42197,6 +42235,14 @@
                 <w:sz w:val="22"/>
               </w:rPr>
             </w:pPr>
+            <w:r>
+              <w:rPr>
+                <w:rFonts w:ascii="DengXian" w:eastAsia="DengXian" w:hAnsi="DengXian"/>
+                <w:color w:val="000000"/>
+                <w:sz w:val="22"/>
+              </w:rPr>
+              <w:t>800*480</w:t>
+            </w:r>
           </w:p>
         </w:tc>
         <w:tc>
@@ -42222,6 +42268,15 @@
                 <w:sz w:val="22"/>
               </w:rPr>
             </w:pPr>
+            <w:r>
+              <w:rPr>
+                <w:rFonts w:eastAsia="Times New Roman" w:cs="Calibri"/>
+                <w:color w:val="000000" w:themeColor="text1"/>
+                <w:kern w:val="0"/>
+                <w:sz w:val="22"/>
+              </w:rPr>
+              <w:t>-</w:t>
+            </w:r>
           </w:p>
         </w:tc>
       </w:tr>
@@ -42252,6 +42307,15 @@
                 <w:sz w:val="22"/>
               </w:rPr>
             </w:pPr>
+            <w:r>
+              <w:rPr>
+                <w:rFonts w:eastAsia="Times New Roman" w:cs="Calibri"/>
+                <w:color w:val="000000" w:themeColor="text1"/>
+                <w:kern w:val="0"/>
+                <w:sz w:val="22"/>
+              </w:rPr>
+              <w:t>ET1330-A1</w:t>
+            </w:r>
           </w:p>
         </w:tc>
         <w:tc>
@@ -42276,6 +42340,14 @@
                 <w:sz w:val="22"/>
               </w:rPr>
             </w:pPr>
+            <w:r>
+              <w:rPr>
+                <w:rFonts w:ascii="DengXian" w:eastAsia="DengXian" w:hAnsi="DengXian"/>
+                <w:color w:val="000000"/>
+                <w:sz w:val="22"/>
+              </w:rPr>
+              <w:t>13.3</w:t>
+            </w:r>
           </w:p>
         </w:tc>
         <w:tc>
@@ -42301,6 +42373,15 @@
                 <w:sz w:val="22"/>
               </w:rPr>
             </w:pPr>
+            <w:r>
+              <w:rPr>
+                <w:rFonts w:eastAsia="Times New Roman" w:cs="Calibri"/>
+                <w:color w:val="000000" w:themeColor="text1"/>
+                <w:kern w:val="0"/>
+                <w:sz w:val="22"/>
+              </w:rPr>
+              <w:t>Eink</w:t>
+            </w:r>
           </w:p>
         </w:tc>
         <w:tc>
@@ -42327,6 +42408,16 @@
                 <w:lang w:val="en-CA"/>
               </w:rPr>
             </w:pPr>
+            <w:r>
+              <w:rPr>
+                <w:rFonts w:eastAsia="Times New Roman" w:cs="Calibri"/>
+                <w:color w:val="000000" w:themeColor="text1"/>
+                <w:kern w:val="0"/>
+                <w:sz w:val="22"/>
+                <w:lang w:val="en-CA"/>
+              </w:rPr>
+              <w:t>6-Color</w:t>
+            </w:r>
           </w:p>
         </w:tc>
         <w:tc>
@@ -42351,6 +42442,14 @@
                 <w:sz w:val="22"/>
               </w:rPr>
             </w:pPr>
+            <w:r>
+              <w:rPr>
+                <w:rFonts w:ascii="DengXian" w:eastAsia="DengXian" w:hAnsi="DengXian"/>
+                <w:color w:val="000000"/>
+                <w:sz w:val="22"/>
+              </w:rPr>
+              <w:t>1600*1200</w:t>
+            </w:r>
           </w:p>
         </w:tc>
         <w:tc>
@@ -42376,6 +42475,222 @@
                 <w:sz w:val="22"/>
               </w:rPr>
             </w:pPr>
+            <w:r>
+              <w:rPr>
+                <w:rFonts w:eastAsia="Times New Roman" w:cs="Calibri"/>
+                <w:color w:val="000000" w:themeColor="text1"/>
+                <w:kern w:val="0"/>
+                <w:sz w:val="22"/>
+              </w:rPr>
+              <w:t>-</w:t>
+            </w:r>
+          </w:p>
+        </w:tc>
+      </w:tr>
+      <w:tr>
+        <w:trPr>
+          <w:trHeight w:val="349"/>
+        </w:trPr>
+        <w:tc>
+          <w:tcPr>
+            <w:tcW w:w="938" w:type="pct"/>
+            <w:tcBorders>
+              <w:top w:val="single" w:sz="4" w:space="0" w:color="auto"/>
+              <w:left w:val="single" w:sz="4" w:space="0" w:color="auto"/>
+              <w:bottom w:val="single" w:sz="4" w:space="0" w:color="auto"/>
+              <w:right w:val="single" w:sz="4" w:space="0" w:color="auto"/>
+            </w:tcBorders>
+            <w:noWrap/>
+            <w:vAlign w:val="center"/>
+          </w:tcPr>
+          <w:p>
+            <w:pPr>
+              <w:widowControl/>
+              <w:jc w:val="center"/>
+              <w:rPr>
+                <w:rFonts w:eastAsia="Times New Roman" w:cs="Calibri"/>
+                <w:color w:val="000000" w:themeColor="text1"/>
+                <w:kern w:val="0"/>
+                <w:sz w:val="22"/>
+              </w:rPr>
+            </w:pPr>
+            <w:r>
+              <w:rPr>
+                <w:rFonts w:eastAsia="Times New Roman" w:cs="Calibri"/>
+                <w:color w:val="000000" w:themeColor="text1"/>
+                <w:kern w:val="0"/>
+                <w:sz w:val="22"/>
+              </w:rPr>
+              <w:t>ET0240C-D0</w:t>
+            </w:r>
+          </w:p>
+        </w:tc>
+        <w:tc>
+          <w:tcPr>
+            <w:tcW w:w="939" w:type="pct"/>
+            <w:tcBorders>
+              <w:top w:val="single" w:sz="4" w:space="0" w:color="auto"/>
+              <w:left w:val="nil"/>
+              <w:bottom w:val="single" w:sz="4" w:space="0" w:color="auto"/>
+              <w:right w:val="single" w:sz="4" w:space="0" w:color="auto"/>
+            </w:tcBorders>
+            <w:noWrap/>
+            <w:vAlign w:val="center"/>
+          </w:tcPr>
+          <w:p>
+            <w:pPr>
+              <w:widowControl/>
+              <w:jc w:val="center"/>
+              <w:rPr>
+                <w:rFonts w:ascii="DengXian" w:eastAsia="DengXian" w:hAnsi="DengXian"/>
+                <w:color w:val="000000"/>
+                <w:sz w:val="22"/>
+              </w:rPr>
+            </w:pPr>
+            <w:r>
+              <w:rPr>
+                <w:rFonts w:ascii="DengXian" w:eastAsia="DengXian" w:hAnsi="DengXian"/>
+                <w:color w:val="000000"/>
+                <w:sz w:val="22"/>
+              </w:rPr>
+              <w:t>2.4</w:t>
+            </w:r>
+          </w:p>
+        </w:tc>
+        <w:tc>
+          <w:tcPr>
+            <w:tcW w:w="684" w:type="pct"/>
+            <w:tcBorders>
+              <w:top w:val="single" w:sz="4" w:space="0" w:color="auto"/>
+              <w:left w:val="nil"/>
+              <w:bottom w:val="single" w:sz="4" w:space="0" w:color="auto"/>
+              <w:right w:val="single" w:sz="4" w:space="0" w:color="auto"/>
+            </w:tcBorders>
+            <w:noWrap/>
+            <w:vAlign w:val="center"/>
+          </w:tcPr>
+          <w:p>
+            <w:pPr>
+              <w:widowControl/>
+              <w:jc w:val="center"/>
+              <w:rPr>
+                <w:rFonts w:eastAsia="Times New Roman" w:cs="Calibri"/>
+                <w:color w:val="000000" w:themeColor="text1"/>
+                <w:kern w:val="0"/>
+                <w:sz w:val="22"/>
+              </w:rPr>
+            </w:pPr>
+            <w:r>
+              <w:rPr>
+                <w:rFonts w:eastAsia="Times New Roman" w:cs="Calibri"/>
+                <w:color w:val="000000" w:themeColor="text1"/>
+                <w:kern w:val="0"/>
+                <w:sz w:val="22"/>
+              </w:rPr>
+              <w:t>TFT</w:t>
+            </w:r>
+          </w:p>
+        </w:tc>
+        <w:tc>
+          <w:tcPr>
+            <w:tcW w:w="774" w:type="pct"/>
+            <w:tcBorders>
+              <w:top w:val="single" w:sz="4" w:space="0" w:color="auto"/>
+              <w:left w:val="nil"/>
+              <w:bottom w:val="single" w:sz="4" w:space="0" w:color="auto"/>
+              <w:right w:val="single" w:sz="4" w:space="0" w:color="auto"/>
+            </w:tcBorders>
+            <w:noWrap/>
+            <w:vAlign w:val="center"/>
+          </w:tcPr>
+          <w:p>
+            <w:pPr>
+              <w:widowControl/>
+              <w:jc w:val="center"/>
+              <w:rPr>
+                <w:rFonts w:eastAsia="Times New Roman" w:cs="Calibri"/>
+                <w:color w:val="000000" w:themeColor="text1"/>
+                <w:kern w:val="0"/>
+                <w:sz w:val="22"/>
+                <w:lang w:val="en-CA"/>
+              </w:rPr>
+            </w:pPr>
+            <w:r>
+              <w:rPr>
+                <w:rFonts w:eastAsia="Times New Roman" w:cs="Calibri"/>
+                <w:color w:val="000000" w:themeColor="text1"/>
+                <w:kern w:val="0"/>
+                <w:sz w:val="22"/>
+                <w:lang w:val="en-CA"/>
+              </w:rPr>
+              <w:t>Full Color?</w:t>
+            </w:r>
+          </w:p>
+        </w:tc>
+        <w:tc>
+          <w:tcPr>
+            <w:tcW w:w="934" w:type="pct"/>
+            <w:tcBorders>
+              <w:top w:val="single" w:sz="4" w:space="0" w:color="auto"/>
+              <w:left w:val="nil"/>
+              <w:bottom w:val="single" w:sz="4" w:space="0" w:color="auto"/>
+              <w:right w:val="single" w:sz="4" w:space="0" w:color="auto"/>
+            </w:tcBorders>
+            <w:noWrap/>
+            <w:vAlign w:val="center"/>
+          </w:tcPr>
+          <w:p>
+            <w:pPr>
+              <w:widowControl/>
+              <w:jc w:val="center"/>
+              <w:rPr>
+                <w:rFonts w:ascii="DengXian" w:eastAsia="DengXian" w:hAnsi="DengXian"/>
+                <w:color w:val="000000"/>
+                <w:sz w:val="22"/>
+              </w:rPr>
+            </w:pPr>
+            <w:r>
+              <w:rPr>
+                <w:rFonts w:ascii="DengXian" w:eastAsia="DengXian" w:hAnsi="DengXian"/>
+                <w:color w:val="000000"/>
+                <w:sz w:val="22"/>
+              </w:rPr>
+              <w:t>320*240</w:t>
+            </w:r>
+          </w:p>
+        </w:tc>
+        <w:tc>
+          <w:tcPr>
+            <w:tcW w:w="731" w:type="pct"/>
+            <w:tcBorders>
+              <w:top w:val="single" w:sz="4" w:space="0" w:color="auto"/>
+              <w:left w:val="nil"/>
+              <w:bottom w:val="single" w:sz="4" w:space="0" w:color="auto"/>
+              <w:right w:val="single" w:sz="4" w:space="0" w:color="auto"/>
+            </w:tcBorders>
+            <w:noWrap/>
+            <w:vAlign w:val="center"/>
+          </w:tcPr>
+          <w:p>
+            <w:pPr>
+              <w:widowControl/>
+              <w:jc w:val="center"/>
+              <w:rPr>
+                <w:rFonts w:eastAsia="Times New Roman" w:cs="Calibri"/>
+                <w:color w:val="000000" w:themeColor="text1"/>
+                <w:kern w:val="0"/>
+                <w:sz w:val="22"/>
+              </w:rPr>
+            </w:pPr>
+            <w:r>
+              <w:rPr>
+                <w:rFonts w:eastAsia="Times New Roman" w:cs="Calibri"/>
+                <w:color w:val="000000" w:themeColor="text1"/>
+                <w:kern w:val="0"/>
+                <w:sz w:val="22"/>
+              </w:rPr>
+              <w:t>-</w:t>
+            </w:r>
           </w:p>
         </w:tc>
       </w:tr>
@@ -42384,10 +42699,45 @@
       <w:pPr>
         <w:ind w:firstLine="420"/>
         <w:rPr>
+          <w:rFonts w:eastAsiaTheme="minorHAnsi"/>
+        </w:rPr>
+      </w:pPr>
+      <w:r>
+        <w:rPr>
+          <w:rFonts w:eastAsiaTheme="minorHAnsi" w:cs="Calibri" w:hint="eastAsia"/>
+          <w:sz w:val="22"/>
+          <w:szCs w:val="24"/>
+        </w:rPr>
+        <w:t>注意</w:t>
+      </w:r>
+      <w:r>
+        <w:rPr>
           <w:rFonts w:eastAsiaTheme="minorHAnsi" w:cs="Calibri"/>
           <w:sz w:val="22"/>
           <w:szCs w:val="24"/>
         </w:rPr>
+        <w:t>:</w:t>
+      </w:r>
+      <w:r>
+        <w:rPr>
+          <w:rFonts w:eastAsiaTheme="minorHAnsi" w:hint="eastAsia"/>
+        </w:rPr>
+        <w:t xml:space="preserve"> </w:t>
+      </w:r>
+    </w:p>
+    <w:p>
+      <w:pPr>
+        <w:pStyle w:val="ListParagraph"/>
+        <w:numPr>
+          <w:ilvl w:val="0"/>
+          <w:numId w:val="37"/>
+        </w:numPr>
+        <w:ind w:firstLineChars="0"/>
+        <w:rPr>
+          <w:rFonts w:eastAsiaTheme="minorHAnsi" w:cs="Calibri"/>
+          <w:sz w:val="22"/>
+          <w:szCs w:val="24"/>
+        </w:rPr>
       </w:pPr>
       <w:r>
         <w:rPr>
@@ -42395,7 +42745,7 @@
           <w:sz w:val="22"/>
           <w:szCs w:val="24"/>
         </w:rPr>
-        <w:t>注意</w:t>
+        <w:t>在颜色栏中，</w:t>
       </w:r>
       <w:r>
         <w:rPr>
@@ -42403,13 +42753,7 @@
           <w:sz w:val="22"/>
           <w:szCs w:val="24"/>
         </w:rPr>
-        <w:t>:</w:t>
-      </w:r>
-      <w:r>
-        <w:rPr>
-          <w:rFonts w:eastAsiaTheme="minorHAnsi" w:hint="eastAsia"/>
-        </w:rPr>
-        <w:t xml:space="preserve"> </w:t>
+        <w:t>B表示黑色，W表示白色，R表示红色，Y表示黄色</w:t>
       </w:r>
       <w:r>
         <w:rPr>
@@ -42417,23 +42761,30 @@
           <w:sz w:val="22"/>
           <w:szCs w:val="24"/>
         </w:rPr>
-        <w:t>在颜色栏中，</w:t>
-      </w:r>
-      <w:r>
-        <w:rPr>
-          <w:rFonts w:eastAsiaTheme="minorHAnsi" w:cs="Calibri"/>
+        <w:t>。</w:t>
+      </w:r>
+    </w:p>
+    <w:p>
+      <w:pPr>
+        <w:pStyle w:val="ListParagraph"/>
+        <w:numPr>
+          <w:ilvl w:val="0"/>
+          <w:numId w:val="37"/>
+        </w:numPr>
+        <w:ind w:firstLineChars="0"/>
+        <w:rPr>
+          <w:rFonts w:eastAsiaTheme="minorHAnsi" w:cs="Calibri" w:hint="eastAsia"/>
           <w:sz w:val="22"/>
           <w:szCs w:val="24"/>
         </w:rPr>
-        <w:t>B表示黑色，W表示白色，R表示红色，Y表示黄色</w:t>
-      </w:r>
+      </w:pPr>
       <w:r>
         <w:rPr>
           <w:rFonts w:eastAsiaTheme="minorHAnsi" w:cs="Calibri" w:hint="eastAsia"/>
           <w:sz w:val="22"/>
           <w:szCs w:val="24"/>
         </w:rPr>
-        <w:t>。</w:t>
+        <w:t>在颜色栏中，6-Color表示黑白红黄绿蓝。</w:t>
       </w:r>
     </w:p>
     <w:p>
@@ -42550,6 +42901,7 @@
                 <w:kern w:val="0"/>
                 <w:sz w:val="22"/>
               </w:rPr>
+              <w:lastRenderedPageBreak/>
               <w:t>UpdateDisplay</w:t>
             </w:r>
           </w:p>
@@ -42731,7 +43083,6 @@
                 <w:rFonts w:eastAsiaTheme="minorHAnsi" w:cs="Calibri"/>
                 <w:sz w:val="22"/>
               </w:rPr>
-              <w:lastRenderedPageBreak/>
               <w:t>LED</w:t>
             </w:r>
           </w:p>
@@ -44484,6 +44835,7 @@
                 <w:sz w:val="19"/>
                 <w:szCs w:val="19"/>
               </w:rPr>
+              <w:lastRenderedPageBreak/>
               <w:t>[MessagePackObject]</w:t>
             </w:r>
           </w:p>
@@ -44588,7 +44940,6 @@
                 <w:sz w:val="19"/>
                 <w:szCs w:val="19"/>
               </w:rPr>
-              <w:lastRenderedPageBreak/>
               <w:t xml:space="preserve">    /// ID: Code4 </w:t>
             </w:r>
           </w:p>
@@ -45915,6 +46266,7 @@
                 <w:sz w:val="19"/>
                 <w:szCs w:val="19"/>
               </w:rPr>
+              <w:lastRenderedPageBreak/>
               <w:t xml:space="preserve">    /// &lt;/summary&gt;</w:t>
             </w:r>
           </w:p>
@@ -46019,7 +46371,6 @@
                 <w:sz w:val="19"/>
                 <w:szCs w:val="19"/>
               </w:rPr>
-              <w:lastRenderedPageBreak/>
               <w:t xml:space="preserve">    /// Auto network</w:t>
             </w:r>
           </w:p>
@@ -47318,6 +47669,7 @@
                 <w:sz w:val="19"/>
                 <w:szCs w:val="19"/>
               </w:rPr>
+              <w:lastRenderedPageBreak/>
               <w:t xml:space="preserve">    /// Local IP, empty if auto network</w:t>
             </w:r>
           </w:p>
@@ -47422,7 +47774,6 @@
                 <w:sz w:val="19"/>
                 <w:szCs w:val="19"/>
               </w:rPr>
-              <w:lastRenderedPageBreak/>
               <w:t xml:space="preserve">    /// &lt;summary&gt;</w:t>
             </w:r>
           </w:p>
@@ -48731,6 +49082,7 @@
                 <w:sz w:val="19"/>
                 <w:szCs w:val="19"/>
               </w:rPr>
+              <w:lastRenderedPageBreak/>
               <w:t xml:space="preserve">    public string OldKey { get; set; }</w:t>
             </w:r>
           </w:p>
@@ -48835,7 +49187,6 @@
                 <w:sz w:val="19"/>
                 <w:szCs w:val="19"/>
               </w:rPr>
-              <w:lastRenderedPageBreak/>
               <w:t xml:space="preserve">    public string Base64String { get; set; } = "";</w:t>
             </w:r>
           </w:p>
@@ -50158,6 +50509,7 @@
                 <w:sz w:val="19"/>
                 <w:szCs w:val="19"/>
               </w:rPr>
+              <w:lastRenderedPageBreak/>
               <w:t xml:space="preserve">    public string TagID { get; set; } = string.Empty;</w:t>
             </w:r>
           </w:p>
@@ -50262,7 +50614,6 @@
                 <w:sz w:val="19"/>
                 <w:szCs w:val="19"/>
               </w:rPr>
-              <w:lastRenderedPageBreak/>
               <w:t xml:space="preserve">    [Key(1)]</w:t>
             </w:r>
           </w:p>
@@ -51843,6 +52194,96 @@
 <file path=word/numbering.xml><?xml version="1.0" encoding="utf-8"?>
 <w:numbering xmlns:wpc="http://schemas.microsoft.com/office/word/2010/wordprocessingCanvas" xmlns:cx="http://schemas.microsoft.com/office/drawing/2014/chartex" xmlns:cx1="http://schemas.microsoft.com/office/drawing/2015/9/8/chartex" xmlns:cx2="http://schemas.microsoft.com/office/drawing/2015/10/21/chartex" xmlns:cx3="http://schemas.microsoft.com/office/drawing/2016/5/9/chartex" xmlns:cx4="http://schemas.microsoft.com/office/drawing/2016/5/10/chartex" xmlns:cx5="http://schemas.microsoft.com/office/drawing/2016/5/11/chartex" xmlns:cx6="http://schemas.microsoft.com/office/drawing/2016/5/12/chartex" xmlns:cx7="http://schemas.microsoft.com/office/drawing/2016/5/13/chartex" xmlns:cx8="http://schemas.microsoft.com/office/drawing/2016/5/14/chartex" xmlns:mc="http://schemas.openxmlformats.org/markup-compatibility/2006" xmlns:aink="http://schemas.microsoft.com/office/drawing/2016/ink" xmlns:am3d="http://schemas.microsoft.com/office/drawing/2017/model3d" xmlns:o="urn:schemas-microsoft-com:office:office" xmlns:oel="http://schemas.microsoft.com/office/2019/extlst" xmlns:r="http://schemas.openxmlformats.org/officeDocument/2006/relationships" xmlns:m="http://schemas.openxmlformats.org/officeDocument/2006/math" xmlns:v="urn:schemas-microsoft-com:vml" xmlns:wp14="http://schemas.microsoft.com/office/word/2010/wordprocessingDrawing" xmlns:wp="http://schemas.openxmlformats.org/drawingml/2006/wordprocessingDrawing" xmlns:w10="urn:schemas-microsoft-com:office:word" xmlns:w="http://schemas.openxmlformats.org/wordprocessingml/2006/main" xmlns:w14="http://schemas.microsoft.com/office/word/2010/wordml" xmlns:w15="http://schemas.microsoft.com/office/word/2012/wordml" xmlns:w16cex="http://schemas.microsoft.com/office/word/2018/wordml/cex" xmlns:w16cid="http://schemas.microsoft.com/office/word/2016/wordml/cid" xmlns:w16="http://schemas.microsoft.com/office/word/2018/wordml" xmlns:w16du="http://schemas.microsoft.com/office/word/2023/wordml/word16du" xmlns:w16sdtdh="http://schemas.microsoft.com/office/word/2020/wordml/sdtdatahash" xmlns:w16sdtfl="http://schemas.microsoft.com/office/word/2024/wordml/sdtformatlock" xmlns:w16se="http://schemas.microsoft.com/office/word/2015/wordml/symex" xmlns:wpg="http://schemas.microsoft.com/office/word/2010/wordprocessingGroup" xmlns:wpi="http://schemas.microsoft.com/office/word/2010/wordprocessingInk" xmlns:wne="http://schemas.microsoft.com/office/word/2006/wordml" xmlns:wps="http://schemas.microsoft.com/office/word/2010/wordprocessingShape" mc:Ignorable="w14 w15 w16se w16cid w16 w16cex w16sdtdh w16sdtfl w16du wp14">
   <w:abstractNum w:abstractNumId="0" w15:restartNumberingAfterBreak="0">
+    <w:nsid w:val="004E4DBF"/>
+    <w:multiLevelType w:val="hybridMultilevel"/>
+    <w:tmpl w:val="9126ED62"/>
+    <w:lvl w:ilvl="0" w:tplc="2C763A5E">
+      <w:start w:val="1"/>
+      <w:numFmt w:val="decimal"/>
+      <w:lvlText w:val="%1."/>
+      <w:lvlJc w:val="left"/>
+      <w:pPr>
+        <w:ind w:left="720" w:hanging="360"/>
+      </w:pPr>
+      <w:rPr>
+        <w:rFonts w:cstheme="minorBidi" w:hint="default"/>
+        <w:sz w:val="21"/>
+      </w:rPr>
+    </w:lvl>
+    <w:lvl w:ilvl="1" w:tplc="04090019" w:tentative="1">
+      <w:start w:val="1"/>
+      <w:numFmt w:val="lowerLetter"/>
+      <w:lvlText w:val="%2."/>
+      <w:lvlJc w:val="left"/>
+      <w:pPr>
+        <w:ind w:left="1440" w:hanging="360"/>
+      </w:pPr>
+    </w:lvl>
+    <w:lvl w:ilvl="2" w:tplc="0409001B" w:tentative="1">
+      <w:start w:val="1"/>
+      <w:numFmt w:val="lowerRoman"/>
+      <w:lvlText w:val="%3."/>
+      <w:lvlJc w:val="right"/>
+      <w:pPr>
+        <w:ind w:left="2160" w:hanging="180"/>
+      </w:pPr>
+    </w:lvl>
+    <w:lvl w:ilvl="3" w:tplc="0409000F" w:tentative="1">
+      <w:start w:val="1"/>
+      <w:numFmt w:val="decimal"/>
+      <w:lvlText w:val="%4."/>
+      <w:lvlJc w:val="left"/>
+      <w:pPr>
+        <w:ind w:left="2880" w:hanging="360"/>
+      </w:pPr>
+    </w:lvl>
+    <w:lvl w:ilvl="4" w:tplc="04090019" w:tentative="1">
+      <w:start w:val="1"/>
+      <w:numFmt w:val="lowerLetter"/>
+      <w:lvlText w:val="%5."/>
+      <w:lvlJc w:val="left"/>
+      <w:pPr>
+        <w:ind w:left="3600" w:hanging="360"/>
+      </w:pPr>
+    </w:lvl>
+    <w:lvl w:ilvl="5" w:tplc="0409001B" w:tentative="1">
+      <w:start w:val="1"/>
+      <w:numFmt w:val="lowerRoman"/>
+      <w:lvlText w:val="%6."/>
+      <w:lvlJc w:val="right"/>
+      <w:pPr>
+        <w:ind w:left="4320" w:hanging="180"/>
+      </w:pPr>
+    </w:lvl>
+    <w:lvl w:ilvl="6" w:tplc="0409000F" w:tentative="1">
+      <w:start w:val="1"/>
+      <w:numFmt w:val="decimal"/>
+      <w:lvlText w:val="%7."/>
+      <w:lvlJc w:val="left"/>
+      <w:pPr>
+        <w:ind w:left="5040" w:hanging="360"/>
+      </w:pPr>
+    </w:lvl>
+    <w:lvl w:ilvl="7" w:tplc="04090019" w:tentative="1">
+      <w:start w:val="1"/>
+      <w:numFmt w:val="lowerLetter"/>
+      <w:lvlText w:val="%8."/>
+      <w:lvlJc w:val="left"/>
+      <w:pPr>
+        <w:ind w:left="5760" w:hanging="360"/>
+      </w:pPr>
+    </w:lvl>
+    <w:lvl w:ilvl="8" w:tplc="0409001B" w:tentative="1">
+      <w:start w:val="1"/>
+      <w:numFmt w:val="lowerRoman"/>
+      <w:lvlText w:val="%9."/>
+      <w:lvlJc w:val="right"/>
+      <w:pPr>
+        <w:ind w:left="6480" w:hanging="180"/>
+      </w:pPr>
+    </w:lvl>
+  </w:abstractNum>
+  <w:abstractNum w:abstractNumId="1" w15:restartNumberingAfterBreak="0">
     <w:nsid w:val="07173BD1"/>
     <w:multiLevelType w:val="multilevel"/>
     <w:tmpl w:val="202A3092"/>
@@ -51931,7 +52372,7 @@
       </w:pPr>
     </w:lvl>
   </w:abstractNum>
-  <w:abstractNum w:abstractNumId="1" w15:restartNumberingAfterBreak="0">
+  <w:abstractNum w:abstractNumId="2" w15:restartNumberingAfterBreak="0">
     <w:nsid w:val="094F3E19"/>
     <w:multiLevelType w:val="hybridMultilevel"/>
     <w:tmpl w:val="1792B6F8"/>
@@ -52046,7 +52487,7 @@
       </w:rPr>
     </w:lvl>
   </w:abstractNum>
-  <w:abstractNum w:abstractNumId="2" w15:restartNumberingAfterBreak="0">
+  <w:abstractNum w:abstractNumId="3" w15:restartNumberingAfterBreak="0">
     <w:nsid w:val="0C497B06"/>
     <w:multiLevelType w:val="multilevel"/>
     <w:tmpl w:val="0C497B06"/>
@@ -52135,7 +52576,7 @@
       </w:pPr>
     </w:lvl>
   </w:abstractNum>
-  <w:abstractNum w:abstractNumId="3" w15:restartNumberingAfterBreak="0">
+  <w:abstractNum w:abstractNumId="4" w15:restartNumberingAfterBreak="0">
     <w:nsid w:val="0EC67B5F"/>
     <w:multiLevelType w:val="multilevel"/>
     <w:tmpl w:val="0EC67B5F"/>
@@ -52225,7 +52666,7 @@
       </w:pPr>
     </w:lvl>
   </w:abstractNum>
-  <w:abstractNum w:abstractNumId="4" w15:restartNumberingAfterBreak="0">
+  <w:abstractNum w:abstractNumId="5" w15:restartNumberingAfterBreak="0">
     <w:nsid w:val="0FEF7E14"/>
     <w:multiLevelType w:val="hybridMultilevel"/>
     <w:tmpl w:val="02EEB7D2"/>
@@ -52314,7 +52755,7 @@
       </w:pPr>
     </w:lvl>
   </w:abstractNum>
-  <w:abstractNum w:abstractNumId="5" w15:restartNumberingAfterBreak="0">
+  <w:abstractNum w:abstractNumId="6" w15:restartNumberingAfterBreak="0">
     <w:nsid w:val="110A6DBB"/>
     <w:multiLevelType w:val="multilevel"/>
     <w:tmpl w:val="541F6CF3"/>
@@ -52403,7 +52844,7 @@
       </w:pPr>
     </w:lvl>
   </w:abstractNum>
-  <w:abstractNum w:abstractNumId="6" w15:restartNumberingAfterBreak="0">
+  <w:abstractNum w:abstractNumId="7" w15:restartNumberingAfterBreak="0">
     <w:nsid w:val="123B03D4"/>
     <w:multiLevelType w:val="multilevel"/>
     <w:tmpl w:val="541F6CF3"/>
@@ -52492,7 +52933,7 @@
       </w:pPr>
     </w:lvl>
   </w:abstractNum>
-  <w:abstractNum w:abstractNumId="7" w15:restartNumberingAfterBreak="0">
+  <w:abstractNum w:abstractNumId="8" w15:restartNumberingAfterBreak="0">
     <w:nsid w:val="13C067B6"/>
     <w:multiLevelType w:val="multilevel"/>
     <w:tmpl w:val="202A3092"/>
@@ -52581,7 +53022,7 @@
       </w:pPr>
     </w:lvl>
   </w:abstractNum>
-  <w:abstractNum w:abstractNumId="8" w15:restartNumberingAfterBreak="0">
+  <w:abstractNum w:abstractNumId="9" w15:restartNumberingAfterBreak="0">
     <w:nsid w:val="14A53053"/>
     <w:multiLevelType w:val="multilevel"/>
     <w:tmpl w:val="331C38CE"/>
@@ -52696,7 +53137,7 @@
       </w:rPr>
     </w:lvl>
   </w:abstractNum>
-  <w:abstractNum w:abstractNumId="9" w15:restartNumberingAfterBreak="0">
+  <w:abstractNum w:abstractNumId="10" w15:restartNumberingAfterBreak="0">
     <w:nsid w:val="19AD44B3"/>
     <w:multiLevelType w:val="hybridMultilevel"/>
     <w:tmpl w:val="DD245F52"/>
@@ -52785,7 +53226,7 @@
       </w:pPr>
     </w:lvl>
   </w:abstractNum>
-  <w:abstractNum w:abstractNumId="10" w15:restartNumberingAfterBreak="0">
+  <w:abstractNum w:abstractNumId="11" w15:restartNumberingAfterBreak="0">
     <w:nsid w:val="1B873D19"/>
     <w:multiLevelType w:val="multilevel"/>
     <w:tmpl w:val="767E1CDC"/>
@@ -52873,7 +53314,7 @@
       </w:pPr>
     </w:lvl>
   </w:abstractNum>
-  <w:abstractNum w:abstractNumId="11" w15:restartNumberingAfterBreak="0">
+  <w:abstractNum w:abstractNumId="12" w15:restartNumberingAfterBreak="0">
     <w:nsid w:val="1CA17F3F"/>
     <w:multiLevelType w:val="multilevel"/>
     <w:tmpl w:val="14A53053"/>
@@ -52965,7 +53406,7 @@
       </w:pPr>
     </w:lvl>
   </w:abstractNum>
-  <w:abstractNum w:abstractNumId="12" w15:restartNumberingAfterBreak="0">
+  <w:abstractNum w:abstractNumId="13" w15:restartNumberingAfterBreak="0">
     <w:nsid w:val="1DF87ABB"/>
     <w:multiLevelType w:val="multilevel"/>
     <w:tmpl w:val="541F6CF3"/>
@@ -53054,7 +53495,7 @@
       </w:pPr>
     </w:lvl>
   </w:abstractNum>
-  <w:abstractNum w:abstractNumId="13" w15:restartNumberingAfterBreak="0">
+  <w:abstractNum w:abstractNumId="14" w15:restartNumberingAfterBreak="0">
     <w:nsid w:val="1E8B039C"/>
     <w:multiLevelType w:val="multilevel"/>
     <w:tmpl w:val="EF621B56"/>
@@ -53143,7 +53584,7 @@
       </w:pPr>
     </w:lvl>
   </w:abstractNum>
-  <w:abstractNum w:abstractNumId="14" w15:restartNumberingAfterBreak="0">
+  <w:abstractNum w:abstractNumId="15" w15:restartNumberingAfterBreak="0">
     <w:nsid w:val="23B92F32"/>
     <w:multiLevelType w:val="hybridMultilevel"/>
     <w:tmpl w:val="0B5036F6"/>
@@ -53258,7 +53699,7 @@
       </w:rPr>
     </w:lvl>
   </w:abstractNum>
-  <w:abstractNum w:abstractNumId="15" w15:restartNumberingAfterBreak="0">
+  <w:abstractNum w:abstractNumId="16" w15:restartNumberingAfterBreak="0">
     <w:nsid w:val="261535C4"/>
     <w:multiLevelType w:val="multilevel"/>
     <w:tmpl w:val="541F6CF3"/>
@@ -53347,7 +53788,7 @@
       </w:pPr>
     </w:lvl>
   </w:abstractNum>
-  <w:abstractNum w:abstractNumId="16" w15:restartNumberingAfterBreak="0">
+  <w:abstractNum w:abstractNumId="17" w15:restartNumberingAfterBreak="0">
     <w:nsid w:val="28736CA0"/>
     <w:multiLevelType w:val="multilevel"/>
     <w:tmpl w:val="541F6CF3"/>
@@ -53436,7 +53877,7 @@
       </w:pPr>
     </w:lvl>
   </w:abstractNum>
-  <w:abstractNum w:abstractNumId="17" w15:restartNumberingAfterBreak="0">
+  <w:abstractNum w:abstractNumId="18" w15:restartNumberingAfterBreak="0">
     <w:nsid w:val="2C3815EB"/>
     <w:multiLevelType w:val="multilevel"/>
     <w:tmpl w:val="202A3092"/>
@@ -53525,7 +53966,7 @@
       </w:pPr>
     </w:lvl>
   </w:abstractNum>
-  <w:abstractNum w:abstractNumId="18" w15:restartNumberingAfterBreak="0">
+  <w:abstractNum w:abstractNumId="19" w15:restartNumberingAfterBreak="0">
     <w:nsid w:val="322C11EA"/>
     <w:multiLevelType w:val="multilevel"/>
     <w:tmpl w:val="202A3092"/>
@@ -53614,7 +54055,7 @@
       </w:pPr>
     </w:lvl>
   </w:abstractNum>
-  <w:abstractNum w:abstractNumId="19" w15:restartNumberingAfterBreak="0">
+  <w:abstractNum w:abstractNumId="20" w15:restartNumberingAfterBreak="0">
     <w:nsid w:val="37A0245C"/>
     <w:multiLevelType w:val="hybridMultilevel"/>
     <w:tmpl w:val="0B5036F6"/>
@@ -53729,7 +54170,7 @@
       </w:rPr>
     </w:lvl>
   </w:abstractNum>
-  <w:abstractNum w:abstractNumId="20" w15:restartNumberingAfterBreak="0">
+  <w:abstractNum w:abstractNumId="21" w15:restartNumberingAfterBreak="0">
     <w:nsid w:val="3874069D"/>
     <w:multiLevelType w:val="hybridMultilevel"/>
     <w:tmpl w:val="D23E2FCA"/>
@@ -53842,7 +54283,7 @@
       </w:rPr>
     </w:lvl>
   </w:abstractNum>
-  <w:abstractNum w:abstractNumId="21" w15:restartNumberingAfterBreak="0">
+  <w:abstractNum w:abstractNumId="22" w15:restartNumberingAfterBreak="0">
     <w:nsid w:val="46F146DC"/>
     <w:multiLevelType w:val="hybridMultilevel"/>
     <w:tmpl w:val="34FC12FE"/>
@@ -53955,7 +54396,7 @@
       </w:rPr>
     </w:lvl>
   </w:abstractNum>
-  <w:abstractNum w:abstractNumId="22" w15:restartNumberingAfterBreak="0">
+  <w:abstractNum w:abstractNumId="23" w15:restartNumberingAfterBreak="0">
     <w:nsid w:val="49F61F41"/>
     <w:multiLevelType w:val="hybridMultilevel"/>
     <w:tmpl w:val="C2FCC4FE"/>
@@ -54045,7 +54486,7 @@
       </w:pPr>
     </w:lvl>
   </w:abstractNum>
-  <w:abstractNum w:abstractNumId="23" w15:restartNumberingAfterBreak="0">
+  <w:abstractNum w:abstractNumId="24" w15:restartNumberingAfterBreak="0">
     <w:nsid w:val="4E1372B8"/>
     <w:multiLevelType w:val="multilevel"/>
     <w:tmpl w:val="4E1372B8"/>
@@ -54133,7 +54574,7 @@
       </w:pPr>
     </w:lvl>
   </w:abstractNum>
-  <w:abstractNum w:abstractNumId="24" w15:restartNumberingAfterBreak="0">
+  <w:abstractNum w:abstractNumId="25" w15:restartNumberingAfterBreak="0">
     <w:nsid w:val="4E8803B3"/>
     <w:multiLevelType w:val="hybridMultilevel"/>
     <w:tmpl w:val="49C44358"/>
@@ -54246,7 +54687,7 @@
       </w:rPr>
     </w:lvl>
   </w:abstractNum>
-  <w:abstractNum w:abstractNumId="25" w15:restartNumberingAfterBreak="0">
+  <w:abstractNum w:abstractNumId="26" w15:restartNumberingAfterBreak="0">
     <w:nsid w:val="541F6CF3"/>
     <w:multiLevelType w:val="multilevel"/>
     <w:tmpl w:val="541F6CF3"/>
@@ -54335,7 +54776,7 @@
       </w:pPr>
     </w:lvl>
   </w:abstractNum>
-  <w:abstractNum w:abstractNumId="26" w15:restartNumberingAfterBreak="0">
+  <w:abstractNum w:abstractNumId="27" w15:restartNumberingAfterBreak="0">
     <w:nsid w:val="57D01FAF"/>
     <w:multiLevelType w:val="multilevel"/>
     <w:tmpl w:val="202A3092"/>
@@ -54424,7 +54865,7 @@
       </w:pPr>
     </w:lvl>
   </w:abstractNum>
-  <w:abstractNum w:abstractNumId="27" w15:restartNumberingAfterBreak="0">
+  <w:abstractNum w:abstractNumId="28" w15:restartNumberingAfterBreak="0">
     <w:nsid w:val="5B0D5616"/>
     <w:multiLevelType w:val="multilevel"/>
     <w:tmpl w:val="5B0D5616"/>
@@ -54537,7 +54978,7 @@
       </w:rPr>
     </w:lvl>
   </w:abstractNum>
-  <w:abstractNum w:abstractNumId="28" w15:restartNumberingAfterBreak="0">
+  <w:abstractNum w:abstractNumId="29" w15:restartNumberingAfterBreak="0">
     <w:nsid w:val="5EDA26DF"/>
     <w:multiLevelType w:val="hybridMultilevel"/>
     <w:tmpl w:val="0B5036F6"/>
@@ -54652,7 +55093,7 @@
       </w:rPr>
     </w:lvl>
   </w:abstractNum>
-  <w:abstractNum w:abstractNumId="29" w15:restartNumberingAfterBreak="0">
+  <w:abstractNum w:abstractNumId="30" w15:restartNumberingAfterBreak="0">
     <w:nsid w:val="625764B0"/>
     <w:multiLevelType w:val="multilevel"/>
     <w:tmpl w:val="202A3092"/>
@@ -54741,7 +55182,7 @@
       </w:pPr>
     </w:lvl>
   </w:abstractNum>
-  <w:abstractNum w:abstractNumId="30" w15:restartNumberingAfterBreak="0">
+  <w:abstractNum w:abstractNumId="31" w15:restartNumberingAfterBreak="0">
     <w:nsid w:val="6301682F"/>
     <w:multiLevelType w:val="multilevel"/>
     <w:tmpl w:val="6301682F"/>
@@ -54854,7 +55295,7 @@
       </w:rPr>
     </w:lvl>
   </w:abstractNum>
-  <w:abstractNum w:abstractNumId="31" w15:restartNumberingAfterBreak="0">
+  <w:abstractNum w:abstractNumId="32" w15:restartNumberingAfterBreak="0">
     <w:nsid w:val="64B530E0"/>
     <w:multiLevelType w:val="hybridMultilevel"/>
     <w:tmpl w:val="1792B6F8"/>
@@ -54969,7 +55410,7 @@
       </w:rPr>
     </w:lvl>
   </w:abstractNum>
-  <w:abstractNum w:abstractNumId="32" w15:restartNumberingAfterBreak="0">
+  <w:abstractNum w:abstractNumId="33" w15:restartNumberingAfterBreak="0">
     <w:nsid w:val="65302D36"/>
     <w:multiLevelType w:val="hybridMultilevel"/>
     <w:tmpl w:val="6310B37A"/>
@@ -55055,7 +55496,7 @@
       </w:pPr>
     </w:lvl>
   </w:abstractNum>
-  <w:abstractNum w:abstractNumId="33" w15:restartNumberingAfterBreak="0">
+  <w:abstractNum w:abstractNumId="34" w15:restartNumberingAfterBreak="0">
     <w:nsid w:val="6F6B1CD6"/>
     <w:multiLevelType w:val="hybridMultilevel"/>
     <w:tmpl w:val="EC2E4C86"/>
@@ -55141,7 +55582,7 @@
       </w:pPr>
     </w:lvl>
   </w:abstractNum>
-  <w:abstractNum w:abstractNumId="34" w15:restartNumberingAfterBreak="0">
+  <w:abstractNum w:abstractNumId="35" w15:restartNumberingAfterBreak="0">
     <w:nsid w:val="75743F4B"/>
     <w:multiLevelType w:val="multilevel"/>
     <w:tmpl w:val="41746F7C"/>
@@ -55254,7 +55695,7 @@
       </w:rPr>
     </w:lvl>
   </w:abstractNum>
-  <w:abstractNum w:abstractNumId="35" w15:restartNumberingAfterBreak="0">
+  <w:abstractNum w:abstractNumId="36" w15:restartNumberingAfterBreak="0">
     <w:nsid w:val="79C55374"/>
     <w:multiLevelType w:val="multilevel"/>
     <w:tmpl w:val="79C55374"/>
@@ -55344,112 +55785,115 @@
     </w:lvl>
   </w:abstractNum>
   <w:num w:numId="1" w16cid:durableId="474226992">
+    <w:abstractNumId w:val="14"/>
+  </w:num>
+  <w:num w:numId="2" w16cid:durableId="1796833038">
+    <w:abstractNumId w:val="26"/>
+  </w:num>
+  <w:num w:numId="3" w16cid:durableId="1384988187">
+    <w:abstractNumId w:val="9"/>
+  </w:num>
+  <w:num w:numId="4" w16cid:durableId="898249302">
+    <w:abstractNumId w:val="31"/>
+  </w:num>
+  <w:num w:numId="5" w16cid:durableId="1262567815">
+    <w:abstractNumId w:val="28"/>
+  </w:num>
+  <w:num w:numId="6" w16cid:durableId="1703241318">
+    <w:abstractNumId w:val="3"/>
+  </w:num>
+  <w:num w:numId="7" w16cid:durableId="436680516">
+    <w:abstractNumId w:val="36"/>
+  </w:num>
+  <w:num w:numId="8" w16cid:durableId="2089616750">
+    <w:abstractNumId w:val="4"/>
+  </w:num>
+  <w:num w:numId="9" w16cid:durableId="1276406924">
+    <w:abstractNumId w:val="24"/>
+  </w:num>
+  <w:num w:numId="10" w16cid:durableId="355691065">
+    <w:abstractNumId w:val="32"/>
+  </w:num>
+  <w:num w:numId="11" w16cid:durableId="1110271848">
+    <w:abstractNumId w:val="25"/>
+  </w:num>
+  <w:num w:numId="12" w16cid:durableId="1304233745">
+    <w:abstractNumId w:val="21"/>
+  </w:num>
+  <w:num w:numId="13" w16cid:durableId="2033215004">
+    <w:abstractNumId w:val="29"/>
+  </w:num>
+  <w:num w:numId="14" w16cid:durableId="155074512">
+    <w:abstractNumId w:val="1"/>
+  </w:num>
+  <w:num w:numId="15" w16cid:durableId="3408053">
+    <w:abstractNumId w:val="2"/>
+  </w:num>
+  <w:num w:numId="16" w16cid:durableId="2038307530">
+    <w:abstractNumId w:val="12"/>
+  </w:num>
+  <w:num w:numId="17" w16cid:durableId="616565843">
     <w:abstractNumId w:val="13"/>
   </w:num>
-  <w:num w:numId="2" w16cid:durableId="1796833038">
-    <w:abstractNumId w:val="25"/>
+  <w:num w:numId="18" w16cid:durableId="823858593">
+    <w:abstractNumId w:val="33"/>
   </w:num>
-  <w:num w:numId="3" w16cid:durableId="1384988187">
+  <w:num w:numId="19" w16cid:durableId="123699051">
+    <w:abstractNumId w:val="34"/>
+  </w:num>
+  <w:num w:numId="20" w16cid:durableId="1510438508">
+    <w:abstractNumId w:val="10"/>
+  </w:num>
+  <w:num w:numId="21" w16cid:durableId="1336572972">
+    <w:abstractNumId w:val="35"/>
+  </w:num>
+  <w:num w:numId="22" w16cid:durableId="1458643941">
+    <w:abstractNumId w:val="22"/>
+  </w:num>
+  <w:num w:numId="23" w16cid:durableId="215551874">
+    <w:abstractNumId w:val="7"/>
+  </w:num>
+  <w:num w:numId="24" w16cid:durableId="1265311348">
+    <w:abstractNumId w:val="15"/>
+  </w:num>
+  <w:num w:numId="25" w16cid:durableId="1782263279">
+    <w:abstractNumId w:val="6"/>
+  </w:num>
+  <w:num w:numId="26" w16cid:durableId="215895401">
+    <w:abstractNumId w:val="17"/>
+  </w:num>
+  <w:num w:numId="27" w16cid:durableId="301204426">
+    <w:abstractNumId w:val="20"/>
+  </w:num>
+  <w:num w:numId="28" w16cid:durableId="802314312">
+    <w:abstractNumId w:val="5"/>
+  </w:num>
+  <w:num w:numId="29" w16cid:durableId="2128548511">
+    <w:abstractNumId w:val="18"/>
+  </w:num>
+  <w:num w:numId="30" w16cid:durableId="113989894">
     <w:abstractNumId w:val="8"/>
   </w:num>
-  <w:num w:numId="4" w16cid:durableId="898249302">
+  <w:num w:numId="31" w16cid:durableId="1782645396">
+    <w:abstractNumId w:val="19"/>
+  </w:num>
+  <w:num w:numId="32" w16cid:durableId="321858062">
     <w:abstractNumId w:val="30"/>
   </w:num>
-  <w:num w:numId="5" w16cid:durableId="1262567815">
+  <w:num w:numId="33" w16cid:durableId="1121995744">
     <w:abstractNumId w:val="27"/>
   </w:num>
-  <w:num w:numId="6" w16cid:durableId="1703241318">
-    <w:abstractNumId w:val="2"/>
+  <w:num w:numId="34" w16cid:durableId="1574005418">
+    <w:abstractNumId w:val="16"/>
   </w:num>
-  <w:num w:numId="7" w16cid:durableId="436680516">
-    <w:abstractNumId w:val="35"/>
+  <w:num w:numId="35" w16cid:durableId="594820969">
+    <w:abstractNumId w:val="11"/>
   </w:num>
-  <w:num w:numId="8" w16cid:durableId="2089616750">
-    <w:abstractNumId w:val="3"/>
-  </w:num>
-  <w:num w:numId="9" w16cid:durableId="1276406924">
+  <w:num w:numId="36" w16cid:durableId="1377268316">
     <w:abstractNumId w:val="23"/>
   </w:num>
-  <w:num w:numId="10" w16cid:durableId="355691065">
-    <w:abstractNumId w:val="31"/>
-  </w:num>
-  <w:num w:numId="11" w16cid:durableId="1110271848">
-    <w:abstractNumId w:val="24"/>
-  </w:num>
-  <w:num w:numId="12" w16cid:durableId="1304233745">
-    <w:abstractNumId w:val="20"/>
-  </w:num>
-  <w:num w:numId="13" w16cid:durableId="2033215004">
-    <w:abstractNumId w:val="28"/>
-  </w:num>
-  <w:num w:numId="14" w16cid:durableId="155074512">
+  <w:num w:numId="37" w16cid:durableId="393353768">
     <w:abstractNumId w:val="0"/>
-  </w:num>
-  <w:num w:numId="15" w16cid:durableId="3408053">
-    <w:abstractNumId w:val="1"/>
-  </w:num>
-  <w:num w:numId="16" w16cid:durableId="2038307530">
-    <w:abstractNumId w:val="11"/>
-  </w:num>
-  <w:num w:numId="17" w16cid:durableId="616565843">
-    <w:abstractNumId w:val="12"/>
-  </w:num>
-  <w:num w:numId="18" w16cid:durableId="823858593">
-    <w:abstractNumId w:val="32"/>
-  </w:num>
-  <w:num w:numId="19" w16cid:durableId="123699051">
-    <w:abstractNumId w:val="33"/>
-  </w:num>
-  <w:num w:numId="20" w16cid:durableId="1510438508">
-    <w:abstractNumId w:val="9"/>
-  </w:num>
-  <w:num w:numId="21" w16cid:durableId="1336572972">
-    <w:abstractNumId w:val="34"/>
-  </w:num>
-  <w:num w:numId="22" w16cid:durableId="1458643941">
-    <w:abstractNumId w:val="21"/>
-  </w:num>
-  <w:num w:numId="23" w16cid:durableId="215551874">
-    <w:abstractNumId w:val="6"/>
-  </w:num>
-  <w:num w:numId="24" w16cid:durableId="1265311348">
-    <w:abstractNumId w:val="14"/>
-  </w:num>
-  <w:num w:numId="25" w16cid:durableId="1782263279">
-    <w:abstractNumId w:val="5"/>
-  </w:num>
-  <w:num w:numId="26" w16cid:durableId="215895401">
-    <w:abstractNumId w:val="16"/>
-  </w:num>
-  <w:num w:numId="27" w16cid:durableId="301204426">
-    <w:abstractNumId w:val="19"/>
-  </w:num>
-  <w:num w:numId="28" w16cid:durableId="802314312">
-    <w:abstractNumId w:val="4"/>
-  </w:num>
-  <w:num w:numId="29" w16cid:durableId="2128548511">
-    <w:abstractNumId w:val="17"/>
-  </w:num>
-  <w:num w:numId="30" w16cid:durableId="113989894">
-    <w:abstractNumId w:val="7"/>
-  </w:num>
-  <w:num w:numId="31" w16cid:durableId="1782645396">
-    <w:abstractNumId w:val="18"/>
-  </w:num>
-  <w:num w:numId="32" w16cid:durableId="321858062">
-    <w:abstractNumId w:val="29"/>
-  </w:num>
-  <w:num w:numId="33" w16cid:durableId="1121995744">
-    <w:abstractNumId w:val="26"/>
-  </w:num>
-  <w:num w:numId="34" w16cid:durableId="1574005418">
-    <w:abstractNumId w:val="15"/>
-  </w:num>
-  <w:num w:numId="35" w16cid:durableId="594820969">
-    <w:abstractNumId w:val="10"/>
-  </w:num>
-  <w:num w:numId="36" w16cid:durableId="1377268316">
-    <w:abstractNumId w:val="22"/>
   </w:num>
 </w:numbering>
 </file>

--- a/D21 eStation开发人员手册.docx
+++ b/D21 eStation开发人员手册.docx
@@ -6180,7 +6180,7 @@
                 <w:noProof/>
                 <w:webHidden/>
               </w:rPr>
-              <w:t>18</w:t>
+              <w:t>19</w:t>
             </w:r>
             <w:r>
               <w:rPr>
@@ -7203,7 +7203,7 @@
                 <w:lang w:val="en-CA"/>
               </w:rPr>
               <w:drawing>
-                <wp:inline distT="0" distB="0" distL="0" distR="0" wp14:anchorId="427E533C" wp14:editId="0F742274">
+                <wp:inline distT="0" distB="0" distL="0" distR="0" wp14:anchorId="427E533C" wp14:editId="5DA12B97">
                   <wp:extent cx="2592000" cy="1616400"/>
                   <wp:effectExtent l="19050" t="19050" r="18415" b="22225"/>
                   <wp:docPr id="272512217" name="图片 1"/>
@@ -8198,7 +8198,7 @@
           <w:noProof/>
           <w:sz w:val="22"/>
         </w:rPr>
-        <w:object w:dxaOrig="8209" w:dyaOrig="3311" w14:anchorId="5EE22F0C">
+        <w:object w:dxaOrig="8209" w:dyaOrig="3311" w14:anchorId="485732E1">
           <v:shapetype id="_x0000_t75" coordsize="21600,21600" o:spt="75" o:preferrelative="t" path="m@4@5l@4@11@9@11@9@5xe" filled="f" stroked="f">
             <v:stroke joinstyle="miter"/>
             <v:formulas>
@@ -8221,7 +8221,7 @@
           <v:shape id="_x0000_i1027" type="#_x0000_t75" alt="" style="width:411.95pt;height:165.25pt;mso-width-percent:0;mso-height-percent:0;mso-width-percent:0;mso-height-percent:0" o:ole="">
             <v:imagedata r:id="rId15" o:title=""/>
           </v:shape>
-          <o:OLEObject Type="Embed" ProgID="Visio.Drawing.15" ShapeID="_x0000_i1027" DrawAspect="Content" ObjectID="_1837601209" r:id="rId16"/>
+          <o:OLEObject Type="Embed" ProgID="Visio.Drawing.15" ShapeID="_x0000_i1027" DrawAspect="Content" ObjectID="_1837684130" r:id="rId16"/>
         </w:object>
       </w:r>
     </w:p>
@@ -9188,11 +9188,11 @@
           <w:noProof/>
           <w:sz w:val="22"/>
         </w:rPr>
-        <w:object w:dxaOrig="7310" w:dyaOrig="900" w14:anchorId="135C4266">
+        <w:object w:dxaOrig="7310" w:dyaOrig="900" w14:anchorId="2453C01B">
           <v:shape id="_x0000_i1026" type="#_x0000_t75" alt="" style="width:365.9pt;height:46.05pt;mso-width-percent:0;mso-height-percent:0;mso-width-percent:0;mso-height-percent:0" o:ole="">
             <v:imagedata r:id="rId17" o:title=""/>
           </v:shape>
-          <o:OLEObject Type="Embed" ProgID="Visio.Drawing.15" ShapeID="_x0000_i1026" DrawAspect="Content" ObjectID="_1837601210" r:id="rId18"/>
+          <o:OLEObject Type="Embed" ProgID="Visio.Drawing.15" ShapeID="_x0000_i1026" DrawAspect="Content" ObjectID="_1837684131" r:id="rId18"/>
         </w:object>
       </w:r>
     </w:p>
@@ -11282,11 +11282,11 @@
         <w:rPr>
           <w:noProof/>
         </w:rPr>
-        <w:object w:dxaOrig="6880" w:dyaOrig="7151" w14:anchorId="22405EAE">
+        <w:object w:dxaOrig="6880" w:dyaOrig="7151" w14:anchorId="29700B5B">
           <v:shape id="_x0000_i1025" type="#_x0000_t75" alt="" style="width:344.05pt;height:5in;mso-width-percent:0;mso-height-percent:0;mso-width-percent:0;mso-height-percent:0" o:ole="">
             <v:imagedata r:id="rId25" o:title=""/>
           </v:shape>
-          <o:OLEObject Type="Embed" ProgID="Visio.Drawing.15" ShapeID="_x0000_i1025" DrawAspect="Content" ObjectID="_1837601211" r:id="rId26"/>
+          <o:OLEObject Type="Embed" ProgID="Visio.Drawing.15" ShapeID="_x0000_i1025" DrawAspect="Content" ObjectID="_1837684132" r:id="rId26"/>
         </w:object>
       </w:r>
     </w:p>
@@ -21991,7 +21991,7 @@
         <w:ind w:firstLineChars="0"/>
         <w:jc w:val="left"/>
         <w:rPr>
-          <w:rFonts w:eastAsiaTheme="minorHAnsi" w:cs="Calibri" w:hint="eastAsia"/>
+          <w:rFonts w:eastAsiaTheme="minorHAnsi" w:cs="Calibri"/>
           <w:color w:val="FF0000"/>
           <w:sz w:val="22"/>
         </w:rPr>
@@ -23733,9 +23733,17 @@
       <w:r>
         <w:rPr>
           <w:rFonts w:eastAsiaTheme="minorHAnsi" w:cs="Calibri" w:hint="eastAsia"/>
-          <w:sz w:val="22"/>
-        </w:rPr>
-        <w:t>BGRA，否则会出现颜色解析错误或者</w:t>
+          <w:color w:val="EE0000"/>
+          <w:sz w:val="22"/>
+        </w:rPr>
+        <w:t>BGRA</w:t>
+      </w:r>
+      <w:r>
+        <w:rPr>
+          <w:rFonts w:eastAsiaTheme="minorHAnsi" w:cs="Calibri" w:hint="eastAsia"/>
+          <w:sz w:val="22"/>
+        </w:rPr>
+        <w:t>，否则会出现颜色解析错误或者</w:t>
       </w:r>
       <w:r>
         <w:rPr>
@@ -25679,7 +25687,7 @@
             <w:pPr>
               <w:jc w:val="left"/>
               <w:rPr>
-                <w:rFonts w:eastAsiaTheme="minorHAnsi" w:cs="Calibri" w:hint="eastAsia"/>
+                <w:rFonts w:eastAsiaTheme="minorHAnsi" w:cs="Calibri"/>
                 <w:sz w:val="22"/>
               </w:rPr>
             </w:pPr>
@@ -26034,7 +26042,7 @@
       <w:pPr>
         <w:ind w:firstLine="420"/>
         <w:rPr>
-          <w:rFonts w:eastAsiaTheme="minorHAnsi" w:cs="Calibri"/>
+          <w:rFonts w:eastAsiaTheme="minorHAnsi" w:cs="Calibri" w:hint="eastAsia"/>
           <w:sz w:val="22"/>
         </w:rPr>
       </w:pPr>
@@ -26069,6 +26077,20 @@
           <w:sz w:val="22"/>
         </w:rPr>
         <w:t>亦支持Bmp、Jpeg、Png等图片文件。支持GZip压缩算法，此时Compress需要设置为True。</w:t>
+      </w:r>
+      <w:r>
+        <w:rPr>
+          <w:rFonts w:eastAsiaTheme="minorHAnsi" w:cs="Calibri" w:hint="eastAsia"/>
+          <w:sz w:val="22"/>
+        </w:rPr>
+        <w:t>对于图像尺寸的处理，不同于taskESL，请严格按照产品型号中定义的屏幕像素设置图片</w:t>
+      </w:r>
+      <w:r>
+        <w:rPr>
+          <w:rFonts w:eastAsiaTheme="minorHAnsi" w:cs="Calibri" w:hint="eastAsia"/>
+          <w:sz w:val="22"/>
+        </w:rPr>
+        <w:t>尺寸。</w:t>
       </w:r>
     </w:p>
     <w:p>
@@ -27600,6 +27622,7 @@
           <w:bCs/>
           <w:sz w:val="22"/>
         </w:rPr>
+        <w:lastRenderedPageBreak/>
         <w:t>常亮：</w:t>
       </w:r>
       <w:r>
@@ -27640,7 +27663,6 @@
         <w:rPr>
           <w:rFonts w:eastAsiaTheme="minorHAnsi" w:cs="Calibri" w:hint="eastAsia"/>
         </w:rPr>
-        <w:lastRenderedPageBreak/>
         <w:t>发布DSL</w:t>
       </w:r>
       <w:r>
@@ -30582,6 +30604,7 @@
       <w:bookmarkStart w:id="68" w:name="_安全通信_1"/>
       <w:bookmarkEnd w:id="68"/>
       <w:r>
+        <w:lastRenderedPageBreak/>
         <w:tab/>
       </w:r>
       <w:r>
@@ -30644,16 +30667,7 @@
           <w:sz w:val="22"/>
           <w:szCs w:val="24"/>
         </w:rPr>
-        <w:t>，则会视为eStation的固件，下载校验完成后会立刻重启</w:t>
-      </w:r>
-      <w:r>
-        <w:rPr>
-          <w:rFonts w:asciiTheme="minorEastAsia" w:hAnsiTheme="minorEastAsia" w:hint="eastAsia"/>
-          <w:sz w:val="22"/>
-          <w:szCs w:val="24"/>
-        </w:rPr>
-        <w:lastRenderedPageBreak/>
-        <w:t>eStation</w:t>
+        <w:t>，则会视为eStation的固件，下载校验完成后会立刻重启eStation</w:t>
       </w:r>
       <w:r>
         <w:rPr>
@@ -32369,7 +32383,15 @@
           <w:rFonts w:eastAsiaTheme="minorHAnsi" w:cs="Calibri"/>
           <w:sz w:val="22"/>
         </w:rPr>
-        <w:t>将更改密钥。</w:t>
+        <w:t>将更改</w:t>
+      </w:r>
+      <w:r>
+        <w:rPr>
+          <w:rFonts w:eastAsiaTheme="minorHAnsi" w:cs="Calibri"/>
+          <w:sz w:val="22"/>
+        </w:rPr>
+        <w:lastRenderedPageBreak/>
+        <w:t>密钥。</w:t>
       </w:r>
       <w:bookmarkStart w:id="72" w:name="_Publish_configure_information"/>
       <w:bookmarkEnd w:id="72"/>
@@ -32440,7 +32462,6 @@
           <w:rFonts w:eastAsiaTheme="minorHAnsi" w:cs="Calibri" w:hint="eastAsia"/>
           <w:sz w:val="22"/>
         </w:rPr>
-        <w:lastRenderedPageBreak/>
         <w:t>仅</w:t>
       </w:r>
       <w:r>
@@ -35633,6 +35654,7 @@
                 <w:color w:val="000000"/>
                 <w:sz w:val="22"/>
               </w:rPr>
+              <w:lastRenderedPageBreak/>
               <w:t>ET0750-44</w:t>
             </w:r>
           </w:p>
@@ -36044,7 +36066,6 @@
                 <w:color w:val="000000"/>
                 <w:sz w:val="22"/>
               </w:rPr>
-              <w:lastRenderedPageBreak/>
               <w:t>ET0430-4C</w:t>
             </w:r>
           </w:p>
@@ -42773,7 +42794,7 @@
         </w:numPr>
         <w:ind w:firstLineChars="0"/>
         <w:rPr>
-          <w:rFonts w:eastAsiaTheme="minorHAnsi" w:cs="Calibri" w:hint="eastAsia"/>
+          <w:rFonts w:eastAsiaTheme="minorHAnsi" w:cs="Calibri"/>
           <w:sz w:val="22"/>
           <w:szCs w:val="24"/>
         </w:rPr>
@@ -42806,6 +42827,7 @@
         <w:rPr>
           <w:rFonts w:eastAsiaTheme="minorHAnsi" w:cs="Calibri" w:hint="eastAsia"/>
         </w:rPr>
+        <w:lastRenderedPageBreak/>
         <w:t>Pattern</w:t>
       </w:r>
       <w:bookmarkEnd w:id="89"/>
@@ -42901,7 +42923,6 @@
                 <w:kern w:val="0"/>
                 <w:sz w:val="22"/>
               </w:rPr>
-              <w:lastRenderedPageBreak/>
               <w:t>UpdateDisplay</w:t>
             </w:r>
           </w:p>
@@ -44708,7 +44729,14 @@
         <w:rPr>
           <w:rFonts w:hint="eastAsia"/>
         </w:rPr>
-        <w:t>的配置、状态、参数等信息。其中ID、MAC、App</w:t>
+        <w:t>的配置、状态、参数等信息。其中ID、MAC、</w:t>
+      </w:r>
+      <w:r>
+        <w:rPr>
+          <w:rFonts w:hint="eastAsia"/>
+        </w:rPr>
+        <w:lastRenderedPageBreak/>
+        <w:t>App</w:t>
       </w:r>
       <w:r>
         <w:t>Version</w:t>
@@ -44835,7 +44863,6 @@
                 <w:sz w:val="19"/>
                 <w:szCs w:val="19"/>
               </w:rPr>
-              <w:lastRenderedPageBreak/>
               <w:t>[MessagePackObject]</w:t>
             </w:r>
           </w:p>
@@ -46136,6 +46163,7 @@
                 <w:sz w:val="19"/>
                 <w:szCs w:val="19"/>
               </w:rPr>
+              <w:lastRenderedPageBreak/>
               <w:t xml:space="preserve">    /// &lt;/summary&gt;</w:t>
             </w:r>
           </w:p>
@@ -46266,7 +46294,6 @@
                 <w:sz w:val="19"/>
                 <w:szCs w:val="19"/>
               </w:rPr>
-              <w:lastRenderedPageBreak/>
               <w:t xml:space="preserve">    /// &lt;/summary&gt;</w:t>
             </w:r>
           </w:p>
@@ -47539,6 +47566,7 @@
                 <w:sz w:val="19"/>
                 <w:szCs w:val="19"/>
               </w:rPr>
+              <w:lastRenderedPageBreak/>
               <w:t xml:space="preserve">    /// Auto network</w:t>
             </w:r>
           </w:p>
@@ -47669,7 +47697,6 @@
                 <w:sz w:val="19"/>
                 <w:szCs w:val="19"/>
               </w:rPr>
-              <w:lastRenderedPageBreak/>
               <w:t xml:space="preserve">    /// Local IP, empty if auto network</w:t>
             </w:r>
           </w:p>
@@ -48952,6 +48979,7 @@
                 <w:sz w:val="19"/>
                 <w:szCs w:val="19"/>
               </w:rPr>
+              <w:lastRenderedPageBreak/>
               <w:t xml:space="preserve">    [Key(6)]</w:t>
             </w:r>
           </w:p>
@@ -49082,7 +49110,6 @@
                 <w:sz w:val="19"/>
                 <w:szCs w:val="19"/>
               </w:rPr>
-              <w:lastRenderedPageBreak/>
               <w:t xml:space="preserve">    public string OldKey { get; set; }</w:t>
             </w:r>
           </w:p>
@@ -50379,6 +50406,7 @@
                 <w:sz w:val="19"/>
                 <w:szCs w:val="19"/>
               </w:rPr>
+              <w:lastRenderedPageBreak/>
               <w:t>{</w:t>
             </w:r>
           </w:p>
@@ -50509,7 +50537,6 @@
                 <w:sz w:val="19"/>
                 <w:szCs w:val="19"/>
               </w:rPr>
-              <w:lastRenderedPageBreak/>
               <w:t xml:space="preserve">    public string TagID { get; set; } = string.Empty;</w:t>
             </w:r>
           </w:p>
@@ -51850,6 +51877,7 @@
                 <w:sz w:val="19"/>
                 <w:szCs w:val="19"/>
               </w:rPr>
+              <w:lastRenderedPageBreak/>
               <w:t xml:space="preserve">    public byte Count { get; set; } = 0;</w:t>
             </w:r>
           </w:p>
